--- a/Fundamentals Of Computing Milestone 1.docx
+++ b/Fundamentals Of Computing Milestone 1.docx
@@ -73,7 +73,7 @@
                         <pic:nvPr/>
                       </pic:nvPicPr>
                       <pic:blipFill rotWithShape="1">
-                        <a:blip r:embed="rId18"/>
+                        <a:blip r:embed="rId17"/>
                         <a:stretch/>
                       </pic:blipFill>
                       <pic:spPr bwMode="auto">
@@ -120,7 +120,7 @@
                 <o:lock v:ext="edit" aspectratio="t"/>
               </v:shapetype>
               <v:shape id="_x0000_i0" o:spid="_x0000_s0" type="#_x0000_t75" style="position:absolute;z-index:-251658240;o:allowoverlap:true;o:allowincell:true;mso-position-horizontal-relative:margin;margin-left:312.55pt;mso-position-horizontal:absolute;mso-position-vertical-relative:text;margin-top:-61.15pt;mso-position-vertical:absolute;width:170.25pt;height:99.00pt;mso-wrap-distance-left:9.00pt;mso-wrap-distance-top:0.00pt;mso-wrap-distance-right:9.00pt;mso-wrap-distance-bottom:0.00pt;z-index:1;" stroked="false">
-                <v:imagedata r:id="rId18" o:title=""/>
+                <v:imagedata r:id="rId17" o:title=""/>
                 <o:lock v:ext="edit" rotation="t"/>
               </v:shape>
             </w:pict>
@@ -153,7 +153,7 @@
                         <pic:nvPr/>
                       </pic:nvPicPr>
                       <pic:blipFill rotWithShape="1">
-                        <a:blip r:embed="rId19"/>
+                        <a:blip r:embed="rId18"/>
                         <a:stretch/>
                       </pic:blipFill>
                       <pic:spPr bwMode="auto">
@@ -195,7 +195,7 @@
               </v:shapetype>
               <v:shape id="_x0000_i1" o:spid="_x0000_s1" type="#_x0000_t75" style="position:absolute;z-index:251657216;o:allowoverlap:true;o:allowincell:true;mso-position-horizontal-relative:text;margin-left:168.30pt;mso-position-horizontal:absolute;mso-position-vertical-relative:text;margin-top:18.90pt;mso-position-vertical:absolute;width:138.00pt;height:135.60pt;mso-wrap-distance-left:9.00pt;mso-wrap-distance-top:0.00pt;mso-wrap-distance-right:9.00pt;mso-wrap-distance-bottom:0.00pt;z-index:1;">
                 <w10:wrap type="square"/>
-                <v:imagedata r:id="rId19" o:title=""/>
+                <v:imagedata r:id="rId18" o:title=""/>
                 <o:lock v:ext="edit" rotation="t"/>
               </v:shape>
             </w:pict>
@@ -952,7 +952,7 @@
     </w:p>
     <w:tbl>
       <w:tblPr>
-        <w:tblStyle w:val="917"/>
+        <w:tblStyle w:val="919"/>
         <w:tblW w:w="0" w:type="auto"/>
         <w:tblBorders/>
         <w:tblpPr w:horzAnchor="margin" w:tblpXSpec="right" w:vertAnchor="text" w:tblpY="-83" w:leftFromText="180" w:topFromText="0" w:rightFromText="180" w:bottomFromText="0"/>
@@ -1130,7 +1130,7 @@
         <w:sdtContent>
           <w:r>
             <w:rPr>
-              <w:rStyle w:val="936"/>
+              <w:rStyle w:val="938"/>
             </w:rPr>
             <w:t xml:space="preserve">Click or tap to enter a date.</w:t>
           </w:r>
@@ -1245,7 +1245,7 @@
       <w:sdtContent>
         <w:p>
           <w:pPr>
-            <w:pStyle w:val="921"/>
+            <w:pStyle w:val="923"/>
             <w:pBdr/>
             <w:spacing/>
             <w:ind/>
@@ -1272,7 +1272,7 @@
         </w:p>
         <w:p>
           <w:pPr>
-            <w:pStyle w:val="922"/>
+            <w:pStyle w:val="924"/>
             <w:pBdr/>
             <w:tabs>
               <w:tab w:val="right" w:leader="dot" w:pos="9360"/>
@@ -1297,30 +1297,30 @@
           <w:hyperlink w:tooltip="#_Toc1" w:anchor="_Toc1" w:history="1">
             <w:r>
               <w:rPr>
-                <w:rStyle w:val="924"/>
+                <w:rStyle w:val="926"/>
               </w:rPr>
             </w:r>
             <w:r>
               <w:rPr>
-                <w:rStyle w:val="924"/>
+                <w:rStyle w:val="926"/>
               </w:rPr>
               <w:t xml:space="preserve">1. </w:t>
             </w:r>
             <w:r>
               <w:rPr>
-                <w:rStyle w:val="924"/>
+                <w:rStyle w:val="926"/>
               </w:rPr>
               <w:t xml:space="preserve"> </w:t>
             </w:r>
             <w:r>
               <w:rPr>
-                <w:rStyle w:val="924"/>
+                <w:rStyle w:val="926"/>
               </w:rPr>
               <w:t xml:space="preserve">Introduction</w:t>
             </w:r>
             <w:r>
               <w:rPr>
-                <w:rStyle w:val="924"/>
+                <w:rStyle w:val="926"/>
               </w:rPr>
             </w:r>
             <w:r>
@@ -1339,7 +1339,7 @@
         </w:p>
         <w:p>
           <w:pPr>
-            <w:pStyle w:val="923"/>
+            <w:pStyle w:val="925"/>
             <w:pBdr/>
             <w:tabs>
               <w:tab w:val="left" w:leader="none" w:pos="1134"/>
@@ -1362,24 +1362,24 @@
             </w:r>
             <w:r>
               <w:rPr>
-                <w:rStyle w:val="924"/>
+                <w:rStyle w:val="926"/>
               </w:rPr>
             </w:r>
             <w:r>
               <w:rPr>
-                <w:rStyle w:val="924"/>
+                <w:rStyle w:val="926"/>
               </w:rPr>
               <w:t xml:space="preserve">Project Description</w:t>
             </w:r>
             <w:r>
               <w:rPr>
-                <w:rStyle w:val="924"/>
+                <w:rStyle w:val="926"/>
               </w:rPr>
               <w:t xml:space="preserve"> </w:t>
             </w:r>
             <w:r>
               <w:rPr>
-                <w:rStyle w:val="924"/>
+                <w:rStyle w:val="926"/>
               </w:rPr>
             </w:r>
             <w:r>
@@ -1398,7 +1398,7 @@
         </w:p>
         <w:p>
           <w:pPr>
-            <w:pStyle w:val="923"/>
+            <w:pStyle w:val="925"/>
             <w:pBdr/>
             <w:tabs>
               <w:tab w:val="right" w:leader="dot" w:pos="9360"/>
@@ -1411,18 +1411,18 @@
           <w:hyperlink w:tooltip="#_Toc3" w:anchor="_Toc3" w:history="1">
             <w:r>
               <w:rPr>
-                <w:rStyle w:val="924"/>
+                <w:rStyle w:val="926"/>
               </w:rPr>
             </w:r>
             <w:r>
               <w:rPr>
-                <w:rStyle w:val="924"/>
+                <w:rStyle w:val="926"/>
               </w:rPr>
               <w:t xml:space="preserve">1.2 Project Goals</w:t>
             </w:r>
             <w:r>
               <w:rPr>
-                <w:rStyle w:val="924"/>
+                <w:rStyle w:val="926"/>
               </w:rPr>
             </w:r>
             <w:r>
@@ -1441,7 +1441,7 @@
         </w:p>
         <w:p>
           <w:pPr>
-            <w:pStyle w:val="923"/>
+            <w:pStyle w:val="925"/>
             <w:pBdr/>
             <w:tabs>
               <w:tab w:val="left" w:leader="none" w:pos="1134"/>
@@ -1464,30 +1464,30 @@
             </w:r>
             <w:r>
               <w:rPr>
-                <w:rStyle w:val="924"/>
+                <w:rStyle w:val="926"/>
               </w:rPr>
             </w:r>
             <w:r>
               <w:rPr>
-                <w:rStyle w:val="924"/>
+                <w:rStyle w:val="926"/>
               </w:rPr>
               <w:t xml:space="preserve">Project </w:t>
             </w:r>
             <w:r>
               <w:rPr>
-                <w:rStyle w:val="924"/>
+                <w:rStyle w:val="926"/>
               </w:rPr>
               <w:t xml:space="preserve">Objective</w:t>
             </w:r>
             <w:r>
               <w:rPr>
-                <w:rStyle w:val="924"/>
+                <w:rStyle w:val="926"/>
               </w:rPr>
               <w:t xml:space="preserve"> </w:t>
             </w:r>
             <w:r>
               <w:rPr>
-                <w:rStyle w:val="924"/>
+                <w:rStyle w:val="926"/>
               </w:rPr>
             </w:r>
             <w:r>
@@ -1506,7 +1506,7 @@
         </w:p>
         <w:p>
           <w:pPr>
-            <w:pStyle w:val="922"/>
+            <w:pStyle w:val="924"/>
             <w:pBdr/>
             <w:tabs>
               <w:tab w:val="right" w:leader="dot" w:pos="9360"/>
@@ -1519,18 +1519,18 @@
           <w:hyperlink w:tooltip="#_Toc5" w:anchor="_Toc5" w:history="1">
             <w:r>
               <w:rPr>
-                <w:rStyle w:val="924"/>
+                <w:rStyle w:val="926"/>
               </w:rPr>
             </w:r>
             <w:r>
               <w:rPr>
-                <w:rStyle w:val="924"/>
+                <w:rStyle w:val="926"/>
               </w:rPr>
               <w:t xml:space="preserve">2. Discussion and Analysis </w:t>
             </w:r>
             <w:r>
               <w:rPr>
-                <w:rStyle w:val="924"/>
+                <w:rStyle w:val="926"/>
               </w:rPr>
             </w:r>
             <w:r>
@@ -1549,7 +1549,7 @@
         </w:p>
         <w:p>
           <w:pPr>
-            <w:pStyle w:val="922"/>
+            <w:pStyle w:val="924"/>
             <w:pBdr/>
             <w:tabs>
               <w:tab w:val="right" w:leader="dot" w:pos="9360"/>
@@ -1562,24 +1562,24 @@
           <w:hyperlink w:tooltip="#_Toc6" w:anchor="_Toc6" w:history="1">
             <w:r>
               <w:rPr>
-                <w:rStyle w:val="924"/>
+                <w:rStyle w:val="926"/>
               </w:rPr>
             </w:r>
             <w:r>
               <w:rPr>
-                <w:rStyle w:val="924"/>
+                <w:rStyle w:val="926"/>
               </w:rPr>
               <w:t xml:space="preserve">3. </w:t>
             </w:r>
             <w:r>
               <w:rPr>
-                <w:rStyle w:val="924"/>
+                <w:rStyle w:val="926"/>
               </w:rPr>
               <w:t xml:space="preserve">Algorithm </w:t>
             </w:r>
             <w:r>
               <w:rPr>
-                <w:rStyle w:val="924"/>
+                <w:rStyle w:val="926"/>
               </w:rPr>
             </w:r>
             <w:r>
@@ -1598,7 +1598,7 @@
         </w:p>
         <w:p>
           <w:pPr>
-            <w:pStyle w:val="922"/>
+            <w:pStyle w:val="924"/>
             <w:pBdr/>
             <w:tabs>
               <w:tab w:val="right" w:leader="dot" w:pos="9360"/>
@@ -1611,24 +1611,24 @@
           <w:hyperlink w:tooltip="#_Toc7" w:anchor="_Toc7" w:history="1">
             <w:r>
               <w:rPr>
-                <w:rStyle w:val="924"/>
+                <w:rStyle w:val="926"/>
               </w:rPr>
             </w:r>
             <w:r>
               <w:rPr>
-                <w:rStyle w:val="924"/>
+                <w:rStyle w:val="926"/>
               </w:rPr>
               <w:t xml:space="preserve">4. </w:t>
             </w:r>
             <w:r>
               <w:rPr>
-                <w:rStyle w:val="924"/>
+                <w:rStyle w:val="926"/>
               </w:rPr>
               <w:t xml:space="preserve">Data Structures</w:t>
             </w:r>
             <w:r>
               <w:rPr>
-                <w:rStyle w:val="924"/>
+                <w:rStyle w:val="926"/>
               </w:rPr>
             </w:r>
             <w:r>
@@ -1647,7 +1647,7 @@
         </w:p>
         <w:p>
           <w:pPr>
-            <w:pStyle w:val="923"/>
+            <w:pStyle w:val="925"/>
             <w:pBdr/>
             <w:tabs>
               <w:tab w:val="right" w:leader="dot" w:pos="9360"/>
@@ -1660,24 +1660,24 @@
           <w:hyperlink w:tooltip="#_Toc8" w:anchor="_Toc8" w:history="1">
             <w:r>
               <w:rPr>
-                <w:rStyle w:val="924"/>
+                <w:rStyle w:val="926"/>
               </w:rPr>
             </w:r>
             <w:r>
               <w:rPr>
-                <w:rStyle w:val="924"/>
+                <w:rStyle w:val="926"/>
               </w:rPr>
               <w:t xml:space="preserve">4.1 </w:t>
             </w:r>
             <w:r>
               <w:rPr>
-                <w:rStyle w:val="924"/>
+                <w:rStyle w:val="926"/>
               </w:rPr>
               <w:t xml:space="preserve">Numeric Data Types</w:t>
             </w:r>
             <w:r>
               <w:rPr>
-                <w:rStyle w:val="924"/>
+                <w:rStyle w:val="926"/>
               </w:rPr>
             </w:r>
             <w:r>
@@ -1696,7 +1696,7 @@
         </w:p>
         <w:p>
           <w:pPr>
-            <w:pStyle w:val="930"/>
+            <w:pStyle w:val="932"/>
             <w:pBdr/>
             <w:tabs>
               <w:tab w:val="right" w:leader="dot" w:pos="9360"/>
@@ -1709,24 +1709,24 @@
           <w:hyperlink w:tooltip="#_Toc9" w:anchor="_Toc9" w:history="1">
             <w:r>
               <w:rPr>
-                <w:rStyle w:val="924"/>
+                <w:rStyle w:val="926"/>
               </w:rPr>
             </w:r>
             <w:r>
               <w:rPr>
-                <w:rStyle w:val="924"/>
+                <w:rStyle w:val="926"/>
               </w:rPr>
               <w:t xml:space="preserve">4.1.1 </w:t>
             </w:r>
             <w:r>
               <w:rPr>
-                <w:rStyle w:val="924"/>
+                <w:rStyle w:val="926"/>
               </w:rPr>
               <w:t xml:space="preserve">Integers </w:t>
             </w:r>
             <w:r>
               <w:rPr>
-                <w:rStyle w:val="924"/>
+                <w:rStyle w:val="926"/>
               </w:rPr>
             </w:r>
             <w:r>
@@ -1745,7 +1745,7 @@
         </w:p>
         <w:p>
           <w:pPr>
-            <w:pStyle w:val="930"/>
+            <w:pStyle w:val="932"/>
             <w:pBdr/>
             <w:tabs>
               <w:tab w:val="right" w:leader="dot" w:pos="9360"/>
@@ -1758,24 +1758,24 @@
           <w:hyperlink w:tooltip="#_Toc10" w:anchor="_Toc10" w:history="1">
             <w:r>
               <w:rPr>
-                <w:rStyle w:val="924"/>
+                <w:rStyle w:val="926"/>
               </w:rPr>
             </w:r>
             <w:r>
               <w:rPr>
-                <w:rStyle w:val="924"/>
+                <w:rStyle w:val="926"/>
               </w:rPr>
               <w:t xml:space="preserve">4.1.2 </w:t>
             </w:r>
             <w:r>
               <w:rPr>
-                <w:rStyle w:val="924"/>
+                <w:rStyle w:val="926"/>
               </w:rPr>
               <w:t xml:space="preserve">Floating Points </w:t>
             </w:r>
             <w:r>
               <w:rPr>
-                <w:rStyle w:val="924"/>
+                <w:rStyle w:val="926"/>
               </w:rPr>
             </w:r>
             <w:r>
@@ -1794,7 +1794,7 @@
         </w:p>
         <w:p>
           <w:pPr>
-            <w:pStyle w:val="923"/>
+            <w:pStyle w:val="925"/>
             <w:pBdr/>
             <w:tabs>
               <w:tab w:val="right" w:leader="dot" w:pos="9360"/>
@@ -1807,18 +1807,18 @@
           <w:hyperlink w:tooltip="#_Toc11" w:anchor="_Toc11" w:history="1">
             <w:r>
               <w:rPr>
-                <w:rStyle w:val="924"/>
+                <w:rStyle w:val="926"/>
               </w:rPr>
             </w:r>
             <w:r>
               <w:rPr>
-                <w:rStyle w:val="924"/>
+                <w:rStyle w:val="926"/>
               </w:rPr>
               <w:t xml:space="preserve">4.1.3 Complex Numbers</w:t>
             </w:r>
             <w:r>
               <w:rPr>
-                <w:rStyle w:val="924"/>
+                <w:rStyle w:val="926"/>
               </w:rPr>
             </w:r>
             <w:r>
@@ -1837,7 +1837,7 @@
         </w:p>
         <w:p>
           <w:pPr>
-            <w:pStyle w:val="923"/>
+            <w:pStyle w:val="925"/>
             <w:pBdr/>
             <w:tabs>
               <w:tab w:val="right" w:leader="dot" w:pos="9360"/>
@@ -1850,30 +1850,30 @@
           <w:hyperlink w:tooltip="#_Toc12" w:anchor="_Toc12" w:history="1">
             <w:r>
               <w:rPr>
-                <w:rStyle w:val="924"/>
+                <w:rStyle w:val="926"/>
               </w:rPr>
             </w:r>
             <w:r>
               <w:rPr>
-                <w:rStyle w:val="924"/>
+                <w:rStyle w:val="926"/>
               </w:rPr>
               <w:t xml:space="preserve">4.</w:t>
             </w:r>
             <w:r>
               <w:rPr>
-                <w:rStyle w:val="924"/>
+                <w:rStyle w:val="926"/>
               </w:rPr>
               <w:t xml:space="preserve">2 </w:t>
             </w:r>
             <w:r>
               <w:rPr>
-                <w:rStyle w:val="924"/>
+                <w:rStyle w:val="926"/>
               </w:rPr>
               <w:t xml:space="preserve">T</w:t>
             </w:r>
             <w:r>
               <w:rPr>
-                <w:rStyle w:val="924"/>
+                <w:rStyle w:val="926"/>
               </w:rPr>
             </w:r>
             <w:r>
@@ -1964,7 +1964,7 @@
         <w:ind/>
         <w:rPr/>
         <w:sectPr>
-          <w:footerReference w:type="default" r:id="rId12"/>
+          <w:footerReference w:type="default" r:id="rId11"/>
           <w:footnotePr/>
           <w:endnotePr/>
           <w:type w:val="nextPage"/>
@@ -1981,27 +1981,7 @@
     </w:p>
     <w:p>
       <w:pPr>
-        <w:pBdr/>
-        <w:spacing/>
-        <w:ind/>
-        <w:rPr/>
-        <w:sectPr>
-          <w:headerReference w:type="default" r:id="rId10"/>
-          <w:footnotePr/>
-          <w:endnotePr/>
-          <w:type w:val="nextPage"/>
-          <w:pgSz w:h="15840" w:orient="portrait" w:w="12240"/>
-          <w:pgMar w:top="1440" w:right="1440" w:bottom="1440" w:left="1440" w:header="720" w:footer="720" w:gutter="0"/>
-          <w:pgNumType w:start="1"/>
-          <w:cols w:num="1" w:sep="0" w:space="720" w:equalWidth="1"/>
-        </w:sectPr>
-      </w:pPr>
-      <w:r/>
-      <w:r/>
-    </w:p>
-    <w:p>
-      <w:pPr>
-        <w:pStyle w:val="907"/>
+        <w:pStyle w:val="909"/>
         <w:pBdr/>
         <w:spacing/>
         <w:ind/>
@@ -2034,7 +2014,7 @@
     </w:p>
     <w:p>
       <w:pPr>
-        <w:pStyle w:val="908"/>
+        <w:pStyle w:val="910"/>
         <w:numPr>
           <w:ilvl w:val="1"/>
           <w:numId w:val="1"/>
@@ -2185,7 +2165,7 @@
     </w:p>
     <w:p>
       <w:pPr>
-        <w:pStyle w:val="908"/>
+        <w:pStyle w:val="910"/>
         <w:pBdr/>
         <w:spacing w:line="360" w:lineRule="auto"/>
         <w:ind/>
@@ -2250,7 +2230,7 @@
     </w:p>
     <w:p>
       <w:pPr>
-        <w:pStyle w:val="908"/>
+        <w:pStyle w:val="910"/>
         <w:numPr>
           <w:ilvl w:val="1"/>
           <w:numId w:val="1"/>
@@ -2338,7 +2318,7 @@
     </w:p>
     <w:p>
       <w:pPr>
-        <w:pStyle w:val="920"/>
+        <w:pStyle w:val="922"/>
         <w:numPr>
           <w:ilvl w:val="0"/>
           <w:numId w:val="2"/>
@@ -2359,7 +2339,7 @@
     </w:p>
     <w:p>
       <w:pPr>
-        <w:pStyle w:val="920"/>
+        <w:pStyle w:val="922"/>
         <w:numPr>
           <w:ilvl w:val="0"/>
           <w:numId w:val="2"/>
@@ -2377,7 +2357,7 @@
     </w:p>
     <w:p>
       <w:pPr>
-        <w:pStyle w:val="920"/>
+        <w:pStyle w:val="922"/>
         <w:numPr>
           <w:ilvl w:val="0"/>
           <w:numId w:val="2"/>
@@ -2406,207 +2386,7 @@
     </w:p>
     <w:p>
       <w:pPr>
-        <w:pStyle w:val="907"/>
-        <w:pBdr/>
-        <w:spacing/>
-        <w:ind/>
-        <w:rPr/>
-      </w:pPr>
-      <w:r/>
-      <w:bookmarkStart w:id="5" w:name="_Toc5"/>
-      <w:r>
-        <w:t xml:space="preserve">2. Discussion and Analysis </w:t>
-      </w:r>
-      <w:bookmarkEnd w:id="5"/>
-      <w:r/>
-      <w:r/>
-    </w:p>
-    <w:p>
-      <w:pPr>
-        <w:pBdr/>
-        <w:spacing w:line="360" w:lineRule="auto"/>
-        <w:ind/>
-        <w:jc w:val="both"/>
-        <w:rPr/>
-      </w:pPr>
-      <w:r>
-        <w:t xml:space="preserve">The program was developed using python, p</w:t>
-      </w:r>
-      <w:r>
-        <w:t xml:space="preserve">ython is a clear and powerful object-oriented programming language, comparable to Perl, Ruby, Scheme, or Java</w:t>
-      </w:r>
-      <w:sdt>
-        <w:sdtPr>
-          <w15:appearance w15:val="boundingBox"/>
-          <w:id w:val="1486510695"/>
-          <w:rPr/>
-        </w:sdtPr>
-        <w:sdtContent>
-          <w:r>
-            <w:fldChar w:fldCharType="begin"/>
-          </w:r>
-          <w:r>
-            <w:rPr>
-              <w:lang w:val="en-US"/>
-            </w:rPr>
-            <w:instrText xml:space="preserve"> CITATION Slo \l 1033 </w:instrText>
-          </w:r>
-          <w:r>
-            <w:fldChar w:fldCharType="separate"/>
-          </w:r>
-          <w:r>
-            <w:rPr>
-              <w:lang w:val="en-US"/>
-            </w:rPr>
-            <w:t xml:space="preserve"> </w:t>
-          </w:r>
-          <w:r>
-            <w:rPr>
-              <w:lang w:val="en-US"/>
-            </w:rPr>
-            <w:t xml:space="preserve">(Kelly, 2019)</w:t>
-          </w:r>
-          <w:r>
-            <w:fldChar w:fldCharType="end"/>
-          </w:r>
-        </w:sdtContent>
-      </w:sdt>
-      <w:r>
-        <w:t xml:space="preserve">. Procedural programming paradigm was followed while the development of the program, </w:t>
-      </w:r>
-      <w:r>
-        <w:t xml:space="preserve">procedural programming is defined as the programming paradigm where the program is split into multiple sub sections of different problems and accumulate together to solve a question as group of linearly chained functions</w:t>
-      </w:r>
-      <w:sdt>
-        <w:sdtPr>
-          <w15:appearance w15:val="boundingBox"/>
-          <w:id w:val="-1170783221"/>
-          <w:rPr/>
-        </w:sdtPr>
-        <w:sdtContent>
-          <w:r>
-            <w:fldChar w:fldCharType="begin"/>
-          </w:r>
-          <w:r>
-            <w:rPr>
-              <w:lang w:val="en-US"/>
-            </w:rPr>
-            <w:instrText xml:space="preserve"> CITATION Rob07 \l 1033 </w:instrText>
-          </w:r>
-          <w:r>
-            <w:fldChar w:fldCharType="separate"/>
-          </w:r>
-          <w:r>
-            <w:rPr>
-              <w:lang w:val="en-US"/>
-            </w:rPr>
-            <w:t xml:space="preserve"> </w:t>
-          </w:r>
-          <w:r>
-            <w:rPr>
-              <w:lang w:val="en-US"/>
-            </w:rPr>
-            <w:t xml:space="preserve">(Floyd, 2007)</w:t>
-          </w:r>
-          <w:r>
-            <w:fldChar w:fldCharType="end"/>
-          </w:r>
-        </w:sdtContent>
-      </w:sdt>
-      <w:r>
-        <w:t xml:space="preserve">. </w:t>
-      </w:r>
-      <w:r/>
-    </w:p>
-    <w:p>
-      <w:pPr>
-        <w:pBdr/>
-        <w:spacing w:line="360" w:lineRule="auto"/>
-        <w:ind/>
-        <w:jc w:val="both"/>
-        <w:rPr/>
-      </w:pPr>
-      <w:r/>
-      <w:r/>
-    </w:p>
-    <w:p>
-      <w:pPr>
-        <w:pBdr/>
-        <w:spacing w:line="360" w:lineRule="auto"/>
-        <w:ind/>
-        <w:jc w:val="both"/>
-        <w:rPr/>
-      </w:pPr>
-      <w:r>
-        <w:t xml:space="preserve">Following the principles of procedural paradigms the program has been split into multiple functions which accomplish a singular task indicated by function identifiers</w:t>
-      </w:r>
-      <w:r>
-        <w:t xml:space="preserve"> i.e. function name, the program has been divided into sections such as reading file, generating a command line output</w:t>
-      </w:r>
-      <w:r>
-        <w:t xml:space="preserve"> and writing in the file. The user interacts with the program using a command line interface</w:t>
-      </w:r>
-      <w:r>
-        <w:t xml:space="preserve"> where they can </w:t>
-      </w:r>
-      <w:r>
-        <w:t xml:space="preserve">enter the number of items being purchased and it will be automatically updated in real time in the medicine inventory file. </w:t>
-      </w:r>
-      <w:r/>
-    </w:p>
-    <w:p>
-      <w:pPr>
-        <w:pBdr/>
-        <w:spacing w:line="360" w:lineRule="auto"/>
-        <w:ind/>
-        <w:jc w:val="both"/>
-        <w:rPr/>
-      </w:pPr>
-      <w:r/>
-      <w:r/>
-    </w:p>
-    <w:p>
-      <w:pPr>
-        <w:pBdr/>
-        <w:spacing w:line="360" w:lineRule="auto"/>
-        <w:ind/>
-        <w:jc w:val="both"/>
-        <w:rPr/>
-      </w:pPr>
-      <w:r>
-        <w:t xml:space="preserve">The program reads the file from ‘medicine_info.txt’ </w:t>
-      </w:r>
-      <w:r>
-        <w:t xml:space="preserve">where the file contains 50 samples of medicine information where the first column has medicine name, second column has </w:t>
-      </w:r>
-      <w:r>
-        <w:t xml:space="preserve">brand name, </w:t>
-      </w:r>
-      <w:r>
-        <w:t xml:space="preserve">third column has quantity </w:t>
-      </w:r>
-      <w:r>
-        <w:t xml:space="preserve">available in stock, </w:t>
-      </w:r>
-      <w:r>
-        <w:t xml:space="preserve">fourth column shows rate per tablet, fifth column shows rate per strip in rupees, sixth column shows number of tablets in one strip.</w:t>
-      </w:r>
-      <w:r/>
-    </w:p>
-    <w:p>
-      <w:pPr>
-        <w:pBdr/>
-        <w:spacing w:line="360" w:lineRule="auto"/>
-        <w:ind/>
-        <w:jc w:val="both"/>
-        <w:rPr/>
-      </w:pPr>
-      <w:r/>
-      <w:r/>
-    </w:p>
-    <w:p>
-      <w:pPr>
-        <w:pStyle w:val="907"/>
+        <w:pStyle w:val="909"/>
         <w:pBdr/>
         <w:spacing/>
         <w:ind/>
@@ -2615,7 +2395,13 @@
       <w:r/>
       <w:bookmarkStart w:id="6" w:name="_Toc6"/>
       <w:r>
-        <w:t xml:space="preserve">3. </w:t>
+        <w:rPr>
+          <w:lang w:val="en-US"/>
+        </w:rPr>
+        <w:t xml:space="preserve">2</w:t>
+      </w:r>
+      <w:r>
+        <w:t xml:space="preserve">. </w:t>
       </w:r>
       <w:r>
         <w:t xml:space="preserve">Algorithm </w:t>
@@ -2642,6 +2428,12 @@
         <w:rPr/>
       </w:pPr>
       <w:r>
+        <w:rPr>
+          <w:lang w:val="en-US"/>
+        </w:rPr>
+        <w:t xml:space="preserve">Step 1: </w:t>
+      </w:r>
+      <w:r>
         <w:t xml:space="preserve">Start </w:t>
       </w:r>
       <w:r/>
@@ -2651,10 +2443,16 @@
         <w:pBdr/>
         <w:spacing/>
         <w:ind/>
-        <w:rPr/>
+        <w:rPr>
+          <w:highlight w:val="none"/>
+          <w:lang w:val="en-US"/>
+        </w:rPr>
       </w:pPr>
       <w:r>
-        <w:t xml:space="preserve">Initialize file path to read from </w:t>
+        <w:rPr>
+          <w:lang w:val="en-US"/>
+        </w:rPr>
+        <w:t xml:space="preserve">Step 2: Set file path, path = “medicine_info.txt”</w:t>
       </w:r>
       <w:r/>
     </w:p>
@@ -2663,6 +2461,123 @@
         <w:pBdr/>
         <w:spacing/>
         <w:ind/>
+        <w:rPr>
+          <w:highlight w:val="none"/>
+          <w:lang w:val="en-US"/>
+        </w:rPr>
+      </w:pPr>
+      <w:r>
+        <w:rPr>
+          <w:highlight w:val="none"/>
+          <w:lang w:val="en-US"/>
+        </w:rPr>
+        <w:t xml:space="preserve">Step 3: Define a function to read the file</w:t>
+      </w:r>
+      <w:r/>
+    </w:p>
+    <w:p>
+      <w:pPr>
+        <w:pBdr/>
+        <w:spacing/>
+        <w:ind w:firstLine="720"/>
+        <w:rPr>
+          <w:highlight w:val="none"/>
+          <w:lang w:val="en-US"/>
+        </w:rPr>
+      </w:pPr>
+      <w:r>
+        <w:rPr>
+          <w:highlight w:val="none"/>
+          <w:lang w:val="en-US"/>
+        </w:rPr>
+        <w:t xml:space="preserve">Step i: </w:t>
+      </w:r>
+      <w:r>
+        <w:rPr>
+          <w:highlight w:val="none"/>
+          <w:lang w:val="en-US"/>
+        </w:rPr>
+        <w:t xml:space="preserve">If file path doesn’t exist return empty dictionary </w:t>
+      </w:r>
+      <w:r/>
+    </w:p>
+    <w:p>
+      <w:pPr>
+        <w:pBdr/>
+        <w:spacing/>
+        <w:ind w:firstLine="720"/>
+        <w:rPr>
+          <w:highlight w:val="none"/>
+          <w:lang w:val="en-US"/>
+        </w:rPr>
+      </w:pPr>
+      <w:r>
+        <w:rPr>
+          <w:highlight w:val="none"/>
+          <w:lang w:val="en-US"/>
+        </w:rPr>
+        <w:t xml:space="preserve">Step ii: If file path exists read the file content and return medicine information </w:t>
+      </w:r>
+      <w:r/>
+    </w:p>
+    <w:p>
+      <w:pPr>
+        <w:pBdr/>
+        <w:spacing/>
+        <w:ind w:firstLine="0"/>
+        <w:rPr>
+          <w:highlight w:val="none"/>
+          <w:lang w:val="en-US"/>
+        </w:rPr>
+      </w:pPr>
+      <w:r>
+        <w:rPr>
+          <w:highlight w:val="none"/>
+          <w:lang w:val="en-US"/>
+        </w:rPr>
+        <w:t xml:space="preserve">Step 4: Call </w:t>
+      </w:r>
+      <w:r>
+        <w:rPr>
+          <w:highlight w:val="none"/>
+          <w:lang w:val="en-US"/>
+        </w:rPr>
+        <w:t xml:space="preserve">file reading function to get medicine information</w:t>
+      </w:r>
+      <w:r/>
+    </w:p>
+    <w:p>
+      <w:pPr>
+        <w:pBdr/>
+        <w:spacing/>
+        <w:ind w:firstLine="0"/>
+        <w:rPr/>
+      </w:pPr>
+      <w:r>
+        <w:rPr>
+          <w:highlight w:val="none"/>
+          <w:lang w:val="en-US"/>
+        </w:rPr>
+        <w:t xml:space="preserve">Step 5: Display the contents of the file in a tabular format </w:t>
+      </w:r>
+      <w:r>
+        <w:rPr>
+          <w:highlight w:val="none"/>
+          <w:lang w:val="en-US"/>
+        </w:rPr>
+      </w:r>
+      <w:r>
+        <w:rPr>
+          <w:highlight w:val="none"/>
+          <w:lang w:val="en-US"/>
+        </w:rPr>
+      </w:r>
+    </w:p>
+    <w:p>
+      <w:pPr>
+        <w:pBdr/>
+        <w:spacing/>
+        <w:ind/>
         <w:rPr/>
       </w:pPr>
       <w:r/>
@@ -2840,7 +2755,7 @@
     </w:p>
     <w:p>
       <w:pPr>
-        <w:pStyle w:val="907"/>
+        <w:pStyle w:val="909"/>
         <w:pBdr/>
         <w:spacing/>
         <w:ind/>
@@ -2849,7 +2764,13 @@
       <w:r/>
       <w:bookmarkStart w:id="7" w:name="_Toc7"/>
       <w:r>
-        <w:t xml:space="preserve">4. </w:t>
+        <w:rPr>
+          <w:lang w:val="en-US"/>
+        </w:rPr>
+        <w:t xml:space="preserve">3</w:t>
+      </w:r>
+      <w:r>
+        <w:t xml:space="preserve">. </w:t>
       </w:r>
       <w:r>
         <w:t xml:space="preserve">Data Structures</w:t>
@@ -2881,10 +2802,16 @@
           <w:lang w:val="en-US"/>
         </w:rPr>
       </w:r>
+      <w:r>
+        <w:rPr>
+          <w:highlight w:val="none"/>
+          <w:lang w:val="en-US"/>
+        </w:rPr>
+      </w:r>
     </w:p>
     <w:p>
       <w:pPr>
-        <w:pStyle w:val="920"/>
+        <w:pStyle w:val="922"/>
         <w:numPr>
           <w:ilvl w:val="0"/>
           <w:numId w:val="4"/>
@@ -2987,7 +2914,7 @@
     </w:p>
     <w:p>
       <w:pPr>
-        <w:pStyle w:val="920"/>
+        <w:pStyle w:val="922"/>
         <w:numPr>
           <w:ilvl w:val="0"/>
           <w:numId w:val="4"/>
@@ -3035,6 +2962,15 @@
           <w:lang w:val="en-US"/>
         </w:rPr>
       </w:r>
+      <w:r>
+        <w:rPr>
+          <w:b w:val="0"/>
+          <w:bCs w:val="0"/>
+          <w:i w:val="0"/>
+          <w:highlight w:val="none"/>
+          <w:lang w:val="en-US"/>
+        </w:rPr>
+      </w:r>
     </w:p>
     <w:p>
       <w:pPr>
@@ -3109,7 +3045,6 @@
           <w:b w:val="0"/>
           <w:bCs w:val="0"/>
           <w:i w:val="0"/>
-          <w:iCs w:val="0"/>
           <w:highlight w:val="none"/>
           <w:lang w:val="en-US"/>
         </w:rPr>
@@ -3126,7 +3061,7 @@
     </w:p>
     <w:p>
       <w:pPr>
-        <w:pStyle w:val="908"/>
+        <w:pStyle w:val="910"/>
         <w:pBdr/>
         <w:spacing/>
         <w:ind/>
@@ -3145,14 +3080,14 @@
           <w:highlight w:val="none"/>
           <w:lang w:val="en-US"/>
         </w:rPr>
-        <w:t xml:space="preserve">4.1 Primitive Data Types</w:t>
+        <w:t xml:space="preserve">3.1 Primitive Data Types</w:t>
       </w:r>
       <w:r>
         <w:rPr>
           <w:b/>
           <w:bCs/>
           <w:highlight w:val="none"/>
-          <w:lang w:val="en-US"/>
+          <w14:ligatures w14:val="none"/>
         </w:rPr>
       </w:r>
       <w:r>
@@ -3166,7 +3101,7 @@
     </w:p>
     <w:tbl>
       <w:tblPr>
-        <w:tblStyle w:val="917"/>
+        <w:tblStyle w:val="919"/>
         <w:tblW w:w="0" w:type="auto"/>
         <w:tblBorders/>
         <w:tblLook w:val="04A0" w:firstRow="1" w:lastRow="0" w:firstColumn="1" w:lastColumn="0" w:noHBand="0" w:noVBand="1"/>
@@ -3213,9 +3148,8 @@
                 <w:b w:val="0"/>
                 <w:bCs w:val="0"/>
                 <w:i w:val="0"/>
-                <w:iCs w:val="0"/>
                 <w:highlight w:val="none"/>
-                <w:lang w:val="en-US"/>
+                <w:lang w:val="en-US" w:bidi="en-US"/>
               </w:rPr>
             </w:r>
             <w:r>
@@ -3264,9 +3198,8 @@
                 <w:b w:val="0"/>
                 <w:bCs w:val="0"/>
                 <w:i w:val="0"/>
-                <w:iCs w:val="0"/>
                 <w:highlight w:val="none"/>
-                <w:lang w:val="en-US"/>
+                <w:lang w:val="en-US" w:bidi="en-US"/>
               </w:rPr>
             </w:r>
             <w:r>
@@ -3315,9 +3248,8 @@
                 <w:b w:val="0"/>
                 <w:bCs w:val="0"/>
                 <w:i w:val="0"/>
-                <w:iCs w:val="0"/>
                 <w:highlight w:val="none"/>
-                <w:lang w:val="en-US"/>
+                <w:lang w:val="en-US" w:bidi="en-US"/>
               </w:rPr>
             </w:r>
             <w:r>
@@ -3369,9 +3301,8 @@
                 <w:b w:val="0"/>
                 <w:bCs w:val="0"/>
                 <w:i w:val="0"/>
-                <w:iCs w:val="0"/>
                 <w:highlight w:val="none"/>
-                <w:lang w:val="en-US"/>
+                <w:lang w:val="en-US" w:bidi="en-US"/>
               </w:rPr>
             </w:r>
             <w:r>
@@ -3420,9 +3351,8 @@
                 <w:b w:val="0"/>
                 <w:bCs w:val="0"/>
                 <w:i w:val="0"/>
-                <w:iCs w:val="0"/>
                 <w:highlight w:val="none"/>
-                <w:lang w:val="en-US"/>
+                <w:lang w:val="en-US" w:bidi="en-US"/>
               </w:rPr>
             </w:r>
             <w:r>
@@ -3496,9 +3426,8 @@
                 <w:b w:val="0"/>
                 <w:bCs w:val="0"/>
                 <w:i w:val="0"/>
-                <w:iCs w:val="0"/>
                 <w:highlight w:val="none"/>
-                <w:lang w:val="en-US"/>
+                <w:lang w:val="en-US" w:bidi="en-US"/>
               </w:rPr>
             </w:r>
             <w:r>
@@ -3550,9 +3479,8 @@
                 <w:b w:val="0"/>
                 <w:bCs w:val="0"/>
                 <w:i w:val="0"/>
-                <w:iCs w:val="0"/>
                 <w:highlight w:val="none"/>
-                <w:lang w:val="en-US"/>
+                <w:lang w:val="en-US" w:bidi="en-US"/>
               </w:rPr>
             </w:r>
             <w:r>
@@ -3601,9 +3529,8 @@
                 <w:b w:val="0"/>
                 <w:bCs w:val="0"/>
                 <w:i w:val="0"/>
-                <w:iCs w:val="0"/>
                 <w:highlight w:val="none"/>
-                <w:lang w:val="en-US"/>
+                <w:lang w:val="en-US" w:bidi="en-US"/>
               </w:rPr>
             </w:r>
             <w:r>
@@ -3667,9 +3594,8 @@
                 <w:b w:val="0"/>
                 <w:bCs w:val="0"/>
                 <w:i w:val="0"/>
-                <w:iCs w:val="0"/>
                 <w:highlight w:val="none"/>
-                <w:lang w:val="en-US"/>
+                <w:lang w:val="en-US" w:bidi="en-US"/>
               </w:rPr>
             </w:r>
             <w:r>
@@ -3721,9 +3647,8 @@
                 <w:b w:val="0"/>
                 <w:bCs w:val="0"/>
                 <w:i w:val="0"/>
-                <w:iCs w:val="0"/>
                 <w:highlight w:val="none"/>
-                <w:lang w:val="en-US"/>
+                <w:lang w:val="en-US" w:bidi="en-US"/>
               </w:rPr>
             </w:r>
             <w:r>
@@ -3772,9 +3697,8 @@
                 <w:b w:val="0"/>
                 <w:bCs w:val="0"/>
                 <w:i w:val="0"/>
-                <w:iCs w:val="0"/>
                 <w:highlight w:val="none"/>
-                <w:lang w:val="en-US"/>
+                <w:lang w:val="en-US" w:bidi="en-US"/>
               </w:rPr>
             </w:r>
             <w:r>
@@ -3838,9 +3762,8 @@
                 <w:b w:val="0"/>
                 <w:bCs w:val="0"/>
                 <w:i w:val="0"/>
-                <w:iCs w:val="0"/>
                 <w:highlight w:val="none"/>
-                <w:lang w:val="en-US"/>
+                <w:lang w:val="en-US" w:bidi="en-US"/>
               </w:rPr>
             </w:r>
             <w:r>
@@ -3892,9 +3815,8 @@
                 <w:b w:val="0"/>
                 <w:bCs w:val="0"/>
                 <w:i w:val="0"/>
-                <w:iCs w:val="0"/>
                 <w:highlight w:val="none"/>
-                <w:lang w:val="en-US"/>
+                <w:lang w:val="en-US" w:bidi="en-US"/>
               </w:rPr>
             </w:r>
             <w:r>
@@ -3943,9 +3865,8 @@
                 <w:b w:val="0"/>
                 <w:bCs w:val="0"/>
                 <w:i w:val="0"/>
-                <w:iCs w:val="0"/>
                 <w:highlight w:val="none"/>
-                <w:lang w:val="en-US"/>
+                <w:lang w:val="en-US" w:bidi="en-US"/>
               </w:rPr>
             </w:r>
             <w:r>
@@ -4018,13 +3939,11 @@
             </m:oMathPara>
             <w:r>
               <w:rPr>
-                <w:rFonts w:ascii="Arial" w:hAnsi="Arial" w:eastAsia="Arial" w:cs="Arial"/>
+                <w:rFonts w:ascii="Arial" w:hAnsi="Arial" w:cs="Arial"/>
                 <w:b w:val="0"/>
                 <w:bCs w:val="0"/>
                 <w:i w:val="0"/>
-                <w:iCs w:val="0"/>
                 <w:highlight w:val="none"/>
-                <w:lang w:val="en-US"/>
               </w:rPr>
             </w:r>
             <w:r>
@@ -4078,9 +3997,8 @@
                 <w:b w:val="0"/>
                 <w:bCs w:val="0"/>
                 <w:i w:val="0"/>
-                <w:iCs w:val="0"/>
                 <w:highlight w:val="none"/>
-                <w:lang w:val="en-US"/>
+                <w:lang w:val="en-US" w:bidi="en-US"/>
               </w:rPr>
             </w:r>
             <w:r>
@@ -4129,9 +4047,8 @@
                 <w:b w:val="0"/>
                 <w:bCs w:val="0"/>
                 <w:i w:val="0"/>
-                <w:iCs w:val="0"/>
                 <w:highlight w:val="none"/>
-                <w:lang w:val="en-US"/>
+                <w:lang w:val="en-US" w:bidi="en-US"/>
               </w:rPr>
             </w:r>
             <w:r>
@@ -4195,9 +4112,8 @@
                 <w:b w:val="0"/>
                 <w:bCs w:val="0"/>
                 <w:i w:val="0"/>
-                <w:iCs w:val="0"/>
                 <w:highlight w:val="none"/>
-                <w:lang w:val="en-US"/>
+                <w:lang w:val="en-US" w:bidi="en-US"/>
               </w:rPr>
             </w:r>
             <w:r>
@@ -4249,9 +4165,8 @@
                 <w:b w:val="0"/>
                 <w:bCs w:val="0"/>
                 <w:i w:val="0"/>
-                <w:iCs w:val="0"/>
                 <w:highlight w:val="none"/>
-                <w:lang w:val="en-US"/>
+                <w:lang w:val="en-US" w:bidi="en-US"/>
               </w:rPr>
             </w:r>
             <w:r>
@@ -4300,9 +4215,8 @@
                 <w:b w:val="0"/>
                 <w:bCs w:val="0"/>
                 <w:i w:val="0"/>
-                <w:iCs w:val="0"/>
                 <w:highlight w:val="none"/>
-                <w:lang w:val="en-US"/>
+                <w:lang w:val="en-US" w:bidi="en-US"/>
               </w:rPr>
             </w:r>
             <w:r>
@@ -4366,9 +4280,8 @@
                 <w:b w:val="0"/>
                 <w:bCs w:val="0"/>
                 <w:i w:val="0"/>
-                <w:iCs w:val="0"/>
                 <w:highlight w:val="none"/>
-                <w:lang w:val="en-US"/>
+                <w:lang w:val="en-US" w:bidi="en-US"/>
               </w:rPr>
             </w:r>
             <w:r>
@@ -4386,7 +4299,7 @@
     </w:tbl>
     <w:p>
       <w:pPr>
-        <w:pStyle w:val="894"/>
+        <w:pStyle w:val="896"/>
         <w:pBdr/>
         <w:spacing/>
         <w:ind/>
@@ -4456,7 +4369,7 @@
     </w:p>
     <w:p>
       <w:pPr>
-        <w:pStyle w:val="908"/>
+        <w:pStyle w:val="910"/>
         <w:pBdr/>
         <w:spacing/>
         <w:ind/>
@@ -4477,14 +4390,15 @@
           <w:highlight w:val="none"/>
           <w:lang w:val="en-US" w:bidi="en-US"/>
         </w:rPr>
-        <w:t xml:space="preserve">4.2 Collection Data Types</w:t>
+        <w:t xml:space="preserve">3.2 Collection Data Types</w:t>
       </w:r>
       <w:r>
         <w:rPr>
           <w:b/>
-          <w:bCs/>
+          <w:bCs w:val="0"/>
           <w:i w:val="0"/>
           <w:highlight w:val="none"/>
+          <w:lang w:val="en-US" w:bidi="en-US"/>
         </w:rPr>
       </w:r>
       <w:r>
@@ -4499,17 +4413,17 @@
     </w:p>
     <w:tbl>
       <w:tblPr>
-        <w:tblStyle w:val="917"/>
-        <w:tblInd w:w="-590" w:type="dxa"/>
+        <w:tblStyle w:val="919"/>
+        <w:tblInd w:w="-23" w:type="dxa"/>
         <w:tblW w:w="0" w:type="auto"/>
         <w:tblBorders/>
         <w:tblLayout w:type="fixed"/>
         <w:tblLook w:val="04A0" w:firstRow="1" w:lastRow="0" w:firstColumn="1" w:lastColumn="0" w:noHBand="0" w:noVBand="1"/>
       </w:tblPr>
       <w:tblGrid>
-        <w:gridCol w:w="1970"/>
-        <w:gridCol w:w="5909"/>
-        <w:gridCol w:w="3236"/>
+        <w:gridCol w:w="1403"/>
+        <w:gridCol w:w="4834"/>
+        <w:gridCol w:w="3118"/>
       </w:tblGrid>
       <w:tr>
         <w:trPr>
@@ -4518,7 +4432,7 @@
         <w:tc>
           <w:tcPr>
             <w:tcBorders/>
-            <w:tcW w:w="1970" w:type="dxa"/>
+            <w:tcW w:w="1403" w:type="dxa"/>
           </w:tcPr>
           <w:p>
             <w:pPr>
@@ -4541,7 +4455,7 @@
             <w:r>
               <w:rPr>
                 <w:highlight w:val="none"/>
-                <w:lang w:val="en-US"/>
+                <w:lang w:val="en-US" w:bidi="en-US"/>
               </w:rPr>
             </w:r>
             <w:r>
@@ -4555,7 +4469,7 @@
         <w:tc>
           <w:tcPr>
             <w:tcBorders/>
-            <w:tcW w:w="5909" w:type="dxa"/>
+            <w:tcW w:w="4834" w:type="dxa"/>
           </w:tcPr>
           <w:p>
             <w:pPr>
@@ -4578,7 +4492,7 @@
             <w:r>
               <w:rPr>
                 <w:highlight w:val="none"/>
-                <w:lang w:val="en-US"/>
+                <w:lang w:val="en-US" w:bidi="en-US"/>
               </w:rPr>
             </w:r>
             <w:r>
@@ -4592,7 +4506,7 @@
         <w:tc>
           <w:tcPr>
             <w:tcBorders/>
-            <w:tcW w:w="3236" w:type="dxa"/>
+            <w:tcW w:w="3118" w:type="dxa"/>
           </w:tcPr>
           <w:p>
             <w:pPr>
@@ -4615,7 +4529,7 @@
             <w:r>
               <w:rPr>
                 <w:highlight w:val="none"/>
-                <w:lang w:val="en-US"/>
+                <w:lang w:val="en-US" w:bidi="en-US"/>
               </w:rPr>
             </w:r>
             <w:r>
@@ -4634,7 +4548,7 @@
         <w:tc>
           <w:tcPr>
             <w:tcBorders/>
-            <w:tcW w:w="1970" w:type="dxa"/>
+            <w:tcW w:w="1403" w:type="dxa"/>
           </w:tcPr>
           <w:p>
             <w:pPr>
@@ -4657,7 +4571,7 @@
             <w:r>
               <w:rPr>
                 <w:highlight w:val="none"/>
-                <w:lang w:val="en-US"/>
+                <w:lang w:val="en-US" w:bidi="en-US"/>
               </w:rPr>
             </w:r>
             <w:r>
@@ -4671,7 +4585,7 @@
         <w:tc>
           <w:tcPr>
             <w:tcBorders/>
-            <w:tcW w:w="5909" w:type="dxa"/>
+            <w:tcW w:w="4834" w:type="dxa"/>
           </w:tcPr>
           <w:p>
             <w:pPr>
@@ -4694,7 +4608,7 @@
             <w:r>
               <w:rPr>
                 <w:highlight w:val="none"/>
-                <w:lang w:val="en-US"/>
+                <w:lang w:val="en-US" w:bidi="en-US"/>
               </w:rPr>
             </w:r>
             <w:r>
@@ -4708,7 +4622,7 @@
         <w:tc>
           <w:tcPr>
             <w:tcBorders/>
-            <w:tcW w:w="3236" w:type="dxa"/>
+            <w:tcW w:w="3118" w:type="dxa"/>
           </w:tcPr>
           <w:p>
             <w:pPr>
@@ -4734,6 +4648,12 @@
                 <w:lang w:val="en-US" w:bidi="en-US"/>
               </w:rPr>
             </w:r>
+            <w:r>
+              <w:rPr>
+                <w:highlight w:val="none"/>
+                <w:lang w:val="en-US" w:bidi="en-US"/>
+              </w:rPr>
+            </w:r>
           </w:p>
         </w:tc>
       </w:tr>
@@ -4744,7 +4664,7 @@
         <w:tc>
           <w:tcPr>
             <w:tcBorders/>
-            <w:tcW w:w="1970" w:type="dxa"/>
+            <w:tcW w:w="1403" w:type="dxa"/>
           </w:tcPr>
           <w:p>
             <w:pPr>
@@ -4767,7 +4687,7 @@
             <w:r>
               <w:rPr>
                 <w:highlight w:val="none"/>
-                <w:lang w:val="en-US"/>
+                <w:lang w:val="en-US" w:bidi="en-US"/>
               </w:rPr>
             </w:r>
             <w:r>
@@ -4781,7 +4701,7 @@
         <w:tc>
           <w:tcPr>
             <w:tcBorders/>
-            <w:tcW w:w="5909" w:type="dxa"/>
+            <w:tcW w:w="4834" w:type="dxa"/>
           </w:tcPr>
           <w:p>
             <w:pPr>
@@ -4804,7 +4724,7 @@
             <w:r>
               <w:rPr>
                 <w:highlight w:val="none"/>
-                <w:lang w:val="en-US"/>
+                <w:lang w:val="en-US" w:bidi="en-US"/>
               </w:rPr>
             </w:r>
             <w:r>
@@ -4818,7 +4738,7 @@
         <w:tc>
           <w:tcPr>
             <w:tcBorders/>
-            <w:tcW w:w="3236" w:type="dxa"/>
+            <w:tcW w:w="3118" w:type="dxa"/>
           </w:tcPr>
           <w:p>
             <w:pPr>
@@ -4844,6 +4764,12 @@
                 <w:lang w:val="en-US" w:bidi="en-US"/>
               </w:rPr>
             </w:r>
+            <w:r>
+              <w:rPr>
+                <w:highlight w:val="none"/>
+                <w:lang w:val="en-US" w:bidi="en-US"/>
+              </w:rPr>
+            </w:r>
           </w:p>
         </w:tc>
       </w:tr>
@@ -4854,7 +4780,7 @@
         <w:tc>
           <w:tcPr>
             <w:tcBorders/>
-            <w:tcW w:w="1970" w:type="dxa"/>
+            <w:tcW w:w="1403" w:type="dxa"/>
           </w:tcPr>
           <w:p>
             <w:pPr>
@@ -4877,7 +4803,7 @@
             <w:r>
               <w:rPr>
                 <w:highlight w:val="none"/>
-                <w:lang w:val="en-US"/>
+                <w:lang w:val="en-US" w:bidi="en-US"/>
               </w:rPr>
             </w:r>
             <w:r>
@@ -4891,7 +4817,7 @@
         <w:tc>
           <w:tcPr>
             <w:tcBorders/>
-            <w:tcW w:w="5909" w:type="dxa"/>
+            <w:tcW w:w="4834" w:type="dxa"/>
           </w:tcPr>
           <w:p>
             <w:pPr>
@@ -4914,7 +4840,7 @@
             <w:r>
               <w:rPr>
                 <w:highlight w:val="none"/>
-                <w:lang w:val="en-US"/>
+                <w:lang w:val="en-US" w:bidi="en-US"/>
               </w:rPr>
             </w:r>
             <w:r>
@@ -4928,7 +4854,7 @@
         <w:tc>
           <w:tcPr>
             <w:tcBorders/>
-            <w:tcW w:w="3236" w:type="dxa"/>
+            <w:tcW w:w="3118" w:type="dxa"/>
           </w:tcPr>
           <w:p>
             <w:pPr>
@@ -4953,6 +4879,12 @@
                 <w:lang w:val="en-US" w:bidi="en-US"/>
               </w:rPr>
             </w:r>
+            <w:r>
+              <w:rPr>
+                <w:highlight w:val="none"/>
+                <w:lang w:val="en-US" w:bidi="en-US"/>
+              </w:rPr>
+            </w:r>
           </w:p>
         </w:tc>
       </w:tr>
@@ -4963,7 +4895,7 @@
         <w:tc>
           <w:tcPr>
             <w:tcBorders/>
-            <w:tcW w:w="1970" w:type="dxa"/>
+            <w:tcW w:w="1403" w:type="dxa"/>
           </w:tcPr>
           <w:p>
             <w:pPr>
@@ -4986,7 +4918,7 @@
             <w:r>
               <w:rPr>
                 <w:highlight w:val="none"/>
-                <w:lang w:val="en-US"/>
+                <w:lang w:val="en-US" w:bidi="en-US"/>
               </w:rPr>
             </w:r>
             <w:r>
@@ -5000,7 +4932,7 @@
         <w:tc>
           <w:tcPr>
             <w:tcBorders/>
-            <w:tcW w:w="5909" w:type="dxa"/>
+            <w:tcW w:w="4834" w:type="dxa"/>
           </w:tcPr>
           <w:p>
             <w:pPr>
@@ -5023,7 +4955,7 @@
             <w:r>
               <w:rPr>
                 <w:highlight w:val="none"/>
-                <w:lang w:val="en-US"/>
+                <w:lang w:val="en-US" w:bidi="en-US"/>
               </w:rPr>
             </w:r>
             <w:r>
@@ -5037,7 +4969,7 @@
         <w:tc>
           <w:tcPr>
             <w:tcBorders/>
-            <w:tcW w:w="3236" w:type="dxa"/>
+            <w:tcW w:w="3118" w:type="dxa"/>
           </w:tcPr>
           <w:p>
             <w:pPr>
@@ -5062,6 +4994,12 @@
                 <w:lang w:val="en-US" w:bidi="en-US"/>
               </w:rPr>
             </w:r>
+            <w:r>
+              <w:rPr>
+                <w:highlight w:val="none"/>
+                <w:lang w:val="en-US" w:bidi="en-US"/>
+              </w:rPr>
+            </w:r>
           </w:p>
         </w:tc>
       </w:tr>
@@ -5072,7 +5010,7 @@
         <w:tc>
           <w:tcPr>
             <w:tcBorders/>
-            <w:tcW w:w="1970" w:type="dxa"/>
+            <w:tcW w:w="1403" w:type="dxa"/>
           </w:tcPr>
           <w:p>
             <w:pPr>
@@ -5095,7 +5033,7 @@
             <w:r>
               <w:rPr>
                 <w:highlight w:val="none"/>
-                <w:lang w:val="en-US"/>
+                <w:lang w:val="en-US" w:bidi="en-US"/>
               </w:rPr>
             </w:r>
             <w:r>
@@ -5109,7 +5047,7 @@
         <w:tc>
           <w:tcPr>
             <w:tcBorders/>
-            <w:tcW w:w="5909" w:type="dxa"/>
+            <w:tcW w:w="4834" w:type="dxa"/>
           </w:tcPr>
           <w:p>
             <w:pPr>
@@ -5132,7 +5070,7 @@
             <w:r>
               <w:rPr>
                 <w:highlight w:val="none"/>
-                <w:lang w:val="en-US"/>
+                <w:lang w:val="en-US" w:bidi="en-US"/>
               </w:rPr>
             </w:r>
             <w:r>
@@ -5146,7 +5084,7 @@
         <w:tc>
           <w:tcPr>
             <w:tcBorders/>
-            <w:tcW w:w="3236" w:type="dxa"/>
+            <w:tcW w:w="3118" w:type="dxa"/>
           </w:tcPr>
           <w:p>
             <w:pPr>
@@ -5195,7 +5133,7 @@
             <w:r>
               <w:rPr>
                 <w:highlight w:val="none"/>
-                <w:lang w:val="en-US"/>
+                <w:lang w:val="en-US" w:bidi="en-US"/>
               </w:rPr>
             </w:r>
             <w:r>
@@ -5214,7 +5152,7 @@
         <w:tc>
           <w:tcPr>
             <w:tcBorders/>
-            <w:tcW w:w="1970" w:type="dxa"/>
+            <w:tcW w:w="1403" w:type="dxa"/>
           </w:tcPr>
           <w:p>
             <w:pPr>
@@ -5237,7 +5175,7 @@
             <w:r>
               <w:rPr>
                 <w:highlight w:val="none"/>
-                <w:lang w:val="en-US"/>
+                <w:lang w:val="en-US" w:bidi="en-US"/>
               </w:rPr>
             </w:r>
             <w:r>
@@ -5251,7 +5189,7 @@
         <w:tc>
           <w:tcPr>
             <w:tcBorders/>
-            <w:tcW w:w="5909" w:type="dxa"/>
+            <w:tcW w:w="4834" w:type="dxa"/>
           </w:tcPr>
           <w:p>
             <w:pPr>
@@ -5274,7 +5212,7 @@
             <w:r>
               <w:rPr>
                 <w:highlight w:val="none"/>
-                <w:lang w:val="en-US"/>
+                <w:lang w:val="en-US" w:bidi="en-US"/>
               </w:rPr>
             </w:r>
             <w:r>
@@ -5288,7 +5226,7 @@
         <w:tc>
           <w:tcPr>
             <w:tcBorders/>
-            <w:tcW w:w="3236" w:type="dxa"/>
+            <w:tcW w:w="3118" w:type="dxa"/>
           </w:tcPr>
           <w:p>
             <w:pPr>
@@ -5317,7 +5255,7 @@
             <w:r>
               <w:rPr>
                 <w:highlight w:val="none"/>
-                <w:lang w:val="en-US"/>
+                <w:lang w:val="en-US" w:bidi="en-US"/>
               </w:rPr>
             </w:r>
             <w:r>
@@ -5336,7 +5274,7 @@
         <w:tc>
           <w:tcPr>
             <w:tcBorders/>
-            <w:tcW w:w="1970" w:type="dxa"/>
+            <w:tcW w:w="1403" w:type="dxa"/>
             <w:vMerge w:val="restart"/>
           </w:tcPr>
           <w:p>
@@ -5374,7 +5312,7 @@
         <w:tc>
           <w:tcPr>
             <w:tcBorders/>
-            <w:tcW w:w="5909" w:type="dxa"/>
+            <w:tcW w:w="4834" w:type="dxa"/>
             <w:vMerge w:val="restart"/>
           </w:tcPr>
           <w:p>
@@ -5412,7 +5350,7 @@
         <w:tc>
           <w:tcPr>
             <w:tcBorders/>
-            <w:tcW w:w="3236" w:type="dxa"/>
+            <w:tcW w:w="3118" w:type="dxa"/>
             <w:vMerge w:val="restart"/>
           </w:tcPr>
           <w:p>
@@ -5462,7 +5400,7 @@
         <w:tc>
           <w:tcPr>
             <w:tcBorders/>
-            <w:tcW w:w="1970" w:type="dxa"/>
+            <w:tcW w:w="1403" w:type="dxa"/>
             <w:vMerge w:val="restart"/>
           </w:tcPr>
           <w:p>
@@ -5500,7 +5438,7 @@
         <w:tc>
           <w:tcPr>
             <w:tcBorders/>
-            <w:tcW w:w="5909" w:type="dxa"/>
+            <w:tcW w:w="4834" w:type="dxa"/>
             <w:vMerge w:val="restart"/>
           </w:tcPr>
           <w:p>
@@ -5538,7 +5476,7 @@
         <w:tc>
           <w:tcPr>
             <w:tcBorders/>
-            <w:tcW w:w="3236" w:type="dxa"/>
+            <w:tcW w:w="3118" w:type="dxa"/>
             <w:vMerge w:val="restart"/>
           </w:tcPr>
           <w:p>
@@ -5588,7 +5526,7 @@
         <w:tc>
           <w:tcPr>
             <w:tcBorders/>
-            <w:tcW w:w="1970" w:type="dxa"/>
+            <w:tcW w:w="1403" w:type="dxa"/>
             <w:vMerge w:val="restart"/>
           </w:tcPr>
           <w:p>
@@ -5626,7 +5564,7 @@
         <w:tc>
           <w:tcPr>
             <w:tcBorders/>
-            <w:tcW w:w="5909" w:type="dxa"/>
+            <w:tcW w:w="4834" w:type="dxa"/>
             <w:vMerge w:val="restart"/>
           </w:tcPr>
           <w:p>
@@ -5664,7 +5602,7 @@
         <w:tc>
           <w:tcPr>
             <w:tcBorders/>
-            <w:tcW w:w="3236" w:type="dxa"/>
+            <w:tcW w:w="3118" w:type="dxa"/>
             <w:vMerge w:val="restart"/>
           </w:tcPr>
           <w:p>
@@ -5703,7 +5641,7 @@
     </w:tbl>
     <w:p>
       <w:pPr>
-        <w:pStyle w:val="894"/>
+        <w:pStyle w:val="896"/>
         <w:pBdr/>
         <w:spacing/>
         <w:ind/>
@@ -5760,7 +5698,7 @@
     </w:p>
     <w:p>
       <w:pPr>
-        <w:pStyle w:val="908"/>
+        <w:pStyle w:val="910"/>
         <w:pBdr/>
         <w:spacing/>
         <w:ind/>
@@ -5774,7 +5712,13 @@
           <w:highlight w:val="none"/>
           <w:lang w:val="en-US"/>
         </w:rPr>
-        <w:t xml:space="preserve">4.3 Data Structures Used</w:t>
+        <w:t xml:space="preserve">3.3 Data Structures Used</w:t>
+      </w:r>
+      <w:r>
+        <w:rPr>
+          <w:highlight w:val="none"/>
+          <w14:ligatures w14:val="none"/>
+        </w:rPr>
       </w:r>
       <w:r>
         <w:rPr>
@@ -5851,6 +5795,15 @@
           <w:bCs w:val="0"/>
         </w:rPr>
       </w:r>
+      <w:r>
+        <w:rPr>
+          <w:b w:val="0"/>
+          <w:bCs w:val="0"/>
+          <w:highlight w:val="none"/>
+          <w:lang w:val="en-US"/>
+          <w14:ligatures w14:val="none"/>
+        </w:rPr>
+      </w:r>
     </w:p>
     <w:p>
       <w:pPr>
@@ -5879,12 +5832,13 @@
         <w:rPr>
           <w:b w:val="0"/>
           <w:bCs w:val="0"/>
+          <w14:ligatures w14:val="none"/>
         </w:rPr>
       </w:r>
     </w:p>
     <w:tbl>
       <w:tblPr>
-        <w:tblStyle w:val="917"/>
+        <w:tblStyle w:val="919"/>
         <w:tblW w:w="0" w:type="auto"/>
         <w:tblBorders/>
         <w:tblLayout w:type="fixed"/>
@@ -5923,6 +5877,14 @@
                 <w:lang w:val="en-US" w:bidi="en-US"/>
               </w:rPr>
               <w:t xml:space="preserve">Data Type</w:t>
+            </w:r>
+            <w:r>
+              <w:rPr>
+                <w:b w:val="0"/>
+                <w:bCs w:val="0"/>
+                <w:highlight w:val="none"/>
+                <w:lang w:val="en-US"/>
+              </w:rPr>
             </w:r>
             <w:r>
               <w:rPr>
@@ -5969,6 +5931,14 @@
                 <w:lang w:val="en-US"/>
               </w:rPr>
             </w:r>
+            <w:r>
+              <w:rPr>
+                <w:b w:val="0"/>
+                <w:bCs w:val="0"/>
+                <w:highlight w:val="none"/>
+                <w:lang w:val="en-US"/>
+              </w:rPr>
+            </w:r>
           </w:p>
         </w:tc>
         <w:tc>
@@ -5997,6 +5967,14 @@
                 <w:lang w:val="en-US" w:bidi="en-US"/>
               </w:rPr>
               <w:t xml:space="preserve">Purpose in Program</w:t>
+            </w:r>
+            <w:r>
+              <w:rPr>
+                <w:b w:val="0"/>
+                <w:bCs w:val="0"/>
+                <w:highlight w:val="none"/>
+                <w:lang w:val="en-US"/>
+              </w:rPr>
             </w:r>
             <w:r>
               <w:rPr>
@@ -6046,6 +6024,14 @@
                 <w:lang w:val="en-US"/>
               </w:rPr>
             </w:r>
+            <w:r>
+              <w:rPr>
+                <w:b w:val="0"/>
+                <w:bCs w:val="0"/>
+                <w:highlight w:val="none"/>
+                <w:lang w:val="en-US"/>
+              </w:rPr>
+            </w:r>
           </w:p>
         </w:tc>
         <w:tc>
@@ -6083,6 +6069,14 @@
                 <w:lang w:val="en-US"/>
               </w:rPr>
             </w:r>
+            <w:r>
+              <w:rPr>
+                <w:b w:val="0"/>
+                <w:bCs w:val="0"/>
+                <w:highlight w:val="none"/>
+                <w:lang w:val="en-US"/>
+              </w:rPr>
+            </w:r>
           </w:p>
         </w:tc>
         <w:tc>
@@ -6111,6 +6105,14 @@
                 <w:lang w:val="en-US" w:bidi="en-US"/>
               </w:rPr>
               <w:t xml:space="preserve">To store quantity of medicine, tablets and strips</w:t>
+            </w:r>
+            <w:r>
+              <w:rPr>
+                <w:b w:val="0"/>
+                <w:bCs w:val="0"/>
+                <w:highlight w:val="none"/>
+                <w:lang w:val="en-US"/>
+              </w:rPr>
             </w:r>
             <w:r>
               <w:rPr>
@@ -6161,6 +6163,14 @@
                 <w:lang w:val="en-US"/>
               </w:rPr>
             </w:r>
+            <w:r>
+              <w:rPr>
+                <w:b w:val="0"/>
+                <w:bCs w:val="0"/>
+                <w:highlight w:val="none"/>
+                <w:lang w:val="en-US"/>
+              </w:rPr>
+            </w:r>
           </w:p>
         </w:tc>
         <w:tc>
@@ -6198,6 +6208,14 @@
                 <w:lang w:val="en-US"/>
               </w:rPr>
             </w:r>
+            <w:r>
+              <w:rPr>
+                <w:b w:val="0"/>
+                <w:bCs w:val="0"/>
+                <w:highlight w:val="none"/>
+                <w:lang w:val="en-US"/>
+              </w:rPr>
+            </w:r>
           </w:p>
         </w:tc>
         <w:tc>
@@ -6226,6 +6244,14 @@
                 <w:lang w:val="en-US" w:bidi="en-US"/>
               </w:rPr>
               <w:t xml:space="preserve">Storing prices of medicines</w:t>
+            </w:r>
+            <w:r>
+              <w:rPr>
+                <w:b w:val="0"/>
+                <w:bCs w:val="0"/>
+                <w:highlight w:val="none"/>
+                <w:lang w:val="en-US"/>
+              </w:rPr>
             </w:r>
             <w:r>
               <w:rPr>
@@ -6275,6 +6301,14 @@
                 <w:lang w:val="en-US"/>
               </w:rPr>
             </w:r>
+            <w:r>
+              <w:rPr>
+                <w:b w:val="0"/>
+                <w:bCs w:val="0"/>
+                <w:highlight w:val="none"/>
+                <w:lang w:val="en-US"/>
+              </w:rPr>
+            </w:r>
           </w:p>
         </w:tc>
         <w:tc>
@@ -6312,6 +6346,14 @@
                 <w:lang w:val="en-US"/>
               </w:rPr>
             </w:r>
+            <w:r>
+              <w:rPr>
+                <w:b w:val="0"/>
+                <w:bCs w:val="0"/>
+                <w:highlight w:val="none"/>
+                <w:lang w:val="en-US"/>
+              </w:rPr>
+            </w:r>
           </w:p>
         </w:tc>
         <w:tc>
@@ -6340,6 +6382,14 @@
                 <w:lang w:val="en-US" w:bidi="en-US"/>
               </w:rPr>
               <w:t xml:space="preserve">To hold attributes of a single medicine</w:t>
+            </w:r>
+            <w:r>
+              <w:rPr>
+                <w:b w:val="0"/>
+                <w:bCs w:val="0"/>
+                <w:highlight w:val="none"/>
+                <w:lang w:val="en-US"/>
+              </w:rPr>
             </w:r>
             <w:r>
               <w:rPr>
@@ -6389,6 +6439,14 @@
                 <w:lang w:val="en-US"/>
               </w:rPr>
             </w:r>
+            <w:r>
+              <w:rPr>
+                <w:b w:val="0"/>
+                <w:bCs w:val="0"/>
+                <w:highlight w:val="none"/>
+                <w:lang w:val="en-US"/>
+              </w:rPr>
+            </w:r>
           </w:p>
         </w:tc>
         <w:tc>
@@ -6426,6 +6484,14 @@
                 <w:lang w:val="en-US"/>
               </w:rPr>
             </w:r>
+            <w:r>
+              <w:rPr>
+                <w:b w:val="0"/>
+                <w:bCs w:val="0"/>
+                <w:highlight w:val="none"/>
+                <w:lang w:val="en-US"/>
+              </w:rPr>
+            </w:r>
           </w:p>
         </w:tc>
         <w:tc>
@@ -6454,6 +6520,14 @@
                 <w:lang w:val="en-US" w:bidi="en-US"/>
               </w:rPr>
               <w:t xml:space="preserve">To store medicine name, and brand name</w:t>
+            </w:r>
+            <w:r>
+              <w:rPr>
+                <w:b w:val="0"/>
+                <w:bCs w:val="0"/>
+                <w:highlight w:val="none"/>
+                <w:lang w:val="en-US"/>
+              </w:rPr>
             </w:r>
             <w:r>
               <w:rPr>
@@ -6504,6 +6578,14 @@
                 <w:lang w:val="en-US" w:bidi="en-US"/>
               </w:rPr>
             </w:r>
+            <w:r>
+              <w:rPr>
+                <w:b w:val="0"/>
+                <w:bCs w:val="0"/>
+                <w:highlight w:val="none"/>
+                <w:lang w:val="en-US" w:bidi="en-US"/>
+              </w:rPr>
+            </w:r>
           </w:p>
         </w:tc>
         <w:tc>
@@ -6533,6 +6615,14 @@
                 <w:lang w:val="en-US" w:bidi="en-US"/>
               </w:rPr>
               <w:t xml:space="preserve">Collection</w:t>
+            </w:r>
+            <w:r>
+              <w:rPr>
+                <w:b w:val="0"/>
+                <w:bCs w:val="0"/>
+                <w:highlight w:val="none"/>
+                <w:lang w:val="en-US" w:bidi="en-US"/>
+              </w:rPr>
             </w:r>
             <w:r>
               <w:rPr>
@@ -6580,6 +6670,14 @@
                 <w:lang w:val="en-US" w:bidi="en-US"/>
               </w:rPr>
             </w:r>
+            <w:r>
+              <w:rPr>
+                <w:b w:val="0"/>
+                <w:bCs w:val="0"/>
+                <w:highlight w:val="none"/>
+                <w:lang w:val="en-US" w:bidi="en-US"/>
+              </w:rPr>
+            </w:r>
           </w:p>
         </w:tc>
       </w:tr>
@@ -6611,6 +6709,7 @@
         <w:rPr>
           <w:b w:val="0"/>
           <w:bCs w:val="0"/>
+          <w14:ligatures w14:val="none"/>
         </w:rPr>
       </w:r>
     </w:p>
@@ -6642,10 +6741,19 @@
           <w:bCs w:val="0"/>
         </w:rPr>
       </w:r>
+      <w:r>
+        <w:rPr>
+          <w:b w:val="0"/>
+          <w:bCs w:val="0"/>
+          <w:highlight w:val="none"/>
+          <w:lang w:val="en-US"/>
+          <w14:ligatures w14:val="none"/>
+        </w:rPr>
+      </w:r>
     </w:p>
     <w:p>
       <w:pPr>
-        <w:pStyle w:val="920"/>
+        <w:pStyle w:val="922"/>
         <w:numPr>
           <w:ilvl w:val="0"/>
           <w:numId w:val="5"/>
@@ -6703,10 +6811,19 @@
           <w:bCs w:val="0"/>
         </w:rPr>
       </w:r>
+      <w:r>
+        <w:rPr>
+          <w:b w:val="0"/>
+          <w:bCs w:val="0"/>
+          <w:highlight w:val="none"/>
+          <w:lang w:val="en-US"/>
+          <w14:ligatures w14:val="none"/>
+        </w:rPr>
+      </w:r>
     </w:p>
     <w:p>
       <w:pPr>
-        <w:pStyle w:val="920"/>
+        <w:pStyle w:val="922"/>
         <w:numPr>
           <w:ilvl w:val="0"/>
           <w:numId w:val="5"/>
@@ -6746,10 +6863,19 @@
           <w:bCs w:val="0"/>
         </w:rPr>
       </w:r>
+      <w:r>
+        <w:rPr>
+          <w:b w:val="0"/>
+          <w:bCs w:val="0"/>
+          <w:highlight w:val="none"/>
+          <w:lang w:val="en-US"/>
+          <w14:ligatures w14:val="none"/>
+        </w:rPr>
+      </w:r>
     </w:p>
     <w:p>
       <w:pPr>
-        <w:pStyle w:val="920"/>
+        <w:pStyle w:val="922"/>
         <w:numPr>
           <w:ilvl w:val="0"/>
           <w:numId w:val="5"/>
@@ -6789,10 +6915,19 @@
           <w:bCs w:val="0"/>
         </w:rPr>
       </w:r>
+      <w:r>
+        <w:rPr>
+          <w:b w:val="0"/>
+          <w:bCs w:val="0"/>
+          <w:highlight w:val="none"/>
+          <w:lang w:val="en-US"/>
+          <w14:ligatures w14:val="none"/>
+        </w:rPr>
+      </w:r>
     </w:p>
     <w:p>
       <w:pPr>
-        <w:pStyle w:val="920"/>
+        <w:pStyle w:val="922"/>
         <w:numPr>
           <w:ilvl w:val="0"/>
           <w:numId w:val="5"/>
@@ -6832,10 +6967,19 @@
           <w:bCs w:val="0"/>
         </w:rPr>
       </w:r>
+      <w:r>
+        <w:rPr>
+          <w:b w:val="0"/>
+          <w:bCs w:val="0"/>
+          <w:highlight w:val="none"/>
+          <w:lang w:val="en-US"/>
+          <w14:ligatures w14:val="none"/>
+        </w:rPr>
+      </w:r>
     </w:p>
     <w:p>
       <w:pPr>
-        <w:pStyle w:val="920"/>
+        <w:pStyle w:val="922"/>
         <w:numPr>
           <w:ilvl w:val="0"/>
           <w:numId w:val="5"/>
@@ -6875,6 +7019,15 @@
           <w:bCs w:val="0"/>
         </w:rPr>
       </w:r>
+      <w:r>
+        <w:rPr>
+          <w:b w:val="0"/>
+          <w:bCs w:val="0"/>
+          <w:highlight w:val="none"/>
+          <w:lang w:val="en-US"/>
+          <w14:ligatures w14:val="none"/>
+        </w:rPr>
+      </w:r>
     </w:p>
     <w:p>
       <w:pPr>
@@ -6907,8 +7060,7 @@
         <w:rPr>
           <w:b w:val="0"/>
           <w:bCs w:val="0"/>
-          <w:highlight w:val="none"/>
-          <w:lang w:val="en-US"/>
+          <w14:ligatures w14:val="none"/>
         </w:rPr>
       </w:r>
     </w:p>
@@ -6942,11 +7094,18 @@
         </w:rPr>
         <w:t xml:space="preserve"> </w:t>
       </w:r>
-      <w:r/>
-      <w:r/>
+      <w:r>
+        <w:rPr>
+          <w:b w:val="0"/>
+          <w:bCs w:val="0"/>
+          <w:highlight w:val="none"/>
+          <w:lang w:val="en-US"/>
+          <w14:ligatures w14:val="none"/>
+        </w:rPr>
+      </w:r>
     </w:p>
     <w:sectPr>
-      <w:headerReference w:type="default" r:id="rId11"/>
+      <w:headerReference w:type="default" r:id="rId10"/>
       <w:footnotePr/>
       <w:endnotePr/>
       <w:type w:val="nextPage"/>
@@ -6996,7 +7155,7 @@
 <w:ftr xmlns:wpc="http://schemas.microsoft.com/office/word/2010/wordprocessingCanvas" xmlns:mc="http://schemas.openxmlformats.org/markup-compatibility/2006" xmlns:o="urn:schemas-microsoft-com:office:office" xmlns:r="http://schemas.openxmlformats.org/officeDocument/2006/relationships" xmlns:m="http://schemas.openxmlformats.org/officeDocument/2006/math" xmlns:v="urn:schemas-microsoft-com:vml" xmlns:wp14="http://schemas.microsoft.com/office/word/2010/wordprocessingDrawing" xmlns:wp="http://schemas.openxmlformats.org/drawingml/2006/wordprocessingDrawing" xmlns:w10="urn:schemas-microsoft-com:office:word" xmlns:w="http://schemas.openxmlformats.org/wordprocessingml/2006/main" xmlns:w14="http://schemas.microsoft.com/office/word/2010/wordml" xmlns:w15="http://schemas.microsoft.com/office/word/2012/wordml" xmlns:wpg="http://schemas.microsoft.com/office/word/2010/wordprocessingGroup" xmlns:wpi="http://schemas.microsoft.com/office/word/2010/wordprocessingInk" xmlns:wne="http://schemas.microsoft.com/office/word/2006/wordml" xmlns:a="http://schemas.openxmlformats.org/drawingml/2006/main" xmlns:wps="http://schemas.microsoft.com/office/word/2010/wordprocessingShape" mc:Ignorable="w14 w15 wp14">
   <w:p>
     <w:pPr>
-      <w:pStyle w:val="927"/>
+      <w:pStyle w:val="929"/>
       <w:pBdr/>
       <w:spacing/>
       <w:ind/>
@@ -7008,7 +7167,7 @@
   </w:p>
   <w:p>
     <w:pPr>
-      <w:pStyle w:val="927"/>
+      <w:pStyle w:val="929"/>
       <w:pBdr/>
       <w:spacing/>
       <w:ind/>
@@ -7057,23 +7216,7 @@
 <w:hdr xmlns:wpc="http://schemas.microsoft.com/office/word/2010/wordprocessingCanvas" xmlns:mc="http://schemas.openxmlformats.org/markup-compatibility/2006" xmlns:o="urn:schemas-microsoft-com:office:office" xmlns:r="http://schemas.openxmlformats.org/officeDocument/2006/relationships" xmlns:m="http://schemas.openxmlformats.org/officeDocument/2006/math" xmlns:v="urn:schemas-microsoft-com:vml" xmlns:wp14="http://schemas.microsoft.com/office/word/2010/wordprocessingDrawing" xmlns:wp="http://schemas.openxmlformats.org/drawingml/2006/wordprocessingDrawing" xmlns:w10="urn:schemas-microsoft-com:office:word" xmlns:w="http://schemas.openxmlformats.org/wordprocessingml/2006/main" xmlns:w14="http://schemas.microsoft.com/office/word/2010/wordml" xmlns:w15="http://schemas.microsoft.com/office/word/2012/wordml" xmlns:wpg="http://schemas.microsoft.com/office/word/2010/wordprocessingGroup" xmlns:wpi="http://schemas.microsoft.com/office/word/2010/wordprocessingInk" xmlns:wne="http://schemas.microsoft.com/office/word/2006/wordml" xmlns:a="http://schemas.openxmlformats.org/drawingml/2006/main" xmlns:wps="http://schemas.microsoft.com/office/word/2010/wordprocessingShape" mc:Ignorable="w14 w15 wp14">
   <w:p>
     <w:pPr>
-      <w:pStyle w:val="925"/>
-      <w:pBdr/>
-      <w:spacing/>
-      <w:ind/>
-      <w:rPr/>
-    </w:pPr>
-    <w:r/>
-    <w:r/>
-  </w:p>
-</w:hdr>
-</file>
-
-<file path=word/header2.xml><?xml version="1.0" encoding="utf-8"?>
-<w:hdr xmlns:wpc="http://schemas.microsoft.com/office/word/2010/wordprocessingCanvas" xmlns:mc="http://schemas.openxmlformats.org/markup-compatibility/2006" xmlns:o="urn:schemas-microsoft-com:office:office" xmlns:r="http://schemas.openxmlformats.org/officeDocument/2006/relationships" xmlns:m="http://schemas.openxmlformats.org/officeDocument/2006/math" xmlns:v="urn:schemas-microsoft-com:vml" xmlns:wp14="http://schemas.microsoft.com/office/word/2010/wordprocessingDrawing" xmlns:wp="http://schemas.openxmlformats.org/drawingml/2006/wordprocessingDrawing" xmlns:w10="urn:schemas-microsoft-com:office:word" xmlns:w="http://schemas.openxmlformats.org/wordprocessingml/2006/main" xmlns:w14="http://schemas.microsoft.com/office/word/2010/wordml" xmlns:w15="http://schemas.microsoft.com/office/word/2012/wordml" xmlns:wpg="http://schemas.microsoft.com/office/word/2010/wordprocessingGroup" xmlns:wpi="http://schemas.microsoft.com/office/word/2010/wordprocessingInk" xmlns:wne="http://schemas.microsoft.com/office/word/2006/wordml" xmlns:a="http://schemas.openxmlformats.org/drawingml/2006/main" xmlns:wps="http://schemas.microsoft.com/office/word/2010/wordprocessingShape" mc:Ignorable="w14 w15 wp14">
-  <w:p>
-    <w:pPr>
-      <w:pStyle w:val="925"/>
+      <w:pStyle w:val="927"/>
       <w:pBdr/>
       <w:spacing/>
       <w:ind/>
@@ -7993,9 +8136,9 @@
     <w:lsdException w:name="Bibliography" w:uiPriority="37"/>
     <w:lsdException w:name="TOC Heading" w:uiPriority="39" w:qFormat="1"/>
   </w:latentStyles>
-  <w:style w:type="table" w:styleId="746">
+  <w:style w:type="table" w:styleId="748">
     <w:name w:val="Table Grid Light"/>
-    <w:basedOn w:val="914"/>
+    <w:basedOn w:val="916"/>
     <w:uiPriority w:val="59"/>
     <w:pPr>
       <w:pBdr/>
@@ -8192,9 +8335,9 @@
       </w:tcPr>
     </w:tblStylePr>
   </w:style>
-  <w:style w:type="table" w:styleId="747">
+  <w:style w:type="table" w:styleId="749">
     <w:name w:val="Plain Table 1"/>
-    <w:basedOn w:val="914"/>
+    <w:basedOn w:val="916"/>
     <w:uiPriority w:val="59"/>
     <w:pPr>
       <w:pBdr/>
@@ -8417,9 +8560,9 @@
       </w:tcPr>
     </w:tblStylePr>
   </w:style>
-  <w:style w:type="table" w:styleId="748">
+  <w:style w:type="table" w:styleId="750">
     <w:name w:val="Plain Table 2"/>
-    <w:basedOn w:val="914"/>
+    <w:basedOn w:val="916"/>
     <w:uiPriority w:val="59"/>
     <w:pPr>
       <w:pBdr/>
@@ -8650,9 +8793,9 @@
       </w:tcPr>
     </w:tblStylePr>
   </w:style>
-  <w:style w:type="table" w:styleId="749">
+  <w:style w:type="table" w:styleId="751">
     <w:name w:val="Plain Table 3"/>
-    <w:basedOn w:val="914"/>
+    <w:basedOn w:val="916"/>
     <w:uiPriority w:val="99"/>
     <w:pPr>
       <w:pBdr/>
@@ -8880,9 +9023,9 @@
       </w:tcPr>
     </w:tblStylePr>
   </w:style>
-  <w:style w:type="table" w:styleId="750">
+  <w:style w:type="table" w:styleId="752">
     <w:name w:val="Plain Table 4"/>
-    <w:basedOn w:val="914"/>
+    <w:basedOn w:val="916"/>
     <w:uiPriority w:val="99"/>
     <w:pPr>
       <w:pBdr/>
@@ -9096,9 +9239,9 @@
       </w:tcPr>
     </w:tblStylePr>
   </w:style>
-  <w:style w:type="table" w:styleId="751">
+  <w:style w:type="table" w:styleId="753">
     <w:name w:val="Plain Table 5"/>
-    <w:basedOn w:val="914"/>
+    <w:basedOn w:val="916"/>
     <w:uiPriority w:val="99"/>
     <w:pPr>
       <w:pBdr/>
@@ -9329,9 +9472,9 @@
       </w:tcPr>
     </w:tblStylePr>
   </w:style>
-  <w:style w:type="table" w:styleId="752">
+  <w:style w:type="table" w:styleId="754">
     <w:name w:val="Grid Table 1 Light"/>
-    <w:basedOn w:val="914"/>
+    <w:basedOn w:val="916"/>
     <w:uiPriority w:val="99"/>
     <w:pPr>
       <w:pBdr/>
@@ -9552,9 +9695,9 @@
       </w:tcPr>
     </w:tblStylePr>
   </w:style>
-  <w:style w:type="table" w:styleId="753">
+  <w:style w:type="table" w:styleId="755">
     <w:name w:val="Grid Table 1 Light - Accent 1"/>
-    <w:basedOn w:val="914"/>
+    <w:basedOn w:val="916"/>
     <w:uiPriority w:val="99"/>
     <w:pPr>
       <w:pBdr/>
@@ -9775,9 +9918,9 @@
       </w:tcPr>
     </w:tblStylePr>
   </w:style>
-  <w:style w:type="table" w:styleId="754">
+  <w:style w:type="table" w:styleId="756">
     <w:name w:val="Grid Table 1 Light - Accent 2"/>
-    <w:basedOn w:val="914"/>
+    <w:basedOn w:val="916"/>
     <w:uiPriority w:val="99"/>
     <w:pPr>
       <w:pBdr/>
@@ -9998,9 +10141,9 @@
       </w:tcPr>
     </w:tblStylePr>
   </w:style>
-  <w:style w:type="table" w:styleId="755">
+  <w:style w:type="table" w:styleId="757">
     <w:name w:val="Grid Table 1 Light - Accent 3"/>
-    <w:basedOn w:val="914"/>
+    <w:basedOn w:val="916"/>
     <w:uiPriority w:val="99"/>
     <w:pPr>
       <w:pBdr/>
@@ -10221,9 +10364,9 @@
       </w:tcPr>
     </w:tblStylePr>
   </w:style>
-  <w:style w:type="table" w:styleId="756">
+  <w:style w:type="table" w:styleId="758">
     <w:name w:val="Grid Table 1 Light - Accent 4"/>
-    <w:basedOn w:val="914"/>
+    <w:basedOn w:val="916"/>
     <w:uiPriority w:val="99"/>
     <w:pPr>
       <w:pBdr/>
@@ -10444,9 +10587,9 @@
       </w:tcPr>
     </w:tblStylePr>
   </w:style>
-  <w:style w:type="table" w:styleId="757">
+  <w:style w:type="table" w:styleId="759">
     <w:name w:val="Grid Table 1 Light - Accent 5"/>
-    <w:basedOn w:val="914"/>
+    <w:basedOn w:val="916"/>
     <w:uiPriority w:val="99"/>
     <w:pPr>
       <w:pBdr/>
@@ -10667,9 +10810,9 @@
       </w:tcPr>
     </w:tblStylePr>
   </w:style>
-  <w:style w:type="table" w:styleId="758">
+  <w:style w:type="table" w:styleId="760">
     <w:name w:val="Grid Table 1 Light - Accent 6"/>
-    <w:basedOn w:val="914"/>
+    <w:basedOn w:val="916"/>
     <w:uiPriority w:val="99"/>
     <w:pPr>
       <w:pBdr/>
@@ -10890,9 +11033,9 @@
       </w:tcPr>
     </w:tblStylePr>
   </w:style>
-  <w:style w:type="table" w:styleId="759">
+  <w:style w:type="table" w:styleId="761">
     <w:name w:val="Grid Table 2"/>
-    <w:basedOn w:val="914"/>
+    <w:basedOn w:val="916"/>
     <w:uiPriority w:val="99"/>
     <w:pPr>
       <w:pBdr/>
@@ -11122,9 +11265,9 @@
       </w:tcPr>
     </w:tblStylePr>
   </w:style>
-  <w:style w:type="table" w:styleId="760">
+  <w:style w:type="table" w:styleId="762">
     <w:name w:val="Grid Table 2 - Accent 1"/>
-    <w:basedOn w:val="914"/>
+    <w:basedOn w:val="916"/>
     <w:uiPriority w:val="99"/>
     <w:pPr>
       <w:pBdr/>
@@ -11354,9 +11497,9 @@
       </w:tcPr>
     </w:tblStylePr>
   </w:style>
-  <w:style w:type="table" w:styleId="761">
+  <w:style w:type="table" w:styleId="763">
     <w:name w:val="Grid Table 2 - Accent 2"/>
-    <w:basedOn w:val="914"/>
+    <w:basedOn w:val="916"/>
     <w:uiPriority w:val="99"/>
     <w:pPr>
       <w:pBdr/>
@@ -11586,9 +11729,9 @@
       </w:tcPr>
     </w:tblStylePr>
   </w:style>
-  <w:style w:type="table" w:styleId="762">
+  <w:style w:type="table" w:styleId="764">
     <w:name w:val="Grid Table 2 - Accent 3"/>
-    <w:basedOn w:val="914"/>
+    <w:basedOn w:val="916"/>
     <w:uiPriority w:val="99"/>
     <w:pPr>
       <w:pBdr/>
@@ -11818,9 +11961,9 @@
       </w:tcPr>
     </w:tblStylePr>
   </w:style>
-  <w:style w:type="table" w:styleId="763">
+  <w:style w:type="table" w:styleId="765">
     <w:name w:val="Grid Table 2 - Accent 4"/>
-    <w:basedOn w:val="914"/>
+    <w:basedOn w:val="916"/>
     <w:uiPriority w:val="99"/>
     <w:pPr>
       <w:pBdr/>
@@ -12050,9 +12193,9 @@
       </w:tcPr>
     </w:tblStylePr>
   </w:style>
-  <w:style w:type="table" w:styleId="764">
+  <w:style w:type="table" w:styleId="766">
     <w:name w:val="Grid Table 2 - Accent 5"/>
-    <w:basedOn w:val="914"/>
+    <w:basedOn w:val="916"/>
     <w:uiPriority w:val="99"/>
     <w:pPr>
       <w:pBdr/>
@@ -12282,9 +12425,9 @@
       </w:tcPr>
     </w:tblStylePr>
   </w:style>
-  <w:style w:type="table" w:styleId="765">
+  <w:style w:type="table" w:styleId="767">
     <w:name w:val="Grid Table 2 - Accent 6"/>
-    <w:basedOn w:val="914"/>
+    <w:basedOn w:val="916"/>
     <w:uiPriority w:val="99"/>
     <w:pPr>
       <w:pBdr/>
@@ -12514,9 +12657,9 @@
       </w:tcPr>
     </w:tblStylePr>
   </w:style>
-  <w:style w:type="table" w:styleId="766">
+  <w:style w:type="table" w:styleId="768">
     <w:name w:val="Grid Table 3"/>
-    <w:basedOn w:val="914"/>
+    <w:basedOn w:val="916"/>
     <w:uiPriority w:val="99"/>
     <w:pPr>
       <w:pBdr/>
@@ -12759,9 +12902,9 @@
       </w:tcPr>
     </w:tblStylePr>
   </w:style>
-  <w:style w:type="table" w:styleId="767">
+  <w:style w:type="table" w:styleId="769">
     <w:name w:val="Grid Table 3 - Accent 1"/>
-    <w:basedOn w:val="914"/>
+    <w:basedOn w:val="916"/>
     <w:uiPriority w:val="99"/>
     <w:pPr>
       <w:pBdr/>
@@ -13004,9 +13147,9 @@
       </w:tcPr>
     </w:tblStylePr>
   </w:style>
-  <w:style w:type="table" w:styleId="768">
+  <w:style w:type="table" w:styleId="770">
     <w:name w:val="Grid Table 3 - Accent 2"/>
-    <w:basedOn w:val="914"/>
+    <w:basedOn w:val="916"/>
     <w:uiPriority w:val="99"/>
     <w:pPr>
       <w:pBdr/>
@@ -13249,9 +13392,9 @@
       </w:tcPr>
     </w:tblStylePr>
   </w:style>
-  <w:style w:type="table" w:styleId="769">
+  <w:style w:type="table" w:styleId="771">
     <w:name w:val="Grid Table 3 - Accent 3"/>
-    <w:basedOn w:val="914"/>
+    <w:basedOn w:val="916"/>
     <w:uiPriority w:val="99"/>
     <w:pPr>
       <w:pBdr/>
@@ -13494,9 +13637,9 @@
       </w:tcPr>
     </w:tblStylePr>
   </w:style>
-  <w:style w:type="table" w:styleId="770">
+  <w:style w:type="table" w:styleId="772">
     <w:name w:val="Grid Table 3 - Accent 4"/>
-    <w:basedOn w:val="914"/>
+    <w:basedOn w:val="916"/>
     <w:uiPriority w:val="99"/>
     <w:pPr>
       <w:pBdr/>
@@ -13739,9 +13882,9 @@
       </w:tcPr>
     </w:tblStylePr>
   </w:style>
-  <w:style w:type="table" w:styleId="771">
+  <w:style w:type="table" w:styleId="773">
     <w:name w:val="Grid Table 3 - Accent 5"/>
-    <w:basedOn w:val="914"/>
+    <w:basedOn w:val="916"/>
     <w:uiPriority w:val="99"/>
     <w:pPr>
       <w:pBdr/>
@@ -13984,9 +14127,9 @@
       </w:tcPr>
     </w:tblStylePr>
   </w:style>
-  <w:style w:type="table" w:styleId="772">
+  <w:style w:type="table" w:styleId="774">
     <w:name w:val="Grid Table 3 - Accent 6"/>
-    <w:basedOn w:val="914"/>
+    <w:basedOn w:val="916"/>
     <w:uiPriority w:val="99"/>
     <w:pPr>
       <w:pBdr/>
@@ -14229,9 +14372,9 @@
       </w:tcPr>
     </w:tblStylePr>
   </w:style>
-  <w:style w:type="table" w:styleId="773">
+  <w:style w:type="table" w:styleId="775">
     <w:name w:val="Grid Table 4"/>
-    <w:basedOn w:val="914"/>
+    <w:basedOn w:val="916"/>
     <w:uiPriority w:val="59"/>
     <w:pPr>
       <w:pBdr/>
@@ -14462,9 +14605,9 @@
       </w:tcPr>
     </w:tblStylePr>
   </w:style>
-  <w:style w:type="table" w:styleId="774">
+  <w:style w:type="table" w:styleId="776">
     <w:name w:val="Grid Table 4 - Accent 1"/>
-    <w:basedOn w:val="914"/>
+    <w:basedOn w:val="916"/>
     <w:uiPriority w:val="59"/>
     <w:pPr>
       <w:pBdr/>
@@ -14695,9 +14838,9 @@
       </w:tcPr>
     </w:tblStylePr>
   </w:style>
-  <w:style w:type="table" w:styleId="775">
+  <w:style w:type="table" w:styleId="777">
     <w:name w:val="Grid Table 4 - Accent 2"/>
-    <w:basedOn w:val="914"/>
+    <w:basedOn w:val="916"/>
     <w:uiPriority w:val="59"/>
     <w:pPr>
       <w:pBdr/>
@@ -14928,9 +15071,9 @@
       </w:tcPr>
     </w:tblStylePr>
   </w:style>
-  <w:style w:type="table" w:styleId="776">
+  <w:style w:type="table" w:styleId="778">
     <w:name w:val="Grid Table 4 - Accent 3"/>
-    <w:basedOn w:val="914"/>
+    <w:basedOn w:val="916"/>
     <w:uiPriority w:val="59"/>
     <w:pPr>
       <w:pBdr/>
@@ -15161,9 +15304,9 @@
       </w:tcPr>
     </w:tblStylePr>
   </w:style>
-  <w:style w:type="table" w:styleId="777">
+  <w:style w:type="table" w:styleId="779">
     <w:name w:val="Grid Table 4 - Accent 4"/>
-    <w:basedOn w:val="914"/>
+    <w:basedOn w:val="916"/>
     <w:uiPriority w:val="59"/>
     <w:pPr>
       <w:pBdr/>
@@ -15394,9 +15537,9 @@
       </w:tcPr>
     </w:tblStylePr>
   </w:style>
-  <w:style w:type="table" w:styleId="778">
+  <w:style w:type="table" w:styleId="780">
     <w:name w:val="Grid Table 4 - Accent 5"/>
-    <w:basedOn w:val="914"/>
+    <w:basedOn w:val="916"/>
     <w:uiPriority w:val="59"/>
     <w:pPr>
       <w:pBdr/>
@@ -15627,9 +15770,9 @@
       </w:tcPr>
     </w:tblStylePr>
   </w:style>
-  <w:style w:type="table" w:styleId="779">
+  <w:style w:type="table" w:styleId="781">
     <w:name w:val="Grid Table 4 - Accent 6"/>
-    <w:basedOn w:val="914"/>
+    <w:basedOn w:val="916"/>
     <w:uiPriority w:val="59"/>
     <w:pPr>
       <w:pBdr/>
@@ -15860,9 +16003,9 @@
       </w:tcPr>
     </w:tblStylePr>
   </w:style>
-  <w:style w:type="table" w:styleId="780">
+  <w:style w:type="table" w:styleId="782">
     <w:name w:val="Grid Table 5 Dark"/>
-    <w:basedOn w:val="914"/>
+    <w:basedOn w:val="916"/>
     <w:uiPriority w:val="99"/>
     <w:pPr>
       <w:pBdr/>
@@ -16088,9 +16231,9 @@
       </w:tcPr>
     </w:tblStylePr>
   </w:style>
-  <w:style w:type="table" w:styleId="781">
+  <w:style w:type="table" w:styleId="783">
     <w:name w:val="Grid Table 5 Dark- Accent 1"/>
-    <w:basedOn w:val="914"/>
+    <w:basedOn w:val="916"/>
     <w:uiPriority w:val="99"/>
     <w:pPr>
       <w:pBdr/>
@@ -16316,9 +16459,9 @@
       </w:tcPr>
     </w:tblStylePr>
   </w:style>
-  <w:style w:type="table" w:styleId="782">
+  <w:style w:type="table" w:styleId="784">
     <w:name w:val="Grid Table 5 Dark - Accent 2"/>
-    <w:basedOn w:val="914"/>
+    <w:basedOn w:val="916"/>
     <w:uiPriority w:val="99"/>
     <w:pPr>
       <w:pBdr/>
@@ -16544,9 +16687,9 @@
       </w:tcPr>
     </w:tblStylePr>
   </w:style>
-  <w:style w:type="table" w:styleId="783">
+  <w:style w:type="table" w:styleId="785">
     <w:name w:val="Grid Table 5 Dark - Accent 3"/>
-    <w:basedOn w:val="914"/>
+    <w:basedOn w:val="916"/>
     <w:uiPriority w:val="99"/>
     <w:pPr>
       <w:pBdr/>
@@ -16772,9 +16915,9 @@
       </w:tcPr>
     </w:tblStylePr>
   </w:style>
-  <w:style w:type="table" w:styleId="784">
+  <w:style w:type="table" w:styleId="786">
     <w:name w:val="Grid Table 5 Dark- Accent 4"/>
-    <w:basedOn w:val="914"/>
+    <w:basedOn w:val="916"/>
     <w:uiPriority w:val="99"/>
     <w:pPr>
       <w:pBdr/>
@@ -17000,9 +17143,9 @@
       </w:tcPr>
     </w:tblStylePr>
   </w:style>
-  <w:style w:type="table" w:styleId="785">
+  <w:style w:type="table" w:styleId="787">
     <w:name w:val="Grid Table 5 Dark - Accent 5"/>
-    <w:basedOn w:val="914"/>
+    <w:basedOn w:val="916"/>
     <w:uiPriority w:val="99"/>
     <w:pPr>
       <w:pBdr/>
@@ -17228,9 +17371,9 @@
       </w:tcPr>
     </w:tblStylePr>
   </w:style>
-  <w:style w:type="table" w:styleId="786">
+  <w:style w:type="table" w:styleId="788">
     <w:name w:val="Grid Table 5 Dark - Accent 6"/>
-    <w:basedOn w:val="914"/>
+    <w:basedOn w:val="916"/>
     <w:uiPriority w:val="99"/>
     <w:pPr>
       <w:pBdr/>
@@ -17456,9 +17599,9 @@
       </w:tcPr>
     </w:tblStylePr>
   </w:style>
-  <w:style w:type="table" w:styleId="787">
+  <w:style w:type="table" w:styleId="789">
     <w:name w:val="Grid Table 6 Colorful"/>
-    <w:basedOn w:val="914"/>
+    <w:basedOn w:val="916"/>
     <w:uiPriority w:val="99"/>
     <w:pPr>
       <w:pBdr/>
@@ -17686,9 +17829,9 @@
       </w:tcPr>
     </w:tblStylePr>
   </w:style>
-  <w:style w:type="table" w:styleId="788">
+  <w:style w:type="table" w:styleId="790">
     <w:name w:val="Grid Table 6 Colorful - Accent 1"/>
-    <w:basedOn w:val="914"/>
+    <w:basedOn w:val="916"/>
     <w:uiPriority w:val="99"/>
     <w:pPr>
       <w:pBdr/>
@@ -17916,9 +18059,9 @@
       </w:tcPr>
     </w:tblStylePr>
   </w:style>
-  <w:style w:type="table" w:styleId="789">
+  <w:style w:type="table" w:styleId="791">
     <w:name w:val="Grid Table 6 Colorful - Accent 2"/>
-    <w:basedOn w:val="914"/>
+    <w:basedOn w:val="916"/>
     <w:uiPriority w:val="99"/>
     <w:pPr>
       <w:pBdr/>
@@ -18146,9 +18289,9 @@
       </w:tcPr>
     </w:tblStylePr>
   </w:style>
-  <w:style w:type="table" w:styleId="790">
+  <w:style w:type="table" w:styleId="792">
     <w:name w:val="Grid Table 6 Colorful - Accent 3"/>
-    <w:basedOn w:val="914"/>
+    <w:basedOn w:val="916"/>
     <w:uiPriority w:val="99"/>
     <w:pPr>
       <w:pBdr/>
@@ -18376,9 +18519,9 @@
       </w:tcPr>
     </w:tblStylePr>
   </w:style>
-  <w:style w:type="table" w:styleId="791">
+  <w:style w:type="table" w:styleId="793">
     <w:name w:val="Grid Table 6 Colorful - Accent 4"/>
-    <w:basedOn w:val="914"/>
+    <w:basedOn w:val="916"/>
     <w:uiPriority w:val="99"/>
     <w:pPr>
       <w:pBdr/>
@@ -18606,9 +18749,9 @@
       </w:tcPr>
     </w:tblStylePr>
   </w:style>
-  <w:style w:type="table" w:styleId="792">
+  <w:style w:type="table" w:styleId="794">
     <w:name w:val="Grid Table 6 Colorful - Accent 5"/>
-    <w:basedOn w:val="914"/>
+    <w:basedOn w:val="916"/>
     <w:uiPriority w:val="99"/>
     <w:pPr>
       <w:pBdr/>
@@ -18836,9 +18979,9 @@
       </w:tcPr>
     </w:tblStylePr>
   </w:style>
-  <w:style w:type="table" w:styleId="793">
+  <w:style w:type="table" w:styleId="795">
     <w:name w:val="Grid Table 6 Colorful - Accent 6"/>
-    <w:basedOn w:val="914"/>
+    <w:basedOn w:val="916"/>
     <w:uiPriority w:val="99"/>
     <w:pPr>
       <w:pBdr/>
@@ -19066,9 +19209,9 @@
       </w:tcPr>
     </w:tblStylePr>
   </w:style>
-  <w:style w:type="table" w:styleId="794">
+  <w:style w:type="table" w:styleId="796">
     <w:name w:val="Grid Table 7 Colorful"/>
-    <w:basedOn w:val="914"/>
+    <w:basedOn w:val="916"/>
     <w:uiPriority w:val="99"/>
     <w:pPr>
       <w:pBdr/>
@@ -19320,9 +19463,9 @@
       </w:tcPr>
     </w:tblStylePr>
   </w:style>
-  <w:style w:type="table" w:styleId="795">
+  <w:style w:type="table" w:styleId="797">
     <w:name w:val="Grid Table 7 Colorful - Accent 1"/>
-    <w:basedOn w:val="914"/>
+    <w:basedOn w:val="916"/>
     <w:uiPriority w:val="99"/>
     <w:pPr>
       <w:pBdr/>
@@ -19574,9 +19717,9 @@
       </w:tcPr>
     </w:tblStylePr>
   </w:style>
-  <w:style w:type="table" w:styleId="796">
+  <w:style w:type="table" w:styleId="798">
     <w:name w:val="Grid Table 7 Colorful - Accent 2"/>
-    <w:basedOn w:val="914"/>
+    <w:basedOn w:val="916"/>
     <w:uiPriority w:val="99"/>
     <w:pPr>
       <w:pBdr/>
@@ -19828,9 +19971,9 @@
       </w:tcPr>
     </w:tblStylePr>
   </w:style>
-  <w:style w:type="table" w:styleId="797">
+  <w:style w:type="table" w:styleId="799">
     <w:name w:val="Grid Table 7 Colorful - Accent 3"/>
-    <w:basedOn w:val="914"/>
+    <w:basedOn w:val="916"/>
     <w:uiPriority w:val="99"/>
     <w:pPr>
       <w:pBdr/>
@@ -20082,9 +20225,9 @@
       </w:tcPr>
     </w:tblStylePr>
   </w:style>
-  <w:style w:type="table" w:styleId="798">
+  <w:style w:type="table" w:styleId="800">
     <w:name w:val="Grid Table 7 Colorful - Accent 4"/>
-    <w:basedOn w:val="914"/>
+    <w:basedOn w:val="916"/>
     <w:uiPriority w:val="99"/>
     <w:pPr>
       <w:pBdr/>
@@ -20336,9 +20479,9 @@
       </w:tcPr>
     </w:tblStylePr>
   </w:style>
-  <w:style w:type="table" w:styleId="799">
+  <w:style w:type="table" w:styleId="801">
     <w:name w:val="Grid Table 7 Colorful - Accent 5"/>
-    <w:basedOn w:val="914"/>
+    <w:basedOn w:val="916"/>
     <w:uiPriority w:val="99"/>
     <w:pPr>
       <w:pBdr/>
@@ -20590,9 +20733,9 @@
       </w:tcPr>
     </w:tblStylePr>
   </w:style>
-  <w:style w:type="table" w:styleId="800">
+  <w:style w:type="table" w:styleId="802">
     <w:name w:val="Grid Table 7 Colorful - Accent 6"/>
-    <w:basedOn w:val="914"/>
+    <w:basedOn w:val="916"/>
     <w:uiPriority w:val="99"/>
     <w:pPr>
       <w:pBdr/>
@@ -20844,9 +20987,9 @@
       </w:tcPr>
     </w:tblStylePr>
   </w:style>
-  <w:style w:type="table" w:styleId="801">
+  <w:style w:type="table" w:styleId="803">
     <w:name w:val="List Table 1 Light"/>
-    <w:basedOn w:val="914"/>
+    <w:basedOn w:val="916"/>
     <w:uiPriority w:val="99"/>
     <w:pPr>
       <w:pBdr/>
@@ -21060,9 +21203,9 @@
       </w:tcPr>
     </w:tblStylePr>
   </w:style>
-  <w:style w:type="table" w:styleId="802">
+  <w:style w:type="table" w:styleId="804">
     <w:name w:val="List Table 1 Light - Accent 1"/>
-    <w:basedOn w:val="914"/>
+    <w:basedOn w:val="916"/>
     <w:uiPriority w:val="99"/>
     <w:pPr>
       <w:pBdr/>
@@ -21276,9 +21419,9 @@
       </w:tcPr>
     </w:tblStylePr>
   </w:style>
-  <w:style w:type="table" w:styleId="803">
+  <w:style w:type="table" w:styleId="805">
     <w:name w:val="List Table 1 Light - Accent 2"/>
-    <w:basedOn w:val="914"/>
+    <w:basedOn w:val="916"/>
     <w:uiPriority w:val="99"/>
     <w:pPr>
       <w:pBdr/>
@@ -21492,9 +21635,9 @@
       </w:tcPr>
     </w:tblStylePr>
   </w:style>
-  <w:style w:type="table" w:styleId="804">
+  <w:style w:type="table" w:styleId="806">
     <w:name w:val="List Table 1 Light - Accent 3"/>
-    <w:basedOn w:val="914"/>
+    <w:basedOn w:val="916"/>
     <w:uiPriority w:val="99"/>
     <w:pPr>
       <w:pBdr/>
@@ -21708,9 +21851,9 @@
       </w:tcPr>
     </w:tblStylePr>
   </w:style>
-  <w:style w:type="table" w:styleId="805">
+  <w:style w:type="table" w:styleId="807">
     <w:name w:val="List Table 1 Light - Accent 4"/>
-    <w:basedOn w:val="914"/>
+    <w:basedOn w:val="916"/>
     <w:uiPriority w:val="99"/>
     <w:pPr>
       <w:pBdr/>
@@ -21924,9 +22067,9 @@
       </w:tcPr>
     </w:tblStylePr>
   </w:style>
-  <w:style w:type="table" w:styleId="806">
+  <w:style w:type="table" w:styleId="808">
     <w:name w:val="List Table 1 Light - Accent 5"/>
-    <w:basedOn w:val="914"/>
+    <w:basedOn w:val="916"/>
     <w:uiPriority w:val="99"/>
     <w:pPr>
       <w:pBdr/>
@@ -22140,9 +22283,9 @@
       </w:tcPr>
     </w:tblStylePr>
   </w:style>
-  <w:style w:type="table" w:styleId="807">
+  <w:style w:type="table" w:styleId="809">
     <w:name w:val="List Table 1 Light - Accent 6"/>
-    <w:basedOn w:val="914"/>
+    <w:basedOn w:val="916"/>
     <w:uiPriority w:val="99"/>
     <w:pPr>
       <w:pBdr/>
@@ -22356,9 +22499,9 @@
       </w:tcPr>
     </w:tblStylePr>
   </w:style>
-  <w:style w:type="table" w:styleId="808">
+  <w:style w:type="table" w:styleId="810">
     <w:name w:val="List Table 2"/>
-    <w:basedOn w:val="914"/>
+    <w:basedOn w:val="916"/>
     <w:uiPriority w:val="99"/>
     <w:pPr>
       <w:pBdr/>
@@ -22594,9 +22737,9 @@
       </w:tcPr>
     </w:tblStylePr>
   </w:style>
-  <w:style w:type="table" w:styleId="809">
+  <w:style w:type="table" w:styleId="811">
     <w:name w:val="List Table 2 - Accent 1"/>
-    <w:basedOn w:val="914"/>
+    <w:basedOn w:val="916"/>
     <w:uiPriority w:val="99"/>
     <w:pPr>
       <w:pBdr/>
@@ -22832,9 +22975,9 @@
       </w:tcPr>
     </w:tblStylePr>
   </w:style>
-  <w:style w:type="table" w:styleId="810">
+  <w:style w:type="table" w:styleId="812">
     <w:name w:val="List Table 2 - Accent 2"/>
-    <w:basedOn w:val="914"/>
+    <w:basedOn w:val="916"/>
     <w:uiPriority w:val="99"/>
     <w:pPr>
       <w:pBdr/>
@@ -23070,9 +23213,9 @@
       </w:tcPr>
     </w:tblStylePr>
   </w:style>
-  <w:style w:type="table" w:styleId="811">
+  <w:style w:type="table" w:styleId="813">
     <w:name w:val="List Table 2 - Accent 3"/>
-    <w:basedOn w:val="914"/>
+    <w:basedOn w:val="916"/>
     <w:uiPriority w:val="99"/>
     <w:pPr>
       <w:pBdr/>
@@ -23308,9 +23451,9 @@
       </w:tcPr>
     </w:tblStylePr>
   </w:style>
-  <w:style w:type="table" w:styleId="812">
+  <w:style w:type="table" w:styleId="814">
     <w:name w:val="List Table 2 - Accent 4"/>
-    <w:basedOn w:val="914"/>
+    <w:basedOn w:val="916"/>
     <w:uiPriority w:val="99"/>
     <w:pPr>
       <w:pBdr/>
@@ -23546,9 +23689,9 @@
       </w:tcPr>
     </w:tblStylePr>
   </w:style>
-  <w:style w:type="table" w:styleId="813">
+  <w:style w:type="table" w:styleId="815">
     <w:name w:val="List Table 2 - Accent 5"/>
-    <w:basedOn w:val="914"/>
+    <w:basedOn w:val="916"/>
     <w:uiPriority w:val="99"/>
     <w:pPr>
       <w:pBdr/>
@@ -23784,9 +23927,9 @@
       </w:tcPr>
     </w:tblStylePr>
   </w:style>
-  <w:style w:type="table" w:styleId="814">
+  <w:style w:type="table" w:styleId="816">
     <w:name w:val="List Table 2 - Accent 6"/>
-    <w:basedOn w:val="914"/>
+    <w:basedOn w:val="916"/>
     <w:uiPriority w:val="99"/>
     <w:pPr>
       <w:pBdr/>
@@ -24022,9 +24165,9 @@
       </w:tcPr>
     </w:tblStylePr>
   </w:style>
-  <w:style w:type="table" w:styleId="815">
+  <w:style w:type="table" w:styleId="817">
     <w:name w:val="List Table 3"/>
-    <w:basedOn w:val="914"/>
+    <w:basedOn w:val="916"/>
     <w:uiPriority w:val="99"/>
     <w:pPr>
       <w:pBdr/>
@@ -24250,9 +24393,9 @@
       </w:tcPr>
     </w:tblStylePr>
   </w:style>
-  <w:style w:type="table" w:styleId="816">
+  <w:style w:type="table" w:styleId="818">
     <w:name w:val="List Table 3 - Accent 1"/>
-    <w:basedOn w:val="914"/>
+    <w:basedOn w:val="916"/>
     <w:uiPriority w:val="99"/>
     <w:pPr>
       <w:pBdr/>
@@ -24478,9 +24621,9 @@
       </w:tcPr>
     </w:tblStylePr>
   </w:style>
-  <w:style w:type="table" w:styleId="817">
+  <w:style w:type="table" w:styleId="819">
     <w:name w:val="List Table 3 - Accent 2"/>
-    <w:basedOn w:val="914"/>
+    <w:basedOn w:val="916"/>
     <w:uiPriority w:val="99"/>
     <w:pPr>
       <w:pBdr/>
@@ -24706,9 +24849,9 @@
       </w:tcPr>
     </w:tblStylePr>
   </w:style>
-  <w:style w:type="table" w:styleId="818">
+  <w:style w:type="table" w:styleId="820">
     <w:name w:val="List Table 3 - Accent 3"/>
-    <w:basedOn w:val="914"/>
+    <w:basedOn w:val="916"/>
     <w:uiPriority w:val="99"/>
     <w:pPr>
       <w:pBdr/>
@@ -24934,9 +25077,9 @@
       </w:tcPr>
     </w:tblStylePr>
   </w:style>
-  <w:style w:type="table" w:styleId="819">
+  <w:style w:type="table" w:styleId="821">
     <w:name w:val="List Table 3 - Accent 4"/>
-    <w:basedOn w:val="914"/>
+    <w:basedOn w:val="916"/>
     <w:uiPriority w:val="99"/>
     <w:pPr>
       <w:pBdr/>
@@ -25162,9 +25305,9 @@
       </w:tcPr>
     </w:tblStylePr>
   </w:style>
-  <w:style w:type="table" w:styleId="820">
+  <w:style w:type="table" w:styleId="822">
     <w:name w:val="List Table 3 - Accent 5"/>
-    <w:basedOn w:val="914"/>
+    <w:basedOn w:val="916"/>
     <w:uiPriority w:val="99"/>
     <w:pPr>
       <w:pBdr/>
@@ -25390,9 +25533,9 @@
       </w:tcPr>
     </w:tblStylePr>
   </w:style>
-  <w:style w:type="table" w:styleId="821">
+  <w:style w:type="table" w:styleId="823">
     <w:name w:val="List Table 3 - Accent 6"/>
-    <w:basedOn w:val="914"/>
+    <w:basedOn w:val="916"/>
     <w:uiPriority w:val="99"/>
     <w:pPr>
       <w:pBdr/>
@@ -25618,9 +25761,9 @@
       </w:tcPr>
     </w:tblStylePr>
   </w:style>
-  <w:style w:type="table" w:styleId="822">
+  <w:style w:type="table" w:styleId="824">
     <w:name w:val="List Table 4"/>
-    <w:basedOn w:val="914"/>
+    <w:basedOn w:val="916"/>
     <w:uiPriority w:val="99"/>
     <w:pPr>
       <w:pBdr/>
@@ -25843,9 +25986,9 @@
       </w:tcPr>
     </w:tblStylePr>
   </w:style>
-  <w:style w:type="table" w:styleId="823">
+  <w:style w:type="table" w:styleId="825">
     <w:name w:val="List Table 4 - Accent 1"/>
-    <w:basedOn w:val="914"/>
+    <w:basedOn w:val="916"/>
     <w:uiPriority w:val="99"/>
     <w:pPr>
       <w:pBdr/>
@@ -26068,9 +26211,9 @@
       </w:tcPr>
     </w:tblStylePr>
   </w:style>
-  <w:style w:type="table" w:styleId="824">
+  <w:style w:type="table" w:styleId="826">
     <w:name w:val="List Table 4 - Accent 2"/>
-    <w:basedOn w:val="914"/>
+    <w:basedOn w:val="916"/>
     <w:uiPriority w:val="99"/>
     <w:pPr>
       <w:pBdr/>
@@ -26293,9 +26436,9 @@
       </w:tcPr>
     </w:tblStylePr>
   </w:style>
-  <w:style w:type="table" w:styleId="825">
+  <w:style w:type="table" w:styleId="827">
     <w:name w:val="List Table 4 - Accent 3"/>
-    <w:basedOn w:val="914"/>
+    <w:basedOn w:val="916"/>
     <w:uiPriority w:val="99"/>
     <w:pPr>
       <w:pBdr/>
@@ -26518,9 +26661,9 @@
       </w:tcPr>
     </w:tblStylePr>
   </w:style>
-  <w:style w:type="table" w:styleId="826">
+  <w:style w:type="table" w:styleId="828">
     <w:name w:val="List Table 4 - Accent 4"/>
-    <w:basedOn w:val="914"/>
+    <w:basedOn w:val="916"/>
     <w:uiPriority w:val="99"/>
     <w:pPr>
       <w:pBdr/>
@@ -26743,9 +26886,9 @@
       </w:tcPr>
     </w:tblStylePr>
   </w:style>
-  <w:style w:type="table" w:styleId="827">
+  <w:style w:type="table" w:styleId="829">
     <w:name w:val="List Table 4 - Accent 5"/>
-    <w:basedOn w:val="914"/>
+    <w:basedOn w:val="916"/>
     <w:uiPriority w:val="99"/>
     <w:pPr>
       <w:pBdr/>
@@ -26968,9 +27111,9 @@
       </w:tcPr>
     </w:tblStylePr>
   </w:style>
-  <w:style w:type="table" w:styleId="828">
+  <w:style w:type="table" w:styleId="830">
     <w:name w:val="List Table 4 - Accent 6"/>
-    <w:basedOn w:val="914"/>
+    <w:basedOn w:val="916"/>
     <w:uiPriority w:val="99"/>
     <w:pPr>
       <w:pBdr/>
@@ -27193,9 +27336,9 @@
       </w:tcPr>
     </w:tblStylePr>
   </w:style>
-  <w:style w:type="table" w:styleId="829">
+  <w:style w:type="table" w:styleId="831">
     <w:name w:val="List Table 5 Dark"/>
-    <w:basedOn w:val="914"/>
+    <w:basedOn w:val="916"/>
     <w:uiPriority w:val="99"/>
     <w:pPr>
       <w:pBdr/>
@@ -27435,9 +27578,9 @@
       </w:tcPr>
     </w:tblStylePr>
   </w:style>
-  <w:style w:type="table" w:styleId="830">
+  <w:style w:type="table" w:styleId="832">
     <w:name w:val="List Table 5 Dark - Accent 1"/>
-    <w:basedOn w:val="914"/>
+    <w:basedOn w:val="916"/>
     <w:uiPriority w:val="99"/>
     <w:pPr>
       <w:pBdr/>
@@ -27677,9 +27820,9 @@
       </w:tcPr>
     </w:tblStylePr>
   </w:style>
-  <w:style w:type="table" w:styleId="831">
+  <w:style w:type="table" w:styleId="833">
     <w:name w:val="List Table 5 Dark - Accent 2"/>
-    <w:basedOn w:val="914"/>
+    <w:basedOn w:val="916"/>
     <w:uiPriority w:val="99"/>
     <w:pPr>
       <w:pBdr/>
@@ -27919,9 +28062,9 @@
       </w:tcPr>
     </w:tblStylePr>
   </w:style>
-  <w:style w:type="table" w:styleId="832">
+  <w:style w:type="table" w:styleId="834">
     <w:name w:val="List Table 5 Dark - Accent 3"/>
-    <w:basedOn w:val="914"/>
+    <w:basedOn w:val="916"/>
     <w:uiPriority w:val="99"/>
     <w:pPr>
       <w:pBdr/>
@@ -28161,9 +28304,9 @@
       </w:tcPr>
     </w:tblStylePr>
   </w:style>
-  <w:style w:type="table" w:styleId="833">
+  <w:style w:type="table" w:styleId="835">
     <w:name w:val="List Table 5 Dark - Accent 4"/>
-    <w:basedOn w:val="914"/>
+    <w:basedOn w:val="916"/>
     <w:uiPriority w:val="99"/>
     <w:pPr>
       <w:pBdr/>
@@ -28403,9 +28546,9 @@
       </w:tcPr>
     </w:tblStylePr>
   </w:style>
-  <w:style w:type="table" w:styleId="834">
+  <w:style w:type="table" w:styleId="836">
     <w:name w:val="List Table 5 Dark - Accent 5"/>
-    <w:basedOn w:val="914"/>
+    <w:basedOn w:val="916"/>
     <w:uiPriority w:val="99"/>
     <w:pPr>
       <w:pBdr/>
@@ -28645,9 +28788,9 @@
       </w:tcPr>
     </w:tblStylePr>
   </w:style>
-  <w:style w:type="table" w:styleId="835">
+  <w:style w:type="table" w:styleId="837">
     <w:name w:val="List Table 5 Dark - Accent 6"/>
-    <w:basedOn w:val="914"/>
+    <w:basedOn w:val="916"/>
     <w:uiPriority w:val="99"/>
     <w:pPr>
       <w:pBdr/>
@@ -28887,9 +29030,9 @@
       </w:tcPr>
     </w:tblStylePr>
   </w:style>
-  <w:style w:type="table" w:styleId="836">
+  <w:style w:type="table" w:styleId="838">
     <w:name w:val="List Table 6 Colorful"/>
-    <w:basedOn w:val="914"/>
+    <w:basedOn w:val="916"/>
     <w:uiPriority w:val="99"/>
     <w:pPr>
       <w:pBdr/>
@@ -29110,9 +29253,9 @@
       </w:tcPr>
     </w:tblStylePr>
   </w:style>
-  <w:style w:type="table" w:styleId="837">
+  <w:style w:type="table" w:styleId="839">
     <w:name w:val="List Table 6 Colorful - Accent 1"/>
-    <w:basedOn w:val="914"/>
+    <w:basedOn w:val="916"/>
     <w:uiPriority w:val="99"/>
     <w:pPr>
       <w:pBdr/>
@@ -29333,9 +29476,9 @@
       </w:tcPr>
     </w:tblStylePr>
   </w:style>
-  <w:style w:type="table" w:styleId="838">
+  <w:style w:type="table" w:styleId="840">
     <w:name w:val="List Table 6 Colorful - Accent 2"/>
-    <w:basedOn w:val="914"/>
+    <w:basedOn w:val="916"/>
     <w:uiPriority w:val="99"/>
     <w:pPr>
       <w:pBdr/>
@@ -29556,9 +29699,9 @@
       </w:tcPr>
     </w:tblStylePr>
   </w:style>
-  <w:style w:type="table" w:styleId="839">
+  <w:style w:type="table" w:styleId="841">
     <w:name w:val="List Table 6 Colorful - Accent 3"/>
-    <w:basedOn w:val="914"/>
+    <w:basedOn w:val="916"/>
     <w:uiPriority w:val="99"/>
     <w:pPr>
       <w:pBdr/>
@@ -29779,9 +29922,9 @@
       </w:tcPr>
     </w:tblStylePr>
   </w:style>
-  <w:style w:type="table" w:styleId="840">
+  <w:style w:type="table" w:styleId="842">
     <w:name w:val="List Table 6 Colorful - Accent 4"/>
-    <w:basedOn w:val="914"/>
+    <w:basedOn w:val="916"/>
     <w:uiPriority w:val="99"/>
     <w:pPr>
       <w:pBdr/>
@@ -30002,9 +30145,9 @@
       </w:tcPr>
     </w:tblStylePr>
   </w:style>
-  <w:style w:type="table" w:styleId="841">
+  <w:style w:type="table" w:styleId="843">
     <w:name w:val="List Table 6 Colorful - Accent 5"/>
-    <w:basedOn w:val="914"/>
+    <w:basedOn w:val="916"/>
     <w:uiPriority w:val="99"/>
     <w:pPr>
       <w:pBdr/>
@@ -30225,9 +30368,9 @@
       </w:tcPr>
     </w:tblStylePr>
   </w:style>
-  <w:style w:type="table" w:styleId="842">
+  <w:style w:type="table" w:styleId="844">
     <w:name w:val="List Table 6 Colorful - Accent 6"/>
-    <w:basedOn w:val="914"/>
+    <w:basedOn w:val="916"/>
     <w:uiPriority w:val="99"/>
     <w:pPr>
       <w:pBdr/>
@@ -30448,9 +30591,9 @@
       </w:tcPr>
     </w:tblStylePr>
   </w:style>
-  <w:style w:type="table" w:styleId="843">
+  <w:style w:type="table" w:styleId="845">
     <w:name w:val="List Table 7 Colorful"/>
-    <w:basedOn w:val="914"/>
+    <w:basedOn w:val="916"/>
     <w:uiPriority w:val="99"/>
     <w:pPr>
       <w:pBdr/>
@@ -30704,9 +30847,9 @@
       </w:tcPr>
     </w:tblStylePr>
   </w:style>
-  <w:style w:type="table" w:styleId="844">
+  <w:style w:type="table" w:styleId="846">
     <w:name w:val="List Table 7 Colorful - Accent 1"/>
-    <w:basedOn w:val="914"/>
+    <w:basedOn w:val="916"/>
     <w:uiPriority w:val="99"/>
     <w:pPr>
       <w:pBdr/>
@@ -30960,9 +31103,9 @@
       </w:tcPr>
     </w:tblStylePr>
   </w:style>
-  <w:style w:type="table" w:styleId="845">
+  <w:style w:type="table" w:styleId="847">
     <w:name w:val="List Table 7 Colorful - Accent 2"/>
-    <w:basedOn w:val="914"/>
+    <w:basedOn w:val="916"/>
     <w:uiPriority w:val="99"/>
     <w:pPr>
       <w:pBdr/>
@@ -31216,9 +31359,9 @@
       </w:tcPr>
     </w:tblStylePr>
   </w:style>
-  <w:style w:type="table" w:styleId="846">
+  <w:style w:type="table" w:styleId="848">
     <w:name w:val="List Table 7 Colorful - Accent 3"/>
-    <w:basedOn w:val="914"/>
+    <w:basedOn w:val="916"/>
     <w:uiPriority w:val="99"/>
     <w:pPr>
       <w:pBdr/>
@@ -31472,9 +31615,9 @@
       </w:tcPr>
     </w:tblStylePr>
   </w:style>
-  <w:style w:type="table" w:styleId="847">
+  <w:style w:type="table" w:styleId="849">
     <w:name w:val="List Table 7 Colorful - Accent 4"/>
-    <w:basedOn w:val="914"/>
+    <w:basedOn w:val="916"/>
     <w:uiPriority w:val="99"/>
     <w:pPr>
       <w:pBdr/>
@@ -31728,9 +31871,9 @@
       </w:tcPr>
     </w:tblStylePr>
   </w:style>
-  <w:style w:type="table" w:styleId="848">
+  <w:style w:type="table" w:styleId="850">
     <w:name w:val="List Table 7 Colorful - Accent 5"/>
-    <w:basedOn w:val="914"/>
+    <w:basedOn w:val="916"/>
     <w:uiPriority w:val="99"/>
     <w:pPr>
       <w:pBdr/>
@@ -31984,9 +32127,9 @@
       </w:tcPr>
     </w:tblStylePr>
   </w:style>
-  <w:style w:type="table" w:styleId="849">
+  <w:style w:type="table" w:styleId="851">
     <w:name w:val="List Table 7 Colorful - Accent 6"/>
-    <w:basedOn w:val="914"/>
+    <w:basedOn w:val="916"/>
     <w:uiPriority w:val="99"/>
     <w:pPr>
       <w:pBdr/>
@@ -32240,9 +32383,9 @@
       </w:tcPr>
     </w:tblStylePr>
   </w:style>
-  <w:style w:type="table" w:styleId="850">
+  <w:style w:type="table" w:styleId="852">
     <w:name w:val="Lined - Accent"/>
-    <w:basedOn w:val="914"/>
+    <w:basedOn w:val="916"/>
     <w:uiPriority w:val="99"/>
     <w:pPr>
       <w:pBdr/>
@@ -32477,9 +32620,9 @@
       </w:tcPr>
     </w:tblStylePr>
   </w:style>
-  <w:style w:type="table" w:styleId="851">
+  <w:style w:type="table" w:styleId="853">
     <w:name w:val="Lined - Accent 1"/>
-    <w:basedOn w:val="914"/>
+    <w:basedOn w:val="916"/>
     <w:uiPriority w:val="99"/>
     <w:pPr>
       <w:pBdr/>
@@ -32714,9 +32857,9 @@
       </w:tcPr>
     </w:tblStylePr>
   </w:style>
-  <w:style w:type="table" w:styleId="852">
+  <w:style w:type="table" w:styleId="854">
     <w:name w:val="Lined - Accent 2"/>
-    <w:basedOn w:val="914"/>
+    <w:basedOn w:val="916"/>
     <w:uiPriority w:val="99"/>
     <w:pPr>
       <w:pBdr/>
@@ -32951,9 +33094,9 @@
       </w:tcPr>
     </w:tblStylePr>
   </w:style>
-  <w:style w:type="table" w:styleId="853">
+  <w:style w:type="table" w:styleId="855">
     <w:name w:val="Lined - Accent 3"/>
-    <w:basedOn w:val="914"/>
+    <w:basedOn w:val="916"/>
     <w:uiPriority w:val="99"/>
     <w:pPr>
       <w:pBdr/>
@@ -33188,9 +33331,9 @@
       </w:tcPr>
     </w:tblStylePr>
   </w:style>
-  <w:style w:type="table" w:styleId="854">
+  <w:style w:type="table" w:styleId="856">
     <w:name w:val="Lined - Accent 4"/>
-    <w:basedOn w:val="914"/>
+    <w:basedOn w:val="916"/>
     <w:uiPriority w:val="99"/>
     <w:pPr>
       <w:pBdr/>
@@ -33425,9 +33568,9 @@
       </w:tcPr>
     </w:tblStylePr>
   </w:style>
-  <w:style w:type="table" w:styleId="855">
+  <w:style w:type="table" w:styleId="857">
     <w:name w:val="Lined - Accent 5"/>
-    <w:basedOn w:val="914"/>
+    <w:basedOn w:val="916"/>
     <w:uiPriority w:val="99"/>
     <w:pPr>
       <w:pBdr/>
@@ -33662,9 +33805,9 @@
       </w:tcPr>
     </w:tblStylePr>
   </w:style>
-  <w:style w:type="table" w:styleId="856">
+  <w:style w:type="table" w:styleId="858">
     <w:name w:val="Lined - Accent 6"/>
-    <w:basedOn w:val="914"/>
+    <w:basedOn w:val="916"/>
     <w:uiPriority w:val="99"/>
     <w:pPr>
       <w:pBdr/>
@@ -33899,9 +34042,9 @@
       </w:tcPr>
     </w:tblStylePr>
   </w:style>
-  <w:style w:type="table" w:styleId="857">
+  <w:style w:type="table" w:styleId="859">
     <w:name w:val="Bordered &amp; Lined - Accent"/>
-    <w:basedOn w:val="914"/>
+    <w:basedOn w:val="916"/>
     <w:uiPriority w:val="99"/>
     <w:pPr>
       <w:pBdr/>
@@ -34143,9 +34286,9 @@
       </w:tcPr>
     </w:tblStylePr>
   </w:style>
-  <w:style w:type="table" w:styleId="858">
+  <w:style w:type="table" w:styleId="860">
     <w:name w:val="Bordered &amp; Lined - Accent 1"/>
-    <w:basedOn w:val="914"/>
+    <w:basedOn w:val="916"/>
     <w:uiPriority w:val="99"/>
     <w:pPr>
       <w:pBdr/>
@@ -34387,9 +34530,9 @@
       </w:tcPr>
     </w:tblStylePr>
   </w:style>
-  <w:style w:type="table" w:styleId="859">
+  <w:style w:type="table" w:styleId="861">
     <w:name w:val="Bordered &amp; Lined - Accent 2"/>
-    <w:basedOn w:val="914"/>
+    <w:basedOn w:val="916"/>
     <w:uiPriority w:val="99"/>
     <w:pPr>
       <w:pBdr/>
@@ -34631,9 +34774,9 @@
       </w:tcPr>
     </w:tblStylePr>
   </w:style>
-  <w:style w:type="table" w:styleId="860">
+  <w:style w:type="table" w:styleId="862">
     <w:name w:val="Bordered &amp; Lined - Accent 3"/>
-    <w:basedOn w:val="914"/>
+    <w:basedOn w:val="916"/>
     <w:uiPriority w:val="99"/>
     <w:pPr>
       <w:pBdr/>
@@ -34875,9 +35018,9 @@
       </w:tcPr>
     </w:tblStylePr>
   </w:style>
-  <w:style w:type="table" w:styleId="861">
+  <w:style w:type="table" w:styleId="863">
     <w:name w:val="Bordered &amp; Lined - Accent 4"/>
-    <w:basedOn w:val="914"/>
+    <w:basedOn w:val="916"/>
     <w:uiPriority w:val="99"/>
     <w:pPr>
       <w:pBdr/>
@@ -35119,9 +35262,9 @@
       </w:tcPr>
     </w:tblStylePr>
   </w:style>
-  <w:style w:type="table" w:styleId="862">
+  <w:style w:type="table" w:styleId="864">
     <w:name w:val="Bordered &amp; Lined - Accent 5"/>
-    <w:basedOn w:val="914"/>
+    <w:basedOn w:val="916"/>
     <w:uiPriority w:val="99"/>
     <w:pPr>
       <w:pBdr/>
@@ -35363,9 +35506,9 @@
       </w:tcPr>
     </w:tblStylePr>
   </w:style>
-  <w:style w:type="table" w:styleId="863">
+  <w:style w:type="table" w:styleId="865">
     <w:name w:val="Bordered &amp; Lined - Accent 6"/>
-    <w:basedOn w:val="914"/>
+    <w:basedOn w:val="916"/>
     <w:uiPriority w:val="99"/>
     <w:pPr>
       <w:pBdr/>
@@ -35607,9 +35750,9 @@
       </w:tcPr>
     </w:tblStylePr>
   </w:style>
-  <w:style w:type="table" w:styleId="864">
+  <w:style w:type="table" w:styleId="866">
     <w:name w:val="Bordered"/>
-    <w:basedOn w:val="914"/>
+    <w:basedOn w:val="916"/>
     <w:uiPriority w:val="99"/>
     <w:pPr>
       <w:pBdr/>
@@ -35838,9 +35981,9 @@
       </w:tcPr>
     </w:tblStylePr>
   </w:style>
-  <w:style w:type="table" w:styleId="865">
+  <w:style w:type="table" w:styleId="867">
     <w:name w:val="Bordered - Accent 1"/>
-    <w:basedOn w:val="914"/>
+    <w:basedOn w:val="916"/>
     <w:uiPriority w:val="99"/>
     <w:pPr>
       <w:pBdr/>
@@ -36069,9 +36212,9 @@
       </w:tcPr>
     </w:tblStylePr>
   </w:style>
-  <w:style w:type="table" w:styleId="866">
+  <w:style w:type="table" w:styleId="868">
     <w:name w:val="Bordered - Accent 2"/>
-    <w:basedOn w:val="914"/>
+    <w:basedOn w:val="916"/>
     <w:uiPriority w:val="99"/>
     <w:pPr>
       <w:pBdr/>
@@ -36300,9 +36443,9 @@
       </w:tcPr>
     </w:tblStylePr>
   </w:style>
-  <w:style w:type="table" w:styleId="867">
+  <w:style w:type="table" w:styleId="869">
     <w:name w:val="Bordered - Accent 3"/>
-    <w:basedOn w:val="914"/>
+    <w:basedOn w:val="916"/>
     <w:uiPriority w:val="99"/>
     <w:pPr>
       <w:pBdr/>
@@ -36531,9 +36674,9 @@
       </w:tcPr>
     </w:tblStylePr>
   </w:style>
-  <w:style w:type="table" w:styleId="868">
+  <w:style w:type="table" w:styleId="870">
     <w:name w:val="Bordered - Accent 4"/>
-    <w:basedOn w:val="914"/>
+    <w:basedOn w:val="916"/>
     <w:uiPriority w:val="99"/>
     <w:pPr>
       <w:pBdr/>
@@ -36762,9 +36905,9 @@
       </w:tcPr>
     </w:tblStylePr>
   </w:style>
-  <w:style w:type="table" w:styleId="869">
+  <w:style w:type="table" w:styleId="871">
     <w:name w:val="Bordered - Accent 5"/>
-    <w:basedOn w:val="914"/>
+    <w:basedOn w:val="916"/>
     <w:uiPriority w:val="99"/>
     <w:pPr>
       <w:pBdr/>
@@ -36993,9 +37136,9 @@
       </w:tcPr>
     </w:tblStylePr>
   </w:style>
-  <w:style w:type="table" w:styleId="870">
+  <w:style w:type="table" w:styleId="872">
     <w:name w:val="Bordered - Accent 6"/>
-    <w:basedOn w:val="914"/>
+    <w:basedOn w:val="916"/>
     <w:uiPriority w:val="99"/>
     <w:pPr>
       <w:pBdr/>
@@ -37224,11 +37367,11 @@
       </w:tcPr>
     </w:tblStylePr>
   </w:style>
-  <w:style w:type="paragraph" w:styleId="871">
+  <w:style w:type="paragraph" w:styleId="873">
     <w:name w:val="Heading 7"/>
-    <w:basedOn w:val="906"/>
-    <w:next w:val="906"/>
-    <w:link w:val="877"/>
+    <w:basedOn w:val="908"/>
+    <w:next w:val="908"/>
+    <w:link w:val="879"/>
     <w:uiPriority w:val="9"/>
     <w:unhideWhenUsed/>
     <w:qFormat/>
@@ -37245,11 +37388,11 @@
       <w:color w:val="595959" w:themeColor="text1" w:themeTint="A6"/>
     </w:rPr>
   </w:style>
-  <w:style w:type="paragraph" w:styleId="872">
+  <w:style w:type="paragraph" w:styleId="874">
     <w:name w:val="Heading 8"/>
-    <w:basedOn w:val="906"/>
-    <w:next w:val="906"/>
-    <w:link w:val="878"/>
+    <w:basedOn w:val="908"/>
+    <w:next w:val="908"/>
+    <w:link w:val="880"/>
     <w:uiPriority w:val="9"/>
     <w:unhideWhenUsed/>
     <w:qFormat/>
@@ -37268,11 +37411,11 @@
       <w:color w:val="272727" w:themeColor="text1" w:themeTint="D8"/>
     </w:rPr>
   </w:style>
-  <w:style w:type="paragraph" w:styleId="873">
+  <w:style w:type="paragraph" w:styleId="875">
     <w:name w:val="Heading 9"/>
-    <w:basedOn w:val="906"/>
-    <w:next w:val="906"/>
-    <w:link w:val="879"/>
+    <w:basedOn w:val="908"/>
+    <w:next w:val="908"/>
+    <w:link w:val="881"/>
     <w:uiPriority w:val="9"/>
     <w:unhideWhenUsed/>
     <w:qFormat/>
@@ -37291,10 +37434,10 @@
       <w:color w:val="272727" w:themeColor="text1" w:themeTint="D8"/>
     </w:rPr>
   </w:style>
-  <w:style w:type="character" w:styleId="874">
+  <w:style w:type="character" w:styleId="876">
     <w:name w:val="Heading 4 Char"/>
-    <w:basedOn w:val="913"/>
-    <w:link w:val="910"/>
+    <w:basedOn w:val="915"/>
+    <w:link w:val="912"/>
     <w:uiPriority w:val="9"/>
     <w:pPr>
       <w:pBdr/>
@@ -37308,10 +37451,10 @@
       <w:color w:val="0f4761" w:themeColor="accent1" w:themeShade="BF"/>
     </w:rPr>
   </w:style>
-  <w:style w:type="character" w:styleId="875">
+  <w:style w:type="character" w:styleId="877">
     <w:name w:val="Heading 5 Char"/>
-    <w:basedOn w:val="913"/>
-    <w:link w:val="911"/>
+    <w:basedOn w:val="915"/>
+    <w:link w:val="913"/>
     <w:uiPriority w:val="9"/>
     <w:pPr>
       <w:pBdr/>
@@ -37323,10 +37466,10 @@
       <w:color w:val="0f4761" w:themeColor="accent1" w:themeShade="BF"/>
     </w:rPr>
   </w:style>
-  <w:style w:type="character" w:styleId="876">
+  <w:style w:type="character" w:styleId="878">
     <w:name w:val="Heading 6 Char"/>
-    <w:basedOn w:val="913"/>
-    <w:link w:val="912"/>
+    <w:basedOn w:val="915"/>
+    <w:link w:val="914"/>
     <w:uiPriority w:val="9"/>
     <w:pPr>
       <w:pBdr/>
@@ -37340,10 +37483,10 @@
       <w:color w:val="595959" w:themeColor="text1" w:themeTint="A6"/>
     </w:rPr>
   </w:style>
-  <w:style w:type="character" w:styleId="877">
+  <w:style w:type="character" w:styleId="879">
     <w:name w:val="Heading 7 Char"/>
-    <w:basedOn w:val="913"/>
-    <w:link w:val="871"/>
+    <w:basedOn w:val="915"/>
+    <w:link w:val="873"/>
     <w:uiPriority w:val="9"/>
     <w:pPr>
       <w:pBdr/>
@@ -37355,10 +37498,10 @@
       <w:color w:val="595959" w:themeColor="text1" w:themeTint="A6"/>
     </w:rPr>
   </w:style>
-  <w:style w:type="character" w:styleId="878">
+  <w:style w:type="character" w:styleId="880">
     <w:name w:val="Heading 8 Char"/>
-    <w:basedOn w:val="913"/>
-    <w:link w:val="872"/>
+    <w:basedOn w:val="915"/>
+    <w:link w:val="874"/>
     <w:uiPriority w:val="9"/>
     <w:pPr>
       <w:pBdr/>
@@ -37372,10 +37515,10 @@
       <w:color w:val="272727" w:themeColor="text1" w:themeTint="D8"/>
     </w:rPr>
   </w:style>
-  <w:style w:type="character" w:styleId="879">
+  <w:style w:type="character" w:styleId="881">
     <w:name w:val="Heading 9 Char"/>
-    <w:basedOn w:val="913"/>
-    <w:link w:val="873"/>
+    <w:basedOn w:val="915"/>
+    <w:link w:val="875"/>
     <w:uiPriority w:val="9"/>
     <w:pPr>
       <w:pBdr/>
@@ -37389,10 +37532,10 @@
       <w:color w:val="272727" w:themeColor="text1" w:themeTint="D8"/>
     </w:rPr>
   </w:style>
-  <w:style w:type="character" w:styleId="880">
+  <w:style w:type="character" w:styleId="882">
     <w:name w:val="Title Char"/>
-    <w:basedOn w:val="913"/>
-    <w:link w:val="916"/>
+    <w:basedOn w:val="915"/>
+    <w:link w:val="918"/>
     <w:uiPriority w:val="10"/>
     <w:pPr>
       <w:pBdr/>
@@ -37406,10 +37549,10 @@
       <w:szCs w:val="56"/>
     </w:rPr>
   </w:style>
-  <w:style w:type="character" w:styleId="881">
+  <w:style w:type="character" w:styleId="883">
     <w:name w:val="Subtitle Char"/>
-    <w:basedOn w:val="913"/>
-    <w:link w:val="931"/>
+    <w:basedOn w:val="915"/>
+    <w:link w:val="933"/>
     <w:uiPriority w:val="11"/>
     <w:pPr>
       <w:pBdr/>
@@ -37423,11 +37566,11 @@
       <w:szCs w:val="28"/>
     </w:rPr>
   </w:style>
-  <w:style w:type="paragraph" w:styleId="882">
+  <w:style w:type="paragraph" w:styleId="884">
     <w:name w:val="Quote"/>
-    <w:basedOn w:val="906"/>
-    <w:next w:val="906"/>
-    <w:link w:val="883"/>
+    <w:basedOn w:val="908"/>
+    <w:next w:val="908"/>
+    <w:link w:val="885"/>
     <w:uiPriority w:val="29"/>
     <w:qFormat/>
     <w:pPr>
@@ -37442,10 +37585,10 @@
       <w:color w:val="404040" w:themeColor="text1" w:themeTint="BF"/>
     </w:rPr>
   </w:style>
-  <w:style w:type="character" w:styleId="883">
+  <w:style w:type="character" w:styleId="885">
     <w:name w:val="Quote Char"/>
-    <w:basedOn w:val="913"/>
-    <w:link w:val="882"/>
+    <w:basedOn w:val="915"/>
+    <w:link w:val="884"/>
     <w:uiPriority w:val="29"/>
     <w:pPr>
       <w:pBdr/>
@@ -37458,9 +37601,9 @@
       <w:color w:val="404040" w:themeColor="text1" w:themeTint="BF"/>
     </w:rPr>
   </w:style>
-  <w:style w:type="character" w:styleId="884">
+  <w:style w:type="character" w:styleId="886">
     <w:name w:val="Intense Emphasis"/>
-    <w:basedOn w:val="913"/>
+    <w:basedOn w:val="915"/>
     <w:uiPriority w:val="21"/>
     <w:qFormat/>
     <w:pPr>
@@ -37474,11 +37617,11 @@
       <w:color w:val="0f4761" w:themeColor="accent1" w:themeShade="BF"/>
     </w:rPr>
   </w:style>
-  <w:style w:type="paragraph" w:styleId="885">
+  <w:style w:type="paragraph" w:styleId="887">
     <w:name w:val="Intense Quote"/>
-    <w:basedOn w:val="906"/>
-    <w:next w:val="906"/>
-    <w:link w:val="886"/>
+    <w:basedOn w:val="908"/>
+    <w:next w:val="908"/>
+    <w:link w:val="888"/>
     <w:uiPriority w:val="30"/>
     <w:qFormat/>
     <w:pPr>
@@ -37496,10 +37639,10 @@
       <w:color w:val="0f4761" w:themeColor="accent1" w:themeShade="BF"/>
     </w:rPr>
   </w:style>
-  <w:style w:type="character" w:styleId="886">
+  <w:style w:type="character" w:styleId="888">
     <w:name w:val="Intense Quote Char"/>
-    <w:basedOn w:val="913"/>
-    <w:link w:val="885"/>
+    <w:basedOn w:val="915"/>
+    <w:link w:val="887"/>
     <w:uiPriority w:val="30"/>
     <w:pPr>
       <w:pBdr/>
@@ -37512,9 +37655,9 @@
       <w:color w:val="0f4761" w:themeColor="accent1" w:themeShade="BF"/>
     </w:rPr>
   </w:style>
-  <w:style w:type="character" w:styleId="887">
+  <w:style w:type="character" w:styleId="889">
     <w:name w:val="Intense Reference"/>
-    <w:basedOn w:val="913"/>
+    <w:basedOn w:val="915"/>
     <w:uiPriority w:val="32"/>
     <w:qFormat/>
     <w:pPr>
@@ -37530,9 +37673,9 @@
       <w:spacing w:val="5"/>
     </w:rPr>
   </w:style>
-  <w:style w:type="paragraph" w:styleId="888">
+  <w:style w:type="paragraph" w:styleId="890">
     <w:name w:val="No Spacing"/>
-    <w:basedOn w:val="906"/>
+    <w:basedOn w:val="908"/>
     <w:uiPriority w:val="1"/>
     <w:qFormat/>
     <w:pPr>
@@ -37541,9 +37684,9 @@
       <w:ind/>
     </w:pPr>
   </w:style>
-  <w:style w:type="character" w:styleId="889">
+  <w:style w:type="character" w:styleId="891">
     <w:name w:val="Subtle Emphasis"/>
-    <w:basedOn w:val="913"/>
+    <w:basedOn w:val="915"/>
     <w:uiPriority w:val="19"/>
     <w:qFormat/>
     <w:pPr>
@@ -37557,9 +37700,9 @@
       <w:color w:val="404040" w:themeColor="text1" w:themeTint="BF"/>
     </w:rPr>
   </w:style>
-  <w:style w:type="character" w:styleId="890">
+  <w:style w:type="character" w:styleId="892">
     <w:name w:val="Emphasis"/>
-    <w:basedOn w:val="913"/>
+    <w:basedOn w:val="915"/>
     <w:uiPriority w:val="20"/>
     <w:qFormat/>
     <w:pPr>
@@ -37572,9 +37715,9 @@
       <w:iCs/>
     </w:rPr>
   </w:style>
-  <w:style w:type="character" w:styleId="891">
+  <w:style w:type="character" w:styleId="893">
     <w:name w:val="Strong"/>
-    <w:basedOn w:val="913"/>
+    <w:basedOn w:val="915"/>
     <w:uiPriority w:val="22"/>
     <w:qFormat/>
     <w:pPr>
@@ -37587,9 +37730,9 @@
       <w:bCs/>
     </w:rPr>
   </w:style>
-  <w:style w:type="character" w:styleId="892">
+  <w:style w:type="character" w:styleId="894">
     <w:name w:val="Subtle Reference"/>
-    <w:basedOn w:val="913"/>
+    <w:basedOn w:val="915"/>
     <w:uiPriority w:val="31"/>
     <w:qFormat/>
     <w:pPr>
@@ -37602,9 +37745,9 @@
       <w:color w:val="5a5a5a" w:themeColor="text1" w:themeTint="A5"/>
     </w:rPr>
   </w:style>
-  <w:style w:type="character" w:styleId="893">
+  <w:style w:type="character" w:styleId="895">
     <w:name w:val="Book Title"/>
-    <w:basedOn w:val="913"/>
+    <w:basedOn w:val="915"/>
     <w:uiPriority w:val="33"/>
     <w:qFormat/>
     <w:pPr>
@@ -37620,10 +37763,10 @@
       <w:spacing w:val="5"/>
     </w:rPr>
   </w:style>
-  <w:style w:type="paragraph" w:styleId="894">
+  <w:style w:type="paragraph" w:styleId="896">
     <w:name w:val="Caption"/>
-    <w:basedOn w:val="906"/>
-    <w:next w:val="906"/>
+    <w:basedOn w:val="908"/>
+    <w:next w:val="908"/>
     <w:uiPriority w:val="35"/>
     <w:unhideWhenUsed/>
     <w:qFormat/>
@@ -37640,10 +37783,10 @@
       <w:szCs w:val="18"/>
     </w:rPr>
   </w:style>
-  <w:style w:type="paragraph" w:styleId="895">
+  <w:style w:type="paragraph" w:styleId="897">
     <w:name w:val="footnote text"/>
-    <w:basedOn w:val="906"/>
-    <w:link w:val="896"/>
+    <w:basedOn w:val="908"/>
+    <w:link w:val="898"/>
     <w:uiPriority w:val="99"/>
     <w:semiHidden/>
     <w:unhideWhenUsed/>
@@ -37657,10 +37800,10 @@
       <w:szCs w:val="20"/>
     </w:rPr>
   </w:style>
-  <w:style w:type="character" w:styleId="896">
+  <w:style w:type="character" w:styleId="898">
     <w:name w:val="Footnote Text Char"/>
-    <w:basedOn w:val="913"/>
-    <w:link w:val="895"/>
+    <w:basedOn w:val="915"/>
+    <w:link w:val="897"/>
     <w:uiPriority w:val="99"/>
     <w:semiHidden/>
     <w:pPr>
@@ -37673,9 +37816,9 @@
       <w:szCs w:val="20"/>
     </w:rPr>
   </w:style>
-  <w:style w:type="character" w:styleId="897">
+  <w:style w:type="character" w:styleId="899">
     <w:name w:val="footnote reference"/>
-    <w:basedOn w:val="913"/>
+    <w:basedOn w:val="915"/>
     <w:uiPriority w:val="99"/>
     <w:semiHidden/>
     <w:unhideWhenUsed/>
@@ -37688,9 +37831,9 @@
       <w:vertAlign w:val="superscript"/>
     </w:rPr>
   </w:style>
-  <w:style w:type="character" w:styleId="898">
+  <w:style w:type="character" w:styleId="900">
     <w:name w:val="FollowedHyperlink"/>
-    <w:basedOn w:val="913"/>
+    <w:basedOn w:val="915"/>
     <w:uiPriority w:val="99"/>
     <w:semiHidden/>
     <w:unhideWhenUsed/>
@@ -37704,10 +37847,10 @@
       <w:u w:val="single"/>
     </w:rPr>
   </w:style>
-  <w:style w:type="paragraph" w:styleId="899">
+  <w:style w:type="paragraph" w:styleId="901">
     <w:name w:val="toc 4"/>
-    <w:basedOn w:val="906"/>
-    <w:next w:val="906"/>
+    <w:basedOn w:val="908"/>
+    <w:next w:val="908"/>
     <w:uiPriority w:val="39"/>
     <w:unhideWhenUsed/>
     <w:pPr>
@@ -37716,10 +37859,10 @@
       <w:ind w:left="660"/>
     </w:pPr>
   </w:style>
-  <w:style w:type="paragraph" w:styleId="900">
+  <w:style w:type="paragraph" w:styleId="902">
     <w:name w:val="toc 5"/>
-    <w:basedOn w:val="906"/>
-    <w:next w:val="906"/>
+    <w:basedOn w:val="908"/>
+    <w:next w:val="908"/>
     <w:uiPriority w:val="39"/>
     <w:unhideWhenUsed/>
     <w:pPr>
@@ -37728,10 +37871,10 @@
       <w:ind w:left="880"/>
     </w:pPr>
   </w:style>
-  <w:style w:type="paragraph" w:styleId="901">
+  <w:style w:type="paragraph" w:styleId="903">
     <w:name w:val="toc 6"/>
-    <w:basedOn w:val="906"/>
-    <w:next w:val="906"/>
+    <w:basedOn w:val="908"/>
+    <w:next w:val="908"/>
     <w:uiPriority w:val="39"/>
     <w:unhideWhenUsed/>
     <w:pPr>
@@ -37740,10 +37883,10 @@
       <w:ind w:left="1100"/>
     </w:pPr>
   </w:style>
-  <w:style w:type="paragraph" w:styleId="902">
+  <w:style w:type="paragraph" w:styleId="904">
     <w:name w:val="toc 7"/>
-    <w:basedOn w:val="906"/>
-    <w:next w:val="906"/>
+    <w:basedOn w:val="908"/>
+    <w:next w:val="908"/>
     <w:uiPriority w:val="39"/>
     <w:unhideWhenUsed/>
     <w:pPr>
@@ -37752,10 +37895,10 @@
       <w:ind w:left="1320"/>
     </w:pPr>
   </w:style>
-  <w:style w:type="paragraph" w:styleId="903">
+  <w:style w:type="paragraph" w:styleId="905">
     <w:name w:val="toc 8"/>
-    <w:basedOn w:val="906"/>
-    <w:next w:val="906"/>
+    <w:basedOn w:val="908"/>
+    <w:next w:val="908"/>
     <w:uiPriority w:val="39"/>
     <w:unhideWhenUsed/>
     <w:pPr>
@@ -37764,10 +37907,10 @@
       <w:ind w:left="1540"/>
     </w:pPr>
   </w:style>
-  <w:style w:type="paragraph" w:styleId="904">
+  <w:style w:type="paragraph" w:styleId="906">
     <w:name w:val="toc 9"/>
-    <w:basedOn w:val="906"/>
-    <w:next w:val="906"/>
+    <w:basedOn w:val="908"/>
+    <w:next w:val="908"/>
     <w:uiPriority w:val="39"/>
     <w:unhideWhenUsed/>
     <w:pPr>
@@ -37776,10 +37919,10 @@
       <w:ind w:left="1760"/>
     </w:pPr>
   </w:style>
-  <w:style w:type="paragraph" w:styleId="905">
+  <w:style w:type="paragraph" w:styleId="907">
     <w:name w:val="table of figures"/>
-    <w:basedOn w:val="906"/>
-    <w:next w:val="906"/>
+    <w:basedOn w:val="908"/>
+    <w:next w:val="908"/>
     <w:uiPriority w:val="99"/>
     <w:unhideWhenUsed/>
     <w:pPr>
@@ -37788,7 +37931,7 @@
       <w:ind/>
     </w:pPr>
   </w:style>
-  <w:style w:type="paragraph" w:styleId="906" w:default="1">
+  <w:style w:type="paragraph" w:styleId="908" w:default="1">
     <w:name w:val="Normal"/>
     <w:qFormat/>
     <w:pPr>
@@ -37797,11 +37940,11 @@
       <w:ind/>
     </w:pPr>
   </w:style>
-  <w:style w:type="paragraph" w:styleId="907">
+  <w:style w:type="paragraph" w:styleId="909">
     <w:name w:val="Heading 1"/>
-    <w:basedOn w:val="906"/>
-    <w:next w:val="906"/>
-    <w:link w:val="918"/>
+    <w:basedOn w:val="908"/>
+    <w:next w:val="908"/>
+    <w:link w:val="920"/>
     <w:uiPriority w:val="9"/>
     <w:qFormat/>
     <w:pPr>
@@ -37820,11 +37963,11 @@
       <w:szCs w:val="32"/>
     </w:rPr>
   </w:style>
-  <w:style w:type="paragraph" w:styleId="908">
+  <w:style w:type="paragraph" w:styleId="910">
     <w:name w:val="Heading 2"/>
-    <w:basedOn w:val="906"/>
-    <w:next w:val="906"/>
-    <w:link w:val="919"/>
+    <w:basedOn w:val="908"/>
+    <w:next w:val="908"/>
+    <w:link w:val="921"/>
     <w:uiPriority w:val="9"/>
     <w:unhideWhenUsed/>
     <w:qFormat/>
@@ -37843,11 +37986,11 @@
       <w:szCs w:val="26"/>
     </w:rPr>
   </w:style>
-  <w:style w:type="paragraph" w:styleId="909">
+  <w:style w:type="paragraph" w:styleId="911">
     <w:name w:val="Heading 3"/>
-    <w:basedOn w:val="906"/>
-    <w:next w:val="906"/>
-    <w:link w:val="929"/>
+    <w:basedOn w:val="908"/>
+    <w:next w:val="908"/>
+    <w:link w:val="931"/>
     <w:uiPriority w:val="9"/>
     <w:unhideWhenUsed/>
     <w:qFormat/>
@@ -37864,10 +38007,10 @@
       <w:b/>
     </w:rPr>
   </w:style>
-  <w:style w:type="paragraph" w:styleId="910">
+  <w:style w:type="paragraph" w:styleId="912">
     <w:name w:val="Heading 4"/>
-    <w:basedOn w:val="906"/>
-    <w:next w:val="906"/>
+    <w:basedOn w:val="908"/>
+    <w:next w:val="908"/>
     <w:uiPriority w:val="9"/>
     <w:semiHidden/>
     <w:unhideWhenUsed/>
@@ -37884,10 +38027,10 @@
       <w:b/>
     </w:rPr>
   </w:style>
-  <w:style w:type="paragraph" w:styleId="911">
+  <w:style w:type="paragraph" w:styleId="913">
     <w:name w:val="Heading 5"/>
-    <w:basedOn w:val="906"/>
-    <w:next w:val="906"/>
+    <w:basedOn w:val="908"/>
+    <w:next w:val="908"/>
     <w:uiPriority w:val="9"/>
     <w:semiHidden/>
     <w:unhideWhenUsed/>
@@ -37906,10 +38049,10 @@
       <w:szCs w:val="22"/>
     </w:rPr>
   </w:style>
-  <w:style w:type="paragraph" w:styleId="912">
+  <w:style w:type="paragraph" w:styleId="914">
     <w:name w:val="Heading 6"/>
-    <w:basedOn w:val="906"/>
-    <w:next w:val="906"/>
+    <w:basedOn w:val="908"/>
+    <w:next w:val="908"/>
     <w:uiPriority w:val="9"/>
     <w:semiHidden/>
     <w:unhideWhenUsed/>
@@ -37928,7 +38071,7 @@
       <w:szCs w:val="20"/>
     </w:rPr>
   </w:style>
-  <w:style w:type="character" w:styleId="913" w:default="1">
+  <w:style w:type="character" w:styleId="915" w:default="1">
     <w:name w:val="Default Paragraph Font"/>
     <w:uiPriority w:val="1"/>
     <w:semiHidden/>
@@ -37939,7 +38082,7 @@
       <w:ind/>
     </w:pPr>
   </w:style>
-  <w:style w:type="table" w:styleId="914" w:default="1">
+  <w:style w:type="table" w:styleId="916" w:default="1">
     <w:name w:val="Normal Table"/>
     <w:uiPriority w:val="99"/>
     <w:semiHidden/>
@@ -38132,7 +38275,7 @@
       </w:tcPr>
     </w:tblStylePr>
   </w:style>
-  <w:style w:type="numbering" w:styleId="915" w:default="1">
+  <w:style w:type="numbering" w:styleId="917" w:default="1">
     <w:name w:val="No List"/>
     <w:uiPriority w:val="99"/>
     <w:semiHidden/>
@@ -38143,10 +38286,10 @@
       <w:ind/>
     </w:pPr>
   </w:style>
-  <w:style w:type="paragraph" w:styleId="916">
+  <w:style w:type="paragraph" w:styleId="918">
     <w:name w:val="Title"/>
-    <w:basedOn w:val="906"/>
-    <w:next w:val="906"/>
+    <w:basedOn w:val="908"/>
+    <w:next w:val="908"/>
     <w:uiPriority w:val="10"/>
     <w:qFormat/>
     <w:pPr>
@@ -38162,9 +38305,9 @@
       <w:szCs w:val="72"/>
     </w:rPr>
   </w:style>
-  <w:style w:type="table" w:styleId="917">
+  <w:style w:type="table" w:styleId="919">
     <w:name w:val="Table Grid"/>
-    <w:basedOn w:val="914"/>
+    <w:basedOn w:val="916"/>
     <w:uiPriority w:val="39"/>
     <w:pPr>
       <w:pBdr/>
@@ -38354,10 +38497,10 @@
       </w:tcPr>
     </w:tblStylePr>
   </w:style>
-  <w:style w:type="character" w:styleId="918" w:customStyle="1">
+  <w:style w:type="character" w:styleId="920" w:customStyle="1">
     <w:name w:val="Heading 1 Char"/>
-    <w:basedOn w:val="913"/>
-    <w:link w:val="907"/>
+    <w:basedOn w:val="915"/>
+    <w:link w:val="909"/>
     <w:uiPriority w:val="9"/>
     <w:pPr>
       <w:pBdr/>
@@ -38373,10 +38516,10 @@
       <w:lang w:val="en-GB"/>
     </w:rPr>
   </w:style>
-  <w:style w:type="character" w:styleId="919" w:customStyle="1">
+  <w:style w:type="character" w:styleId="921" w:customStyle="1">
     <w:name w:val="Heading 2 Char"/>
-    <w:basedOn w:val="913"/>
-    <w:link w:val="908"/>
+    <w:basedOn w:val="915"/>
+    <w:link w:val="910"/>
     <w:uiPriority w:val="9"/>
     <w:pPr>
       <w:pBdr/>
@@ -38391,9 +38534,9 @@
       <w:lang w:val="en-GB"/>
     </w:rPr>
   </w:style>
-  <w:style w:type="paragraph" w:styleId="920">
+  <w:style w:type="paragraph" w:styleId="922">
     <w:name w:val="List Paragraph"/>
-    <w:basedOn w:val="906"/>
+    <w:basedOn w:val="908"/>
     <w:uiPriority w:val="34"/>
     <w:qFormat/>
     <w:pPr>
@@ -38403,10 +38546,10 @@
       <w:contextualSpacing w:val="true"/>
     </w:pPr>
   </w:style>
-  <w:style w:type="paragraph" w:styleId="921">
+  <w:style w:type="paragraph" w:styleId="923">
     <w:name w:val="TOC Heading"/>
-    <w:basedOn w:val="907"/>
-    <w:next w:val="906"/>
+    <w:basedOn w:val="909"/>
+    <w:next w:val="908"/>
     <w:uiPriority w:val="39"/>
     <w:unhideWhenUsed/>
     <w:qFormat/>
@@ -38424,10 +38567,10 @@
       <w:lang w:val="en-US"/>
     </w:rPr>
   </w:style>
-  <w:style w:type="paragraph" w:styleId="922">
+  <w:style w:type="paragraph" w:styleId="924">
     <w:name w:val="toc 1"/>
-    <w:basedOn w:val="906"/>
-    <w:next w:val="906"/>
+    <w:basedOn w:val="908"/>
+    <w:next w:val="908"/>
     <w:uiPriority w:val="39"/>
     <w:unhideWhenUsed/>
     <w:pPr>
@@ -38436,10 +38579,10 @@
       <w:ind/>
     </w:pPr>
   </w:style>
-  <w:style w:type="paragraph" w:styleId="923">
+  <w:style w:type="paragraph" w:styleId="925">
     <w:name w:val="toc 2"/>
-    <w:basedOn w:val="906"/>
-    <w:next w:val="906"/>
+    <w:basedOn w:val="908"/>
+    <w:next w:val="908"/>
     <w:uiPriority w:val="39"/>
     <w:unhideWhenUsed/>
     <w:pPr>
@@ -38448,9 +38591,9 @@
       <w:ind w:left="240"/>
     </w:pPr>
   </w:style>
-  <w:style w:type="character" w:styleId="924">
+  <w:style w:type="character" w:styleId="926">
     <w:name w:val="Hyperlink"/>
-    <w:basedOn w:val="913"/>
+    <w:basedOn w:val="915"/>
     <w:uiPriority w:val="99"/>
     <w:unhideWhenUsed/>
     <w:pPr>
@@ -38463,41 +38606,9 @@
       <w:u w:val="single"/>
     </w:rPr>
   </w:style>
-  <w:style w:type="paragraph" w:styleId="925">
+  <w:style w:type="paragraph" w:styleId="927">
     <w:name w:val="Header"/>
-    <w:basedOn w:val="906"/>
-    <w:link w:val="926"/>
-    <w:uiPriority w:val="99"/>
-    <w:unhideWhenUsed/>
-    <w:pPr>
-      <w:pBdr/>
-      <w:tabs>
-        <w:tab w:val="center" w:leader="none" w:pos="4680"/>
-        <w:tab w:val="right" w:leader="none" w:pos="9360"/>
-      </w:tabs>
-      <w:spacing w:after="0" w:line="240" w:lineRule="auto"/>
-      <w:ind/>
-    </w:pPr>
-  </w:style>
-  <w:style w:type="character" w:styleId="926" w:customStyle="1">
-    <w:name w:val="Header Char"/>
-    <w:basedOn w:val="913"/>
-    <w:link w:val="925"/>
-    <w:uiPriority w:val="99"/>
-    <w:pPr>
-      <w:pBdr/>
-      <w:spacing/>
-      <w:ind/>
-    </w:pPr>
-    <w:rPr>
-      <w:rFonts w:ascii="Arial" w:hAnsi="Arial"/>
-      <w:sz w:val="24"/>
-      <w:lang w:val="en-GB"/>
-    </w:rPr>
-  </w:style>
-  <w:style w:type="paragraph" w:styleId="927">
-    <w:name w:val="Footer"/>
-    <w:basedOn w:val="906"/>
+    <w:basedOn w:val="908"/>
     <w:link w:val="928"/>
     <w:uiPriority w:val="99"/>
     <w:unhideWhenUsed/>
@@ -38512,8 +38623,8 @@
     </w:pPr>
   </w:style>
   <w:style w:type="character" w:styleId="928" w:customStyle="1">
-    <w:name w:val="Footer Char"/>
-    <w:basedOn w:val="913"/>
+    <w:name w:val="Header Char"/>
+    <w:basedOn w:val="915"/>
     <w:link w:val="927"/>
     <w:uiPriority w:val="99"/>
     <w:pPr>
@@ -38527,10 +38638,42 @@
       <w:lang w:val="en-GB"/>
     </w:rPr>
   </w:style>
-  <w:style w:type="character" w:styleId="929" w:customStyle="1">
+  <w:style w:type="paragraph" w:styleId="929">
+    <w:name w:val="Footer"/>
+    <w:basedOn w:val="908"/>
+    <w:link w:val="930"/>
+    <w:uiPriority w:val="99"/>
+    <w:unhideWhenUsed/>
+    <w:pPr>
+      <w:pBdr/>
+      <w:tabs>
+        <w:tab w:val="center" w:leader="none" w:pos="4680"/>
+        <w:tab w:val="right" w:leader="none" w:pos="9360"/>
+      </w:tabs>
+      <w:spacing w:after="0" w:line="240" w:lineRule="auto"/>
+      <w:ind/>
+    </w:pPr>
+  </w:style>
+  <w:style w:type="character" w:styleId="930" w:customStyle="1">
+    <w:name w:val="Footer Char"/>
+    <w:basedOn w:val="915"/>
+    <w:link w:val="929"/>
+    <w:uiPriority w:val="99"/>
+    <w:pPr>
+      <w:pBdr/>
+      <w:spacing/>
+      <w:ind/>
+    </w:pPr>
+    <w:rPr>
+      <w:rFonts w:ascii="Arial" w:hAnsi="Arial"/>
+      <w:sz w:val="24"/>
+      <w:lang w:val="en-GB"/>
+    </w:rPr>
+  </w:style>
+  <w:style w:type="character" w:styleId="931" w:customStyle="1">
     <w:name w:val="Heading 3 Char"/>
-    <w:basedOn w:val="913"/>
-    <w:link w:val="909"/>
+    <w:basedOn w:val="915"/>
+    <w:link w:val="911"/>
     <w:uiPriority w:val="9"/>
     <w:pPr>
       <w:pBdr/>
@@ -38545,10 +38688,10 @@
       <w:lang w:val="en-GB"/>
     </w:rPr>
   </w:style>
-  <w:style w:type="paragraph" w:styleId="930">
+  <w:style w:type="paragraph" w:styleId="932">
     <w:name w:val="toc 3"/>
-    <w:basedOn w:val="906"/>
-    <w:next w:val="906"/>
+    <w:basedOn w:val="908"/>
+    <w:next w:val="908"/>
     <w:uiPriority w:val="39"/>
     <w:unhideWhenUsed/>
     <w:pPr>
@@ -38557,10 +38700,10 @@
       <w:ind w:left="480"/>
     </w:pPr>
   </w:style>
-  <w:style w:type="paragraph" w:styleId="931">
+  <w:style w:type="paragraph" w:styleId="933">
     <w:name w:val="Subtitle"/>
-    <w:basedOn w:val="906"/>
-    <w:next w:val="906"/>
+    <w:basedOn w:val="908"/>
+    <w:next w:val="908"/>
     <w:uiPriority w:val="11"/>
     <w:qFormat/>
     <w:pPr>
@@ -38578,10 +38721,10 @@
       <w:szCs w:val="48"/>
     </w:rPr>
   </w:style>
-  <w:style w:type="paragraph" w:styleId="932">
+  <w:style w:type="paragraph" w:styleId="934">
     <w:name w:val="endnote text"/>
-    <w:basedOn w:val="906"/>
-    <w:link w:val="933"/>
+    <w:basedOn w:val="908"/>
+    <w:link w:val="935"/>
     <w:uiPriority w:val="99"/>
     <w:semiHidden/>
     <w:unhideWhenUsed/>
@@ -38595,10 +38738,10 @@
       <w:szCs w:val="20"/>
     </w:rPr>
   </w:style>
-  <w:style w:type="character" w:styleId="933" w:customStyle="1">
+  <w:style w:type="character" w:styleId="935" w:customStyle="1">
     <w:name w:val="Endnote Text Char"/>
-    <w:basedOn w:val="913"/>
-    <w:link w:val="932"/>
+    <w:basedOn w:val="915"/>
+    <w:link w:val="934"/>
     <w:uiPriority w:val="99"/>
     <w:semiHidden/>
     <w:pPr>
@@ -38611,9 +38754,9 @@
       <w:szCs w:val="20"/>
     </w:rPr>
   </w:style>
-  <w:style w:type="character" w:styleId="934">
+  <w:style w:type="character" w:styleId="936">
     <w:name w:val="endnote reference"/>
-    <w:basedOn w:val="913"/>
+    <w:basedOn w:val="915"/>
     <w:uiPriority w:val="99"/>
     <w:semiHidden/>
     <w:unhideWhenUsed/>
@@ -38626,7 +38769,7 @@
       <w:vertAlign w:val="superscript"/>
     </w:rPr>
   </w:style>
-  <w:style w:type="paragraph" w:styleId="935">
+  <w:style w:type="paragraph" w:styleId="937">
     <w:name w:val="Revision"/>
     <w:hidden/>
     <w:uiPriority w:val="99"/>
@@ -38637,9 +38780,9 @@
       <w:ind/>
     </w:pPr>
   </w:style>
-  <w:style w:type="character" w:styleId="936">
+  <w:style w:type="character" w:styleId="938">
     <w:name w:val="Placeholder Text"/>
-    <w:basedOn w:val="913"/>
+    <w:basedOn w:val="915"/>
     <w:uiPriority w:val="99"/>
     <w:semiHidden/>
     <w:pPr>
@@ -38675,7 +38818,7 @@
       <w:docPartBody>
         <w:p>
           <w:pPr>
-            <w:pStyle w:val="1634"/>
+            <w:pStyle w:val="1636"/>
             <w:pBdr/>
             <w:spacing/>
             <w:ind/>
@@ -38683,7 +38826,7 @@
           </w:pPr>
           <w:r>
             <w:rPr>
-              <w:rStyle w:val="1633"/>
+              <w:rStyle w:val="1635"/>
             </w:rPr>
             <w:t xml:space="preserve">Choose an item.</w:t>
           </w:r>
@@ -38709,7 +38852,7 @@
       <w:docPartBody>
         <w:p>
           <w:pPr>
-            <w:pStyle w:val="1635"/>
+            <w:pStyle w:val="1637"/>
             <w:pBdr/>
             <w:spacing/>
             <w:ind/>
@@ -38717,7 +38860,7 @@
           </w:pPr>
           <w:r>
             <w:rPr>
-              <w:rStyle w:val="1633"/>
+              <w:rStyle w:val="1635"/>
             </w:rPr>
             <w:t xml:space="preserve">Enter your Full Name Here</w:t>
           </w:r>
@@ -38743,7 +38886,7 @@
       <w:docPartBody>
         <w:p>
           <w:pPr>
-            <w:pStyle w:val="1636"/>
+            <w:pStyle w:val="1638"/>
             <w:pBdr/>
             <w:spacing/>
             <w:ind/>
@@ -38751,7 +38894,7 @@
           </w:pPr>
           <w:r>
             <w:rPr>
-              <w:rStyle w:val="1633"/>
+              <w:rStyle w:val="1635"/>
             </w:rPr>
             <w:t xml:space="preserve">E.g. 18053646</w:t>
           </w:r>
@@ -38777,7 +38920,7 @@
       <w:docPartBody>
         <w:p>
           <w:pPr>
-            <w:pStyle w:val="1637"/>
+            <w:pStyle w:val="1639"/>
             <w:pBdr/>
             <w:spacing/>
             <w:ind/>
@@ -38785,7 +38928,7 @@
           </w:pPr>
           <w:r>
             <w:rPr>
-              <w:rStyle w:val="1633"/>
+              <w:rStyle w:val="1635"/>
             </w:rPr>
             <w:t xml:space="preserve">E.g. NP01MM0474747</w:t>
           </w:r>
@@ -38811,7 +38954,7 @@
       <w:docPartBody>
         <w:p>
           <w:pPr>
-            <w:pStyle w:val="1638"/>
+            <w:pStyle w:val="1640"/>
             <w:pBdr/>
             <w:spacing/>
             <w:ind/>
@@ -38819,7 +38962,7 @@
           </w:pPr>
           <w:r>
             <w:rPr>
-              <w:rStyle w:val="1633"/>
+              <w:rStyle w:val="1635"/>
             </w:rPr>
             <w:t xml:space="preserve">Click or tap to enter a date.</w:t>
           </w:r>
@@ -38845,7 +38988,7 @@
       <w:docPartBody>
         <w:p>
           <w:pPr>
-            <w:pStyle w:val="1639"/>
+            <w:pStyle w:val="1641"/>
             <w:pBdr/>
             <w:spacing/>
             <w:ind/>
@@ -38853,7 +38996,7 @@
           </w:pPr>
           <w:r>
             <w:rPr>
-              <w:rStyle w:val="1633"/>
+              <w:rStyle w:val="1635"/>
             </w:rPr>
             <w:t xml:space="preserve">Click or tap to enter a date.</w:t>
           </w:r>
@@ -39160,9 +39303,9 @@
     <w:lsdException w:name="Bibliography" w:uiPriority="37"/>
     <w:lsdException w:name="TOC Heading" w:uiPriority="39" w:qFormat="1"/>
   </w:latentStyles>
-  <w:style w:type="table" w:styleId="1444">
+  <w:style w:type="table" w:styleId="1446">
     <w:name w:val="Table Grid"/>
-    <w:basedOn w:val="1631"/>
+    <w:basedOn w:val="1633"/>
     <w:uiPriority w:val="59"/>
     <w:pPr>
       <w:pBdr/>
@@ -39359,9 +39502,9 @@
       </w:tcPr>
     </w:tblStylePr>
   </w:style>
-  <w:style w:type="table" w:styleId="1445">
+  <w:style w:type="table" w:styleId="1447">
     <w:name w:val="Table Grid Light"/>
-    <w:basedOn w:val="1631"/>
+    <w:basedOn w:val="1633"/>
     <w:uiPriority w:val="59"/>
     <w:pPr>
       <w:pBdr/>
@@ -39558,9 +39701,9 @@
       </w:tcPr>
     </w:tblStylePr>
   </w:style>
-  <w:style w:type="table" w:styleId="1446">
+  <w:style w:type="table" w:styleId="1448">
     <w:name w:val="Plain Table 1"/>
-    <w:basedOn w:val="1631"/>
+    <w:basedOn w:val="1633"/>
     <w:uiPriority w:val="59"/>
     <w:pPr>
       <w:pBdr/>
@@ -39783,9 +39926,9 @@
       </w:tcPr>
     </w:tblStylePr>
   </w:style>
-  <w:style w:type="table" w:styleId="1447">
+  <w:style w:type="table" w:styleId="1449">
     <w:name w:val="Plain Table 2"/>
-    <w:basedOn w:val="1631"/>
+    <w:basedOn w:val="1633"/>
     <w:uiPriority w:val="59"/>
     <w:pPr>
       <w:pBdr/>
@@ -40016,9 +40159,9 @@
       </w:tcPr>
     </w:tblStylePr>
   </w:style>
-  <w:style w:type="table" w:styleId="1448">
+  <w:style w:type="table" w:styleId="1450">
     <w:name w:val="Plain Table 3"/>
-    <w:basedOn w:val="1631"/>
+    <w:basedOn w:val="1633"/>
     <w:uiPriority w:val="99"/>
     <w:pPr>
       <w:pBdr/>
@@ -40246,9 +40389,9 @@
       </w:tcPr>
     </w:tblStylePr>
   </w:style>
-  <w:style w:type="table" w:styleId="1449">
+  <w:style w:type="table" w:styleId="1451">
     <w:name w:val="Plain Table 4"/>
-    <w:basedOn w:val="1631"/>
+    <w:basedOn w:val="1633"/>
     <w:uiPriority w:val="99"/>
     <w:pPr>
       <w:pBdr/>
@@ -40462,9 +40605,9 @@
       </w:tcPr>
     </w:tblStylePr>
   </w:style>
-  <w:style w:type="table" w:styleId="1450">
+  <w:style w:type="table" w:styleId="1452">
     <w:name w:val="Plain Table 5"/>
-    <w:basedOn w:val="1631"/>
+    <w:basedOn w:val="1633"/>
     <w:uiPriority w:val="99"/>
     <w:pPr>
       <w:pBdr/>
@@ -40695,9 +40838,9 @@
       </w:tcPr>
     </w:tblStylePr>
   </w:style>
-  <w:style w:type="table" w:styleId="1451">
+  <w:style w:type="table" w:styleId="1453">
     <w:name w:val="Grid Table 1 Light"/>
-    <w:basedOn w:val="1631"/>
+    <w:basedOn w:val="1633"/>
     <w:uiPriority w:val="99"/>
     <w:pPr>
       <w:pBdr/>
@@ -40918,9 +41061,9 @@
       </w:tcPr>
     </w:tblStylePr>
   </w:style>
-  <w:style w:type="table" w:styleId="1452">
+  <w:style w:type="table" w:styleId="1454">
     <w:name w:val="Grid Table 1 Light - Accent 1"/>
-    <w:basedOn w:val="1631"/>
+    <w:basedOn w:val="1633"/>
     <w:uiPriority w:val="99"/>
     <w:pPr>
       <w:pBdr/>
@@ -41141,9 +41284,9 @@
       </w:tcPr>
     </w:tblStylePr>
   </w:style>
-  <w:style w:type="table" w:styleId="1453">
+  <w:style w:type="table" w:styleId="1455">
     <w:name w:val="Grid Table 1 Light - Accent 2"/>
-    <w:basedOn w:val="1631"/>
+    <w:basedOn w:val="1633"/>
     <w:uiPriority w:val="99"/>
     <w:pPr>
       <w:pBdr/>
@@ -41364,9 +41507,9 @@
       </w:tcPr>
     </w:tblStylePr>
   </w:style>
-  <w:style w:type="table" w:styleId="1454">
+  <w:style w:type="table" w:styleId="1456">
     <w:name w:val="Grid Table 1 Light - Accent 3"/>
-    <w:basedOn w:val="1631"/>
+    <w:basedOn w:val="1633"/>
     <w:uiPriority w:val="99"/>
     <w:pPr>
       <w:pBdr/>
@@ -41587,9 +41730,9 @@
       </w:tcPr>
     </w:tblStylePr>
   </w:style>
-  <w:style w:type="table" w:styleId="1455">
+  <w:style w:type="table" w:styleId="1457">
     <w:name w:val="Grid Table 1 Light - Accent 4"/>
-    <w:basedOn w:val="1631"/>
+    <w:basedOn w:val="1633"/>
     <w:uiPriority w:val="99"/>
     <w:pPr>
       <w:pBdr/>
@@ -41810,9 +41953,9 @@
       </w:tcPr>
     </w:tblStylePr>
   </w:style>
-  <w:style w:type="table" w:styleId="1456">
+  <w:style w:type="table" w:styleId="1458">
     <w:name w:val="Grid Table 1 Light - Accent 5"/>
-    <w:basedOn w:val="1631"/>
+    <w:basedOn w:val="1633"/>
     <w:uiPriority w:val="99"/>
     <w:pPr>
       <w:pBdr/>
@@ -42033,9 +42176,9 @@
       </w:tcPr>
     </w:tblStylePr>
   </w:style>
-  <w:style w:type="table" w:styleId="1457">
+  <w:style w:type="table" w:styleId="1459">
     <w:name w:val="Grid Table 1 Light - Accent 6"/>
-    <w:basedOn w:val="1631"/>
+    <w:basedOn w:val="1633"/>
     <w:uiPriority w:val="99"/>
     <w:pPr>
       <w:pBdr/>
@@ -42256,9 +42399,9 @@
       </w:tcPr>
     </w:tblStylePr>
   </w:style>
-  <w:style w:type="table" w:styleId="1458">
+  <w:style w:type="table" w:styleId="1460">
     <w:name w:val="Grid Table 2"/>
-    <w:basedOn w:val="1631"/>
+    <w:basedOn w:val="1633"/>
     <w:uiPriority w:val="99"/>
     <w:pPr>
       <w:pBdr/>
@@ -42488,9 +42631,9 @@
       </w:tcPr>
     </w:tblStylePr>
   </w:style>
-  <w:style w:type="table" w:styleId="1459">
+  <w:style w:type="table" w:styleId="1461">
     <w:name w:val="Grid Table 2 - Accent 1"/>
-    <w:basedOn w:val="1631"/>
+    <w:basedOn w:val="1633"/>
     <w:uiPriority w:val="99"/>
     <w:pPr>
       <w:pBdr/>
@@ -42720,9 +42863,9 @@
       </w:tcPr>
     </w:tblStylePr>
   </w:style>
-  <w:style w:type="table" w:styleId="1460">
+  <w:style w:type="table" w:styleId="1462">
     <w:name w:val="Grid Table 2 - Accent 2"/>
-    <w:basedOn w:val="1631"/>
+    <w:basedOn w:val="1633"/>
     <w:uiPriority w:val="99"/>
     <w:pPr>
       <w:pBdr/>
@@ -42952,9 +43095,9 @@
       </w:tcPr>
     </w:tblStylePr>
   </w:style>
-  <w:style w:type="table" w:styleId="1461">
+  <w:style w:type="table" w:styleId="1463">
     <w:name w:val="Grid Table 2 - Accent 3"/>
-    <w:basedOn w:val="1631"/>
+    <w:basedOn w:val="1633"/>
     <w:uiPriority w:val="99"/>
     <w:pPr>
       <w:pBdr/>
@@ -43184,9 +43327,9 @@
       </w:tcPr>
     </w:tblStylePr>
   </w:style>
-  <w:style w:type="table" w:styleId="1462">
+  <w:style w:type="table" w:styleId="1464">
     <w:name w:val="Grid Table 2 - Accent 4"/>
-    <w:basedOn w:val="1631"/>
+    <w:basedOn w:val="1633"/>
     <w:uiPriority w:val="99"/>
     <w:pPr>
       <w:pBdr/>
@@ -43416,9 +43559,9 @@
       </w:tcPr>
     </w:tblStylePr>
   </w:style>
-  <w:style w:type="table" w:styleId="1463">
+  <w:style w:type="table" w:styleId="1465">
     <w:name w:val="Grid Table 2 - Accent 5"/>
-    <w:basedOn w:val="1631"/>
+    <w:basedOn w:val="1633"/>
     <w:uiPriority w:val="99"/>
     <w:pPr>
       <w:pBdr/>
@@ -43648,9 +43791,9 @@
       </w:tcPr>
     </w:tblStylePr>
   </w:style>
-  <w:style w:type="table" w:styleId="1464">
+  <w:style w:type="table" w:styleId="1466">
     <w:name w:val="Grid Table 2 - Accent 6"/>
-    <w:basedOn w:val="1631"/>
+    <w:basedOn w:val="1633"/>
     <w:uiPriority w:val="99"/>
     <w:pPr>
       <w:pBdr/>
@@ -43880,9 +44023,9 @@
       </w:tcPr>
     </w:tblStylePr>
   </w:style>
-  <w:style w:type="table" w:styleId="1465">
+  <w:style w:type="table" w:styleId="1467">
     <w:name w:val="Grid Table 3"/>
-    <w:basedOn w:val="1631"/>
+    <w:basedOn w:val="1633"/>
     <w:uiPriority w:val="99"/>
     <w:pPr>
       <w:pBdr/>
@@ -44125,9 +44268,9 @@
       </w:tcPr>
     </w:tblStylePr>
   </w:style>
-  <w:style w:type="table" w:styleId="1466">
+  <w:style w:type="table" w:styleId="1468">
     <w:name w:val="Grid Table 3 - Accent 1"/>
-    <w:basedOn w:val="1631"/>
+    <w:basedOn w:val="1633"/>
     <w:uiPriority w:val="99"/>
     <w:pPr>
       <w:pBdr/>
@@ -44370,9 +44513,9 @@
       </w:tcPr>
     </w:tblStylePr>
   </w:style>
-  <w:style w:type="table" w:styleId="1467">
+  <w:style w:type="table" w:styleId="1469">
     <w:name w:val="Grid Table 3 - Accent 2"/>
-    <w:basedOn w:val="1631"/>
+    <w:basedOn w:val="1633"/>
     <w:uiPriority w:val="99"/>
     <w:pPr>
       <w:pBdr/>
@@ -44615,9 +44758,9 @@
       </w:tcPr>
     </w:tblStylePr>
   </w:style>
-  <w:style w:type="table" w:styleId="1468">
+  <w:style w:type="table" w:styleId="1470">
     <w:name w:val="Grid Table 3 - Accent 3"/>
-    <w:basedOn w:val="1631"/>
+    <w:basedOn w:val="1633"/>
     <w:uiPriority w:val="99"/>
     <w:pPr>
       <w:pBdr/>
@@ -44860,9 +45003,9 @@
       </w:tcPr>
     </w:tblStylePr>
   </w:style>
-  <w:style w:type="table" w:styleId="1469">
+  <w:style w:type="table" w:styleId="1471">
     <w:name w:val="Grid Table 3 - Accent 4"/>
-    <w:basedOn w:val="1631"/>
+    <w:basedOn w:val="1633"/>
     <w:uiPriority w:val="99"/>
     <w:pPr>
       <w:pBdr/>
@@ -45105,9 +45248,9 @@
       </w:tcPr>
     </w:tblStylePr>
   </w:style>
-  <w:style w:type="table" w:styleId="1470">
+  <w:style w:type="table" w:styleId="1472">
     <w:name w:val="Grid Table 3 - Accent 5"/>
-    <w:basedOn w:val="1631"/>
+    <w:basedOn w:val="1633"/>
     <w:uiPriority w:val="99"/>
     <w:pPr>
       <w:pBdr/>
@@ -45350,9 +45493,9 @@
       </w:tcPr>
     </w:tblStylePr>
   </w:style>
-  <w:style w:type="table" w:styleId="1471">
+  <w:style w:type="table" w:styleId="1473">
     <w:name w:val="Grid Table 3 - Accent 6"/>
-    <w:basedOn w:val="1631"/>
+    <w:basedOn w:val="1633"/>
     <w:uiPriority w:val="99"/>
     <w:pPr>
       <w:pBdr/>
@@ -45595,9 +45738,9 @@
       </w:tcPr>
     </w:tblStylePr>
   </w:style>
-  <w:style w:type="table" w:styleId="1472">
+  <w:style w:type="table" w:styleId="1474">
     <w:name w:val="Grid Table 4"/>
-    <w:basedOn w:val="1631"/>
+    <w:basedOn w:val="1633"/>
     <w:uiPriority w:val="59"/>
     <w:pPr>
       <w:pBdr/>
@@ -45828,9 +45971,9 @@
       </w:tcPr>
     </w:tblStylePr>
   </w:style>
-  <w:style w:type="table" w:styleId="1473">
+  <w:style w:type="table" w:styleId="1475">
     <w:name w:val="Grid Table 4 - Accent 1"/>
-    <w:basedOn w:val="1631"/>
+    <w:basedOn w:val="1633"/>
     <w:uiPriority w:val="59"/>
     <w:pPr>
       <w:pBdr/>
@@ -46061,9 +46204,9 @@
       </w:tcPr>
     </w:tblStylePr>
   </w:style>
-  <w:style w:type="table" w:styleId="1474">
+  <w:style w:type="table" w:styleId="1476">
     <w:name w:val="Grid Table 4 - Accent 2"/>
-    <w:basedOn w:val="1631"/>
+    <w:basedOn w:val="1633"/>
     <w:uiPriority w:val="59"/>
     <w:pPr>
       <w:pBdr/>
@@ -46294,9 +46437,9 @@
       </w:tcPr>
     </w:tblStylePr>
   </w:style>
-  <w:style w:type="table" w:styleId="1475">
+  <w:style w:type="table" w:styleId="1477">
     <w:name w:val="Grid Table 4 - Accent 3"/>
-    <w:basedOn w:val="1631"/>
+    <w:basedOn w:val="1633"/>
     <w:uiPriority w:val="59"/>
     <w:pPr>
       <w:pBdr/>
@@ -46527,9 +46670,9 @@
       </w:tcPr>
     </w:tblStylePr>
   </w:style>
-  <w:style w:type="table" w:styleId="1476">
+  <w:style w:type="table" w:styleId="1478">
     <w:name w:val="Grid Table 4 - Accent 4"/>
-    <w:basedOn w:val="1631"/>
+    <w:basedOn w:val="1633"/>
     <w:uiPriority w:val="59"/>
     <w:pPr>
       <w:pBdr/>
@@ -46760,9 +46903,9 @@
       </w:tcPr>
     </w:tblStylePr>
   </w:style>
-  <w:style w:type="table" w:styleId="1477">
+  <w:style w:type="table" w:styleId="1479">
     <w:name w:val="Grid Table 4 - Accent 5"/>
-    <w:basedOn w:val="1631"/>
+    <w:basedOn w:val="1633"/>
     <w:uiPriority w:val="59"/>
     <w:pPr>
       <w:pBdr/>
@@ -46993,9 +47136,9 @@
       </w:tcPr>
     </w:tblStylePr>
   </w:style>
-  <w:style w:type="table" w:styleId="1478">
+  <w:style w:type="table" w:styleId="1480">
     <w:name w:val="Grid Table 4 - Accent 6"/>
-    <w:basedOn w:val="1631"/>
+    <w:basedOn w:val="1633"/>
     <w:uiPriority w:val="59"/>
     <w:pPr>
       <w:pBdr/>
@@ -47226,9 +47369,9 @@
       </w:tcPr>
     </w:tblStylePr>
   </w:style>
-  <w:style w:type="table" w:styleId="1479">
+  <w:style w:type="table" w:styleId="1481">
     <w:name w:val="Grid Table 5 Dark"/>
-    <w:basedOn w:val="1631"/>
+    <w:basedOn w:val="1633"/>
     <w:uiPriority w:val="99"/>
     <w:pPr>
       <w:pBdr/>
@@ -47454,9 +47597,9 @@
       </w:tcPr>
     </w:tblStylePr>
   </w:style>
-  <w:style w:type="table" w:styleId="1480">
+  <w:style w:type="table" w:styleId="1482">
     <w:name w:val="Grid Table 5 Dark- Accent 1"/>
-    <w:basedOn w:val="1631"/>
+    <w:basedOn w:val="1633"/>
     <w:uiPriority w:val="99"/>
     <w:pPr>
       <w:pBdr/>
@@ -47682,9 +47825,9 @@
       </w:tcPr>
     </w:tblStylePr>
   </w:style>
-  <w:style w:type="table" w:styleId="1481">
+  <w:style w:type="table" w:styleId="1483">
     <w:name w:val="Grid Table 5 Dark - Accent 2"/>
-    <w:basedOn w:val="1631"/>
+    <w:basedOn w:val="1633"/>
     <w:uiPriority w:val="99"/>
     <w:pPr>
       <w:pBdr/>
@@ -47910,9 +48053,9 @@
       </w:tcPr>
     </w:tblStylePr>
   </w:style>
-  <w:style w:type="table" w:styleId="1482">
+  <w:style w:type="table" w:styleId="1484">
     <w:name w:val="Grid Table 5 Dark - Accent 3"/>
-    <w:basedOn w:val="1631"/>
+    <w:basedOn w:val="1633"/>
     <w:uiPriority w:val="99"/>
     <w:pPr>
       <w:pBdr/>
@@ -48138,9 +48281,9 @@
       </w:tcPr>
     </w:tblStylePr>
   </w:style>
-  <w:style w:type="table" w:styleId="1483">
+  <w:style w:type="table" w:styleId="1485">
     <w:name w:val="Grid Table 5 Dark- Accent 4"/>
-    <w:basedOn w:val="1631"/>
+    <w:basedOn w:val="1633"/>
     <w:uiPriority w:val="99"/>
     <w:pPr>
       <w:pBdr/>
@@ -48366,9 +48509,9 @@
       </w:tcPr>
     </w:tblStylePr>
   </w:style>
-  <w:style w:type="table" w:styleId="1484">
+  <w:style w:type="table" w:styleId="1486">
     <w:name w:val="Grid Table 5 Dark - Accent 5"/>
-    <w:basedOn w:val="1631"/>
+    <w:basedOn w:val="1633"/>
     <w:uiPriority w:val="99"/>
     <w:pPr>
       <w:pBdr/>
@@ -48594,9 +48737,9 @@
       </w:tcPr>
     </w:tblStylePr>
   </w:style>
-  <w:style w:type="table" w:styleId="1485">
+  <w:style w:type="table" w:styleId="1487">
     <w:name w:val="Grid Table 5 Dark - Accent 6"/>
-    <w:basedOn w:val="1631"/>
+    <w:basedOn w:val="1633"/>
     <w:uiPriority w:val="99"/>
     <w:pPr>
       <w:pBdr/>
@@ -48822,9 +48965,9 @@
       </w:tcPr>
     </w:tblStylePr>
   </w:style>
-  <w:style w:type="table" w:styleId="1486">
+  <w:style w:type="table" w:styleId="1488">
     <w:name w:val="Grid Table 6 Colorful"/>
-    <w:basedOn w:val="1631"/>
+    <w:basedOn w:val="1633"/>
     <w:uiPriority w:val="99"/>
     <w:pPr>
       <w:pBdr/>
@@ -49052,9 +49195,9 @@
       </w:tcPr>
     </w:tblStylePr>
   </w:style>
-  <w:style w:type="table" w:styleId="1487">
+  <w:style w:type="table" w:styleId="1489">
     <w:name w:val="Grid Table 6 Colorful - Accent 1"/>
-    <w:basedOn w:val="1631"/>
+    <w:basedOn w:val="1633"/>
     <w:uiPriority w:val="99"/>
     <w:pPr>
       <w:pBdr/>
@@ -49282,9 +49425,9 @@
       </w:tcPr>
     </w:tblStylePr>
   </w:style>
-  <w:style w:type="table" w:styleId="1488">
+  <w:style w:type="table" w:styleId="1490">
     <w:name w:val="Grid Table 6 Colorful - Accent 2"/>
-    <w:basedOn w:val="1631"/>
+    <w:basedOn w:val="1633"/>
     <w:uiPriority w:val="99"/>
     <w:pPr>
       <w:pBdr/>
@@ -49512,9 +49655,9 @@
       </w:tcPr>
     </w:tblStylePr>
   </w:style>
-  <w:style w:type="table" w:styleId="1489">
+  <w:style w:type="table" w:styleId="1491">
     <w:name w:val="Grid Table 6 Colorful - Accent 3"/>
-    <w:basedOn w:val="1631"/>
+    <w:basedOn w:val="1633"/>
     <w:uiPriority w:val="99"/>
     <w:pPr>
       <w:pBdr/>
@@ -49742,9 +49885,9 @@
       </w:tcPr>
     </w:tblStylePr>
   </w:style>
-  <w:style w:type="table" w:styleId="1490">
+  <w:style w:type="table" w:styleId="1492">
     <w:name w:val="Grid Table 6 Colorful - Accent 4"/>
-    <w:basedOn w:val="1631"/>
+    <w:basedOn w:val="1633"/>
     <w:uiPriority w:val="99"/>
     <w:pPr>
       <w:pBdr/>
@@ -49972,9 +50115,9 @@
       </w:tcPr>
     </w:tblStylePr>
   </w:style>
-  <w:style w:type="table" w:styleId="1491">
+  <w:style w:type="table" w:styleId="1493">
     <w:name w:val="Grid Table 6 Colorful - Accent 5"/>
-    <w:basedOn w:val="1631"/>
+    <w:basedOn w:val="1633"/>
     <w:uiPriority w:val="99"/>
     <w:pPr>
       <w:pBdr/>
@@ -50202,9 +50345,9 @@
       </w:tcPr>
     </w:tblStylePr>
   </w:style>
-  <w:style w:type="table" w:styleId="1492">
+  <w:style w:type="table" w:styleId="1494">
     <w:name w:val="Grid Table 6 Colorful - Accent 6"/>
-    <w:basedOn w:val="1631"/>
+    <w:basedOn w:val="1633"/>
     <w:uiPriority w:val="99"/>
     <w:pPr>
       <w:pBdr/>
@@ -50432,9 +50575,9 @@
       </w:tcPr>
     </w:tblStylePr>
   </w:style>
-  <w:style w:type="table" w:styleId="1493">
+  <w:style w:type="table" w:styleId="1495">
     <w:name w:val="Grid Table 7 Colorful"/>
-    <w:basedOn w:val="1631"/>
+    <w:basedOn w:val="1633"/>
     <w:uiPriority w:val="99"/>
     <w:pPr>
       <w:pBdr/>
@@ -50686,9 +50829,9 @@
       </w:tcPr>
     </w:tblStylePr>
   </w:style>
-  <w:style w:type="table" w:styleId="1494">
+  <w:style w:type="table" w:styleId="1496">
     <w:name w:val="Grid Table 7 Colorful - Accent 1"/>
-    <w:basedOn w:val="1631"/>
+    <w:basedOn w:val="1633"/>
     <w:uiPriority w:val="99"/>
     <w:pPr>
       <w:pBdr/>
@@ -50940,9 +51083,9 @@
       </w:tcPr>
     </w:tblStylePr>
   </w:style>
-  <w:style w:type="table" w:styleId="1495">
+  <w:style w:type="table" w:styleId="1497">
     <w:name w:val="Grid Table 7 Colorful - Accent 2"/>
-    <w:basedOn w:val="1631"/>
+    <w:basedOn w:val="1633"/>
     <w:uiPriority w:val="99"/>
     <w:pPr>
       <w:pBdr/>
@@ -51194,9 +51337,9 @@
       </w:tcPr>
     </w:tblStylePr>
   </w:style>
-  <w:style w:type="table" w:styleId="1496">
+  <w:style w:type="table" w:styleId="1498">
     <w:name w:val="Grid Table 7 Colorful - Accent 3"/>
-    <w:basedOn w:val="1631"/>
+    <w:basedOn w:val="1633"/>
     <w:uiPriority w:val="99"/>
     <w:pPr>
       <w:pBdr/>
@@ -51448,9 +51591,9 @@
       </w:tcPr>
     </w:tblStylePr>
   </w:style>
-  <w:style w:type="table" w:styleId="1497">
+  <w:style w:type="table" w:styleId="1499">
     <w:name w:val="Grid Table 7 Colorful - Accent 4"/>
-    <w:basedOn w:val="1631"/>
+    <w:basedOn w:val="1633"/>
     <w:uiPriority w:val="99"/>
     <w:pPr>
       <w:pBdr/>
@@ -51702,9 +51845,9 @@
       </w:tcPr>
     </w:tblStylePr>
   </w:style>
-  <w:style w:type="table" w:styleId="1498">
+  <w:style w:type="table" w:styleId="1500">
     <w:name w:val="Grid Table 7 Colorful - Accent 5"/>
-    <w:basedOn w:val="1631"/>
+    <w:basedOn w:val="1633"/>
     <w:uiPriority w:val="99"/>
     <w:pPr>
       <w:pBdr/>
@@ -51956,9 +52099,9 @@
       </w:tcPr>
     </w:tblStylePr>
   </w:style>
-  <w:style w:type="table" w:styleId="1499">
+  <w:style w:type="table" w:styleId="1501">
     <w:name w:val="Grid Table 7 Colorful - Accent 6"/>
-    <w:basedOn w:val="1631"/>
+    <w:basedOn w:val="1633"/>
     <w:uiPriority w:val="99"/>
     <w:pPr>
       <w:pBdr/>
@@ -52210,9 +52353,9 @@
       </w:tcPr>
     </w:tblStylePr>
   </w:style>
-  <w:style w:type="table" w:styleId="1500">
+  <w:style w:type="table" w:styleId="1502">
     <w:name w:val="List Table 1 Light"/>
-    <w:basedOn w:val="1631"/>
+    <w:basedOn w:val="1633"/>
     <w:uiPriority w:val="99"/>
     <w:pPr>
       <w:pBdr/>
@@ -52426,9 +52569,9 @@
       </w:tcPr>
     </w:tblStylePr>
   </w:style>
-  <w:style w:type="table" w:styleId="1501">
+  <w:style w:type="table" w:styleId="1503">
     <w:name w:val="List Table 1 Light - Accent 1"/>
-    <w:basedOn w:val="1631"/>
+    <w:basedOn w:val="1633"/>
     <w:uiPriority w:val="99"/>
     <w:pPr>
       <w:pBdr/>
@@ -52642,9 +52785,9 @@
       </w:tcPr>
     </w:tblStylePr>
   </w:style>
-  <w:style w:type="table" w:styleId="1502">
+  <w:style w:type="table" w:styleId="1504">
     <w:name w:val="List Table 1 Light - Accent 2"/>
-    <w:basedOn w:val="1631"/>
+    <w:basedOn w:val="1633"/>
     <w:uiPriority w:val="99"/>
     <w:pPr>
       <w:pBdr/>
@@ -52858,9 +53001,9 @@
       </w:tcPr>
     </w:tblStylePr>
   </w:style>
-  <w:style w:type="table" w:styleId="1503">
+  <w:style w:type="table" w:styleId="1505">
     <w:name w:val="List Table 1 Light - Accent 3"/>
-    <w:basedOn w:val="1631"/>
+    <w:basedOn w:val="1633"/>
     <w:uiPriority w:val="99"/>
     <w:pPr>
       <w:pBdr/>
@@ -53074,9 +53217,9 @@
       </w:tcPr>
     </w:tblStylePr>
   </w:style>
-  <w:style w:type="table" w:styleId="1504">
+  <w:style w:type="table" w:styleId="1506">
     <w:name w:val="List Table 1 Light - Accent 4"/>
-    <w:basedOn w:val="1631"/>
+    <w:basedOn w:val="1633"/>
     <w:uiPriority w:val="99"/>
     <w:pPr>
       <w:pBdr/>
@@ -53290,9 +53433,9 @@
       </w:tcPr>
     </w:tblStylePr>
   </w:style>
-  <w:style w:type="table" w:styleId="1505">
+  <w:style w:type="table" w:styleId="1507">
     <w:name w:val="List Table 1 Light - Accent 5"/>
-    <w:basedOn w:val="1631"/>
+    <w:basedOn w:val="1633"/>
     <w:uiPriority w:val="99"/>
     <w:pPr>
       <w:pBdr/>
@@ -53506,9 +53649,9 @@
       </w:tcPr>
     </w:tblStylePr>
   </w:style>
-  <w:style w:type="table" w:styleId="1506">
+  <w:style w:type="table" w:styleId="1508">
     <w:name w:val="List Table 1 Light - Accent 6"/>
-    <w:basedOn w:val="1631"/>
+    <w:basedOn w:val="1633"/>
     <w:uiPriority w:val="99"/>
     <w:pPr>
       <w:pBdr/>
@@ -53722,9 +53865,9 @@
       </w:tcPr>
     </w:tblStylePr>
   </w:style>
-  <w:style w:type="table" w:styleId="1507">
+  <w:style w:type="table" w:styleId="1509">
     <w:name w:val="List Table 2"/>
-    <w:basedOn w:val="1631"/>
+    <w:basedOn w:val="1633"/>
     <w:uiPriority w:val="99"/>
     <w:pPr>
       <w:pBdr/>
@@ -53960,9 +54103,9 @@
       </w:tcPr>
     </w:tblStylePr>
   </w:style>
-  <w:style w:type="table" w:styleId="1508">
+  <w:style w:type="table" w:styleId="1510">
     <w:name w:val="List Table 2 - Accent 1"/>
-    <w:basedOn w:val="1631"/>
+    <w:basedOn w:val="1633"/>
     <w:uiPriority w:val="99"/>
     <w:pPr>
       <w:pBdr/>
@@ -54198,9 +54341,9 @@
       </w:tcPr>
     </w:tblStylePr>
   </w:style>
-  <w:style w:type="table" w:styleId="1509">
+  <w:style w:type="table" w:styleId="1511">
     <w:name w:val="List Table 2 - Accent 2"/>
-    <w:basedOn w:val="1631"/>
+    <w:basedOn w:val="1633"/>
     <w:uiPriority w:val="99"/>
     <w:pPr>
       <w:pBdr/>
@@ -54436,9 +54579,9 @@
       </w:tcPr>
     </w:tblStylePr>
   </w:style>
-  <w:style w:type="table" w:styleId="1510">
+  <w:style w:type="table" w:styleId="1512">
     <w:name w:val="List Table 2 - Accent 3"/>
-    <w:basedOn w:val="1631"/>
+    <w:basedOn w:val="1633"/>
     <w:uiPriority w:val="99"/>
     <w:pPr>
       <w:pBdr/>
@@ -54674,9 +54817,9 @@
       </w:tcPr>
     </w:tblStylePr>
   </w:style>
-  <w:style w:type="table" w:styleId="1511">
+  <w:style w:type="table" w:styleId="1513">
     <w:name w:val="List Table 2 - Accent 4"/>
-    <w:basedOn w:val="1631"/>
+    <w:basedOn w:val="1633"/>
     <w:uiPriority w:val="99"/>
     <w:pPr>
       <w:pBdr/>
@@ -54912,9 +55055,9 @@
       </w:tcPr>
     </w:tblStylePr>
   </w:style>
-  <w:style w:type="table" w:styleId="1512">
+  <w:style w:type="table" w:styleId="1514">
     <w:name w:val="List Table 2 - Accent 5"/>
-    <w:basedOn w:val="1631"/>
+    <w:basedOn w:val="1633"/>
     <w:uiPriority w:val="99"/>
     <w:pPr>
       <w:pBdr/>
@@ -55150,9 +55293,9 @@
       </w:tcPr>
     </w:tblStylePr>
   </w:style>
-  <w:style w:type="table" w:styleId="1513">
+  <w:style w:type="table" w:styleId="1515">
     <w:name w:val="List Table 2 - Accent 6"/>
-    <w:basedOn w:val="1631"/>
+    <w:basedOn w:val="1633"/>
     <w:uiPriority w:val="99"/>
     <w:pPr>
       <w:pBdr/>
@@ -55388,9 +55531,9 @@
       </w:tcPr>
     </w:tblStylePr>
   </w:style>
-  <w:style w:type="table" w:styleId="1514">
+  <w:style w:type="table" w:styleId="1516">
     <w:name w:val="List Table 3"/>
-    <w:basedOn w:val="1631"/>
+    <w:basedOn w:val="1633"/>
     <w:uiPriority w:val="99"/>
     <w:pPr>
       <w:pBdr/>
@@ -55616,9 +55759,9 @@
       </w:tcPr>
     </w:tblStylePr>
   </w:style>
-  <w:style w:type="table" w:styleId="1515">
+  <w:style w:type="table" w:styleId="1517">
     <w:name w:val="List Table 3 - Accent 1"/>
-    <w:basedOn w:val="1631"/>
+    <w:basedOn w:val="1633"/>
     <w:uiPriority w:val="99"/>
     <w:pPr>
       <w:pBdr/>
@@ -55844,9 +55987,9 @@
       </w:tcPr>
     </w:tblStylePr>
   </w:style>
-  <w:style w:type="table" w:styleId="1516">
+  <w:style w:type="table" w:styleId="1518">
     <w:name w:val="List Table 3 - Accent 2"/>
-    <w:basedOn w:val="1631"/>
+    <w:basedOn w:val="1633"/>
     <w:uiPriority w:val="99"/>
     <w:pPr>
       <w:pBdr/>
@@ -56072,9 +56215,9 @@
       </w:tcPr>
     </w:tblStylePr>
   </w:style>
-  <w:style w:type="table" w:styleId="1517">
+  <w:style w:type="table" w:styleId="1519">
     <w:name w:val="List Table 3 - Accent 3"/>
-    <w:basedOn w:val="1631"/>
+    <w:basedOn w:val="1633"/>
     <w:uiPriority w:val="99"/>
     <w:pPr>
       <w:pBdr/>
@@ -56300,9 +56443,9 @@
       </w:tcPr>
     </w:tblStylePr>
   </w:style>
-  <w:style w:type="table" w:styleId="1518">
+  <w:style w:type="table" w:styleId="1520">
     <w:name w:val="List Table 3 - Accent 4"/>
-    <w:basedOn w:val="1631"/>
+    <w:basedOn w:val="1633"/>
     <w:uiPriority w:val="99"/>
     <w:pPr>
       <w:pBdr/>
@@ -56528,9 +56671,9 @@
       </w:tcPr>
     </w:tblStylePr>
   </w:style>
-  <w:style w:type="table" w:styleId="1519">
+  <w:style w:type="table" w:styleId="1521">
     <w:name w:val="List Table 3 - Accent 5"/>
-    <w:basedOn w:val="1631"/>
+    <w:basedOn w:val="1633"/>
     <w:uiPriority w:val="99"/>
     <w:pPr>
       <w:pBdr/>
@@ -56756,9 +56899,9 @@
       </w:tcPr>
     </w:tblStylePr>
   </w:style>
-  <w:style w:type="table" w:styleId="1520">
+  <w:style w:type="table" w:styleId="1522">
     <w:name w:val="List Table 3 - Accent 6"/>
-    <w:basedOn w:val="1631"/>
+    <w:basedOn w:val="1633"/>
     <w:uiPriority w:val="99"/>
     <w:pPr>
       <w:pBdr/>
@@ -56984,9 +57127,9 @@
       </w:tcPr>
     </w:tblStylePr>
   </w:style>
-  <w:style w:type="table" w:styleId="1521">
+  <w:style w:type="table" w:styleId="1523">
     <w:name w:val="List Table 4"/>
-    <w:basedOn w:val="1631"/>
+    <w:basedOn w:val="1633"/>
     <w:uiPriority w:val="99"/>
     <w:pPr>
       <w:pBdr/>
@@ -57209,9 +57352,9 @@
       </w:tcPr>
     </w:tblStylePr>
   </w:style>
-  <w:style w:type="table" w:styleId="1522">
+  <w:style w:type="table" w:styleId="1524">
     <w:name w:val="List Table 4 - Accent 1"/>
-    <w:basedOn w:val="1631"/>
+    <w:basedOn w:val="1633"/>
     <w:uiPriority w:val="99"/>
     <w:pPr>
       <w:pBdr/>
@@ -57434,9 +57577,9 @@
       </w:tcPr>
     </w:tblStylePr>
   </w:style>
-  <w:style w:type="table" w:styleId="1523">
+  <w:style w:type="table" w:styleId="1525">
     <w:name w:val="List Table 4 - Accent 2"/>
-    <w:basedOn w:val="1631"/>
+    <w:basedOn w:val="1633"/>
     <w:uiPriority w:val="99"/>
     <w:pPr>
       <w:pBdr/>
@@ -57659,9 +57802,9 @@
       </w:tcPr>
     </w:tblStylePr>
   </w:style>
-  <w:style w:type="table" w:styleId="1524">
+  <w:style w:type="table" w:styleId="1526">
     <w:name w:val="List Table 4 - Accent 3"/>
-    <w:basedOn w:val="1631"/>
+    <w:basedOn w:val="1633"/>
     <w:uiPriority w:val="99"/>
     <w:pPr>
       <w:pBdr/>
@@ -57884,9 +58027,9 @@
       </w:tcPr>
     </w:tblStylePr>
   </w:style>
-  <w:style w:type="table" w:styleId="1525">
+  <w:style w:type="table" w:styleId="1527">
     <w:name w:val="List Table 4 - Accent 4"/>
-    <w:basedOn w:val="1631"/>
+    <w:basedOn w:val="1633"/>
     <w:uiPriority w:val="99"/>
     <w:pPr>
       <w:pBdr/>
@@ -58109,9 +58252,9 @@
       </w:tcPr>
     </w:tblStylePr>
   </w:style>
-  <w:style w:type="table" w:styleId="1526">
+  <w:style w:type="table" w:styleId="1528">
     <w:name w:val="List Table 4 - Accent 5"/>
-    <w:basedOn w:val="1631"/>
+    <w:basedOn w:val="1633"/>
     <w:uiPriority w:val="99"/>
     <w:pPr>
       <w:pBdr/>
@@ -58334,9 +58477,9 @@
       </w:tcPr>
     </w:tblStylePr>
   </w:style>
-  <w:style w:type="table" w:styleId="1527">
+  <w:style w:type="table" w:styleId="1529">
     <w:name w:val="List Table 4 - Accent 6"/>
-    <w:basedOn w:val="1631"/>
+    <w:basedOn w:val="1633"/>
     <w:uiPriority w:val="99"/>
     <w:pPr>
       <w:pBdr/>
@@ -58559,9 +58702,9 @@
       </w:tcPr>
     </w:tblStylePr>
   </w:style>
-  <w:style w:type="table" w:styleId="1528">
+  <w:style w:type="table" w:styleId="1530">
     <w:name w:val="List Table 5 Dark"/>
-    <w:basedOn w:val="1631"/>
+    <w:basedOn w:val="1633"/>
     <w:uiPriority w:val="99"/>
     <w:pPr>
       <w:pBdr/>
@@ -58801,9 +58944,9 @@
       </w:tcPr>
     </w:tblStylePr>
   </w:style>
-  <w:style w:type="table" w:styleId="1529">
+  <w:style w:type="table" w:styleId="1531">
     <w:name w:val="List Table 5 Dark - Accent 1"/>
-    <w:basedOn w:val="1631"/>
+    <w:basedOn w:val="1633"/>
     <w:uiPriority w:val="99"/>
     <w:pPr>
       <w:pBdr/>
@@ -59043,9 +59186,9 @@
       </w:tcPr>
     </w:tblStylePr>
   </w:style>
-  <w:style w:type="table" w:styleId="1530">
+  <w:style w:type="table" w:styleId="1532">
     <w:name w:val="List Table 5 Dark - Accent 2"/>
-    <w:basedOn w:val="1631"/>
+    <w:basedOn w:val="1633"/>
     <w:uiPriority w:val="99"/>
     <w:pPr>
       <w:pBdr/>
@@ -59285,9 +59428,9 @@
       </w:tcPr>
     </w:tblStylePr>
   </w:style>
-  <w:style w:type="table" w:styleId="1531">
+  <w:style w:type="table" w:styleId="1533">
     <w:name w:val="List Table 5 Dark - Accent 3"/>
-    <w:basedOn w:val="1631"/>
+    <w:basedOn w:val="1633"/>
     <w:uiPriority w:val="99"/>
     <w:pPr>
       <w:pBdr/>
@@ -59527,9 +59670,9 @@
       </w:tcPr>
     </w:tblStylePr>
   </w:style>
-  <w:style w:type="table" w:styleId="1532">
+  <w:style w:type="table" w:styleId="1534">
     <w:name w:val="List Table 5 Dark - Accent 4"/>
-    <w:basedOn w:val="1631"/>
+    <w:basedOn w:val="1633"/>
     <w:uiPriority w:val="99"/>
     <w:pPr>
       <w:pBdr/>
@@ -59769,9 +59912,9 @@
       </w:tcPr>
     </w:tblStylePr>
   </w:style>
-  <w:style w:type="table" w:styleId="1533">
+  <w:style w:type="table" w:styleId="1535">
     <w:name w:val="List Table 5 Dark - Accent 5"/>
-    <w:basedOn w:val="1631"/>
+    <w:basedOn w:val="1633"/>
     <w:uiPriority w:val="99"/>
     <w:pPr>
       <w:pBdr/>
@@ -60011,9 +60154,9 @@
       </w:tcPr>
     </w:tblStylePr>
   </w:style>
-  <w:style w:type="table" w:styleId="1534">
+  <w:style w:type="table" w:styleId="1536">
     <w:name w:val="List Table 5 Dark - Accent 6"/>
-    <w:basedOn w:val="1631"/>
+    <w:basedOn w:val="1633"/>
     <w:uiPriority w:val="99"/>
     <w:pPr>
       <w:pBdr/>
@@ -60253,9 +60396,9 @@
       </w:tcPr>
     </w:tblStylePr>
   </w:style>
-  <w:style w:type="table" w:styleId="1535">
+  <w:style w:type="table" w:styleId="1537">
     <w:name w:val="List Table 6 Colorful"/>
-    <w:basedOn w:val="1631"/>
+    <w:basedOn w:val="1633"/>
     <w:uiPriority w:val="99"/>
     <w:pPr>
       <w:pBdr/>
@@ -60476,9 +60619,9 @@
       </w:tcPr>
     </w:tblStylePr>
   </w:style>
-  <w:style w:type="table" w:styleId="1536">
+  <w:style w:type="table" w:styleId="1538">
     <w:name w:val="List Table 6 Colorful - Accent 1"/>
-    <w:basedOn w:val="1631"/>
+    <w:basedOn w:val="1633"/>
     <w:uiPriority w:val="99"/>
     <w:pPr>
       <w:pBdr/>
@@ -60699,9 +60842,9 @@
       </w:tcPr>
     </w:tblStylePr>
   </w:style>
-  <w:style w:type="table" w:styleId="1537">
+  <w:style w:type="table" w:styleId="1539">
     <w:name w:val="List Table 6 Colorful - Accent 2"/>
-    <w:basedOn w:val="1631"/>
+    <w:basedOn w:val="1633"/>
     <w:uiPriority w:val="99"/>
     <w:pPr>
       <w:pBdr/>
@@ -60922,9 +61065,9 @@
       </w:tcPr>
     </w:tblStylePr>
   </w:style>
-  <w:style w:type="table" w:styleId="1538">
+  <w:style w:type="table" w:styleId="1540">
     <w:name w:val="List Table 6 Colorful - Accent 3"/>
-    <w:basedOn w:val="1631"/>
+    <w:basedOn w:val="1633"/>
     <w:uiPriority w:val="99"/>
     <w:pPr>
       <w:pBdr/>
@@ -61145,9 +61288,9 @@
       </w:tcPr>
     </w:tblStylePr>
   </w:style>
-  <w:style w:type="table" w:styleId="1539">
+  <w:style w:type="table" w:styleId="1541">
     <w:name w:val="List Table 6 Colorful - Accent 4"/>
-    <w:basedOn w:val="1631"/>
+    <w:basedOn w:val="1633"/>
     <w:uiPriority w:val="99"/>
     <w:pPr>
       <w:pBdr/>
@@ -61368,9 +61511,9 @@
       </w:tcPr>
     </w:tblStylePr>
   </w:style>
-  <w:style w:type="table" w:styleId="1540">
+  <w:style w:type="table" w:styleId="1542">
     <w:name w:val="List Table 6 Colorful - Accent 5"/>
-    <w:basedOn w:val="1631"/>
+    <w:basedOn w:val="1633"/>
     <w:uiPriority w:val="99"/>
     <w:pPr>
       <w:pBdr/>
@@ -61591,9 +61734,9 @@
       </w:tcPr>
     </w:tblStylePr>
   </w:style>
-  <w:style w:type="table" w:styleId="1541">
+  <w:style w:type="table" w:styleId="1543">
     <w:name w:val="List Table 6 Colorful - Accent 6"/>
-    <w:basedOn w:val="1631"/>
+    <w:basedOn w:val="1633"/>
     <w:uiPriority w:val="99"/>
     <w:pPr>
       <w:pBdr/>
@@ -61814,9 +61957,9 @@
       </w:tcPr>
     </w:tblStylePr>
   </w:style>
-  <w:style w:type="table" w:styleId="1542">
+  <w:style w:type="table" w:styleId="1544">
     <w:name w:val="List Table 7 Colorful"/>
-    <w:basedOn w:val="1631"/>
+    <w:basedOn w:val="1633"/>
     <w:uiPriority w:val="99"/>
     <w:pPr>
       <w:pBdr/>
@@ -62070,9 +62213,9 @@
       </w:tcPr>
     </w:tblStylePr>
   </w:style>
-  <w:style w:type="table" w:styleId="1543">
+  <w:style w:type="table" w:styleId="1545">
     <w:name w:val="List Table 7 Colorful - Accent 1"/>
-    <w:basedOn w:val="1631"/>
+    <w:basedOn w:val="1633"/>
     <w:uiPriority w:val="99"/>
     <w:pPr>
       <w:pBdr/>
@@ -62326,9 +62469,9 @@
       </w:tcPr>
     </w:tblStylePr>
   </w:style>
-  <w:style w:type="table" w:styleId="1544">
+  <w:style w:type="table" w:styleId="1546">
     <w:name w:val="List Table 7 Colorful - Accent 2"/>
-    <w:basedOn w:val="1631"/>
+    <w:basedOn w:val="1633"/>
     <w:uiPriority w:val="99"/>
     <w:pPr>
       <w:pBdr/>
@@ -62582,9 +62725,9 @@
       </w:tcPr>
     </w:tblStylePr>
   </w:style>
-  <w:style w:type="table" w:styleId="1545">
+  <w:style w:type="table" w:styleId="1547">
     <w:name w:val="List Table 7 Colorful - Accent 3"/>
-    <w:basedOn w:val="1631"/>
+    <w:basedOn w:val="1633"/>
     <w:uiPriority w:val="99"/>
     <w:pPr>
       <w:pBdr/>
@@ -62838,9 +62981,9 @@
       </w:tcPr>
     </w:tblStylePr>
   </w:style>
-  <w:style w:type="table" w:styleId="1546">
+  <w:style w:type="table" w:styleId="1548">
     <w:name w:val="List Table 7 Colorful - Accent 4"/>
-    <w:basedOn w:val="1631"/>
+    <w:basedOn w:val="1633"/>
     <w:uiPriority w:val="99"/>
     <w:pPr>
       <w:pBdr/>
@@ -63094,9 +63237,9 @@
       </w:tcPr>
     </w:tblStylePr>
   </w:style>
-  <w:style w:type="table" w:styleId="1547">
+  <w:style w:type="table" w:styleId="1549">
     <w:name w:val="List Table 7 Colorful - Accent 5"/>
-    <w:basedOn w:val="1631"/>
+    <w:basedOn w:val="1633"/>
     <w:uiPriority w:val="99"/>
     <w:pPr>
       <w:pBdr/>
@@ -63350,9 +63493,9 @@
       </w:tcPr>
     </w:tblStylePr>
   </w:style>
-  <w:style w:type="table" w:styleId="1548">
+  <w:style w:type="table" w:styleId="1550">
     <w:name w:val="List Table 7 Colorful - Accent 6"/>
-    <w:basedOn w:val="1631"/>
+    <w:basedOn w:val="1633"/>
     <w:uiPriority w:val="99"/>
     <w:pPr>
       <w:pBdr/>
@@ -63606,9 +63749,9 @@
       </w:tcPr>
     </w:tblStylePr>
   </w:style>
-  <w:style w:type="table" w:styleId="1549">
+  <w:style w:type="table" w:styleId="1551">
     <w:name w:val="Lined - Accent"/>
-    <w:basedOn w:val="1631"/>
+    <w:basedOn w:val="1633"/>
     <w:uiPriority w:val="99"/>
     <w:pPr>
       <w:pBdr/>
@@ -63843,9 +63986,9 @@
       </w:tcPr>
     </w:tblStylePr>
   </w:style>
-  <w:style w:type="table" w:styleId="1550">
+  <w:style w:type="table" w:styleId="1552">
     <w:name w:val="Lined - Accent 1"/>
-    <w:basedOn w:val="1631"/>
+    <w:basedOn w:val="1633"/>
     <w:uiPriority w:val="99"/>
     <w:pPr>
       <w:pBdr/>
@@ -64080,9 +64223,9 @@
       </w:tcPr>
     </w:tblStylePr>
   </w:style>
-  <w:style w:type="table" w:styleId="1551">
+  <w:style w:type="table" w:styleId="1553">
     <w:name w:val="Lined - Accent 2"/>
-    <w:basedOn w:val="1631"/>
+    <w:basedOn w:val="1633"/>
     <w:uiPriority w:val="99"/>
     <w:pPr>
       <w:pBdr/>
@@ -64317,9 +64460,9 @@
       </w:tcPr>
     </w:tblStylePr>
   </w:style>
-  <w:style w:type="table" w:styleId="1552">
+  <w:style w:type="table" w:styleId="1554">
     <w:name w:val="Lined - Accent 3"/>
-    <w:basedOn w:val="1631"/>
+    <w:basedOn w:val="1633"/>
     <w:uiPriority w:val="99"/>
     <w:pPr>
       <w:pBdr/>
@@ -64554,9 +64697,9 @@
       </w:tcPr>
     </w:tblStylePr>
   </w:style>
-  <w:style w:type="table" w:styleId="1553">
+  <w:style w:type="table" w:styleId="1555">
     <w:name w:val="Lined - Accent 4"/>
-    <w:basedOn w:val="1631"/>
+    <w:basedOn w:val="1633"/>
     <w:uiPriority w:val="99"/>
     <w:pPr>
       <w:pBdr/>
@@ -64791,9 +64934,9 @@
       </w:tcPr>
     </w:tblStylePr>
   </w:style>
-  <w:style w:type="table" w:styleId="1554">
+  <w:style w:type="table" w:styleId="1556">
     <w:name w:val="Lined - Accent 5"/>
-    <w:basedOn w:val="1631"/>
+    <w:basedOn w:val="1633"/>
     <w:uiPriority w:val="99"/>
     <w:pPr>
       <w:pBdr/>
@@ -65028,9 +65171,9 @@
       </w:tcPr>
     </w:tblStylePr>
   </w:style>
-  <w:style w:type="table" w:styleId="1555">
+  <w:style w:type="table" w:styleId="1557">
     <w:name w:val="Lined - Accent 6"/>
-    <w:basedOn w:val="1631"/>
+    <w:basedOn w:val="1633"/>
     <w:uiPriority w:val="99"/>
     <w:pPr>
       <w:pBdr/>
@@ -65265,9 +65408,9 @@
       </w:tcPr>
     </w:tblStylePr>
   </w:style>
-  <w:style w:type="table" w:styleId="1556">
+  <w:style w:type="table" w:styleId="1558">
     <w:name w:val="Bordered &amp; Lined - Accent"/>
-    <w:basedOn w:val="1631"/>
+    <w:basedOn w:val="1633"/>
     <w:uiPriority w:val="99"/>
     <w:pPr>
       <w:pBdr/>
@@ -65509,9 +65652,9 @@
       </w:tcPr>
     </w:tblStylePr>
   </w:style>
-  <w:style w:type="table" w:styleId="1557">
+  <w:style w:type="table" w:styleId="1559">
     <w:name w:val="Bordered &amp; Lined - Accent 1"/>
-    <w:basedOn w:val="1631"/>
+    <w:basedOn w:val="1633"/>
     <w:uiPriority w:val="99"/>
     <w:pPr>
       <w:pBdr/>
@@ -65753,9 +65896,9 @@
       </w:tcPr>
     </w:tblStylePr>
   </w:style>
-  <w:style w:type="table" w:styleId="1558">
+  <w:style w:type="table" w:styleId="1560">
     <w:name w:val="Bordered &amp; Lined - Accent 2"/>
-    <w:basedOn w:val="1631"/>
+    <w:basedOn w:val="1633"/>
     <w:uiPriority w:val="99"/>
     <w:pPr>
       <w:pBdr/>
@@ -65997,9 +66140,9 @@
       </w:tcPr>
     </w:tblStylePr>
   </w:style>
-  <w:style w:type="table" w:styleId="1559">
+  <w:style w:type="table" w:styleId="1561">
     <w:name w:val="Bordered &amp; Lined - Accent 3"/>
-    <w:basedOn w:val="1631"/>
+    <w:basedOn w:val="1633"/>
     <w:uiPriority w:val="99"/>
     <w:pPr>
       <w:pBdr/>
@@ -66241,9 +66384,9 @@
       </w:tcPr>
     </w:tblStylePr>
   </w:style>
-  <w:style w:type="table" w:styleId="1560">
+  <w:style w:type="table" w:styleId="1562">
     <w:name w:val="Bordered &amp; Lined - Accent 4"/>
-    <w:basedOn w:val="1631"/>
+    <w:basedOn w:val="1633"/>
     <w:uiPriority w:val="99"/>
     <w:pPr>
       <w:pBdr/>
@@ -66485,9 +66628,9 @@
       </w:tcPr>
     </w:tblStylePr>
   </w:style>
-  <w:style w:type="table" w:styleId="1561">
+  <w:style w:type="table" w:styleId="1563">
     <w:name w:val="Bordered &amp; Lined - Accent 5"/>
-    <w:basedOn w:val="1631"/>
+    <w:basedOn w:val="1633"/>
     <w:uiPriority w:val="99"/>
     <w:pPr>
       <w:pBdr/>
@@ -66729,9 +66872,9 @@
       </w:tcPr>
     </w:tblStylePr>
   </w:style>
-  <w:style w:type="table" w:styleId="1562">
+  <w:style w:type="table" w:styleId="1564">
     <w:name w:val="Bordered &amp; Lined - Accent 6"/>
-    <w:basedOn w:val="1631"/>
+    <w:basedOn w:val="1633"/>
     <w:uiPriority w:val="99"/>
     <w:pPr>
       <w:pBdr/>
@@ -66973,9 +67116,9 @@
       </w:tcPr>
     </w:tblStylePr>
   </w:style>
-  <w:style w:type="table" w:styleId="1563">
+  <w:style w:type="table" w:styleId="1565">
     <w:name w:val="Bordered"/>
-    <w:basedOn w:val="1631"/>
+    <w:basedOn w:val="1633"/>
     <w:uiPriority w:val="99"/>
     <w:pPr>
       <w:pBdr/>
@@ -67204,9 +67347,9 @@
       </w:tcPr>
     </w:tblStylePr>
   </w:style>
-  <w:style w:type="table" w:styleId="1564">
+  <w:style w:type="table" w:styleId="1566">
     <w:name w:val="Bordered - Accent 1"/>
-    <w:basedOn w:val="1631"/>
+    <w:basedOn w:val="1633"/>
     <w:uiPriority w:val="99"/>
     <w:pPr>
       <w:pBdr/>
@@ -67435,9 +67578,9 @@
       </w:tcPr>
     </w:tblStylePr>
   </w:style>
-  <w:style w:type="table" w:styleId="1565">
+  <w:style w:type="table" w:styleId="1567">
     <w:name w:val="Bordered - Accent 2"/>
-    <w:basedOn w:val="1631"/>
+    <w:basedOn w:val="1633"/>
     <w:uiPriority w:val="99"/>
     <w:pPr>
       <w:pBdr/>
@@ -67666,9 +67809,9 @@
       </w:tcPr>
     </w:tblStylePr>
   </w:style>
-  <w:style w:type="table" w:styleId="1566">
+  <w:style w:type="table" w:styleId="1568">
     <w:name w:val="Bordered - Accent 3"/>
-    <w:basedOn w:val="1631"/>
+    <w:basedOn w:val="1633"/>
     <w:uiPriority w:val="99"/>
     <w:pPr>
       <w:pBdr/>
@@ -67897,9 +68040,9 @@
       </w:tcPr>
     </w:tblStylePr>
   </w:style>
-  <w:style w:type="table" w:styleId="1567">
+  <w:style w:type="table" w:styleId="1569">
     <w:name w:val="Bordered - Accent 4"/>
-    <w:basedOn w:val="1631"/>
+    <w:basedOn w:val="1633"/>
     <w:uiPriority w:val="99"/>
     <w:pPr>
       <w:pBdr/>
@@ -68128,9 +68271,9 @@
       </w:tcPr>
     </w:tblStylePr>
   </w:style>
-  <w:style w:type="table" w:styleId="1568">
+  <w:style w:type="table" w:styleId="1570">
     <w:name w:val="Bordered - Accent 5"/>
-    <w:basedOn w:val="1631"/>
+    <w:basedOn w:val="1633"/>
     <w:uiPriority w:val="99"/>
     <w:pPr>
       <w:pBdr/>
@@ -68359,9 +68502,9 @@
       </w:tcPr>
     </w:tblStylePr>
   </w:style>
-  <w:style w:type="table" w:styleId="1569">
+  <w:style w:type="table" w:styleId="1571">
     <w:name w:val="Bordered - Accent 6"/>
-    <w:basedOn w:val="1631"/>
+    <w:basedOn w:val="1633"/>
     <w:uiPriority w:val="99"/>
     <w:pPr>
       <w:pBdr/>
@@ -68590,11 +68733,11 @@
       </w:tcPr>
     </w:tblStylePr>
   </w:style>
-  <w:style w:type="paragraph" w:styleId="1570">
+  <w:style w:type="paragraph" w:styleId="1572">
     <w:name w:val="Heading 1"/>
-    <w:basedOn w:val="1629"/>
-    <w:next w:val="1629"/>
-    <w:link w:val="1579"/>
+    <w:basedOn w:val="1631"/>
+    <w:next w:val="1631"/>
+    <w:link w:val="1581"/>
     <w:uiPriority w:val="9"/>
     <w:qFormat/>
     <w:pPr>
@@ -68612,11 +68755,11 @@
       <w:szCs w:val="40"/>
     </w:rPr>
   </w:style>
-  <w:style w:type="paragraph" w:styleId="1571">
+  <w:style w:type="paragraph" w:styleId="1573">
     <w:name w:val="Heading 2"/>
-    <w:basedOn w:val="1629"/>
-    <w:next w:val="1629"/>
-    <w:link w:val="1580"/>
+    <w:basedOn w:val="1631"/>
+    <w:next w:val="1631"/>
+    <w:link w:val="1582"/>
     <w:uiPriority w:val="9"/>
     <w:unhideWhenUsed/>
     <w:qFormat/>
@@ -68635,11 +68778,11 @@
       <w:szCs w:val="32"/>
     </w:rPr>
   </w:style>
-  <w:style w:type="paragraph" w:styleId="1572">
+  <w:style w:type="paragraph" w:styleId="1574">
     <w:name w:val="Heading 3"/>
-    <w:basedOn w:val="1629"/>
-    <w:next w:val="1629"/>
-    <w:link w:val="1581"/>
+    <w:basedOn w:val="1631"/>
+    <w:next w:val="1631"/>
+    <w:link w:val="1583"/>
     <w:uiPriority w:val="9"/>
     <w:unhideWhenUsed/>
     <w:qFormat/>
@@ -68658,11 +68801,11 @@
       <w:szCs w:val="28"/>
     </w:rPr>
   </w:style>
-  <w:style w:type="paragraph" w:styleId="1573">
+  <w:style w:type="paragraph" w:styleId="1575">
     <w:name w:val="Heading 4"/>
-    <w:basedOn w:val="1629"/>
-    <w:next w:val="1629"/>
-    <w:link w:val="1582"/>
+    <w:basedOn w:val="1631"/>
+    <w:next w:val="1631"/>
+    <w:link w:val="1584"/>
     <w:uiPriority w:val="9"/>
     <w:unhideWhenUsed/>
     <w:qFormat/>
@@ -68681,11 +68824,11 @@
       <w:color w:val="0f4761" w:themeColor="accent1" w:themeShade="BF"/>
     </w:rPr>
   </w:style>
-  <w:style w:type="paragraph" w:styleId="1574">
+  <w:style w:type="paragraph" w:styleId="1576">
     <w:name w:val="Heading 5"/>
-    <w:basedOn w:val="1629"/>
-    <w:next w:val="1629"/>
-    <w:link w:val="1583"/>
+    <w:basedOn w:val="1631"/>
+    <w:next w:val="1631"/>
+    <w:link w:val="1585"/>
     <w:uiPriority w:val="9"/>
     <w:unhideWhenUsed/>
     <w:qFormat/>
@@ -68702,11 +68845,11 @@
       <w:color w:val="0f4761" w:themeColor="accent1" w:themeShade="BF"/>
     </w:rPr>
   </w:style>
-  <w:style w:type="paragraph" w:styleId="1575">
+  <w:style w:type="paragraph" w:styleId="1577">
     <w:name w:val="Heading 6"/>
-    <w:basedOn w:val="1629"/>
-    <w:next w:val="1629"/>
-    <w:link w:val="1584"/>
+    <w:basedOn w:val="1631"/>
+    <w:next w:val="1631"/>
+    <w:link w:val="1586"/>
     <w:uiPriority w:val="9"/>
     <w:unhideWhenUsed/>
     <w:qFormat/>
@@ -68725,11 +68868,11 @@
       <w:color w:val="595959" w:themeColor="text1" w:themeTint="A6"/>
     </w:rPr>
   </w:style>
-  <w:style w:type="paragraph" w:styleId="1576">
+  <w:style w:type="paragraph" w:styleId="1578">
     <w:name w:val="Heading 7"/>
-    <w:basedOn w:val="1629"/>
-    <w:next w:val="1629"/>
-    <w:link w:val="1585"/>
+    <w:basedOn w:val="1631"/>
+    <w:next w:val="1631"/>
+    <w:link w:val="1587"/>
     <w:uiPriority w:val="9"/>
     <w:unhideWhenUsed/>
     <w:qFormat/>
@@ -68746,11 +68889,11 @@
       <w:color w:val="595959" w:themeColor="text1" w:themeTint="A6"/>
     </w:rPr>
   </w:style>
-  <w:style w:type="paragraph" w:styleId="1577">
+  <w:style w:type="paragraph" w:styleId="1579">
     <w:name w:val="Heading 8"/>
-    <w:basedOn w:val="1629"/>
-    <w:next w:val="1629"/>
-    <w:link w:val="1586"/>
+    <w:basedOn w:val="1631"/>
+    <w:next w:val="1631"/>
+    <w:link w:val="1588"/>
     <w:uiPriority w:val="9"/>
     <w:unhideWhenUsed/>
     <w:qFormat/>
@@ -68769,11 +68912,11 @@
       <w:color w:val="272727" w:themeColor="text1" w:themeTint="D8"/>
     </w:rPr>
   </w:style>
-  <w:style w:type="paragraph" w:styleId="1578">
+  <w:style w:type="paragraph" w:styleId="1580">
     <w:name w:val="Heading 9"/>
-    <w:basedOn w:val="1629"/>
-    <w:next w:val="1629"/>
-    <w:link w:val="1587"/>
+    <w:basedOn w:val="1631"/>
+    <w:next w:val="1631"/>
+    <w:link w:val="1589"/>
     <w:uiPriority w:val="9"/>
     <w:unhideWhenUsed/>
     <w:qFormat/>
@@ -68792,10 +68935,10 @@
       <w:color w:val="272727" w:themeColor="text1" w:themeTint="D8"/>
     </w:rPr>
   </w:style>
-  <w:style w:type="character" w:styleId="1579">
+  <w:style w:type="character" w:styleId="1581">
     <w:name w:val="Heading 1 Char"/>
-    <w:basedOn w:val="1630"/>
-    <w:link w:val="1570"/>
+    <w:basedOn w:val="1632"/>
+    <w:link w:val="1572"/>
     <w:uiPriority w:val="9"/>
     <w:pPr>
       <w:pBdr/>
@@ -68809,10 +68952,10 @@
       <w:szCs w:val="40"/>
     </w:rPr>
   </w:style>
-  <w:style w:type="character" w:styleId="1580">
+  <w:style w:type="character" w:styleId="1582">
     <w:name w:val="Heading 2 Char"/>
-    <w:basedOn w:val="1630"/>
-    <w:link w:val="1571"/>
+    <w:basedOn w:val="1632"/>
+    <w:link w:val="1573"/>
     <w:uiPriority w:val="9"/>
     <w:pPr>
       <w:pBdr/>
@@ -68826,10 +68969,10 @@
       <w:szCs w:val="32"/>
     </w:rPr>
   </w:style>
-  <w:style w:type="character" w:styleId="1581">
+  <w:style w:type="character" w:styleId="1583">
     <w:name w:val="Heading 3 Char"/>
-    <w:basedOn w:val="1630"/>
-    <w:link w:val="1572"/>
+    <w:basedOn w:val="1632"/>
+    <w:link w:val="1574"/>
     <w:uiPriority w:val="9"/>
     <w:pPr>
       <w:pBdr/>
@@ -68843,10 +68986,10 @@
       <w:szCs w:val="28"/>
     </w:rPr>
   </w:style>
-  <w:style w:type="character" w:styleId="1582">
+  <w:style w:type="character" w:styleId="1584">
     <w:name w:val="Heading 4 Char"/>
-    <w:basedOn w:val="1630"/>
-    <w:link w:val="1573"/>
+    <w:basedOn w:val="1632"/>
+    <w:link w:val="1575"/>
     <w:uiPriority w:val="9"/>
     <w:pPr>
       <w:pBdr/>
@@ -68860,10 +69003,10 @@
       <w:color w:val="0f4761" w:themeColor="accent1" w:themeShade="BF"/>
     </w:rPr>
   </w:style>
-  <w:style w:type="character" w:styleId="1583">
+  <w:style w:type="character" w:styleId="1585">
     <w:name w:val="Heading 5 Char"/>
-    <w:basedOn w:val="1630"/>
-    <w:link w:val="1574"/>
+    <w:basedOn w:val="1632"/>
+    <w:link w:val="1576"/>
     <w:uiPriority w:val="9"/>
     <w:pPr>
       <w:pBdr/>
@@ -68875,10 +69018,10 @@
       <w:color w:val="0f4761" w:themeColor="accent1" w:themeShade="BF"/>
     </w:rPr>
   </w:style>
-  <w:style w:type="character" w:styleId="1584">
+  <w:style w:type="character" w:styleId="1586">
     <w:name w:val="Heading 6 Char"/>
-    <w:basedOn w:val="1630"/>
-    <w:link w:val="1575"/>
+    <w:basedOn w:val="1632"/>
+    <w:link w:val="1577"/>
     <w:uiPriority w:val="9"/>
     <w:pPr>
       <w:pBdr/>
@@ -68892,10 +69035,10 @@
       <w:color w:val="595959" w:themeColor="text1" w:themeTint="A6"/>
     </w:rPr>
   </w:style>
-  <w:style w:type="character" w:styleId="1585">
+  <w:style w:type="character" w:styleId="1587">
     <w:name w:val="Heading 7 Char"/>
-    <w:basedOn w:val="1630"/>
-    <w:link w:val="1576"/>
+    <w:basedOn w:val="1632"/>
+    <w:link w:val="1578"/>
     <w:uiPriority w:val="9"/>
     <w:pPr>
       <w:pBdr/>
@@ -68907,10 +69050,10 @@
       <w:color w:val="595959" w:themeColor="text1" w:themeTint="A6"/>
     </w:rPr>
   </w:style>
-  <w:style w:type="character" w:styleId="1586">
+  <w:style w:type="character" w:styleId="1588">
     <w:name w:val="Heading 8 Char"/>
-    <w:basedOn w:val="1630"/>
-    <w:link w:val="1577"/>
+    <w:basedOn w:val="1632"/>
+    <w:link w:val="1579"/>
     <w:uiPriority w:val="9"/>
     <w:pPr>
       <w:pBdr/>
@@ -68924,10 +69067,10 @@
       <w:color w:val="272727" w:themeColor="text1" w:themeTint="D8"/>
     </w:rPr>
   </w:style>
-  <w:style w:type="character" w:styleId="1587">
+  <w:style w:type="character" w:styleId="1589">
     <w:name w:val="Heading 9 Char"/>
-    <w:basedOn w:val="1630"/>
-    <w:link w:val="1578"/>
+    <w:basedOn w:val="1632"/>
+    <w:link w:val="1580"/>
     <w:uiPriority w:val="9"/>
     <w:pPr>
       <w:pBdr/>
@@ -68941,11 +69084,11 @@
       <w:color w:val="272727" w:themeColor="text1" w:themeTint="D8"/>
     </w:rPr>
   </w:style>
-  <w:style w:type="paragraph" w:styleId="1588">
+  <w:style w:type="paragraph" w:styleId="1590">
     <w:name w:val="Title"/>
-    <w:basedOn w:val="1629"/>
-    <w:next w:val="1629"/>
-    <w:link w:val="1589"/>
+    <w:basedOn w:val="1631"/>
+    <w:next w:val="1631"/>
+    <w:link w:val="1591"/>
     <w:uiPriority w:val="10"/>
     <w:qFormat/>
     <w:pPr>
@@ -68961,10 +69104,10 @@
       <w:szCs w:val="56"/>
     </w:rPr>
   </w:style>
-  <w:style w:type="character" w:styleId="1589">
+  <w:style w:type="character" w:styleId="1591">
     <w:name w:val="Title Char"/>
-    <w:basedOn w:val="1630"/>
-    <w:link w:val="1588"/>
+    <w:basedOn w:val="1632"/>
+    <w:link w:val="1590"/>
     <w:uiPriority w:val="10"/>
     <w:pPr>
       <w:pBdr/>
@@ -68978,11 +69121,11 @@
       <w:szCs w:val="56"/>
     </w:rPr>
   </w:style>
-  <w:style w:type="paragraph" w:styleId="1590">
+  <w:style w:type="paragraph" w:styleId="1592">
     <w:name w:val="Subtitle"/>
-    <w:basedOn w:val="1629"/>
-    <w:next w:val="1629"/>
-    <w:link w:val="1591"/>
+    <w:basedOn w:val="1631"/>
+    <w:next w:val="1631"/>
+    <w:link w:val="1593"/>
     <w:uiPriority w:val="11"/>
     <w:qFormat/>
     <w:pPr>
@@ -69000,10 +69143,10 @@
       <w:szCs w:val="28"/>
     </w:rPr>
   </w:style>
-  <w:style w:type="character" w:styleId="1591">
+  <w:style w:type="character" w:styleId="1593">
     <w:name w:val="Subtitle Char"/>
-    <w:basedOn w:val="1630"/>
-    <w:link w:val="1590"/>
+    <w:basedOn w:val="1632"/>
+    <w:link w:val="1592"/>
     <w:uiPriority w:val="11"/>
     <w:pPr>
       <w:pBdr/>
@@ -69017,11 +69160,11 @@
       <w:szCs w:val="28"/>
     </w:rPr>
   </w:style>
-  <w:style w:type="paragraph" w:styleId="1592">
+  <w:style w:type="paragraph" w:styleId="1594">
     <w:name w:val="Quote"/>
-    <w:basedOn w:val="1629"/>
-    <w:next w:val="1629"/>
-    <w:link w:val="1593"/>
+    <w:basedOn w:val="1631"/>
+    <w:next w:val="1631"/>
+    <w:link w:val="1595"/>
     <w:uiPriority w:val="29"/>
     <w:qFormat/>
     <w:pPr>
@@ -69036,10 +69179,10 @@
       <w:color w:val="404040" w:themeColor="text1" w:themeTint="BF"/>
     </w:rPr>
   </w:style>
-  <w:style w:type="character" w:styleId="1593">
+  <w:style w:type="character" w:styleId="1595">
     <w:name w:val="Quote Char"/>
-    <w:basedOn w:val="1630"/>
-    <w:link w:val="1592"/>
+    <w:basedOn w:val="1632"/>
+    <w:link w:val="1594"/>
     <w:uiPriority w:val="29"/>
     <w:pPr>
       <w:pBdr/>
@@ -69052,9 +69195,9 @@
       <w:color w:val="404040" w:themeColor="text1" w:themeTint="BF"/>
     </w:rPr>
   </w:style>
-  <w:style w:type="paragraph" w:styleId="1594">
+  <w:style w:type="paragraph" w:styleId="1596">
     <w:name w:val="List Paragraph"/>
-    <w:basedOn w:val="1629"/>
+    <w:basedOn w:val="1631"/>
     <w:uiPriority w:val="34"/>
     <w:qFormat/>
     <w:pPr>
@@ -69064,9 +69207,9 @@
       <w:contextualSpacing w:val="true"/>
     </w:pPr>
   </w:style>
-  <w:style w:type="character" w:styleId="1595">
+  <w:style w:type="character" w:styleId="1597">
     <w:name w:val="Intense Emphasis"/>
-    <w:basedOn w:val="1630"/>
+    <w:basedOn w:val="1632"/>
     <w:uiPriority w:val="21"/>
     <w:qFormat/>
     <w:pPr>
@@ -69080,11 +69223,11 @@
       <w:color w:val="0f4761" w:themeColor="accent1" w:themeShade="BF"/>
     </w:rPr>
   </w:style>
-  <w:style w:type="paragraph" w:styleId="1596">
+  <w:style w:type="paragraph" w:styleId="1598">
     <w:name w:val="Intense Quote"/>
-    <w:basedOn w:val="1629"/>
-    <w:next w:val="1629"/>
-    <w:link w:val="1597"/>
+    <w:basedOn w:val="1631"/>
+    <w:next w:val="1631"/>
+    <w:link w:val="1599"/>
     <w:uiPriority w:val="30"/>
     <w:qFormat/>
     <w:pPr>
@@ -69102,10 +69245,10 @@
       <w:color w:val="0f4761" w:themeColor="accent1" w:themeShade="BF"/>
     </w:rPr>
   </w:style>
-  <w:style w:type="character" w:styleId="1597">
+  <w:style w:type="character" w:styleId="1599">
     <w:name w:val="Intense Quote Char"/>
-    <w:basedOn w:val="1630"/>
-    <w:link w:val="1596"/>
+    <w:basedOn w:val="1632"/>
+    <w:link w:val="1598"/>
     <w:uiPriority w:val="30"/>
     <w:pPr>
       <w:pBdr/>
@@ -69118,9 +69261,9 @@
       <w:color w:val="0f4761" w:themeColor="accent1" w:themeShade="BF"/>
     </w:rPr>
   </w:style>
-  <w:style w:type="character" w:styleId="1598">
+  <w:style w:type="character" w:styleId="1600">
     <w:name w:val="Intense Reference"/>
-    <w:basedOn w:val="1630"/>
+    <w:basedOn w:val="1632"/>
     <w:uiPriority w:val="32"/>
     <w:qFormat/>
     <w:pPr>
@@ -69136,9 +69279,9 @@
       <w:spacing w:val="5"/>
     </w:rPr>
   </w:style>
-  <w:style w:type="paragraph" w:styleId="1599">
+  <w:style w:type="paragraph" w:styleId="1601">
     <w:name w:val="No Spacing"/>
-    <w:basedOn w:val="1629"/>
+    <w:basedOn w:val="1631"/>
     <w:uiPriority w:val="1"/>
     <w:qFormat/>
     <w:pPr>
@@ -69147,9 +69290,9 @@
       <w:ind/>
     </w:pPr>
   </w:style>
-  <w:style w:type="character" w:styleId="1600">
+  <w:style w:type="character" w:styleId="1602">
     <w:name w:val="Subtle Emphasis"/>
-    <w:basedOn w:val="1630"/>
+    <w:basedOn w:val="1632"/>
     <w:uiPriority w:val="19"/>
     <w:qFormat/>
     <w:pPr>
@@ -69163,9 +69306,9 @@
       <w:color w:val="404040" w:themeColor="text1" w:themeTint="BF"/>
     </w:rPr>
   </w:style>
-  <w:style w:type="character" w:styleId="1601">
+  <w:style w:type="character" w:styleId="1603">
     <w:name w:val="Emphasis"/>
-    <w:basedOn w:val="1630"/>
+    <w:basedOn w:val="1632"/>
     <w:uiPriority w:val="20"/>
     <w:qFormat/>
     <w:pPr>
@@ -69178,9 +69321,9 @@
       <w:iCs/>
     </w:rPr>
   </w:style>
-  <w:style w:type="character" w:styleId="1602">
+  <w:style w:type="character" w:styleId="1604">
     <w:name w:val="Strong"/>
-    <w:basedOn w:val="1630"/>
+    <w:basedOn w:val="1632"/>
     <w:uiPriority w:val="22"/>
     <w:qFormat/>
     <w:pPr>
@@ -69193,9 +69336,9 @@
       <w:bCs/>
     </w:rPr>
   </w:style>
-  <w:style w:type="character" w:styleId="1603">
+  <w:style w:type="character" w:styleId="1605">
     <w:name w:val="Subtle Reference"/>
-    <w:basedOn w:val="1630"/>
+    <w:basedOn w:val="1632"/>
     <w:uiPriority w:val="31"/>
     <w:qFormat/>
     <w:pPr>
@@ -69208,9 +69351,9 @@
       <w:color w:val="5a5a5a" w:themeColor="text1" w:themeTint="A5"/>
     </w:rPr>
   </w:style>
-  <w:style w:type="character" w:styleId="1604">
+  <w:style w:type="character" w:styleId="1606">
     <w:name w:val="Book Title"/>
-    <w:basedOn w:val="1630"/>
+    <w:basedOn w:val="1632"/>
     <w:uiPriority w:val="33"/>
     <w:qFormat/>
     <w:pPr>
@@ -69226,36 +69369,9 @@
       <w:spacing w:val="5"/>
     </w:rPr>
   </w:style>
-  <w:style w:type="paragraph" w:styleId="1605">
+  <w:style w:type="paragraph" w:styleId="1607">
     <w:name w:val="Header"/>
-    <w:basedOn w:val="1629"/>
-    <w:link w:val="1606"/>
-    <w:uiPriority w:val="99"/>
-    <w:unhideWhenUsed/>
-    <w:pPr>
-      <w:pBdr/>
-      <w:tabs>
-        <w:tab w:val="center" w:leader="none" w:pos="4844"/>
-        <w:tab w:val="right" w:leader="none" w:pos="9689"/>
-      </w:tabs>
-      <w:spacing w:after="0" w:line="240" w:lineRule="auto"/>
-      <w:ind/>
-    </w:pPr>
-  </w:style>
-  <w:style w:type="character" w:styleId="1606">
-    <w:name w:val="Header Char"/>
-    <w:basedOn w:val="1630"/>
-    <w:link w:val="1605"/>
-    <w:uiPriority w:val="99"/>
-    <w:pPr>
-      <w:pBdr/>
-      <w:spacing/>
-      <w:ind/>
-    </w:pPr>
-  </w:style>
-  <w:style w:type="paragraph" w:styleId="1607">
-    <w:name w:val="Footer"/>
-    <w:basedOn w:val="1629"/>
+    <w:basedOn w:val="1631"/>
     <w:link w:val="1608"/>
     <w:uiPriority w:val="99"/>
     <w:unhideWhenUsed/>
@@ -69270,8 +69386,8 @@
     </w:pPr>
   </w:style>
   <w:style w:type="character" w:styleId="1608">
-    <w:name w:val="Footer Char"/>
-    <w:basedOn w:val="1630"/>
+    <w:name w:val="Header Char"/>
+    <w:basedOn w:val="1632"/>
     <w:link w:val="1607"/>
     <w:uiPriority w:val="99"/>
     <w:pPr>
@@ -69281,9 +69397,36 @@
     </w:pPr>
   </w:style>
   <w:style w:type="paragraph" w:styleId="1609">
+    <w:name w:val="Footer"/>
+    <w:basedOn w:val="1631"/>
+    <w:link w:val="1610"/>
+    <w:uiPriority w:val="99"/>
+    <w:unhideWhenUsed/>
+    <w:pPr>
+      <w:pBdr/>
+      <w:tabs>
+        <w:tab w:val="center" w:leader="none" w:pos="4844"/>
+        <w:tab w:val="right" w:leader="none" w:pos="9689"/>
+      </w:tabs>
+      <w:spacing w:after="0" w:line="240" w:lineRule="auto"/>
+      <w:ind/>
+    </w:pPr>
+  </w:style>
+  <w:style w:type="character" w:styleId="1610">
+    <w:name w:val="Footer Char"/>
+    <w:basedOn w:val="1632"/>
+    <w:link w:val="1609"/>
+    <w:uiPriority w:val="99"/>
+    <w:pPr>
+      <w:pBdr/>
+      <w:spacing/>
+      <w:ind/>
+    </w:pPr>
+  </w:style>
+  <w:style w:type="paragraph" w:styleId="1611">
     <w:name w:val="Caption"/>
-    <w:basedOn w:val="1629"/>
-    <w:next w:val="1629"/>
+    <w:basedOn w:val="1631"/>
+    <w:next w:val="1631"/>
     <w:uiPriority w:val="35"/>
     <w:unhideWhenUsed/>
     <w:qFormat/>
@@ -69300,10 +69443,10 @@
       <w:szCs w:val="18"/>
     </w:rPr>
   </w:style>
-  <w:style w:type="paragraph" w:styleId="1610">
+  <w:style w:type="paragraph" w:styleId="1612">
     <w:name w:val="footnote text"/>
-    <w:basedOn w:val="1629"/>
-    <w:link w:val="1611"/>
+    <w:basedOn w:val="1631"/>
+    <w:link w:val="1613"/>
     <w:uiPriority w:val="99"/>
     <w:semiHidden/>
     <w:unhideWhenUsed/>
@@ -69317,10 +69460,10 @@
       <w:szCs w:val="20"/>
     </w:rPr>
   </w:style>
-  <w:style w:type="character" w:styleId="1611">
+  <w:style w:type="character" w:styleId="1613">
     <w:name w:val="Footnote Text Char"/>
-    <w:basedOn w:val="1630"/>
-    <w:link w:val="1610"/>
+    <w:basedOn w:val="1632"/>
+    <w:link w:val="1612"/>
     <w:uiPriority w:val="99"/>
     <w:semiHidden/>
     <w:pPr>
@@ -69333,9 +69476,9 @@
       <w:szCs w:val="20"/>
     </w:rPr>
   </w:style>
-  <w:style w:type="character" w:styleId="1612">
+  <w:style w:type="character" w:styleId="1614">
     <w:name w:val="footnote reference"/>
-    <w:basedOn w:val="1630"/>
+    <w:basedOn w:val="1632"/>
     <w:uiPriority w:val="99"/>
     <w:semiHidden/>
     <w:unhideWhenUsed/>
@@ -69348,10 +69491,10 @@
       <w:vertAlign w:val="superscript"/>
     </w:rPr>
   </w:style>
-  <w:style w:type="paragraph" w:styleId="1613">
+  <w:style w:type="paragraph" w:styleId="1615">
     <w:name w:val="endnote text"/>
-    <w:basedOn w:val="1629"/>
-    <w:link w:val="1614"/>
+    <w:basedOn w:val="1631"/>
+    <w:link w:val="1616"/>
     <w:uiPriority w:val="99"/>
     <w:semiHidden/>
     <w:unhideWhenUsed/>
@@ -69365,10 +69508,10 @@
       <w:szCs w:val="20"/>
     </w:rPr>
   </w:style>
-  <w:style w:type="character" w:styleId="1614">
+  <w:style w:type="character" w:styleId="1616">
     <w:name w:val="Endnote Text Char"/>
-    <w:basedOn w:val="1630"/>
-    <w:link w:val="1613"/>
+    <w:basedOn w:val="1632"/>
+    <w:link w:val="1615"/>
     <w:uiPriority w:val="99"/>
     <w:semiHidden/>
     <w:pPr>
@@ -69381,9 +69524,9 @@
       <w:szCs w:val="20"/>
     </w:rPr>
   </w:style>
-  <w:style w:type="character" w:styleId="1615">
+  <w:style w:type="character" w:styleId="1617">
     <w:name w:val="endnote reference"/>
-    <w:basedOn w:val="1630"/>
+    <w:basedOn w:val="1632"/>
     <w:uiPriority w:val="99"/>
     <w:semiHidden/>
     <w:unhideWhenUsed/>
@@ -69396,9 +69539,9 @@
       <w:vertAlign w:val="superscript"/>
     </w:rPr>
   </w:style>
-  <w:style w:type="character" w:styleId="1616">
+  <w:style w:type="character" w:styleId="1618">
     <w:name w:val="Hyperlink"/>
-    <w:basedOn w:val="1630"/>
+    <w:basedOn w:val="1632"/>
     <w:uiPriority w:val="99"/>
     <w:unhideWhenUsed/>
     <w:pPr>
@@ -69411,9 +69554,9 @@
       <w:u w:val="single"/>
     </w:rPr>
   </w:style>
-  <w:style w:type="character" w:styleId="1617">
+  <w:style w:type="character" w:styleId="1619">
     <w:name w:val="FollowedHyperlink"/>
-    <w:basedOn w:val="1630"/>
+    <w:basedOn w:val="1632"/>
     <w:uiPriority w:val="99"/>
     <w:semiHidden/>
     <w:unhideWhenUsed/>
@@ -69427,10 +69570,10 @@
       <w:u w:val="single"/>
     </w:rPr>
   </w:style>
-  <w:style w:type="paragraph" w:styleId="1618">
+  <w:style w:type="paragraph" w:styleId="1620">
     <w:name w:val="toc 1"/>
-    <w:basedOn w:val="1629"/>
-    <w:next w:val="1629"/>
+    <w:basedOn w:val="1631"/>
+    <w:next w:val="1631"/>
     <w:uiPriority w:val="39"/>
     <w:unhideWhenUsed/>
     <w:pPr>
@@ -69439,10 +69582,10 @@
       <w:ind/>
     </w:pPr>
   </w:style>
-  <w:style w:type="paragraph" w:styleId="1619">
+  <w:style w:type="paragraph" w:styleId="1621">
     <w:name w:val="toc 2"/>
-    <w:basedOn w:val="1629"/>
-    <w:next w:val="1629"/>
+    <w:basedOn w:val="1631"/>
+    <w:next w:val="1631"/>
     <w:uiPriority w:val="39"/>
     <w:unhideWhenUsed/>
     <w:pPr>
@@ -69451,10 +69594,10 @@
       <w:ind w:left="220"/>
     </w:pPr>
   </w:style>
-  <w:style w:type="paragraph" w:styleId="1620">
+  <w:style w:type="paragraph" w:styleId="1622">
     <w:name w:val="toc 3"/>
-    <w:basedOn w:val="1629"/>
-    <w:next w:val="1629"/>
+    <w:basedOn w:val="1631"/>
+    <w:next w:val="1631"/>
     <w:uiPriority w:val="39"/>
     <w:unhideWhenUsed/>
     <w:pPr>
@@ -69463,10 +69606,10 @@
       <w:ind w:left="440"/>
     </w:pPr>
   </w:style>
-  <w:style w:type="paragraph" w:styleId="1621">
+  <w:style w:type="paragraph" w:styleId="1623">
     <w:name w:val="toc 4"/>
-    <w:basedOn w:val="1629"/>
-    <w:next w:val="1629"/>
+    <w:basedOn w:val="1631"/>
+    <w:next w:val="1631"/>
     <w:uiPriority w:val="39"/>
     <w:unhideWhenUsed/>
     <w:pPr>
@@ -69475,10 +69618,10 @@
       <w:ind w:left="660"/>
     </w:pPr>
   </w:style>
-  <w:style w:type="paragraph" w:styleId="1622">
+  <w:style w:type="paragraph" w:styleId="1624">
     <w:name w:val="toc 5"/>
-    <w:basedOn w:val="1629"/>
-    <w:next w:val="1629"/>
+    <w:basedOn w:val="1631"/>
+    <w:next w:val="1631"/>
     <w:uiPriority w:val="39"/>
     <w:unhideWhenUsed/>
     <w:pPr>
@@ -69487,10 +69630,10 @@
       <w:ind w:left="880"/>
     </w:pPr>
   </w:style>
-  <w:style w:type="paragraph" w:styleId="1623">
+  <w:style w:type="paragraph" w:styleId="1625">
     <w:name w:val="toc 6"/>
-    <w:basedOn w:val="1629"/>
-    <w:next w:val="1629"/>
+    <w:basedOn w:val="1631"/>
+    <w:next w:val="1631"/>
     <w:uiPriority w:val="39"/>
     <w:unhideWhenUsed/>
     <w:pPr>
@@ -69499,10 +69642,10 @@
       <w:ind w:left="1100"/>
     </w:pPr>
   </w:style>
-  <w:style w:type="paragraph" w:styleId="1624">
+  <w:style w:type="paragraph" w:styleId="1626">
     <w:name w:val="toc 7"/>
-    <w:basedOn w:val="1629"/>
-    <w:next w:val="1629"/>
+    <w:basedOn w:val="1631"/>
+    <w:next w:val="1631"/>
     <w:uiPriority w:val="39"/>
     <w:unhideWhenUsed/>
     <w:pPr>
@@ -69511,10 +69654,10 @@
       <w:ind w:left="1320"/>
     </w:pPr>
   </w:style>
-  <w:style w:type="paragraph" w:styleId="1625">
+  <w:style w:type="paragraph" w:styleId="1627">
     <w:name w:val="toc 8"/>
-    <w:basedOn w:val="1629"/>
-    <w:next w:val="1629"/>
+    <w:basedOn w:val="1631"/>
+    <w:next w:val="1631"/>
     <w:uiPriority w:val="39"/>
     <w:unhideWhenUsed/>
     <w:pPr>
@@ -69523,10 +69666,10 @@
       <w:ind w:left="1540"/>
     </w:pPr>
   </w:style>
-  <w:style w:type="paragraph" w:styleId="1626">
+  <w:style w:type="paragraph" w:styleId="1628">
     <w:name w:val="toc 9"/>
-    <w:basedOn w:val="1629"/>
-    <w:next w:val="1629"/>
+    <w:basedOn w:val="1631"/>
+    <w:next w:val="1631"/>
     <w:uiPriority w:val="39"/>
     <w:unhideWhenUsed/>
     <w:pPr>
@@ -69535,7 +69678,7 @@
       <w:ind w:left="1760"/>
     </w:pPr>
   </w:style>
-  <w:style w:type="paragraph" w:styleId="1627">
+  <w:style w:type="paragraph" w:styleId="1629">
     <w:name w:val="TOC Heading"/>
     <w:uiPriority w:val="39"/>
     <w:unhideWhenUsed/>
@@ -69545,10 +69688,10 @@
       <w:ind/>
     </w:pPr>
   </w:style>
-  <w:style w:type="paragraph" w:styleId="1628">
+  <w:style w:type="paragraph" w:styleId="1630">
     <w:name w:val="table of figures"/>
-    <w:basedOn w:val="1629"/>
-    <w:next w:val="1629"/>
+    <w:basedOn w:val="1631"/>
+    <w:next w:val="1631"/>
     <w:uiPriority w:val="99"/>
     <w:unhideWhenUsed/>
     <w:pPr>
@@ -69557,7 +69700,7 @@
       <w:ind/>
     </w:pPr>
   </w:style>
-  <w:style w:type="paragraph" w:styleId="1629" w:default="1">
+  <w:style w:type="paragraph" w:styleId="1631" w:default="1">
     <w:name w:val="Normal"/>
     <w:qFormat/>
     <w:pPr>
@@ -69566,7 +69709,7 @@
       <w:ind/>
     </w:pPr>
   </w:style>
-  <w:style w:type="character" w:styleId="1630" w:default="1">
+  <w:style w:type="character" w:styleId="1632" w:default="1">
     <w:name w:val="Default Paragraph Font"/>
     <w:uiPriority w:val="1"/>
     <w:semiHidden/>
@@ -69577,7 +69720,7 @@
       <w:ind/>
     </w:pPr>
   </w:style>
-  <w:style w:type="table" w:styleId="1631" w:default="1">
+  <w:style w:type="table" w:styleId="1633" w:default="1">
     <w:name w:val="Normal Table"/>
     <w:uiPriority w:val="99"/>
     <w:semiHidden/>
@@ -69770,7 +69913,7 @@
       </w:tcPr>
     </w:tblStylePr>
   </w:style>
-  <w:style w:type="numbering" w:styleId="1632" w:default="1">
+  <w:style w:type="numbering" w:styleId="1634" w:default="1">
     <w:name w:val="No List"/>
     <w:uiPriority w:val="99"/>
     <w:semiHidden/>
@@ -69781,9 +69924,9 @@
       <w:ind/>
     </w:pPr>
   </w:style>
-  <w:style w:type="character" w:styleId="1633">
+  <w:style w:type="character" w:styleId="1635">
     <w:name w:val="Placeholder Text"/>
-    <w:basedOn w:val="1630"/>
+    <w:basedOn w:val="1632"/>
     <w:uiPriority w:val="99"/>
     <w:semiHidden/>
     <w:pPr>
@@ -69795,7 +69938,7 @@
       <w:color w:val="808080"/>
     </w:rPr>
   </w:style>
-  <w:style w:type="paragraph" w:styleId="1634" w:customStyle="1">
+  <w:style w:type="paragraph" w:styleId="1636" w:customStyle="1">
     <w:name w:val="2FF252604C5D4915B999E089D5A133C6"/>
     <w:pPr>
       <w:pBdr/>
@@ -69809,7 +69952,7 @@
       <w14:ligatures w14:val="none"/>
     </w:rPr>
   </w:style>
-  <w:style w:type="paragraph" w:styleId="1635" w:customStyle="1">
+  <w:style w:type="paragraph" w:styleId="1637" w:customStyle="1">
     <w:name w:val="01C0F4CA251B49B7BED6DA115772F8421"/>
     <w:pPr>
       <w:pBdr/>
@@ -69823,7 +69966,7 @@
       <w14:ligatures w14:val="none"/>
     </w:rPr>
   </w:style>
-  <w:style w:type="paragraph" w:styleId="1636" w:customStyle="1">
+  <w:style w:type="paragraph" w:styleId="1638" w:customStyle="1">
     <w:name w:val="82C87999A27B40B99F46D5DFD7C8CA501"/>
     <w:pPr>
       <w:pBdr/>
@@ -69837,7 +69980,7 @@
       <w14:ligatures w14:val="none"/>
     </w:rPr>
   </w:style>
-  <w:style w:type="paragraph" w:styleId="1637" w:customStyle="1">
+  <w:style w:type="paragraph" w:styleId="1639" w:customStyle="1">
     <w:name w:val="E274F68663FA494DB61654881F0F150D1"/>
     <w:pPr>
       <w:pBdr/>
@@ -69851,7 +69994,7 @@
       <w14:ligatures w14:val="none"/>
     </w:rPr>
   </w:style>
-  <w:style w:type="paragraph" w:styleId="1638" w:customStyle="1">
+  <w:style w:type="paragraph" w:styleId="1640" w:customStyle="1">
     <w:name w:val="E4950A3565384CEEACFD7D264EA6B81B"/>
     <w:pPr>
       <w:pBdr/>
@@ -69864,7 +70007,7 @@
       <w:lang w:val="en-US" w:eastAsia="en-US"/>
     </w:rPr>
   </w:style>
-  <w:style w:type="paragraph" w:styleId="1639" w:customStyle="1">
+  <w:style w:type="paragraph" w:styleId="1641" w:customStyle="1">
     <w:name w:val="754095EAFBE64AC1B2F19A33A9013E80"/>
     <w:pPr>
       <w:pBdr/>

--- a/Fundamentals Of Computing Milestone 1.docx
+++ b/Fundamentals Of Computing Milestone 1.docx
@@ -952,7 +952,7 @@
     </w:p>
     <w:tbl>
       <w:tblPr>
-        <w:tblStyle w:val="919"/>
+        <w:tblStyle w:val="909"/>
         <w:tblW w:w="0" w:type="auto"/>
         <w:tblBorders/>
         <w:tblpPr w:horzAnchor="margin" w:tblpXSpec="right" w:vertAnchor="text" w:tblpY="-83" w:leftFromText="180" w:topFromText="0" w:rightFromText="180" w:bottomFromText="0"/>
@@ -1130,7 +1130,7 @@
         <w:sdtContent>
           <w:r>
             <w:rPr>
-              <w:rStyle w:val="938"/>
+              <w:rStyle w:val="928"/>
             </w:rPr>
             <w:t xml:space="preserve">Click or tap to enter a date.</w:t>
           </w:r>
@@ -1245,41 +1245,43 @@
       <w:sdtContent>
         <w:p>
           <w:pPr>
-            <w:pStyle w:val="923"/>
+            <w:pStyle w:val="899"/>
             <w:pBdr/>
             <w:spacing/>
             <w:ind/>
-            <w:rPr>
-              <w:rFonts w:ascii="Arial" w:hAnsi="Arial" w:cs="Arial"/>
-            </w:rPr>
+            <w:jc w:val="center"/>
+            <w:rPr/>
           </w:pPr>
           <w:r>
             <w:rPr>
-              <w:rFonts w:ascii="Arial" w:hAnsi="Arial" w:cs="Arial"/>
+              <w:highlight w:val="none"/>
+              <w:lang w:val="en-US"/>
             </w:rPr>
-            <w:t xml:space="preserve">Contents</w:t>
+            <w:t xml:space="preserve">Table of Contents</w:t>
           </w:r>
           <w:r>
             <w:rPr>
-              <w:rFonts w:ascii="Arial" w:hAnsi="Arial" w:cs="Arial"/>
+              <w:highlight w:val="none"/>
             </w:rPr>
           </w:r>
           <w:r>
             <w:rPr>
-              <w:rFonts w:ascii="Arial" w:hAnsi="Arial" w:cs="Arial"/>
+              <w:highlight w:val="none"/>
             </w:rPr>
           </w:r>
         </w:p>
         <w:p>
           <w:pPr>
-            <w:pStyle w:val="924"/>
+            <w:pStyle w:val="914"/>
             <w:pBdr/>
             <w:tabs>
               <w:tab w:val="right" w:leader="dot" w:pos="9360"/>
             </w:tabs>
             <w:spacing/>
             <w:ind/>
-            <w:rPr/>
+            <w:rPr>
+              <w:highlight w:val="none"/>
+            </w:rPr>
           </w:pPr>
           <w:r>
             <w:fldChar w:fldCharType="begin"/>
@@ -1297,30 +1299,30 @@
           <w:hyperlink w:tooltip="#_Toc1" w:anchor="_Toc1" w:history="1">
             <w:r>
               <w:rPr>
-                <w:rStyle w:val="926"/>
+                <w:rStyle w:val="916"/>
               </w:rPr>
             </w:r>
             <w:r>
               <w:rPr>
-                <w:rStyle w:val="926"/>
+                <w:rStyle w:val="916"/>
               </w:rPr>
               <w:t xml:space="preserve">1. </w:t>
             </w:r>
             <w:r>
               <w:rPr>
-                <w:rStyle w:val="926"/>
+                <w:rStyle w:val="916"/>
               </w:rPr>
               <w:t xml:space="preserve"> </w:t>
             </w:r>
             <w:r>
               <w:rPr>
-                <w:rStyle w:val="926"/>
+                <w:rStyle w:val="916"/>
               </w:rPr>
               <w:t xml:space="preserve">Introduction</w:t>
             </w:r>
             <w:r>
               <w:rPr>
-                <w:rStyle w:val="926"/>
+                <w:rStyle w:val="916"/>
               </w:rPr>
             </w:r>
             <w:r>
@@ -1335,11 +1337,10 @@
             </w:r>
           </w:hyperlink>
           <w:r/>
-          <w:r/>
         </w:p>
         <w:p>
           <w:pPr>
-            <w:pStyle w:val="925"/>
+            <w:pStyle w:val="915"/>
             <w:pBdr/>
             <w:tabs>
               <w:tab w:val="left" w:leader="none" w:pos="1134"/>
@@ -1349,7 +1350,6 @@
             <w:ind/>
             <w:rPr/>
           </w:pPr>
-          <w:r/>
           <w:hyperlink w:tooltip="#_Toc2" w:anchor="_Toc2" w:history="1">
             <w:r>
               <w:rPr>
@@ -1362,24 +1362,24 @@
             </w:r>
             <w:r>
               <w:rPr>
-                <w:rStyle w:val="926"/>
+                <w:rStyle w:val="916"/>
               </w:rPr>
             </w:r>
             <w:r>
               <w:rPr>
-                <w:rStyle w:val="926"/>
+                <w:rStyle w:val="916"/>
               </w:rPr>
               <w:t xml:space="preserve">Project Description</w:t>
             </w:r>
             <w:r>
               <w:rPr>
-                <w:rStyle w:val="926"/>
+                <w:rStyle w:val="916"/>
               </w:rPr>
               <w:t xml:space="preserve"> </w:t>
             </w:r>
             <w:r>
               <w:rPr>
-                <w:rStyle w:val="926"/>
+                <w:rStyle w:val="916"/>
               </w:rPr>
             </w:r>
             <w:r>
@@ -1394,11 +1394,10 @@
             </w:r>
           </w:hyperlink>
           <w:r/>
-          <w:r/>
         </w:p>
         <w:p>
           <w:pPr>
-            <w:pStyle w:val="925"/>
+            <w:pStyle w:val="915"/>
             <w:pBdr/>
             <w:tabs>
               <w:tab w:val="right" w:leader="dot" w:pos="9360"/>
@@ -1407,22 +1406,21 @@
             <w:ind/>
             <w:rPr/>
           </w:pPr>
-          <w:r/>
           <w:hyperlink w:tooltip="#_Toc3" w:anchor="_Toc3" w:history="1">
             <w:r>
               <w:rPr>
-                <w:rStyle w:val="926"/>
+                <w:rStyle w:val="916"/>
               </w:rPr>
             </w:r>
             <w:r>
               <w:rPr>
-                <w:rStyle w:val="926"/>
+                <w:rStyle w:val="916"/>
               </w:rPr>
               <w:t xml:space="preserve">1.2 Project Goals</w:t>
             </w:r>
             <w:r>
               <w:rPr>
-                <w:rStyle w:val="926"/>
+                <w:rStyle w:val="916"/>
               </w:rPr>
             </w:r>
             <w:r>
@@ -1437,11 +1435,10 @@
             </w:r>
           </w:hyperlink>
           <w:r/>
-          <w:r/>
         </w:p>
         <w:p>
           <w:pPr>
-            <w:pStyle w:val="925"/>
+            <w:pStyle w:val="915"/>
             <w:pBdr/>
             <w:tabs>
               <w:tab w:val="left" w:leader="none" w:pos="1134"/>
@@ -1451,7 +1448,6 @@
             <w:ind/>
             <w:rPr/>
           </w:pPr>
-          <w:r/>
           <w:hyperlink w:tooltip="#_Toc4" w:anchor="_Toc4" w:history="1">
             <w:r>
               <w:rPr>
@@ -1464,30 +1460,30 @@
             </w:r>
             <w:r>
               <w:rPr>
-                <w:rStyle w:val="926"/>
+                <w:rStyle w:val="916"/>
               </w:rPr>
             </w:r>
             <w:r>
               <w:rPr>
-                <w:rStyle w:val="926"/>
+                <w:rStyle w:val="916"/>
               </w:rPr>
               <w:t xml:space="preserve">Project </w:t>
             </w:r>
             <w:r>
               <w:rPr>
-                <w:rStyle w:val="926"/>
+                <w:rStyle w:val="916"/>
               </w:rPr>
               <w:t xml:space="preserve">Objective</w:t>
             </w:r>
             <w:r>
               <w:rPr>
-                <w:rStyle w:val="926"/>
+                <w:rStyle w:val="916"/>
               </w:rPr>
               <w:t xml:space="preserve"> </w:t>
             </w:r>
             <w:r>
               <w:rPr>
-                <w:rStyle w:val="926"/>
+                <w:rStyle w:val="916"/>
               </w:rPr>
             </w:r>
             <w:r>
@@ -1502,11 +1498,10 @@
             </w:r>
           </w:hyperlink>
           <w:r/>
-          <w:r/>
         </w:p>
         <w:p>
           <w:pPr>
-            <w:pStyle w:val="924"/>
+            <w:pStyle w:val="914"/>
             <w:pBdr/>
             <w:tabs>
               <w:tab w:val="right" w:leader="dot" w:pos="9360"/>
@@ -1515,22 +1510,34 @@
             <w:ind/>
             <w:rPr/>
           </w:pPr>
-          <w:r/>
           <w:hyperlink w:tooltip="#_Toc5" w:anchor="_Toc5" w:history="1">
             <w:r>
               <w:rPr>
-                <w:rStyle w:val="926"/>
+                <w:rStyle w:val="916"/>
               </w:rPr>
             </w:r>
             <w:r>
               <w:rPr>
-                <w:rStyle w:val="926"/>
+                <w:rStyle w:val="916"/>
+                <w:lang w:val="en-US"/>
               </w:rPr>
-              <w:t xml:space="preserve">2. Discussion and Analysis </w:t>
+              <w:t xml:space="preserve">2</w:t>
             </w:r>
             <w:r>
               <w:rPr>
-                <w:rStyle w:val="926"/>
+                <w:rStyle w:val="916"/>
+              </w:rPr>
+              <w:t xml:space="preserve">. </w:t>
+            </w:r>
+            <w:r>
+              <w:rPr>
+                <w:rStyle w:val="916"/>
+              </w:rPr>
+              <w:t xml:space="preserve">Algorithm </w:t>
+            </w:r>
+            <w:r>
+              <w:rPr>
+                <w:rStyle w:val="916"/>
               </w:rPr>
             </w:r>
             <w:r>
@@ -1545,41 +1552,39 @@
             </w:r>
           </w:hyperlink>
           <w:r/>
-          <w:r/>
         </w:p>
         <w:p>
           <w:pPr>
-            <w:pStyle w:val="924"/>
+            <w:pStyle w:val="914"/>
             <w:pBdr/>
             <w:tabs>
               <w:tab w:val="right" w:leader="dot" w:pos="9360"/>
             </w:tabs>
             <w:spacing/>
             <w:ind/>
-            <w:rPr/>
+            <w:rPr>
+              <w:highlight w:val="none"/>
+            </w:rPr>
           </w:pPr>
-          <w:r/>
           <w:hyperlink w:tooltip="#_Toc6" w:anchor="_Toc6" w:history="1">
             <w:r>
               <w:rPr>
-                <w:rStyle w:val="926"/>
+                <w:rStyle w:val="916"/>
               </w:rPr>
             </w:r>
             <w:r>
               <w:rPr>
-                <w:rStyle w:val="926"/>
+                <w:rStyle w:val="916"/>
+                <w:highlight w:val="none"/>
+                <w:lang w:val="en-US" w:bidi="en-US"/>
               </w:rPr>
-              <w:t xml:space="preserve">3. </w:t>
+              <w:t xml:space="preserve">3. Flowchart</w:t>
             </w:r>
             <w:r>
               <w:rPr>
-                <w:rStyle w:val="926"/>
-              </w:rPr>
-              <w:t xml:space="preserve">Algorithm </w:t>
-            </w:r>
-            <w:r>
-              <w:rPr>
-                <w:rStyle w:val="926"/>
+                <w:rStyle w:val="916"/>
+                <w:highlight w:val="none"/>
+                <w:lang w:val="en-US" w:bidi="en-US"/>
               </w:rPr>
             </w:r>
             <w:r>
@@ -1593,12 +1598,16 @@
               <w:fldChar w:fldCharType="end"/>
             </w:r>
           </w:hyperlink>
-          <w:r/>
-          <w:r/>
+          <w:r>
+            <w:rPr>
+              <w:highlight w:val="none"/>
+              <w:lang w:val="en-US" w:bidi="en-US"/>
+            </w:rPr>
+          </w:r>
         </w:p>
         <w:p>
           <w:pPr>
-            <w:pStyle w:val="924"/>
+            <w:pStyle w:val="914"/>
             <w:pBdr/>
             <w:tabs>
               <w:tab w:val="right" w:leader="dot" w:pos="9360"/>
@@ -1607,28 +1616,34 @@
             <w:ind/>
             <w:rPr/>
           </w:pPr>
-          <w:r/>
           <w:hyperlink w:tooltip="#_Toc7" w:anchor="_Toc7" w:history="1">
             <w:r>
               <w:rPr>
-                <w:rStyle w:val="926"/>
+                <w:rStyle w:val="916"/>
               </w:rPr>
             </w:r>
             <w:r>
               <w:rPr>
-                <w:rStyle w:val="926"/>
+                <w:rStyle w:val="916"/>
+                <w:lang w:val="en-US"/>
               </w:rPr>
-              <w:t xml:space="preserve">4. </w:t>
+              <w:t xml:space="preserve">4</w:t>
             </w:r>
             <w:r>
               <w:rPr>
-                <w:rStyle w:val="926"/>
+                <w:rStyle w:val="916"/>
+              </w:rPr>
+              <w:t xml:space="preserve">. </w:t>
+            </w:r>
+            <w:r>
+              <w:rPr>
+                <w:rStyle w:val="916"/>
               </w:rPr>
               <w:t xml:space="preserve">Data Structures</w:t>
             </w:r>
             <w:r>
               <w:rPr>
-                <w:rStyle w:val="926"/>
+                <w:rStyle w:val="916"/>
               </w:rPr>
             </w:r>
             <w:r>
@@ -1638,46 +1653,46 @@
               <w:fldChar w:fldCharType="begin"/>
               <w:instrText xml:space="preserve">PAGEREF _Toc7 \h</w:instrText>
               <w:fldChar w:fldCharType="separate"/>
-              <w:t xml:space="preserve">4</w:t>
+              <w:t xml:space="preserve">5</w:t>
               <w:fldChar w:fldCharType="end"/>
             </w:r>
           </w:hyperlink>
           <w:r/>
-          <w:r/>
         </w:p>
         <w:p>
           <w:pPr>
-            <w:pStyle w:val="925"/>
+            <w:pStyle w:val="915"/>
             <w:pBdr/>
             <w:tabs>
               <w:tab w:val="right" w:leader="dot" w:pos="9360"/>
             </w:tabs>
             <w:spacing/>
             <w:ind/>
-            <w:rPr/>
+            <w:rPr>
+              <w:highlight w:val="none"/>
+              <w14:ligatures w14:val="none"/>
+            </w:rPr>
           </w:pPr>
-          <w:r/>
           <w:hyperlink w:tooltip="#_Toc8" w:anchor="_Toc8" w:history="1">
             <w:r>
               <w:rPr>
-                <w:rStyle w:val="926"/>
+                <w:rStyle w:val="916"/>
               </w:rPr>
             </w:r>
             <w:r>
               <w:rPr>
-                <w:rStyle w:val="926"/>
+                <w:rStyle w:val="916"/>
+                <w:i w:val="0"/>
+                <w:highlight w:val="none"/>
+                <w:lang w:val="en-US"/>
               </w:rPr>
-              <w:t xml:space="preserve">4.1 </w:t>
+              <w:t xml:space="preserve">4.1 Primitive Data Types</w:t>
             </w:r>
             <w:r>
               <w:rPr>
-                <w:rStyle w:val="926"/>
-              </w:rPr>
-              <w:t xml:space="preserve">Numeric Data Types</w:t>
-            </w:r>
-            <w:r>
-              <w:rPr>
-                <w:rStyle w:val="926"/>
+                <w:rStyle w:val="916"/>
+                <w:highlight w:val="none"/>
+                <w14:ligatures w14:val="none"/>
               </w:rPr>
             </w:r>
             <w:r>
@@ -1687,46 +1702,53 @@
               <w:fldChar w:fldCharType="begin"/>
               <w:instrText xml:space="preserve">PAGEREF _Toc8 \h</w:instrText>
               <w:fldChar w:fldCharType="separate"/>
-              <w:t xml:space="preserve">4</w:t>
+              <w:t xml:space="preserve">5</w:t>
               <w:fldChar w:fldCharType="end"/>
             </w:r>
           </w:hyperlink>
-          <w:r/>
-          <w:r/>
+          <w:r>
+            <w:rPr>
+              <w:highlight w:val="none"/>
+              <w14:ligatures w14:val="none"/>
+            </w:rPr>
+          </w:r>
         </w:p>
         <w:p>
           <w:pPr>
-            <w:pStyle w:val="932"/>
+            <w:pStyle w:val="915"/>
             <w:pBdr/>
             <w:tabs>
               <w:tab w:val="right" w:leader="dot" w:pos="9360"/>
             </w:tabs>
             <w:spacing/>
             <w:ind/>
-            <w:rPr/>
+            <w:rPr>
+              <w:i w:val="0"/>
+              <w:highlight w:val="none"/>
+            </w:rPr>
           </w:pPr>
-          <w:r/>
           <w:hyperlink w:tooltip="#_Toc9" w:anchor="_Toc9" w:history="1">
             <w:r>
               <w:rPr>
-                <w:rStyle w:val="926"/>
+                <w:rStyle w:val="916"/>
               </w:rPr>
             </w:r>
             <w:r>
               <w:rPr>
-                <w:rStyle w:val="926"/>
+                <w:rStyle w:val="916"/>
+                <w:i w:val="0"/>
+                <w:iCs w:val="0"/>
+                <w:highlight w:val="none"/>
+                <w:lang w:val="en-US" w:bidi="en-US"/>
               </w:rPr>
-              <w:t xml:space="preserve">4.1.1 </w:t>
+              <w:t xml:space="preserve">4.2 Collection Data Types</w:t>
             </w:r>
             <w:r>
               <w:rPr>
-                <w:rStyle w:val="926"/>
-              </w:rPr>
-              <w:t xml:space="preserve">Integers </w:t>
-            </w:r>
-            <w:r>
-              <w:rPr>
-                <w:rStyle w:val="926"/>
+                <w:rStyle w:val="916"/>
+                <w:i w:val="0"/>
+                <w:highlight w:val="none"/>
+                <w:lang w:val="en-US" w:bidi="en-US"/>
               </w:rPr>
             </w:r>
             <w:r>
@@ -1736,46 +1758,51 @@
               <w:fldChar w:fldCharType="begin"/>
               <w:instrText xml:space="preserve">PAGEREF _Toc9 \h</w:instrText>
               <w:fldChar w:fldCharType="separate"/>
-              <w:t xml:space="preserve">4</w:t>
+              <w:t xml:space="preserve">5</w:t>
               <w:fldChar w:fldCharType="end"/>
             </w:r>
           </w:hyperlink>
-          <w:r/>
-          <w:r/>
+          <w:r>
+            <w:rPr>
+              <w:i w:val="0"/>
+              <w:highlight w:val="none"/>
+              <w:lang w:val="en-US" w:bidi="en-US"/>
+            </w:rPr>
+          </w:r>
         </w:p>
         <w:p>
           <w:pPr>
-            <w:pStyle w:val="932"/>
+            <w:pStyle w:val="915"/>
             <w:pBdr/>
             <w:tabs>
               <w:tab w:val="right" w:leader="dot" w:pos="9360"/>
             </w:tabs>
             <w:spacing/>
             <w:ind/>
-            <w:rPr/>
+            <w:rPr>
+              <w:highlight w:val="none"/>
+              <w14:ligatures w14:val="none"/>
+            </w:rPr>
           </w:pPr>
-          <w:r/>
           <w:hyperlink w:tooltip="#_Toc10" w:anchor="_Toc10" w:history="1">
             <w:r>
               <w:rPr>
-                <w:rStyle w:val="926"/>
+                <w:rStyle w:val="916"/>
               </w:rPr>
             </w:r>
             <w:r>
               <w:rPr>
-                <w:rStyle w:val="926"/>
+                <w:rStyle w:val="916"/>
+                <w:highlight w:val="none"/>
+                <w:lang w:val="en-US"/>
               </w:rPr>
-              <w:t xml:space="preserve">4.1.2 </w:t>
+              <w:t xml:space="preserve">4.3 Data Structures Used</w:t>
             </w:r>
             <w:r>
               <w:rPr>
-                <w:rStyle w:val="926"/>
-              </w:rPr>
-              <w:t xml:space="preserve">Floating Points </w:t>
-            </w:r>
-            <w:r>
-              <w:rPr>
-                <w:rStyle w:val="926"/>
+                <w:rStyle w:val="916"/>
+                <w:highlight w:val="none"/>
+                <w14:ligatures w14:val="none"/>
               </w:rPr>
             </w:r>
             <w:r>
@@ -1785,110 +1812,16 @@
               <w:fldChar w:fldCharType="begin"/>
               <w:instrText xml:space="preserve">PAGEREF _Toc10 \h</w:instrText>
               <w:fldChar w:fldCharType="separate"/>
-              <w:t xml:space="preserve">4</w:t>
+              <w:t xml:space="preserve">6</w:t>
               <w:fldChar w:fldCharType="end"/>
             </w:r>
           </w:hyperlink>
-          <w:r/>
-          <w:r/>
-        </w:p>
-        <w:p>
-          <w:pPr>
-            <w:pStyle w:val="925"/>
-            <w:pBdr/>
-            <w:tabs>
-              <w:tab w:val="right" w:leader="dot" w:pos="9360"/>
-            </w:tabs>
-            <w:spacing/>
-            <w:ind/>
-            <w:rPr/>
-          </w:pPr>
-          <w:r/>
-          <w:hyperlink w:tooltip="#_Toc11" w:anchor="_Toc11" w:history="1">
-            <w:r>
-              <w:rPr>
-                <w:rStyle w:val="926"/>
-              </w:rPr>
-            </w:r>
-            <w:r>
-              <w:rPr>
-                <w:rStyle w:val="926"/>
-              </w:rPr>
-              <w:t xml:space="preserve">4.1.3 Complex Numbers</w:t>
-            </w:r>
-            <w:r>
-              <w:rPr>
-                <w:rStyle w:val="926"/>
-              </w:rPr>
-            </w:r>
-            <w:r>
-              <w:tab/>
-            </w:r>
-            <w:r>
-              <w:fldChar w:fldCharType="begin"/>
-              <w:instrText xml:space="preserve">PAGEREF _Toc11 \h</w:instrText>
-              <w:fldChar w:fldCharType="separate"/>
-              <w:t xml:space="preserve">4</w:t>
-              <w:fldChar w:fldCharType="end"/>
-            </w:r>
-          </w:hyperlink>
-          <w:r/>
-          <w:r/>
-        </w:p>
-        <w:p>
-          <w:pPr>
-            <w:pStyle w:val="925"/>
-            <w:pBdr/>
-            <w:tabs>
-              <w:tab w:val="right" w:leader="dot" w:pos="9360"/>
-            </w:tabs>
-            <w:spacing/>
-            <w:ind/>
-            <w:rPr/>
-          </w:pPr>
-          <w:r/>
-          <w:hyperlink w:tooltip="#_Toc12" w:anchor="_Toc12" w:history="1">
-            <w:r>
-              <w:rPr>
-                <w:rStyle w:val="926"/>
-              </w:rPr>
-            </w:r>
-            <w:r>
-              <w:rPr>
-                <w:rStyle w:val="926"/>
-              </w:rPr>
-              <w:t xml:space="preserve">4.</w:t>
-            </w:r>
-            <w:r>
-              <w:rPr>
-                <w:rStyle w:val="926"/>
-              </w:rPr>
-              <w:t xml:space="preserve">2 </w:t>
-            </w:r>
-            <w:r>
-              <w:rPr>
-                <w:rStyle w:val="926"/>
-              </w:rPr>
-              <w:t xml:space="preserve">T</w:t>
-            </w:r>
-            <w:r>
-              <w:rPr>
-                <w:rStyle w:val="926"/>
-              </w:rPr>
-            </w:r>
-            <w:r>
-              <w:tab/>
-            </w:r>
-            <w:r>
-              <w:fldChar w:fldCharType="begin"/>
-              <w:instrText xml:space="preserve">PAGEREF _Toc12 \h</w:instrText>
-              <w:fldChar w:fldCharType="separate"/>
-              <w:t xml:space="preserve">4</w:t>
-              <w:fldChar w:fldCharType="end"/>
-            </w:r>
-          </w:hyperlink>
-          <w:r/>
-          <w:r/>
+          <w:r>
+            <w:rPr>
+              <w:highlight w:val="none"/>
+              <w14:ligatures w14:val="none"/>
+            </w:rPr>
+          </w:r>
         </w:p>
         <w:p>
           <w:pPr>
@@ -1900,6 +1833,7 @@
               <w:bCs/>
             </w:rPr>
           </w:pPr>
+          <w:r/>
           <w:r>
             <w:rPr>
               <w:b/>
@@ -1913,12 +1847,7 @@
               <w:bCs/>
             </w:rPr>
           </w:r>
-          <w:r>
-            <w:rPr>
-              <w:b/>
-              <w:bCs/>
-            </w:rPr>
-          </w:r>
+          <w:r/>
         </w:p>
       </w:sdtContent>
     </w:sdt>
@@ -1936,25 +1865,76 @@
     </w:p>
     <w:p>
       <w:pPr>
-        <w:pBdr/>
-        <w:spacing/>
-        <w:ind/>
+        <w:pStyle w:val="899"/>
+        <w:pBdr/>
+        <w:spacing/>
+        <w:ind/>
+        <w:jc w:val="center"/>
         <w:rPr/>
       </w:pPr>
+      <w:r>
+        <w:rPr>
+          <w:lang w:val="en-US"/>
+        </w:rPr>
+        <w:t xml:space="preserve">Table of Figures</w:t>
+      </w:r>
+      <w:r>
+        <w:fldChar w:fldCharType="begin"/>
+      </w:r>
+      <w:r>
+        <w:instrText xml:space="preserve">TOC \c "Figure"</w:instrText>
+      </w:r>
+      <w:r>
+        <w:fldChar w:fldCharType="separate"/>
+      </w:r>
       <w:r/>
-      <w:fldSimple w:instr="TOC \c &quot;Figure&quot; ">
-        <w:r>
-          <w:rPr>
-            <w:b/>
-            <w:bCs/>
-            <w:lang w:val="en-US"/>
-          </w:rPr>
-          <w:t xml:space="preserve">No table of figures entries found.</w:t>
-        </w:r>
-      </w:fldSimple>
+    </w:p>
+    <w:p>
+      <w:pPr>
+        <w:pStyle w:val="897"/>
+        <w:pBdr/>
+        <w:tabs>
+          <w:tab w:val="right" w:leader="dot" w:pos="9360"/>
+        </w:tabs>
+        <w:spacing/>
+        <w:ind/>
+        <w:rPr/>
+      </w:pPr>
+      <w:r/>
       <w:r>
-        <w:br w:type="page" w:clear="all"/>
+        <w:t xml:space="preserve">Figure </w:t>
       </w:r>
+      <w:r>
+        <w:t xml:space="preserve">1</w:t>
+      </w:r>
+      <w:r>
+        <w:t xml:space="preserve">: Flowchart </w:t>
+      </w:r>
+      <w:r>
+        <w:tab/>
+      </w:r>
+      <w:r>
+        <w:fldChar w:fldCharType="begin"/>
+        <w:instrText xml:space="preserve">PAGEREF _Toc1 \h</w:instrText>
+        <w:fldChar w:fldCharType="separate"/>
+        <w:t xml:space="preserve">4</w:t>
+        <w:fldChar w:fldCharType="end"/>
+      </w:r>
+      <w:r/>
+      <w:r/>
+    </w:p>
+    <w:p>
+      <w:pPr>
+        <w:pBdr/>
+        <w:spacing/>
+        <w:ind/>
+        <w:rPr/>
+      </w:pPr>
+      <w:r/>
+      <w:r>
+        <w:fldChar w:fldCharType="end"/>
+      </w:r>
+      <w:r/>
       <w:r/>
     </w:p>
     <w:p>
@@ -1974,21 +1954,19 @@
           <w:cols w:num="1" w:sep="0" w:space="720" w:equalWidth="1"/>
         </w:sectPr>
       </w:pPr>
-      <w:r>
-        <w:t xml:space="preserve">\</w:t>
-      </w:r>
+      <w:r/>
       <w:r/>
     </w:p>
     <w:p>
       <w:pPr>
-        <w:pStyle w:val="909"/>
+        <w:pStyle w:val="899"/>
         <w:pBdr/>
         <w:spacing/>
         <w:ind/>
         <w:rPr/>
       </w:pPr>
       <w:r/>
-      <w:bookmarkStart w:id="1" w:name="_Toc1"/>
+      <w:r/>
       <w:r>
         <w:t xml:space="preserve">1. </w:t>
       </w:r>
@@ -1998,7 +1976,7 @@
       <w:r>
         <w:t xml:space="preserve">Introduction</w:t>
       </w:r>
-      <w:bookmarkEnd w:id="1"/>
+      <w:r/>
       <w:r/>
       <w:r/>
     </w:p>
@@ -2014,7 +1992,7 @@
     </w:p>
     <w:p>
       <w:pPr>
-        <w:pStyle w:val="910"/>
+        <w:pStyle w:val="900"/>
         <w:numPr>
           <w:ilvl w:val="1"/>
           <w:numId w:val="1"/>
@@ -2025,14 +2003,13 @@
         <w:rPr/>
       </w:pPr>
       <w:r/>
-      <w:bookmarkStart w:id="2" w:name="_Toc2"/>
       <w:r>
         <w:t xml:space="preserve">Project Description</w:t>
       </w:r>
       <w:r>
         <w:t xml:space="preserve"> </w:t>
       </w:r>
-      <w:bookmarkEnd w:id="2"/>
+      <w:r/>
       <w:r/>
       <w:r/>
     </w:p>
@@ -2165,18 +2142,17 @@
     </w:p>
     <w:p>
       <w:pPr>
-        <w:pStyle w:val="910"/>
+        <w:pStyle w:val="900"/>
         <w:pBdr/>
         <w:spacing w:line="360" w:lineRule="auto"/>
         <w:ind/>
         <w:rPr/>
       </w:pPr>
       <w:r/>
-      <w:bookmarkStart w:id="3" w:name="_Toc3"/>
       <w:r>
         <w:t xml:space="preserve">1.2 Project Goals</w:t>
       </w:r>
-      <w:bookmarkEnd w:id="3"/>
+      <w:r/>
       <w:r/>
       <w:r/>
     </w:p>
@@ -2230,7 +2206,7 @@
     </w:p>
     <w:p>
       <w:pPr>
-        <w:pStyle w:val="910"/>
+        <w:pStyle w:val="900"/>
         <w:numPr>
           <w:ilvl w:val="1"/>
           <w:numId w:val="1"/>
@@ -2241,7 +2217,6 @@
         <w:rPr/>
       </w:pPr>
       <w:r/>
-      <w:bookmarkStart w:id="4" w:name="_Toc4"/>
       <w:r>
         <w:t xml:space="preserve">Project </w:t>
       </w:r>
@@ -2251,7 +2226,7 @@
       <w:r>
         <w:t xml:space="preserve"> </w:t>
       </w:r>
-      <w:bookmarkEnd w:id="4"/>
+      <w:r/>
       <w:r/>
       <w:r/>
     </w:p>
@@ -2318,7 +2293,7 @@
     </w:p>
     <w:p>
       <w:pPr>
-        <w:pStyle w:val="922"/>
+        <w:pStyle w:val="912"/>
         <w:numPr>
           <w:ilvl w:val="0"/>
           <w:numId w:val="2"/>
@@ -2339,7 +2314,7 @@
     </w:p>
     <w:p>
       <w:pPr>
-        <w:pStyle w:val="922"/>
+        <w:pStyle w:val="912"/>
         <w:numPr>
           <w:ilvl w:val="0"/>
           <w:numId w:val="2"/>
@@ -2357,7 +2332,7 @@
     </w:p>
     <w:p>
       <w:pPr>
-        <w:pStyle w:val="922"/>
+        <w:pStyle w:val="912"/>
         <w:numPr>
           <w:ilvl w:val="0"/>
           <w:numId w:val="2"/>
@@ -2386,14 +2361,14 @@
     </w:p>
     <w:p>
       <w:pPr>
-        <w:pStyle w:val="909"/>
+        <w:pStyle w:val="899"/>
         <w:pBdr/>
         <w:spacing/>
         <w:ind/>
         <w:rPr/>
       </w:pPr>
       <w:r/>
-      <w:bookmarkStart w:id="6" w:name="_Toc6"/>
+      <w:r/>
       <w:r>
         <w:rPr>
           <w:lang w:val="en-US"/>
@@ -2406,7 +2381,7 @@
       <w:r>
         <w:t xml:space="preserve">Algorithm </w:t>
       </w:r>
-      <w:bookmarkEnd w:id="6"/>
+      <w:r/>
       <w:r/>
       <w:r/>
     </w:p>
@@ -2425,17 +2400,1186 @@
         <w:pBdr/>
         <w:spacing/>
         <w:ind/>
-        <w:rPr/>
+        <w:rPr>
+          <w:b/>
+          <w:bCs/>
+          <w:highlight w:val="none"/>
+          <w:lang w:val="en-US"/>
+        </w:rPr>
       </w:pPr>
       <w:r>
         <w:rPr>
+          <w:b/>
+          <w:bCs/>
           <w:lang w:val="en-US"/>
         </w:rPr>
-        <w:t xml:space="preserve">Step 1: </w:t>
+        <w:t xml:space="preserve">Step 1 </w:t>
       </w:r>
       <w:r>
-        <w:t xml:space="preserve">Start </w:t>
+        <w:rPr>
+          <w:b/>
+          <w:bCs/>
+          <w:highlight w:val="none"/>
+          <w:lang w:val="en-US"/>
+        </w:rPr>
       </w:r>
+    </w:p>
+    <w:p>
+      <w:pPr>
+        <w:pBdr/>
+        <w:spacing/>
+        <w:ind/>
+        <w:rPr>
+          <w:b w:val="0"/>
+          <w:bCs w:val="0"/>
+          <w:highlight w:val="none"/>
+          <w:lang w:val="en-US" w:bidi="en-US"/>
+        </w:rPr>
+      </w:pPr>
+      <w:r>
+        <w:rPr>
+          <w:b/>
+          <w:bCs/>
+          <w:highlight w:val="none"/>
+          <w:lang w:val="en-US" w:bidi="en-US"/>
+        </w:rPr>
+        <w:t xml:space="preserve">1.1</w:t>
+      </w:r>
+      <w:r>
+        <w:rPr>
+          <w:b/>
+          <w:bCs/>
+          <w:highlight w:val="none"/>
+          <w:lang w:val="en-US" w:bidi="en-US"/>
+        </w:rPr>
+        <w:t xml:space="preserve"> </w:t>
+      </w:r>
+      <w:r>
+        <w:rPr>
+          <w:b w:val="0"/>
+          <w:bCs w:val="0"/>
+          <w:highlight w:val="none"/>
+          <w:lang w:val="en-US" w:bidi="en-US"/>
+        </w:rPr>
+        <w:t xml:space="preserve">Initialize file path to “medicine_info.txt”</w:t>
+      </w:r>
+      <w:r>
+        <w:rPr>
+          <w:b w:val="0"/>
+          <w:bCs w:val="0"/>
+          <w:highlight w:val="none"/>
+        </w:rPr>
+      </w:r>
+    </w:p>
+    <w:p>
+      <w:pPr>
+        <w:pBdr/>
+        <w:spacing/>
+        <w:ind/>
+        <w:rPr>
+          <w:b/>
+          <w:bCs/>
+          <w:highlight w:val="none"/>
+          <w:lang w:val="en-US" w:bidi="en-US"/>
+        </w:rPr>
+      </w:pPr>
+      <w:r>
+        <w:rPr>
+          <w:b/>
+          <w:bCs/>
+          <w:highlight w:val="none"/>
+          <w:lang w:val="en-US" w:bidi="en-US"/>
+        </w:rPr>
+        <w:t xml:space="preserve">Step 2 – Define Function read_file</w:t>
+      </w:r>
+      <w:r>
+        <w:rPr>
+          <w:b/>
+          <w:bCs/>
+          <w:highlight w:val="none"/>
+        </w:rPr>
+      </w:r>
+    </w:p>
+    <w:p>
+      <w:pPr>
+        <w:pBdr/>
+        <w:spacing/>
+        <w:ind/>
+        <w:rPr>
+          <w:b w:val="0"/>
+          <w:bCs w:val="0"/>
+          <w:highlight w:val="none"/>
+          <w:lang w:val="en-US" w:bidi="en-US"/>
+        </w:rPr>
+      </w:pPr>
+      <w:r>
+        <w:rPr>
+          <w:b/>
+          <w:bCs/>
+          <w:highlight w:val="none"/>
+          <w:lang w:val="en-US" w:bidi="en-US"/>
+        </w:rPr>
+        <w:t xml:space="preserve">2.1.1 </w:t>
+      </w:r>
+      <w:r>
+        <w:rPr>
+          <w:b w:val="0"/>
+          <w:bCs w:val="0"/>
+          <w:highlight w:val="none"/>
+          <w:lang w:val="en-US" w:bidi="en-US"/>
+        </w:rPr>
+        <w:t xml:space="preserve">Try to open the file in read mode </w:t>
+      </w:r>
+      <w:r>
+        <w:rPr>
+          <w:b w:val="0"/>
+          <w:bCs w:val="0"/>
+          <w:highlight w:val="none"/>
+        </w:rPr>
+      </w:r>
+    </w:p>
+    <w:p>
+      <w:pPr>
+        <w:pBdr/>
+        <w:spacing/>
+        <w:ind/>
+        <w:rPr>
+          <w:b w:val="0"/>
+          <w:bCs w:val="0"/>
+          <w:highlight w:val="none"/>
+          <w:lang w:val="en-US" w:bidi="en-US"/>
+        </w:rPr>
+      </w:pPr>
+      <w:r>
+        <w:rPr>
+          <w:b/>
+          <w:bCs/>
+          <w:highlight w:val="none"/>
+          <w:lang w:val="en-US" w:bidi="en-US"/>
+        </w:rPr>
+        <w:t xml:space="preserve">2.1.2 </w:t>
+      </w:r>
+      <w:r>
+        <w:rPr>
+          <w:b w:val="0"/>
+          <w:bCs w:val="0"/>
+          <w:highlight w:val="none"/>
+          <w:lang w:val="en-US" w:bidi="en-US"/>
+        </w:rPr>
+        <w:t xml:space="preserve">If file doesn’t exist raise an error and return an empty dictionary </w:t>
+      </w:r>
+      <w:r>
+        <w:rPr>
+          <w:b w:val="0"/>
+          <w:bCs w:val="0"/>
+          <w:highlight w:val="none"/>
+        </w:rPr>
+      </w:r>
+    </w:p>
+    <w:p>
+      <w:pPr>
+        <w:pBdr/>
+        <w:spacing/>
+        <w:ind/>
+        <w:rPr>
+          <w:b w:val="0"/>
+          <w:bCs w:val="0"/>
+          <w:highlight w:val="none"/>
+          <w:lang w:val="en-US" w:bidi="en-US"/>
+        </w:rPr>
+      </w:pPr>
+      <w:r>
+        <w:rPr>
+          <w:b/>
+          <w:bCs/>
+          <w:highlight w:val="none"/>
+          <w:lang w:val="en-US" w:bidi="en-US"/>
+        </w:rPr>
+        <w:t xml:space="preserve">2.2</w:t>
+      </w:r>
+      <w:r>
+        <w:rPr>
+          <w:b w:val="0"/>
+          <w:bCs w:val="0"/>
+          <w:highlight w:val="none"/>
+          <w:lang w:val="en-US" w:bidi="en-US"/>
+        </w:rPr>
+        <w:t xml:space="preserve"> Read lines of the file and store it in a variable </w:t>
+      </w:r>
+      <w:r>
+        <w:rPr>
+          <w:b w:val="0"/>
+          <w:bCs w:val="0"/>
+          <w:highlight w:val="none"/>
+        </w:rPr>
+      </w:r>
+    </w:p>
+    <w:p>
+      <w:pPr>
+        <w:pBdr/>
+        <w:spacing/>
+        <w:ind/>
+        <w:rPr>
+          <w:b w:val="0"/>
+          <w:bCs w:val="0"/>
+          <w:highlight w:val="none"/>
+          <w:lang w:val="en-US" w:bidi="en-US"/>
+          <w14:ligatures w14:val="none"/>
+        </w:rPr>
+      </w:pPr>
+      <w:r>
+        <w:rPr>
+          <w:b/>
+          <w:bCs/>
+          <w:highlight w:val="none"/>
+          <w:lang w:val="en-US" w:bidi="en-US"/>
+        </w:rPr>
+        <w:t xml:space="preserve">2.3</w:t>
+      </w:r>
+      <w:r>
+        <w:rPr>
+          <w:b/>
+          <w:bCs/>
+          <w:highlight w:val="none"/>
+          <w:lang w:val="en-US" w:bidi="en-US"/>
+        </w:rPr>
+        <w:t xml:space="preserve">.1 </w:t>
+      </w:r>
+      <w:r>
+        <w:rPr>
+          <w:b w:val="0"/>
+          <w:bCs w:val="0"/>
+          <w:highlight w:val="none"/>
+          <w:lang w:val="en-US" w:bidi="en-US"/>
+        </w:rPr>
+        <w:t xml:space="preserve">Iterate over the lines using a for loop </w:t>
+      </w:r>
+      <w:r>
+        <w:rPr>
+          <w:b w:val="0"/>
+          <w:bCs w:val="0"/>
+          <w:highlight w:val="none"/>
+        </w:rPr>
+      </w:r>
+    </w:p>
+    <w:p>
+      <w:pPr>
+        <w:pBdr/>
+        <w:spacing/>
+        <w:ind/>
+        <w:rPr>
+          <w:b w:val="0"/>
+          <w:bCs w:val="0"/>
+          <w:highlight w:val="none"/>
+          <w:lang w:val="en-US" w:bidi="en-US"/>
+          <w14:ligatures w14:val="none"/>
+        </w:rPr>
+      </w:pPr>
+      <w:r>
+        <w:rPr>
+          <w:b/>
+          <w:bCs/>
+          <w:highlight w:val="none"/>
+          <w:lang w:val="en-US" w:bidi="en-US"/>
+        </w:rPr>
+        <w:t xml:space="preserve">2.3.2 </w:t>
+      </w:r>
+      <w:r>
+        <w:rPr>
+          <w:b w:val="0"/>
+          <w:bCs w:val="0"/>
+          <w:highlight w:val="none"/>
+          <w:lang w:val="en-US" w:bidi="en-US"/>
+        </w:rPr>
+        <w:t xml:space="preserve">Split the line into a string array</w:t>
+      </w:r>
+      <w:r>
+        <w:rPr>
+          <w:b w:val="0"/>
+          <w:bCs w:val="0"/>
+          <w:highlight w:val="none"/>
+        </w:rPr>
+      </w:r>
+    </w:p>
+    <w:p>
+      <w:pPr>
+        <w:pBdr/>
+        <w:spacing/>
+        <w:ind/>
+        <w:rPr>
+          <w:b w:val="0"/>
+          <w:bCs w:val="0"/>
+          <w:highlight w:val="none"/>
+          <w:lang w:val="en-US"/>
+          <w14:ligatures w14:val="none"/>
+        </w:rPr>
+      </w:pPr>
+      <w:r>
+        <w:rPr>
+          <w:b/>
+          <w:bCs/>
+          <w:highlight w:val="none"/>
+          <w:lang w:val="en-US" w:bidi="en-US"/>
+        </w:rPr>
+        <w:t xml:space="preserve">2.3.3 </w:t>
+      </w:r>
+      <w:r>
+        <w:rPr>
+          <w:b w:val="0"/>
+          <w:bCs w:val="0"/>
+          <w:highlight w:val="none"/>
+          <w:lang w:val="en-US" w:bidi="en-US"/>
+        </w:rPr>
+        <w:t xml:space="preserve">Parse over the array to store necessary information </w:t>
+      </w:r>
+      <w:r>
+        <w:rPr>
+          <w:b w:val="0"/>
+          <w:bCs w:val="0"/>
+          <w:highlight w:val="none"/>
+          <w:lang w:val="en-US" w:bidi="en-US"/>
+        </w:rPr>
+      </w:r>
+      <w:r>
+        <w:rPr>
+          <w:b w:val="0"/>
+          <w:bCs w:val="0"/>
+          <w:highlight w:val="none"/>
+          <w:lang w:val="en-US"/>
+        </w:rPr>
+        <w:t xml:space="preserve">in appropriate variables</w:t>
+      </w:r>
+      <w:r>
+        <w:rPr>
+          <w:b w:val="0"/>
+          <w:bCs w:val="0"/>
+          <w:highlight w:val="none"/>
+        </w:rPr>
+      </w:r>
+    </w:p>
+    <w:p>
+      <w:pPr>
+        <w:pBdr/>
+        <w:spacing/>
+        <w:ind/>
+        <w:rPr>
+          <w:b w:val="0"/>
+          <w:bCs w:val="0"/>
+          <w:highlight w:val="none"/>
+          <w:lang w:val="en-US"/>
+          <w14:ligatures w14:val="none"/>
+        </w:rPr>
+      </w:pPr>
+      <w:r>
+        <w:rPr>
+          <w:b/>
+          <w:bCs/>
+          <w:highlight w:val="none"/>
+          <w:lang w:val="en-US"/>
+        </w:rPr>
+        <w:t xml:space="preserve">2.4 </w:t>
+      </w:r>
+      <w:r>
+        <w:rPr>
+          <w:b w:val="0"/>
+          <w:bCs w:val="0"/>
+          <w:highlight w:val="none"/>
+          <w:lang w:val="en-US"/>
+        </w:rPr>
+        <w:t xml:space="preserve">Store the values into a dictionary where index are keys and list of medicine information are values</w:t>
+      </w:r>
+      <w:r>
+        <w:rPr>
+          <w:b w:val="0"/>
+          <w:bCs w:val="0"/>
+          <w:highlight w:val="none"/>
+          <w:lang w:val="en-US"/>
+        </w:rPr>
+      </w:r>
+    </w:p>
+    <w:p>
+      <w:pPr>
+        <w:pBdr/>
+        <w:spacing/>
+        <w:ind/>
+        <w:rPr>
+          <w:b w:val="0"/>
+          <w:bCs w:val="0"/>
+          <w:highlight w:val="none"/>
+          <w14:ligatures w14:val="none"/>
+        </w:rPr>
+      </w:pPr>
+      <w:r>
+        <w:rPr>
+          <w:b/>
+          <w:bCs/>
+          <w:highlight w:val="none"/>
+          <w:lang w:val="en-US" w:bidi="en-US"/>
+        </w:rPr>
+        <w:t xml:space="preserve">2.5 </w:t>
+      </w:r>
+      <w:r>
+        <w:rPr>
+          <w:b w:val="0"/>
+          <w:bCs w:val="0"/>
+          <w:highlight w:val="none"/>
+          <w:lang w:val="en-US" w:bidi="en-US"/>
+        </w:rPr>
+        <w:t xml:space="preserve">Return the dictionary </w:t>
+      </w:r>
+      <w:r>
+        <w:rPr>
+          <w:b w:val="0"/>
+          <w:bCs w:val="0"/>
+          <w:highlight w:val="none"/>
+          <w:lang w:val="en-US" w:bidi="en-US"/>
+        </w:rPr>
+      </w:r>
+      <w:r>
+        <w:rPr>
+          <w:b w:val="0"/>
+          <w:bCs w:val="0"/>
+          <w:highlight w:val="none"/>
+        </w:rPr>
+      </w:r>
+    </w:p>
+    <w:p>
+      <w:pPr>
+        <w:pBdr/>
+        <w:spacing/>
+        <w:ind/>
+        <w:rPr>
+          <w:b/>
+          <w:bCs/>
+          <w:highlight w:val="none"/>
+          <w:lang w:val="en-US" w:bidi="en-US"/>
+          <w14:ligatures w14:val="none"/>
+        </w:rPr>
+      </w:pPr>
+      <w:r>
+        <w:rPr>
+          <w:b/>
+          <w:bCs/>
+          <w:highlight w:val="none"/>
+          <w:lang w:val="en-US" w:bidi="en-US"/>
+        </w:rPr>
+        <w:t xml:space="preserve">Step 3 – Display Function </w:t>
+      </w:r>
+      <w:r>
+        <w:rPr>
+          <w:b/>
+          <w:bCs/>
+          <w:highlight w:val="none"/>
+          <w:lang w:val="en-US" w:bidi="en-US"/>
+        </w:rPr>
+      </w:r>
+    </w:p>
+    <w:p>
+      <w:pPr>
+        <w:pBdr/>
+        <w:spacing/>
+        <w:ind/>
+        <w:rPr>
+          <w:b w:val="0"/>
+          <w:bCs w:val="0"/>
+          <w:highlight w:val="none"/>
+          <w:lang w:val="en-US" w:bidi="en-US"/>
+          <w14:ligatures w14:val="none"/>
+        </w:rPr>
+      </w:pPr>
+      <w:r>
+        <w:rPr>
+          <w:b/>
+          <w:bCs/>
+          <w:highlight w:val="none"/>
+          <w:lang w:val="en-US" w:bidi="en-US"/>
+        </w:rPr>
+      </w:r>
+      <w:r>
+        <w:rPr>
+          <w:b/>
+          <w:bCs/>
+          <w:highlight w:val="none"/>
+          <w:lang w:val="en-US" w:bidi="en-US"/>
+        </w:rPr>
+        <w:t xml:space="preserve">Step 3.1 </w:t>
+      </w:r>
+      <w:r>
+        <w:rPr>
+          <w:b w:val="0"/>
+          <w:bCs w:val="0"/>
+          <w:highlight w:val="none"/>
+          <w:lang w:val="en-US" w:bidi="en-US"/>
+        </w:rPr>
+        <w:t xml:space="preserve">Define the function to take read_file as an argument – call back function</w:t>
+      </w:r>
+      <w:r>
+        <w:rPr>
+          <w:b w:val="0"/>
+          <w:bCs w:val="0"/>
+          <w:highlight w:val="none"/>
+        </w:rPr>
+      </w:r>
+    </w:p>
+    <w:p>
+      <w:pPr>
+        <w:pBdr/>
+        <w:spacing/>
+        <w:ind/>
+        <w:rPr>
+          <w:b w:val="0"/>
+          <w:bCs w:val="0"/>
+          <w:highlight w:val="none"/>
+          <w:lang w:val="en-US" w:bidi="en-US"/>
+          <w14:ligatures w14:val="none"/>
+        </w:rPr>
+      </w:pPr>
+      <w:r>
+        <w:rPr>
+          <w:b/>
+          <w:bCs/>
+          <w:highlight w:val="none"/>
+          <w:lang w:val="en-US" w:bidi="en-US"/>
+        </w:rPr>
+        <w:t xml:space="preserve">Step 3.2 </w:t>
+      </w:r>
+      <w:r>
+        <w:rPr>
+          <w:b w:val="0"/>
+          <w:bCs w:val="0"/>
+          <w:highlight w:val="none"/>
+          <w:lang w:val="en-US" w:bidi="en-US"/>
+        </w:rPr>
+        <w:t xml:space="preserve">Store the content returned from read_file function in a variable</w:t>
+      </w:r>
+      <w:r>
+        <w:rPr>
+          <w:b w:val="0"/>
+          <w:bCs w:val="0"/>
+          <w:highlight w:val="none"/>
+        </w:rPr>
+      </w:r>
+    </w:p>
+    <w:p>
+      <w:pPr>
+        <w:pBdr/>
+        <w:spacing/>
+        <w:ind/>
+        <w:rPr>
+          <w:b w:val="0"/>
+          <w:bCs w:val="0"/>
+          <w:highlight w:val="none"/>
+          <w:lang w:val="en-US" w:bidi="en-US"/>
+          <w14:ligatures w14:val="none"/>
+        </w:rPr>
+      </w:pPr>
+      <w:r>
+        <w:rPr>
+          <w:b/>
+          <w:bCs/>
+          <w:highlight w:val="none"/>
+          <w:lang w:val="en-US" w:bidi="en-US"/>
+        </w:rPr>
+        <w:t xml:space="preserve">Step 3.3</w:t>
+      </w:r>
+      <w:r>
+        <w:rPr>
+          <w:b w:val="0"/>
+          <w:bCs w:val="0"/>
+          <w:highlight w:val="none"/>
+          <w:lang w:val="en-US" w:bidi="en-US"/>
+        </w:rPr>
+        <w:t xml:space="preserve"> Display the headers to show data in a tabular format </w:t>
+      </w:r>
+      <w:r>
+        <w:rPr>
+          <w:b w:val="0"/>
+          <w:bCs w:val="0"/>
+          <w:highlight w:val="none"/>
+        </w:rPr>
+      </w:r>
+    </w:p>
+    <w:p>
+      <w:pPr>
+        <w:pBdr/>
+        <w:spacing/>
+        <w:ind/>
+        <w:rPr>
+          <w:b w:val="0"/>
+          <w:bCs w:val="0"/>
+          <w:highlight w:val="none"/>
+          <w:lang w:val="en-US" w:bidi="en-US"/>
+          <w14:ligatures w14:val="none"/>
+        </w:rPr>
+      </w:pPr>
+      <w:r>
+        <w:rPr>
+          <w:b/>
+          <w:bCs/>
+          <w:highlight w:val="none"/>
+          <w:lang w:val="en-US" w:bidi="en-US"/>
+        </w:rPr>
+        <w:t xml:space="preserve">Step 3.4</w:t>
+      </w:r>
+      <w:r>
+        <w:rPr>
+          <w:b w:val="0"/>
+          <w:bCs w:val="0"/>
+          <w:highlight w:val="none"/>
+          <w:lang w:val="en-US" w:bidi="en-US"/>
+        </w:rPr>
+        <w:t xml:space="preserve"> Iterate over the dictionary </w:t>
+      </w:r>
+      <w:r>
+        <w:rPr>
+          <w:b w:val="0"/>
+          <w:bCs w:val="0"/>
+          <w:highlight w:val="none"/>
+        </w:rPr>
+      </w:r>
+    </w:p>
+    <w:p>
+      <w:pPr>
+        <w:pBdr/>
+        <w:spacing/>
+        <w:ind/>
+        <w:rPr>
+          <w:b w:val="0"/>
+          <w:bCs w:val="0"/>
+          <w:highlight w:val="none"/>
+          <w:lang w:val="en-US" w:bidi="en-US"/>
+          <w14:ligatures w14:val="none"/>
+        </w:rPr>
+      </w:pPr>
+      <w:r>
+        <w:rPr>
+          <w:b/>
+          <w:bCs/>
+          <w:highlight w:val="none"/>
+          <w:lang w:val="en-US" w:bidi="en-US"/>
+        </w:rPr>
+        <w:t xml:space="preserve">Step 3</w:t>
+      </w:r>
+      <w:r>
+        <w:rPr>
+          <w:b/>
+          <w:bCs/>
+          <w:highlight w:val="none"/>
+          <w:lang w:val="en-US" w:bidi="en-US"/>
+        </w:rPr>
+        <w:t xml:space="preserve">.4.1</w:t>
+      </w:r>
+      <w:r>
+        <w:rPr>
+          <w:b w:val="0"/>
+          <w:bCs w:val="0"/>
+          <w:highlight w:val="none"/>
+          <w:lang w:val="en-US" w:bidi="en-US"/>
+        </w:rPr>
+        <w:t xml:space="preserve"> Display the content of dictionary with a tabular format </w:t>
+      </w:r>
+      <w:r>
+        <w:rPr>
+          <w:b w:val="0"/>
+          <w:bCs w:val="0"/>
+          <w:highlight w:val="none"/>
+        </w:rPr>
+      </w:r>
+    </w:p>
+    <w:p>
+      <w:pPr>
+        <w:pBdr/>
+        <w:spacing/>
+        <w:ind/>
+        <w:rPr>
+          <w:b w:val="0"/>
+          <w:bCs w:val="0"/>
+          <w:highlight w:val="none"/>
+          <w14:ligatures w14:val="none"/>
+        </w:rPr>
+      </w:pPr>
+      <w:r>
+        <w:rPr>
+          <w:b w:val="0"/>
+          <w:bCs w:val="0"/>
+          <w:highlight w:val="none"/>
+        </w:rPr>
+      </w:r>
+      <w:r>
+        <w:rPr>
+          <w:b w:val="0"/>
+          <w:bCs w:val="0"/>
+          <w:highlight w:val="none"/>
+        </w:rPr>
+      </w:r>
+      <w:r>
+        <w:rPr>
+          <w:b w:val="0"/>
+          <w:bCs w:val="0"/>
+          <w:highlight w:val="none"/>
+        </w:rPr>
+      </w:r>
+    </w:p>
+    <w:p>
+      <w:pPr>
+        <w:pBdr/>
+        <w:spacing/>
+        <w:ind/>
+        <w:rPr>
+          <w:b/>
+          <w:bCs/>
+          <w:highlight w:val="none"/>
+          <w:lang w:val="en-US" w:bidi="en-US"/>
+          <w14:ligatures w14:val="none"/>
+        </w:rPr>
+      </w:pPr>
+      <w:r>
+        <w:rPr>
+          <w:b/>
+          <w:bCs/>
+          <w:highlight w:val="none"/>
+          <w:lang w:val="en-US" w:bidi="en-US"/>
+        </w:rPr>
+        <w:t xml:space="preserve">Step 4 – Display contents </w:t>
+      </w:r>
+      <w:r>
+        <w:rPr>
+          <w:b/>
+          <w:bCs/>
+          <w:highlight w:val="none"/>
+        </w:rPr>
+      </w:r>
+    </w:p>
+    <w:p>
+      <w:pPr>
+        <w:pBdr/>
+        <w:spacing/>
+        <w:ind/>
+        <w:rPr>
+          <w:b w:val="0"/>
+          <w:bCs w:val="0"/>
+          <w:highlight w:val="none"/>
+          <w:lang w:val="en-US" w:bidi="en-US"/>
+          <w14:ligatures w14:val="none"/>
+        </w:rPr>
+      </w:pPr>
+      <w:r>
+        <w:rPr>
+          <w:b/>
+          <w:bCs/>
+          <w:highlight w:val="none"/>
+          <w:lang w:val="en-US" w:bidi="en-US"/>
+        </w:rPr>
+        <w:t xml:space="preserve">Step 4.1</w:t>
+      </w:r>
+      <w:r>
+        <w:rPr>
+          <w:b w:val="0"/>
+          <w:bCs w:val="0"/>
+          <w:highlight w:val="none"/>
+          <w:lang w:val="en-US" w:bidi="en-US"/>
+        </w:rPr>
+        <w:t xml:space="preserve"> Call display function</w:t>
+      </w:r>
+      <w:r>
+        <w:rPr>
+          <w:b/>
+          <w:bCs/>
+          <w:highlight w:val="none"/>
+          <w:lang w:val="en-US" w:bidi="en-US"/>
+        </w:rPr>
+      </w:r>
+    </w:p>
+    <w:p>
+      <w:pPr>
+        <w:pBdr/>
+        <w:spacing/>
+        <w:ind/>
+        <w:rPr>
+          <w:b/>
+          <w:bCs/>
+          <w:highlight w:val="none"/>
+          <w:lang w:val="en-US" w:bidi="en-US"/>
+          <w14:ligatures w14:val="none"/>
+        </w:rPr>
+      </w:pPr>
+      <w:r>
+        <w:rPr>
+          <w:b/>
+          <w:bCs/>
+          <w:highlight w:val="none"/>
+          <w:lang w:val="en-US" w:bidi="en-US"/>
+        </w:rPr>
+      </w:r>
+      <w:r>
+        <w:rPr>
+          <w:b/>
+          <w:bCs/>
+          <w:highlight w:val="none"/>
+          <w:lang w:val="en-US" w:bidi="en-US"/>
+        </w:rPr>
+      </w:r>
+      <w:r>
+        <w:rPr>
+          <w:b/>
+          <w:bCs/>
+          <w:highlight w:val="none"/>
+          <w:lang w:val="en-US" w:bidi="en-US"/>
+        </w:rPr>
+      </w:r>
+    </w:p>
+    <w:p>
+      <w:pPr>
+        <w:pStyle w:val="899"/>
+        <w:pBdr/>
+        <w:spacing/>
+        <w:ind/>
+        <w:rPr>
+          <w:b/>
+          <w:bCs/>
+          <w:highlight w:val="none"/>
+          <w:lang w:val="en-US" w:bidi="en-US"/>
+          <w14:ligatures w14:val="none"/>
+        </w:rPr>
+      </w:pPr>
+      <w:r/>
+      <w:r>
+        <w:rPr>
+          <w:b/>
+          <w:bCs/>
+          <w:highlight w:val="none"/>
+          <w:lang w:val="en-US" w:bidi="en-US"/>
+        </w:rPr>
+        <w:t xml:space="preserve">3. Flowchart</w:t>
+      </w:r>
+      <w:r/>
+      <w:r>
+        <w:rPr>
+          <w:b/>
+          <w:bCs/>
+          <w:highlight w:val="none"/>
+          <w:lang w:val="en-US" w:bidi="en-US"/>
+        </w:rPr>
+      </w:r>
+    </w:p>
+    <w:p>
+      <w:pPr>
+        <w:pBdr/>
+        <w:spacing/>
+        <w:ind/>
+        <w:jc w:val="both"/>
+        <w:rPr>
+          <w:b w:val="0"/>
+          <w:bCs w:val="0"/>
+          <w:highlight w:val="none"/>
+          <w:lang w:val="en-US" w:bidi="en-US"/>
+          <w14:ligatures w14:val="none"/>
+        </w:rPr>
+      </w:pPr>
+      <w:r>
+        <w:rPr>
+          <w:b w:val="0"/>
+          <w:bCs w:val="0"/>
+          <w:highlight w:val="none"/>
+          <w:lang w:val="en-US" w:bidi="en-US"/>
+        </w:rPr>
+        <w:t xml:space="preserve">A flowchart is a visual representation of the flow of the program that maps out a process, system, or algorithm step-by-step using standardized symbols, shapes, and arrows. It illustrates the sequence of action, decision, and data flow from start to finish, helping to document, analyze and improve complex workflows. The components used in flowchart are shapes such as rectangles, diamonds, ovals connected by arrow to show direction. The primary symbols represent:</w:t>
+      </w:r>
+      <w:r>
+        <w:rPr>
+          <w:b w:val="0"/>
+          <w:bCs w:val="0"/>
+        </w:rPr>
+      </w:r>
+    </w:p>
+    <w:p>
+      <w:pPr>
+        <w:pStyle w:val="912"/>
+        <w:numPr>
+          <w:ilvl w:val="0"/>
+          <w:numId w:val="6"/>
+        </w:numPr>
+        <w:pBdr/>
+        <w:spacing/>
+        <w:ind/>
+        <w:jc w:val="both"/>
+        <w:rPr>
+          <w:b w:val="0"/>
+          <w:bCs w:val="0"/>
+        </w:rPr>
+      </w:pPr>
+      <w:r>
+        <w:rPr>
+          <w:b/>
+          <w:bCs/>
+          <w:highlight w:val="none"/>
+          <w:lang w:val="en-US" w:bidi="en-US"/>
+        </w:rPr>
+        <w:t xml:space="preserve">Oval (Terminal)</w:t>
+      </w:r>
+      <w:r>
+        <w:rPr>
+          <w:b w:val="0"/>
+          <w:bCs w:val="0"/>
+          <w:highlight w:val="none"/>
+          <w:lang w:val="en-US" w:bidi="en-US"/>
+        </w:rPr>
+        <w:t xml:space="preserve">: Represent the start of end of a process </w:t>
+      </w:r>
+      <w:r>
+        <w:rPr>
+          <w:b w:val="0"/>
+          <w:bCs w:val="0"/>
+        </w:rPr>
+      </w:r>
+    </w:p>
+    <w:p>
+      <w:pPr>
+        <w:pStyle w:val="912"/>
+        <w:numPr>
+          <w:ilvl w:val="0"/>
+          <w:numId w:val="6"/>
+        </w:numPr>
+        <w:pBdr/>
+        <w:spacing/>
+        <w:ind/>
+        <w:jc w:val="both"/>
+        <w:rPr>
+          <w:b w:val="0"/>
+          <w:bCs w:val="0"/>
+        </w:rPr>
+      </w:pPr>
+      <w:r>
+        <w:rPr>
+          <w:b/>
+          <w:bCs/>
+          <w:highlight w:val="none"/>
+          <w:lang w:val="en-US" w:bidi="en-US"/>
+        </w:rPr>
+        <w:t xml:space="preserve">Rectangle (Process)</w:t>
+      </w:r>
+      <w:r>
+        <w:rPr>
+          <w:b w:val="0"/>
+          <w:bCs w:val="0"/>
+          <w:highlight w:val="none"/>
+          <w:lang w:val="en-US" w:bidi="en-US"/>
+        </w:rPr>
+        <w:t xml:space="preserve">: Represents a step or action </w:t>
+      </w:r>
+      <w:r>
+        <w:rPr>
+          <w:b w:val="0"/>
+          <w:bCs w:val="0"/>
+        </w:rPr>
+      </w:r>
+    </w:p>
+    <w:p>
+      <w:pPr>
+        <w:pStyle w:val="912"/>
+        <w:numPr>
+          <w:ilvl w:val="0"/>
+          <w:numId w:val="6"/>
+        </w:numPr>
+        <w:pBdr/>
+        <w:spacing/>
+        <w:ind/>
+        <w:jc w:val="both"/>
+        <w:rPr>
+          <w:b w:val="0"/>
+          <w:bCs w:val="0"/>
+        </w:rPr>
+      </w:pPr>
+      <w:r>
+        <w:rPr>
+          <w:b/>
+          <w:bCs/>
+          <w:highlight w:val="none"/>
+          <w:lang w:val="en-US" w:bidi="en-US"/>
+        </w:rPr>
+        <w:t xml:space="preserve">Diamond (Decision): </w:t>
+      </w:r>
+      <w:r>
+        <w:rPr>
+          <w:b w:val="0"/>
+          <w:bCs w:val="0"/>
+          <w:highlight w:val="none"/>
+          <w:lang w:val="en-US" w:bidi="en-US"/>
+        </w:rPr>
+        <w:t xml:space="preserve">Indicates a decision part of the program</w:t>
+      </w:r>
+      <w:r>
+        <w:rPr>
+          <w:b w:val="0"/>
+          <w:bCs w:val="0"/>
+        </w:rPr>
+      </w:r>
+    </w:p>
+    <w:p>
+      <w:pPr>
+        <w:pStyle w:val="912"/>
+        <w:numPr>
+          <w:ilvl w:val="0"/>
+          <w:numId w:val="6"/>
+        </w:numPr>
+        <w:pBdr/>
+        <w:spacing/>
+        <w:ind/>
+        <w:jc w:val="both"/>
+        <w:rPr>
+          <w:b w:val="0"/>
+          <w:bCs w:val="0"/>
+        </w:rPr>
+      </w:pPr>
+      <w:r>
+        <w:rPr>
+          <w:b/>
+          <w:bCs/>
+          <w:highlight w:val="none"/>
+          <w:lang w:val="en-US" w:bidi="en-US"/>
+        </w:rPr>
+        <w:t xml:space="preserve">Parallelogram (I/O)</w:t>
+      </w:r>
+      <w:r>
+        <w:rPr>
+          <w:b w:val="0"/>
+          <w:bCs w:val="0"/>
+          <w:highlight w:val="none"/>
+          <w:lang w:val="en-US" w:bidi="en-US"/>
+        </w:rPr>
+        <w:t xml:space="preserve">: Represents input or output of the program</w:t>
+      </w:r>
+      <w:r>
+        <w:rPr>
+          <w:b w:val="0"/>
+          <w:bCs w:val="0"/>
+          <w:highlight w:val="none"/>
+          <w:lang w:val="en-US" w:bidi="en-US"/>
+        </w:rPr>
+      </w:r>
+    </w:p>
+    <w:p>
+      <w:pPr>
+        <w:pBdr/>
+        <w:spacing/>
+        <w:ind/>
+        <w:jc w:val="center"/>
+        <w:rPr>
+          <w:highlight w:val="none"/>
+          <w14:ligatures w14:val="none"/>
+        </w:rPr>
+      </w:pPr>
+      <w:r>
+        <w:rPr>
+          <w:highlight w:val="none"/>
+          <w:lang w:val="en-US" w:bidi="en-US"/>
+        </w:rPr>
+        <mc:AlternateContent>
+          <mc:Choice Requires="wpg">
+            <w:drawing>
+              <wp:inline xmlns:wp="http://schemas.openxmlformats.org/drawingml/2006/wordprocessingDrawing" distT="0" distB="0" distL="0" distR="0">
+                <wp:extent cx="3718447" cy="7594189"/>
+                <wp:effectExtent l="0" t="0" r="0" b="0"/>
+                <wp:docPr id="3" name=""/>
+                <wp:cNvGraphicFramePr>
+                  <a:graphicFrameLocks xmlns:a="http://schemas.openxmlformats.org/drawingml/2006/main" noChangeAspect="1"/>
+                </wp:cNvGraphicFramePr>
+                <a:graphic xmlns:a="http://schemas.openxmlformats.org/drawingml/2006/main">
+                  <a:graphicData uri="http://schemas.openxmlformats.org/drawingml/2006/picture">
+                    <pic:pic xmlns:pic="http://schemas.openxmlformats.org/drawingml/2006/picture">
+                      <pic:nvPicPr>
+                        <pic:cNvPr id="532719498" name=""/>
+                        <pic:cNvPicPr>
+                          <a:picLocks noChangeAspect="1"/>
+                        </pic:cNvPicPr>
+                        <pic:nvPr/>
+                      </pic:nvPicPr>
+                      <pic:blipFill rotWithShape="1">
+                        <a:blip r:embed="rId19"/>
+                        <a:stretch/>
+                      </pic:blipFill>
+                      <pic:spPr bwMode="auto">
+                        <a:xfrm flipH="0" flipV="0">
+                          <a:off x="0" y="0"/>
+                          <a:ext cx="3718446" cy="7594188"/>
+                        </a:xfrm>
+                        <a:prstGeom prst="rect">
+                          <a:avLst/>
+                        </a:prstGeom>
+                      </pic:spPr>
+                    </pic:pic>
+                  </a:graphicData>
+                </a:graphic>
+              </wp:inline>
+            </w:drawing>
+          </mc:Choice>
+          <mc:Fallback>
+            <w:pict>
+              <v:shapetype id="_x0000_t75" coordsize="21600,21600" o:spt="75" o:preferrelative="t" path="m@4@5l@4@11@9@11@9@5xe" filled="f" stroked="f">
+                <v:stroke joinstyle="miter"/>
+                <v:formulas>
+                  <v:f eqn="if lineDrawn pixelLineWidth 0"/>
+                  <v:f eqn="sum @0 1 0"/>
+                  <v:f eqn="sum 0 0 @1"/>
+                  <v:f eqn="prod @2 1 2"/>
+                  <v:f eqn="prod @3 21600 pixelWidth"/>
+                  <v:f eqn="prod @3 21600 pixelHeight"/>
+                  <v:f eqn="sum @0 0 1"/>
+                  <v:f eqn="prod @6 1 2"/>
+                  <v:f eqn="prod @7 21600 pixelWidth"/>
+                  <v:f eqn="sum @8 21600 0"/>
+                  <v:f eqn="prod @7 21600 pixelHeight"/>
+                  <v:f eqn="sum @10 21600 0"/>
+                </v:formulas>
+                <v:path o:extrusionok="f" gradientshapeok="t" o:connecttype="rect"/>
+                <o:lock v:ext="edit" aspectratio="t"/>
+              </v:shapetype>
+              <v:shape id="_x0000_i2" o:spid="_x0000_s2" type="#_x0000_t75" style="width:292.79pt;height:597.97pt;mso-wrap-distance-left:0.00pt;mso-wrap-distance-top:0.00pt;mso-wrap-distance-right:0.00pt;mso-wrap-distance-bottom:0.00pt;z-index:1;" stroked="false">
+                <v:imagedata r:id="rId19" o:title=""/>
+                <o:lock v:ext="edit" rotation="t"/>
+              </v:shape>
+            </w:pict>
+          </mc:Fallback>
+        </mc:AlternateContent>
+      </w:r>
+      <w:r/>
+      <w:r>
+        <w:rPr>
+          <w:lang w:val="en-US" w:bidi="en-US"/>
+        </w:rPr>
+      </w:r>
+    </w:p>
+    <w:p>
+      <w:pPr>
+        <w:pStyle w:val="886"/>
+        <w:pBdr/>
+        <w:spacing/>
+        <w:ind/>
+        <w:jc w:val="center"/>
+        <w:rPr/>
+      </w:pPr>
+      <w:r/>
+      <w:bookmarkStart w:id="1" w:name="_Toc1"/>
+      <w:r>
+        <w:t xml:space="preserve">Figure </w:t>
+      </w:r>
+      <w:r>
+        <w:fldChar w:fldCharType="begin"/>
+        <w:instrText xml:space="preserve"> SEQ Figure \* Arabic </w:instrText>
+        <w:fldChar w:fldCharType="separate"/>
+      </w:r>
+      <w:r>
+        <w:t xml:space="preserve">1</w:t>
+      </w:r>
+      <w:r>
+        <w:fldChar w:fldCharType="end"/>
+      </w:r>
+      <w:r>
+        <w:t xml:space="preserve">: Flowchart </w:t>
+      </w:r>
+      <w:r/>
+      <w:bookmarkEnd w:id="1"/>
+      <w:r/>
       <w:r/>
     </w:p>
     <w:p>
@@ -2443,127 +3587,22 @@
         <w:pBdr/>
         <w:spacing/>
         <w:ind/>
+        <w:jc w:val="center"/>
         <w:rPr>
-          <w:highlight w:val="none"/>
-          <w:lang w:val="en-US"/>
-        </w:rPr>
-      </w:pPr>
-      <w:r>
-        <w:rPr>
-          <w:lang w:val="en-US"/>
-        </w:rPr>
-        <w:t xml:space="preserve">Step 2: Set file path, path = “medicine_info.txt”</w:t>
-      </w:r>
-      <w:r/>
-    </w:p>
-    <w:p>
-      <w:pPr>
-        <w:pBdr/>
-        <w:spacing/>
-        <w:ind/>
-        <w:rPr>
-          <w:highlight w:val="none"/>
-          <w:lang w:val="en-US"/>
+          <w:lang w:val="en-US" w:bidi="en-US"/>
+          <w14:ligatures w14:val="none"/>
         </w:rPr>
       </w:pPr>
       <w:r>
         <w:rPr>
           <w:highlight w:val="none"/>
-          <w:lang w:val="en-US"/>
+          <w:lang w:val="en-US" w:bidi="en-US"/>
         </w:rPr>
-        <w:t xml:space="preserve">Step 3: Define a function to read the file</w:t>
-      </w:r>
-      <w:r/>
-    </w:p>
-    <w:p>
-      <w:pPr>
-        <w:pBdr/>
-        <w:spacing/>
-        <w:ind w:firstLine="720"/>
-        <w:rPr>
-          <w:highlight w:val="none"/>
-          <w:lang w:val="en-US"/>
-        </w:rPr>
-      </w:pPr>
-      <w:r>
-        <w:rPr>
-          <w:highlight w:val="none"/>
-          <w:lang w:val="en-US"/>
-        </w:rPr>
-        <w:t xml:space="preserve">Step i: </w:t>
       </w:r>
       <w:r>
         <w:rPr>
           <w:highlight w:val="none"/>
-          <w:lang w:val="en-US"/>
-        </w:rPr>
-        <w:t xml:space="preserve">If file path doesn’t exist return empty dictionary </w:t>
-      </w:r>
-      <w:r/>
-    </w:p>
-    <w:p>
-      <w:pPr>
-        <w:pBdr/>
-        <w:spacing/>
-        <w:ind w:firstLine="720"/>
-        <w:rPr>
-          <w:highlight w:val="none"/>
-          <w:lang w:val="en-US"/>
-        </w:rPr>
-      </w:pPr>
-      <w:r>
-        <w:rPr>
-          <w:highlight w:val="none"/>
-          <w:lang w:val="en-US"/>
-        </w:rPr>
-        <w:t xml:space="preserve">Step ii: If file path exists read the file content and return medicine information </w:t>
-      </w:r>
-      <w:r/>
-    </w:p>
-    <w:p>
-      <w:pPr>
-        <w:pBdr/>
-        <w:spacing/>
-        <w:ind w:firstLine="0"/>
-        <w:rPr>
-          <w:highlight w:val="none"/>
-          <w:lang w:val="en-US"/>
-        </w:rPr>
-      </w:pPr>
-      <w:r>
-        <w:rPr>
-          <w:highlight w:val="none"/>
-          <w:lang w:val="en-US"/>
-        </w:rPr>
-        <w:t xml:space="preserve">Step 4: Call </w:t>
-      </w:r>
-      <w:r>
-        <w:rPr>
-          <w:highlight w:val="none"/>
-          <w:lang w:val="en-US"/>
-        </w:rPr>
-        <w:t xml:space="preserve">file reading function to get medicine information</w:t>
-      </w:r>
-      <w:r/>
-    </w:p>
-    <w:p>
-      <w:pPr>
-        <w:pBdr/>
-        <w:spacing/>
-        <w:ind w:firstLine="0"/>
-        <w:rPr/>
-      </w:pPr>
-      <w:r>
-        <w:rPr>
-          <w:highlight w:val="none"/>
-          <w:lang w:val="en-US"/>
-        </w:rPr>
-        <w:t xml:space="preserve">Step 5: Display the contents of the file in a tabular format </w:t>
-      </w:r>
-      <w:r>
-        <w:rPr>
-          <w:highlight w:val="none"/>
-          <w:lang w:val="en-US"/>
+          <w:lang w:val="en-US" w:bidi="en-US"/>
         </w:rPr>
       </w:r>
       <w:r>
@@ -2575,199 +3614,18 @@
     </w:p>
     <w:p>
       <w:pPr>
+        <w:pStyle w:val="899"/>
         <w:pBdr/>
         <w:spacing/>
         <w:ind/>
         <w:rPr/>
       </w:pPr>
       <w:r/>
-      <w:r/>
-    </w:p>
-    <w:p>
-      <w:pPr>
-        <w:pBdr/>
-        <w:spacing/>
-        <w:ind/>
-        <w:rPr/>
-      </w:pPr>
-      <w:r/>
-      <w:r/>
-    </w:p>
-    <w:p>
-      <w:pPr>
-        <w:pBdr/>
-        <w:spacing/>
-        <w:ind/>
-        <w:rPr/>
-      </w:pPr>
-      <w:r/>
-      <w:r/>
-    </w:p>
-    <w:p>
-      <w:pPr>
-        <w:pBdr/>
-        <w:spacing/>
-        <w:ind/>
-        <w:rPr/>
-      </w:pPr>
-      <w:r/>
-      <w:r/>
-    </w:p>
-    <w:p>
-      <w:pPr>
-        <w:pBdr/>
-        <w:spacing/>
-        <w:ind/>
-        <w:rPr/>
-      </w:pPr>
-      <w:r/>
-      <w:r/>
-    </w:p>
-    <w:p>
-      <w:pPr>
-        <w:pBdr/>
-        <w:spacing/>
-        <w:ind/>
-        <w:rPr/>
-      </w:pPr>
-      <w:r/>
-      <w:r/>
-    </w:p>
-    <w:p>
-      <w:pPr>
-        <w:pBdr/>
-        <w:spacing/>
-        <w:ind/>
-        <w:rPr/>
-      </w:pPr>
-      <w:r/>
-      <w:r/>
-    </w:p>
-    <w:p>
-      <w:pPr>
-        <w:pBdr/>
-        <w:spacing/>
-        <w:ind/>
-        <w:rPr/>
-      </w:pPr>
-      <w:r/>
-      <w:r/>
-    </w:p>
-    <w:p>
-      <w:pPr>
-        <w:pBdr/>
-        <w:spacing/>
-        <w:ind/>
-        <w:rPr/>
-      </w:pPr>
-      <w:r/>
-      <w:r/>
-    </w:p>
-    <w:p>
-      <w:pPr>
-        <w:pBdr/>
-        <w:spacing/>
-        <w:ind/>
-        <w:rPr/>
-      </w:pPr>
-      <w:r/>
-      <w:r/>
-    </w:p>
-    <w:p>
-      <w:pPr>
-        <w:pBdr/>
-        <w:spacing/>
-        <w:ind/>
-        <w:rPr/>
-      </w:pPr>
-      <w:r/>
-      <w:r/>
-    </w:p>
-    <w:p>
-      <w:pPr>
-        <w:pBdr/>
-        <w:spacing/>
-        <w:ind/>
-        <w:rPr/>
-      </w:pPr>
-      <w:r/>
-      <w:r/>
-    </w:p>
-    <w:p>
-      <w:pPr>
-        <w:pBdr/>
-        <w:spacing/>
-        <w:ind/>
-        <w:rPr/>
-      </w:pPr>
-      <w:r/>
-      <w:r/>
-    </w:p>
-    <w:p>
-      <w:pPr>
-        <w:pBdr/>
-        <w:spacing/>
-        <w:ind/>
-        <w:rPr/>
-      </w:pPr>
-      <w:r/>
-      <w:r/>
-    </w:p>
-    <w:p>
-      <w:pPr>
-        <w:pBdr/>
-        <w:spacing/>
-        <w:ind/>
-        <w:rPr/>
-      </w:pPr>
-      <w:r/>
-      <w:r/>
-    </w:p>
-    <w:p>
-      <w:pPr>
-        <w:pBdr/>
-        <w:spacing/>
-        <w:ind/>
-        <w:rPr/>
-      </w:pPr>
-      <w:r/>
-      <w:r/>
-    </w:p>
-    <w:p>
-      <w:pPr>
-        <w:pBdr/>
-        <w:spacing/>
-        <w:ind/>
-        <w:rPr/>
-      </w:pPr>
-      <w:r/>
-      <w:r/>
-    </w:p>
-    <w:p>
-      <w:pPr>
-        <w:pBdr/>
-        <w:spacing/>
-        <w:ind/>
-        <w:rPr/>
-      </w:pPr>
-      <w:r/>
-      <w:r/>
-    </w:p>
-    <w:p>
-      <w:pPr>
-        <w:pStyle w:val="909"/>
-        <w:pBdr/>
-        <w:spacing/>
-        <w:ind/>
-        <w:rPr/>
-      </w:pPr>
-      <w:r/>
-      <w:bookmarkStart w:id="7" w:name="_Toc7"/>
       <w:r>
         <w:rPr>
           <w:lang w:val="en-US"/>
         </w:rPr>
-        <w:t xml:space="preserve">3</w:t>
+        <w:t xml:space="preserve">4</w:t>
       </w:r>
       <w:r>
         <w:t xml:space="preserve">. </w:t>
@@ -2775,7 +3633,7 @@
       <w:r>
         <w:t xml:space="preserve">Data Structures</w:t>
       </w:r>
-      <w:bookmarkEnd w:id="7"/>
+      <w:r/>
       <w:r/>
       <w:r/>
     </w:p>
@@ -2811,7 +3669,7 @@
     </w:p>
     <w:p>
       <w:pPr>
-        <w:pStyle w:val="922"/>
+        <w:pStyle w:val="912"/>
         <w:numPr>
           <w:ilvl w:val="0"/>
           <w:numId w:val="4"/>
@@ -2914,7 +3772,7 @@
     </w:p>
     <w:p>
       <w:pPr>
-        <w:pStyle w:val="922"/>
+        <w:pStyle w:val="912"/>
         <w:numPr>
           <w:ilvl w:val="0"/>
           <w:numId w:val="4"/>
@@ -3061,7 +3919,7 @@
     </w:p>
     <w:p>
       <w:pPr>
-        <w:pStyle w:val="910"/>
+        <w:pStyle w:val="900"/>
         <w:pBdr/>
         <w:spacing/>
         <w:ind/>
@@ -3072,6 +3930,7 @@
           <w14:ligatures w14:val="none"/>
         </w:rPr>
       </w:pPr>
+      <w:r/>
       <w:r>
         <w:rPr>
           <w:b/>
@@ -3080,7 +3939,7 @@
           <w:highlight w:val="none"/>
           <w:lang w:val="en-US"/>
         </w:rPr>
-        <w:t xml:space="preserve">3.1 Primitive Data Types</w:t>
+        <w:t xml:space="preserve">4.1 Primitive Data Types</w:t>
       </w:r>
       <w:r>
         <w:rPr>
@@ -3090,6 +3949,7 @@
           <w14:ligatures w14:val="none"/>
         </w:rPr>
       </w:r>
+      <w:r/>
       <w:r>
         <w:rPr>
           <w:b/>
@@ -3101,7 +3961,7 @@
     </w:p>
     <w:tbl>
       <w:tblPr>
-        <w:tblStyle w:val="919"/>
+        <w:tblStyle w:val="909"/>
         <w:tblW w:w="0" w:type="auto"/>
         <w:tblBorders/>
         <w:tblLook w:val="04A0" w:firstRow="1" w:lastRow="0" w:firstColumn="1" w:lastColumn="0" w:noHBand="0" w:noVBand="1"/>
@@ -4299,7 +5159,7 @@
     </w:tbl>
     <w:p>
       <w:pPr>
-        <w:pStyle w:val="896"/>
+        <w:pStyle w:val="886"/>
         <w:pBdr/>
         <w:spacing/>
         <w:ind/>
@@ -4369,7 +5229,7 @@
     </w:p>
     <w:p>
       <w:pPr>
-        <w:pStyle w:val="910"/>
+        <w:pStyle w:val="900"/>
         <w:pBdr/>
         <w:spacing/>
         <w:ind/>
@@ -4381,6 +5241,7 @@
           <w:lang w:val="en-US" w:bidi="en-US"/>
         </w:rPr>
       </w:pPr>
+      <w:r/>
       <w:r>
         <w:rPr>
           <w:b/>
@@ -4390,7 +5251,7 @@
           <w:highlight w:val="none"/>
           <w:lang w:val="en-US" w:bidi="en-US"/>
         </w:rPr>
-        <w:t xml:space="preserve">3.2 Collection Data Types</w:t>
+        <w:t xml:space="preserve">4.2 Collection Data Types</w:t>
       </w:r>
       <w:r>
         <w:rPr>
@@ -4401,6 +5262,7 @@
           <w:lang w:val="en-US" w:bidi="en-US"/>
         </w:rPr>
       </w:r>
+      <w:r/>
       <w:r>
         <w:rPr>
           <w:b/>
@@ -4413,7 +5275,7 @@
     </w:p>
     <w:tbl>
       <w:tblPr>
-        <w:tblStyle w:val="919"/>
+        <w:tblStyle w:val="909"/>
         <w:tblInd w:w="-23" w:type="dxa"/>
         <w:tblW w:w="0" w:type="auto"/>
         <w:tblBorders/>
@@ -5641,7 +6503,7 @@
     </w:tbl>
     <w:p>
       <w:pPr>
-        <w:pStyle w:val="896"/>
+        <w:pStyle w:val="886"/>
         <w:pBdr/>
         <w:spacing/>
         <w:ind/>
@@ -5698,7 +6560,7 @@
     </w:p>
     <w:p>
       <w:pPr>
-        <w:pStyle w:val="910"/>
+        <w:pStyle w:val="900"/>
         <w:pBdr/>
         <w:spacing/>
         <w:ind/>
@@ -5707,12 +6569,13 @@
           <w14:ligatures w14:val="none"/>
         </w:rPr>
       </w:pPr>
+      <w:r/>
       <w:r>
         <w:rPr>
           <w:highlight w:val="none"/>
           <w:lang w:val="en-US"/>
         </w:rPr>
-        <w:t xml:space="preserve">3.3 Data Structures Used</w:t>
+        <w:t xml:space="preserve">4.3 Data Structures Used</w:t>
       </w:r>
       <w:r>
         <w:rPr>
@@ -5720,6 +6583,7 @@
           <w14:ligatures w14:val="none"/>
         </w:rPr>
       </w:r>
+      <w:r/>
       <w:r>
         <w:rPr>
           <w:highlight w:val="none"/>
@@ -5793,6 +6657,9 @@
         <w:rPr>
           <w:b w:val="0"/>
           <w:bCs w:val="0"/>
+          <w:highlight w:val="none"/>
+          <w:lang w:val="en-US"/>
+          <w14:ligatures w14:val="none"/>
         </w:rPr>
       </w:r>
       <w:r>
@@ -5826,6 +6693,7 @@
         <w:rPr>
           <w:b w:val="0"/>
           <w:bCs w:val="0"/>
+          <w14:ligatures w14:val="none"/>
         </w:rPr>
       </w:r>
       <w:r>
@@ -5838,7 +6706,7 @@
     </w:p>
     <w:tbl>
       <w:tblPr>
-        <w:tblStyle w:val="919"/>
+        <w:tblStyle w:val="909"/>
         <w:tblW w:w="0" w:type="auto"/>
         <w:tblBorders/>
         <w:tblLayout w:type="fixed"/>
@@ -6703,6 +7571,7 @@
         <w:rPr>
           <w:b w:val="0"/>
           <w:bCs w:val="0"/>
+          <w14:ligatures w14:val="none"/>
         </w:rPr>
       </w:r>
       <w:r>
@@ -6739,6 +7608,9 @@
         <w:rPr>
           <w:b w:val="0"/>
           <w:bCs w:val="0"/>
+          <w:highlight w:val="none"/>
+          <w:lang w:val="en-US"/>
+          <w14:ligatures w14:val="none"/>
         </w:rPr>
       </w:r>
       <w:r>
@@ -6753,7 +7625,7 @@
     </w:p>
     <w:p>
       <w:pPr>
-        <w:pStyle w:val="922"/>
+        <w:pStyle w:val="912"/>
         <w:numPr>
           <w:ilvl w:val="0"/>
           <w:numId w:val="5"/>
@@ -6809,6 +7681,9 @@
         <w:rPr>
           <w:b w:val="0"/>
           <w:bCs w:val="0"/>
+          <w:highlight w:val="none"/>
+          <w:lang w:val="en-US"/>
+          <w14:ligatures w14:val="none"/>
         </w:rPr>
       </w:r>
       <w:r>
@@ -6823,7 +7698,7 @@
     </w:p>
     <w:p>
       <w:pPr>
-        <w:pStyle w:val="922"/>
+        <w:pStyle w:val="912"/>
         <w:numPr>
           <w:ilvl w:val="0"/>
           <w:numId w:val="5"/>
@@ -6861,6 +7736,9 @@
         <w:rPr>
           <w:b w:val="0"/>
           <w:bCs w:val="0"/>
+          <w:highlight w:val="none"/>
+          <w:lang w:val="en-US"/>
+          <w14:ligatures w14:val="none"/>
         </w:rPr>
       </w:r>
       <w:r>
@@ -6875,7 +7753,7 @@
     </w:p>
     <w:p>
       <w:pPr>
-        <w:pStyle w:val="922"/>
+        <w:pStyle w:val="912"/>
         <w:numPr>
           <w:ilvl w:val="0"/>
           <w:numId w:val="5"/>
@@ -6913,6 +7791,9 @@
         <w:rPr>
           <w:b w:val="0"/>
           <w:bCs w:val="0"/>
+          <w:highlight w:val="none"/>
+          <w:lang w:val="en-US"/>
+          <w14:ligatures w14:val="none"/>
         </w:rPr>
       </w:r>
       <w:r>
@@ -6927,7 +7808,7 @@
     </w:p>
     <w:p>
       <w:pPr>
-        <w:pStyle w:val="922"/>
+        <w:pStyle w:val="912"/>
         <w:numPr>
           <w:ilvl w:val="0"/>
           <w:numId w:val="5"/>
@@ -6965,6 +7846,9 @@
         <w:rPr>
           <w:b w:val="0"/>
           <w:bCs w:val="0"/>
+          <w:highlight w:val="none"/>
+          <w:lang w:val="en-US"/>
+          <w14:ligatures w14:val="none"/>
         </w:rPr>
       </w:r>
       <w:r>
@@ -6979,7 +7863,7 @@
     </w:p>
     <w:p>
       <w:pPr>
-        <w:pStyle w:val="922"/>
+        <w:pStyle w:val="912"/>
         <w:numPr>
           <w:ilvl w:val="0"/>
           <w:numId w:val="5"/>
@@ -7017,6 +7901,9 @@
         <w:rPr>
           <w:b w:val="0"/>
           <w:bCs w:val="0"/>
+          <w:highlight w:val="none"/>
+          <w:lang w:val="en-US"/>
+          <w14:ligatures w14:val="none"/>
         </w:rPr>
       </w:r>
       <w:r>
@@ -7032,6 +7919,92 @@
     <w:p>
       <w:pPr>
         <w:pBdr/>
+        <w:shd w:val="nil"/>
+        <w:spacing/>
+        <w:ind/>
+        <w:rPr>
+          <w:b w:val="0"/>
+          <w:bCs w:val="0"/>
+          <w:highlight w:val="none"/>
+          <w:lang w:val="en-US"/>
+          <w14:ligatures w14:val="none"/>
+        </w:rPr>
+      </w:pPr>
+      <w:r>
+        <w:rPr>
+          <w:b w:val="0"/>
+          <w:bCs w:val="0"/>
+          <w:highlight w:val="none"/>
+          <w:lang w:val="en-US"/>
+          <w14:ligatures w14:val="none"/>
+        </w:rPr>
+        <w:br w:type="page" w:clear="all"/>
+      </w:r>
+      <w:r>
+        <w:rPr>
+          <w:b w:val="0"/>
+          <w:bCs w:val="0"/>
+          <w:highlight w:val="none"/>
+          <w:lang w:val="en-US"/>
+          <w14:ligatures w14:val="none"/>
+        </w:rPr>
+      </w:r>
+      <w:r>
+        <w:rPr>
+          <w:b w:val="0"/>
+          <w:bCs w:val="0"/>
+          <w:highlight w:val="none"/>
+          <w:lang w:val="en-US"/>
+          <w14:ligatures w14:val="none"/>
+        </w:rPr>
+      </w:r>
+    </w:p>
+    <w:p>
+      <w:pPr>
+        <w:pStyle w:val="899"/>
+        <w:pBdr/>
+        <w:spacing/>
+        <w:ind/>
+        <w:rPr>
+          <w:b/>
+          <w:bCs/>
+          <w:highlight w:val="none"/>
+          <w14:ligatures w14:val="none"/>
+        </w:rPr>
+      </w:pPr>
+      <w:r>
+        <w:rPr>
+          <w:b/>
+          <w:bCs/>
+          <w:highlight w:val="none"/>
+          <w:lang w:val="en-US" w:bidi="en-US"/>
+          <w14:ligatures w14:val="none"/>
+        </w:rPr>
+        <w:t xml:space="preserve">5. Conclusion</w:t>
+      </w:r>
+      <w:r>
+        <w:rPr>
+          <w:b/>
+          <w:bCs/>
+          <w:highlight w:val="none"/>
+          <w14:ligatures w14:val="none"/>
+        </w:rPr>
+      </w:r>
+    </w:p>
+    <w:p>
+      <w:pPr>
+        <w:pBdr/>
+        <w:spacing/>
+        <w:ind/>
+        <w:rPr/>
+      </w:pPr>
+      <w:r/>
+      <w:r/>
+      <w:r/>
+    </w:p>
+    <w:p>
+      <w:pPr>
+        <w:pBdr/>
         <w:spacing/>
         <w:ind w:firstLine="0" w:left="709"/>
         <w:rPr>
@@ -7040,14 +8013,6 @@
           <w14:ligatures w14:val="none"/>
         </w:rPr>
       </w:pPr>
-      <w:r>
-        <w:rPr>
-          <w:b w:val="0"/>
-          <w:bCs w:val="0"/>
-          <w:highlight w:val="none"/>
-          <w:lang w:val="en-US"/>
-        </w:rPr>
-      </w:r>
       <w:r>
         <w:rPr>
           <w:b w:val="0"/>
@@ -7063,6 +8028,13 @@
           <w14:ligatures w14:val="none"/>
         </w:rPr>
       </w:r>
+      <w:r>
+        <w:rPr>
+          <w:b w:val="0"/>
+          <w:bCs w:val="0"/>
+          <w14:ligatures w14:val="none"/>
+        </w:rPr>
+      </w:r>
     </w:p>
     <w:p>
       <w:pPr>
@@ -7084,6 +8056,7 @@
           <w:highlight w:val="none"/>
           <w:lang w:val="en-US"/>
         </w:rPr>
+        <w:t xml:space="preserve"> </w:t>
       </w:r>
       <w:r>
         <w:rPr>
@@ -7091,8 +8064,8 @@
           <w:bCs w:val="0"/>
           <w:highlight w:val="none"/>
           <w:lang w:val="en-US"/>
+          <w14:ligatures w14:val="none"/>
         </w:rPr>
-        <w:t xml:space="preserve"> </w:t>
       </w:r>
       <w:r>
         <w:rPr>
@@ -7155,7 +8128,7 @@
 <w:ftr xmlns:wpc="http://schemas.microsoft.com/office/word/2010/wordprocessingCanvas" xmlns:mc="http://schemas.openxmlformats.org/markup-compatibility/2006" xmlns:o="urn:schemas-microsoft-com:office:office" xmlns:r="http://schemas.openxmlformats.org/officeDocument/2006/relationships" xmlns:m="http://schemas.openxmlformats.org/officeDocument/2006/math" xmlns:v="urn:schemas-microsoft-com:vml" xmlns:wp14="http://schemas.microsoft.com/office/word/2010/wordprocessingDrawing" xmlns:wp="http://schemas.openxmlformats.org/drawingml/2006/wordprocessingDrawing" xmlns:w10="urn:schemas-microsoft-com:office:word" xmlns:w="http://schemas.openxmlformats.org/wordprocessingml/2006/main" xmlns:w14="http://schemas.microsoft.com/office/word/2010/wordml" xmlns:w15="http://schemas.microsoft.com/office/word/2012/wordml" xmlns:wpg="http://schemas.microsoft.com/office/word/2010/wordprocessingGroup" xmlns:wpi="http://schemas.microsoft.com/office/word/2010/wordprocessingInk" xmlns:wne="http://schemas.microsoft.com/office/word/2006/wordml" xmlns:a="http://schemas.openxmlformats.org/drawingml/2006/main" xmlns:wps="http://schemas.microsoft.com/office/word/2010/wordprocessingShape" mc:Ignorable="w14 w15 wp14">
   <w:p>
     <w:pPr>
-      <w:pStyle w:val="929"/>
+      <w:pStyle w:val="919"/>
       <w:pBdr/>
       <w:spacing/>
       <w:ind/>
@@ -7167,7 +8140,7 @@
   </w:p>
   <w:p>
     <w:pPr>
-      <w:pStyle w:val="929"/>
+      <w:pStyle w:val="919"/>
       <w:pBdr/>
       <w:spacing/>
       <w:ind/>
@@ -7216,7 +8189,7 @@
 <w:hdr xmlns:wpc="http://schemas.microsoft.com/office/word/2010/wordprocessingCanvas" xmlns:mc="http://schemas.openxmlformats.org/markup-compatibility/2006" xmlns:o="urn:schemas-microsoft-com:office:office" xmlns:r="http://schemas.openxmlformats.org/officeDocument/2006/relationships" xmlns:m="http://schemas.openxmlformats.org/officeDocument/2006/math" xmlns:v="urn:schemas-microsoft-com:vml" xmlns:wp14="http://schemas.microsoft.com/office/word/2010/wordprocessingDrawing" xmlns:wp="http://schemas.openxmlformats.org/drawingml/2006/wordprocessingDrawing" xmlns:w10="urn:schemas-microsoft-com:office:word" xmlns:w="http://schemas.openxmlformats.org/wordprocessingml/2006/main" xmlns:w14="http://schemas.microsoft.com/office/word/2010/wordml" xmlns:w15="http://schemas.microsoft.com/office/word/2012/wordml" xmlns:wpg="http://schemas.microsoft.com/office/word/2010/wordprocessingGroup" xmlns:wpi="http://schemas.microsoft.com/office/word/2010/wordprocessingInk" xmlns:wne="http://schemas.microsoft.com/office/word/2006/wordml" xmlns:a="http://schemas.openxmlformats.org/drawingml/2006/main" xmlns:wps="http://schemas.microsoft.com/office/word/2010/wordprocessingShape" mc:Ignorable="w14 w15 wp14">
   <w:p>
     <w:pPr>
-      <w:pStyle w:val="927"/>
+      <w:pStyle w:val="917"/>
       <w:pBdr/>
       <w:spacing/>
       <w:ind/>
@@ -7960,6 +8933,153 @@
       <w:suff w:val="tab"/>
     </w:lvl>
   </w:abstractNum>
+  <w:abstractNum w:abstractNumId="5">
+    <w:nsid w:val="1D6A9ACC"/>
+    <w:lvl w:ilvl="0">
+      <w:isLgl w:val="false"/>
+      <w:lvlJc w:val="left"/>
+      <w:lvlText w:val="·"/>
+      <w:numFmt w:val="bullet"/>
+      <w:pPr>
+        <w:pBdr/>
+        <w:spacing/>
+        <w:ind w:hanging="360" w:left="709"/>
+      </w:pPr>
+      <w:rPr>
+        <w:rFonts w:hint="default" w:ascii="Symbol" w:hAnsi="Symbol" w:eastAsia="Symbol" w:cs="Symbol"/>
+      </w:rPr>
+      <w:start w:val="1"/>
+      <w:suff w:val="tab"/>
+    </w:lvl>
+    <w:lvl w:ilvl="1">
+      <w:isLgl w:val="false"/>
+      <w:lvlJc w:val="left"/>
+      <w:lvlText w:val="o"/>
+      <w:numFmt w:val="bullet"/>
+      <w:pPr>
+        <w:pBdr/>
+        <w:spacing/>
+        <w:ind w:hanging="360" w:left="1429"/>
+      </w:pPr>
+      <w:rPr>
+        <w:rFonts w:hint="default" w:ascii="Courier New" w:hAnsi="Courier New" w:eastAsia="Courier New" w:cs="Courier New"/>
+      </w:rPr>
+      <w:start w:val="1"/>
+      <w:suff w:val="tab"/>
+    </w:lvl>
+    <w:lvl w:ilvl="2">
+      <w:isLgl w:val="false"/>
+      <w:lvlJc w:val="left"/>
+      <w:lvlText w:val="§"/>
+      <w:numFmt w:val="bullet"/>
+      <w:pPr>
+        <w:pBdr/>
+        <w:spacing/>
+        <w:ind w:hanging="360" w:left="2149"/>
+      </w:pPr>
+      <w:rPr>
+        <w:rFonts w:hint="default" w:ascii="Wingdings" w:hAnsi="Wingdings" w:eastAsia="Wingdings" w:cs="Wingdings"/>
+      </w:rPr>
+      <w:start w:val="1"/>
+      <w:suff w:val="tab"/>
+    </w:lvl>
+    <w:lvl w:ilvl="3">
+      <w:isLgl w:val="false"/>
+      <w:lvlJc w:val="left"/>
+      <w:lvlText w:val="·"/>
+      <w:numFmt w:val="bullet"/>
+      <w:pPr>
+        <w:pBdr/>
+        <w:spacing/>
+        <w:ind w:hanging="360" w:left="2869"/>
+      </w:pPr>
+      <w:rPr>
+        <w:rFonts w:hint="default" w:ascii="Symbol" w:hAnsi="Symbol" w:eastAsia="Symbol" w:cs="Symbol"/>
+      </w:rPr>
+      <w:start w:val="1"/>
+      <w:suff w:val="tab"/>
+    </w:lvl>
+    <w:lvl w:ilvl="4">
+      <w:isLgl w:val="false"/>
+      <w:lvlJc w:val="left"/>
+      <w:lvlText w:val="o"/>
+      <w:numFmt w:val="bullet"/>
+      <w:pPr>
+        <w:pBdr/>
+        <w:spacing/>
+        <w:ind w:hanging="360" w:left="3589"/>
+      </w:pPr>
+      <w:rPr>
+        <w:rFonts w:hint="default" w:ascii="Courier New" w:hAnsi="Courier New" w:eastAsia="Courier New" w:cs="Courier New"/>
+      </w:rPr>
+      <w:start w:val="1"/>
+      <w:suff w:val="tab"/>
+    </w:lvl>
+    <w:lvl w:ilvl="5">
+      <w:isLgl w:val="false"/>
+      <w:lvlJc w:val="left"/>
+      <w:lvlText w:val="§"/>
+      <w:numFmt w:val="bullet"/>
+      <w:pPr>
+        <w:pBdr/>
+        <w:spacing/>
+        <w:ind w:hanging="360" w:left="4309"/>
+      </w:pPr>
+      <w:rPr>
+        <w:rFonts w:hint="default" w:ascii="Wingdings" w:hAnsi="Wingdings" w:eastAsia="Wingdings" w:cs="Wingdings"/>
+      </w:rPr>
+      <w:start w:val="1"/>
+      <w:suff w:val="tab"/>
+    </w:lvl>
+    <w:lvl w:ilvl="6">
+      <w:isLgl w:val="false"/>
+      <w:lvlJc w:val="left"/>
+      <w:lvlText w:val="·"/>
+      <w:numFmt w:val="bullet"/>
+      <w:pPr>
+        <w:pBdr/>
+        <w:spacing/>
+        <w:ind w:hanging="360" w:left="5029"/>
+      </w:pPr>
+      <w:rPr>
+        <w:rFonts w:hint="default" w:ascii="Symbol" w:hAnsi="Symbol" w:eastAsia="Symbol" w:cs="Symbol"/>
+      </w:rPr>
+      <w:start w:val="1"/>
+      <w:suff w:val="tab"/>
+    </w:lvl>
+    <w:lvl w:ilvl="7">
+      <w:isLgl w:val="false"/>
+      <w:lvlJc w:val="left"/>
+      <w:lvlText w:val="o"/>
+      <w:numFmt w:val="bullet"/>
+      <w:pPr>
+        <w:pBdr/>
+        <w:spacing/>
+        <w:ind w:hanging="360" w:left="5749"/>
+      </w:pPr>
+      <w:rPr>
+        <w:rFonts w:hint="default" w:ascii="Courier New" w:hAnsi="Courier New" w:eastAsia="Courier New" w:cs="Courier New"/>
+      </w:rPr>
+      <w:start w:val="1"/>
+      <w:suff w:val="tab"/>
+    </w:lvl>
+    <w:lvl w:ilvl="8">
+      <w:isLgl w:val="false"/>
+      <w:lvlJc w:val="left"/>
+      <w:lvlText w:val="§"/>
+      <w:numFmt w:val="bullet"/>
+      <w:pPr>
+        <w:pBdr/>
+        <w:spacing/>
+        <w:ind w:hanging="360" w:left="6469"/>
+      </w:pPr>
+      <w:rPr>
+        <w:rFonts w:hint="default" w:ascii="Wingdings" w:hAnsi="Wingdings" w:eastAsia="Wingdings" w:cs="Wingdings"/>
+      </w:rPr>
+      <w:start w:val="1"/>
+      <w:suff w:val="tab"/>
+    </w:lvl>
+  </w:abstractNum>
   <w:num w:numId="1">
     <w:abstractNumId w:val="2"/>
   </w:num>
@@ -7974,6 +9094,9 @@
   </w:num>
   <w:num w:numId="5">
     <w:abstractNumId w:val="4"/>
+  </w:num>
+  <w:num w:numId="6">
+    <w:abstractNumId w:val="5"/>
   </w:num>
 </w:numbering>
 </file>
@@ -8136,9 +9259,9 @@
     <w:lsdException w:name="Bibliography" w:uiPriority="37"/>
     <w:lsdException w:name="TOC Heading" w:uiPriority="39" w:qFormat="1"/>
   </w:latentStyles>
-  <w:style w:type="table" w:styleId="748">
+  <w:style w:type="table" w:styleId="738">
     <w:name w:val="Table Grid Light"/>
-    <w:basedOn w:val="916"/>
+    <w:basedOn w:val="906"/>
     <w:uiPriority w:val="59"/>
     <w:pPr>
       <w:pBdr/>
@@ -8335,9 +9458,9 @@
       </w:tcPr>
     </w:tblStylePr>
   </w:style>
-  <w:style w:type="table" w:styleId="749">
+  <w:style w:type="table" w:styleId="739">
     <w:name w:val="Plain Table 1"/>
-    <w:basedOn w:val="916"/>
+    <w:basedOn w:val="906"/>
     <w:uiPriority w:val="59"/>
     <w:pPr>
       <w:pBdr/>
@@ -8560,9 +9683,9 @@
       </w:tcPr>
     </w:tblStylePr>
   </w:style>
-  <w:style w:type="table" w:styleId="750">
+  <w:style w:type="table" w:styleId="740">
     <w:name w:val="Plain Table 2"/>
-    <w:basedOn w:val="916"/>
+    <w:basedOn w:val="906"/>
     <w:uiPriority w:val="59"/>
     <w:pPr>
       <w:pBdr/>
@@ -8793,9 +9916,9 @@
       </w:tcPr>
     </w:tblStylePr>
   </w:style>
-  <w:style w:type="table" w:styleId="751">
+  <w:style w:type="table" w:styleId="741">
     <w:name w:val="Plain Table 3"/>
-    <w:basedOn w:val="916"/>
+    <w:basedOn w:val="906"/>
     <w:uiPriority w:val="99"/>
     <w:pPr>
       <w:pBdr/>
@@ -9023,9 +10146,9 @@
       </w:tcPr>
     </w:tblStylePr>
   </w:style>
-  <w:style w:type="table" w:styleId="752">
+  <w:style w:type="table" w:styleId="742">
     <w:name w:val="Plain Table 4"/>
-    <w:basedOn w:val="916"/>
+    <w:basedOn w:val="906"/>
     <w:uiPriority w:val="99"/>
     <w:pPr>
       <w:pBdr/>
@@ -9239,9 +10362,9 @@
       </w:tcPr>
     </w:tblStylePr>
   </w:style>
-  <w:style w:type="table" w:styleId="753">
+  <w:style w:type="table" w:styleId="743">
     <w:name w:val="Plain Table 5"/>
-    <w:basedOn w:val="916"/>
+    <w:basedOn w:val="906"/>
     <w:uiPriority w:val="99"/>
     <w:pPr>
       <w:pBdr/>
@@ -9472,9 +10595,9 @@
       </w:tcPr>
     </w:tblStylePr>
   </w:style>
-  <w:style w:type="table" w:styleId="754">
+  <w:style w:type="table" w:styleId="744">
     <w:name w:val="Grid Table 1 Light"/>
-    <w:basedOn w:val="916"/>
+    <w:basedOn w:val="906"/>
     <w:uiPriority w:val="99"/>
     <w:pPr>
       <w:pBdr/>
@@ -9695,9 +10818,9 @@
       </w:tcPr>
     </w:tblStylePr>
   </w:style>
-  <w:style w:type="table" w:styleId="755">
+  <w:style w:type="table" w:styleId="745">
     <w:name w:val="Grid Table 1 Light - Accent 1"/>
-    <w:basedOn w:val="916"/>
+    <w:basedOn w:val="906"/>
     <w:uiPriority w:val="99"/>
     <w:pPr>
       <w:pBdr/>
@@ -9918,9 +11041,9 @@
       </w:tcPr>
     </w:tblStylePr>
   </w:style>
-  <w:style w:type="table" w:styleId="756">
+  <w:style w:type="table" w:styleId="746">
     <w:name w:val="Grid Table 1 Light - Accent 2"/>
-    <w:basedOn w:val="916"/>
+    <w:basedOn w:val="906"/>
     <w:uiPriority w:val="99"/>
     <w:pPr>
       <w:pBdr/>
@@ -10141,9 +11264,9 @@
       </w:tcPr>
     </w:tblStylePr>
   </w:style>
-  <w:style w:type="table" w:styleId="757">
+  <w:style w:type="table" w:styleId="747">
     <w:name w:val="Grid Table 1 Light - Accent 3"/>
-    <w:basedOn w:val="916"/>
+    <w:basedOn w:val="906"/>
     <w:uiPriority w:val="99"/>
     <w:pPr>
       <w:pBdr/>
@@ -10364,9 +11487,9 @@
       </w:tcPr>
     </w:tblStylePr>
   </w:style>
-  <w:style w:type="table" w:styleId="758">
+  <w:style w:type="table" w:styleId="748">
     <w:name w:val="Grid Table 1 Light - Accent 4"/>
-    <w:basedOn w:val="916"/>
+    <w:basedOn w:val="906"/>
     <w:uiPriority w:val="99"/>
     <w:pPr>
       <w:pBdr/>
@@ -10587,9 +11710,9 @@
       </w:tcPr>
     </w:tblStylePr>
   </w:style>
-  <w:style w:type="table" w:styleId="759">
+  <w:style w:type="table" w:styleId="749">
     <w:name w:val="Grid Table 1 Light - Accent 5"/>
-    <w:basedOn w:val="916"/>
+    <w:basedOn w:val="906"/>
     <w:uiPriority w:val="99"/>
     <w:pPr>
       <w:pBdr/>
@@ -10810,9 +11933,9 @@
       </w:tcPr>
     </w:tblStylePr>
   </w:style>
-  <w:style w:type="table" w:styleId="760">
+  <w:style w:type="table" w:styleId="750">
     <w:name w:val="Grid Table 1 Light - Accent 6"/>
-    <w:basedOn w:val="916"/>
+    <w:basedOn w:val="906"/>
     <w:uiPriority w:val="99"/>
     <w:pPr>
       <w:pBdr/>
@@ -11033,9 +12156,9 @@
       </w:tcPr>
     </w:tblStylePr>
   </w:style>
-  <w:style w:type="table" w:styleId="761">
+  <w:style w:type="table" w:styleId="751">
     <w:name w:val="Grid Table 2"/>
-    <w:basedOn w:val="916"/>
+    <w:basedOn w:val="906"/>
     <w:uiPriority w:val="99"/>
     <w:pPr>
       <w:pBdr/>
@@ -11265,9 +12388,9 @@
       </w:tcPr>
     </w:tblStylePr>
   </w:style>
-  <w:style w:type="table" w:styleId="762">
+  <w:style w:type="table" w:styleId="752">
     <w:name w:val="Grid Table 2 - Accent 1"/>
-    <w:basedOn w:val="916"/>
+    <w:basedOn w:val="906"/>
     <w:uiPriority w:val="99"/>
     <w:pPr>
       <w:pBdr/>
@@ -11497,9 +12620,9 @@
       </w:tcPr>
     </w:tblStylePr>
   </w:style>
-  <w:style w:type="table" w:styleId="763">
+  <w:style w:type="table" w:styleId="753">
     <w:name w:val="Grid Table 2 - Accent 2"/>
-    <w:basedOn w:val="916"/>
+    <w:basedOn w:val="906"/>
     <w:uiPriority w:val="99"/>
     <w:pPr>
       <w:pBdr/>
@@ -11729,9 +12852,9 @@
       </w:tcPr>
     </w:tblStylePr>
   </w:style>
-  <w:style w:type="table" w:styleId="764">
+  <w:style w:type="table" w:styleId="754">
     <w:name w:val="Grid Table 2 - Accent 3"/>
-    <w:basedOn w:val="916"/>
+    <w:basedOn w:val="906"/>
     <w:uiPriority w:val="99"/>
     <w:pPr>
       <w:pBdr/>
@@ -11961,9 +13084,9 @@
       </w:tcPr>
     </w:tblStylePr>
   </w:style>
-  <w:style w:type="table" w:styleId="765">
+  <w:style w:type="table" w:styleId="755">
     <w:name w:val="Grid Table 2 - Accent 4"/>
-    <w:basedOn w:val="916"/>
+    <w:basedOn w:val="906"/>
     <w:uiPriority w:val="99"/>
     <w:pPr>
       <w:pBdr/>
@@ -12193,9 +13316,9 @@
       </w:tcPr>
     </w:tblStylePr>
   </w:style>
-  <w:style w:type="table" w:styleId="766">
+  <w:style w:type="table" w:styleId="756">
     <w:name w:val="Grid Table 2 - Accent 5"/>
-    <w:basedOn w:val="916"/>
+    <w:basedOn w:val="906"/>
     <w:uiPriority w:val="99"/>
     <w:pPr>
       <w:pBdr/>
@@ -12425,9 +13548,9 @@
       </w:tcPr>
     </w:tblStylePr>
   </w:style>
-  <w:style w:type="table" w:styleId="767">
+  <w:style w:type="table" w:styleId="757">
     <w:name w:val="Grid Table 2 - Accent 6"/>
-    <w:basedOn w:val="916"/>
+    <w:basedOn w:val="906"/>
     <w:uiPriority w:val="99"/>
     <w:pPr>
       <w:pBdr/>
@@ -12657,9 +13780,9 @@
       </w:tcPr>
     </w:tblStylePr>
   </w:style>
-  <w:style w:type="table" w:styleId="768">
+  <w:style w:type="table" w:styleId="758">
     <w:name w:val="Grid Table 3"/>
-    <w:basedOn w:val="916"/>
+    <w:basedOn w:val="906"/>
     <w:uiPriority w:val="99"/>
     <w:pPr>
       <w:pBdr/>
@@ -12902,9 +14025,9 @@
       </w:tcPr>
     </w:tblStylePr>
   </w:style>
-  <w:style w:type="table" w:styleId="769">
+  <w:style w:type="table" w:styleId="759">
     <w:name w:val="Grid Table 3 - Accent 1"/>
-    <w:basedOn w:val="916"/>
+    <w:basedOn w:val="906"/>
     <w:uiPriority w:val="99"/>
     <w:pPr>
       <w:pBdr/>
@@ -13147,9 +14270,9 @@
       </w:tcPr>
     </w:tblStylePr>
   </w:style>
-  <w:style w:type="table" w:styleId="770">
+  <w:style w:type="table" w:styleId="760">
     <w:name w:val="Grid Table 3 - Accent 2"/>
-    <w:basedOn w:val="916"/>
+    <w:basedOn w:val="906"/>
     <w:uiPriority w:val="99"/>
     <w:pPr>
       <w:pBdr/>
@@ -13392,9 +14515,9 @@
       </w:tcPr>
     </w:tblStylePr>
   </w:style>
-  <w:style w:type="table" w:styleId="771">
+  <w:style w:type="table" w:styleId="761">
     <w:name w:val="Grid Table 3 - Accent 3"/>
-    <w:basedOn w:val="916"/>
+    <w:basedOn w:val="906"/>
     <w:uiPriority w:val="99"/>
     <w:pPr>
       <w:pBdr/>
@@ -13637,9 +14760,9 @@
       </w:tcPr>
     </w:tblStylePr>
   </w:style>
-  <w:style w:type="table" w:styleId="772">
+  <w:style w:type="table" w:styleId="762">
     <w:name w:val="Grid Table 3 - Accent 4"/>
-    <w:basedOn w:val="916"/>
+    <w:basedOn w:val="906"/>
     <w:uiPriority w:val="99"/>
     <w:pPr>
       <w:pBdr/>
@@ -13882,9 +15005,9 @@
       </w:tcPr>
     </w:tblStylePr>
   </w:style>
-  <w:style w:type="table" w:styleId="773">
+  <w:style w:type="table" w:styleId="763">
     <w:name w:val="Grid Table 3 - Accent 5"/>
-    <w:basedOn w:val="916"/>
+    <w:basedOn w:val="906"/>
     <w:uiPriority w:val="99"/>
     <w:pPr>
       <w:pBdr/>
@@ -14127,9 +15250,9 @@
       </w:tcPr>
     </w:tblStylePr>
   </w:style>
-  <w:style w:type="table" w:styleId="774">
+  <w:style w:type="table" w:styleId="764">
     <w:name w:val="Grid Table 3 - Accent 6"/>
-    <w:basedOn w:val="916"/>
+    <w:basedOn w:val="906"/>
     <w:uiPriority w:val="99"/>
     <w:pPr>
       <w:pBdr/>
@@ -14372,9 +15495,9 @@
       </w:tcPr>
     </w:tblStylePr>
   </w:style>
-  <w:style w:type="table" w:styleId="775">
+  <w:style w:type="table" w:styleId="765">
     <w:name w:val="Grid Table 4"/>
-    <w:basedOn w:val="916"/>
+    <w:basedOn w:val="906"/>
     <w:uiPriority w:val="59"/>
     <w:pPr>
       <w:pBdr/>
@@ -14605,9 +15728,9 @@
       </w:tcPr>
     </w:tblStylePr>
   </w:style>
-  <w:style w:type="table" w:styleId="776">
+  <w:style w:type="table" w:styleId="766">
     <w:name w:val="Grid Table 4 - Accent 1"/>
-    <w:basedOn w:val="916"/>
+    <w:basedOn w:val="906"/>
     <w:uiPriority w:val="59"/>
     <w:pPr>
       <w:pBdr/>
@@ -14838,9 +15961,9 @@
       </w:tcPr>
     </w:tblStylePr>
   </w:style>
-  <w:style w:type="table" w:styleId="777">
+  <w:style w:type="table" w:styleId="767">
     <w:name w:val="Grid Table 4 - Accent 2"/>
-    <w:basedOn w:val="916"/>
+    <w:basedOn w:val="906"/>
     <w:uiPriority w:val="59"/>
     <w:pPr>
       <w:pBdr/>
@@ -15071,9 +16194,9 @@
       </w:tcPr>
     </w:tblStylePr>
   </w:style>
-  <w:style w:type="table" w:styleId="778">
+  <w:style w:type="table" w:styleId="768">
     <w:name w:val="Grid Table 4 - Accent 3"/>
-    <w:basedOn w:val="916"/>
+    <w:basedOn w:val="906"/>
     <w:uiPriority w:val="59"/>
     <w:pPr>
       <w:pBdr/>
@@ -15304,9 +16427,9 @@
       </w:tcPr>
     </w:tblStylePr>
   </w:style>
-  <w:style w:type="table" w:styleId="779">
+  <w:style w:type="table" w:styleId="769">
     <w:name w:val="Grid Table 4 - Accent 4"/>
-    <w:basedOn w:val="916"/>
+    <w:basedOn w:val="906"/>
     <w:uiPriority w:val="59"/>
     <w:pPr>
       <w:pBdr/>
@@ -15537,9 +16660,9 @@
       </w:tcPr>
     </w:tblStylePr>
   </w:style>
-  <w:style w:type="table" w:styleId="780">
+  <w:style w:type="table" w:styleId="770">
     <w:name w:val="Grid Table 4 - Accent 5"/>
-    <w:basedOn w:val="916"/>
+    <w:basedOn w:val="906"/>
     <w:uiPriority w:val="59"/>
     <w:pPr>
       <w:pBdr/>
@@ -15770,9 +16893,9 @@
       </w:tcPr>
     </w:tblStylePr>
   </w:style>
-  <w:style w:type="table" w:styleId="781">
+  <w:style w:type="table" w:styleId="771">
     <w:name w:val="Grid Table 4 - Accent 6"/>
-    <w:basedOn w:val="916"/>
+    <w:basedOn w:val="906"/>
     <w:uiPriority w:val="59"/>
     <w:pPr>
       <w:pBdr/>
@@ -16003,9 +17126,9 @@
       </w:tcPr>
     </w:tblStylePr>
   </w:style>
-  <w:style w:type="table" w:styleId="782">
+  <w:style w:type="table" w:styleId="772">
     <w:name w:val="Grid Table 5 Dark"/>
-    <w:basedOn w:val="916"/>
+    <w:basedOn w:val="906"/>
     <w:uiPriority w:val="99"/>
     <w:pPr>
       <w:pBdr/>
@@ -16231,9 +17354,9 @@
       </w:tcPr>
     </w:tblStylePr>
   </w:style>
-  <w:style w:type="table" w:styleId="783">
+  <w:style w:type="table" w:styleId="773">
     <w:name w:val="Grid Table 5 Dark- Accent 1"/>
-    <w:basedOn w:val="916"/>
+    <w:basedOn w:val="906"/>
     <w:uiPriority w:val="99"/>
     <w:pPr>
       <w:pBdr/>
@@ -16459,9 +17582,9 @@
       </w:tcPr>
     </w:tblStylePr>
   </w:style>
-  <w:style w:type="table" w:styleId="784">
+  <w:style w:type="table" w:styleId="774">
     <w:name w:val="Grid Table 5 Dark - Accent 2"/>
-    <w:basedOn w:val="916"/>
+    <w:basedOn w:val="906"/>
     <w:uiPriority w:val="99"/>
     <w:pPr>
       <w:pBdr/>
@@ -16687,9 +17810,9 @@
       </w:tcPr>
     </w:tblStylePr>
   </w:style>
-  <w:style w:type="table" w:styleId="785">
+  <w:style w:type="table" w:styleId="775">
     <w:name w:val="Grid Table 5 Dark - Accent 3"/>
-    <w:basedOn w:val="916"/>
+    <w:basedOn w:val="906"/>
     <w:uiPriority w:val="99"/>
     <w:pPr>
       <w:pBdr/>
@@ -16915,9 +18038,9 @@
       </w:tcPr>
     </w:tblStylePr>
   </w:style>
-  <w:style w:type="table" w:styleId="786">
+  <w:style w:type="table" w:styleId="776">
     <w:name w:val="Grid Table 5 Dark- Accent 4"/>
-    <w:basedOn w:val="916"/>
+    <w:basedOn w:val="906"/>
     <w:uiPriority w:val="99"/>
     <w:pPr>
       <w:pBdr/>
@@ -17143,9 +18266,9 @@
       </w:tcPr>
     </w:tblStylePr>
   </w:style>
-  <w:style w:type="table" w:styleId="787">
+  <w:style w:type="table" w:styleId="777">
     <w:name w:val="Grid Table 5 Dark - Accent 5"/>
-    <w:basedOn w:val="916"/>
+    <w:basedOn w:val="906"/>
     <w:uiPriority w:val="99"/>
     <w:pPr>
       <w:pBdr/>
@@ -17371,9 +18494,9 @@
       </w:tcPr>
     </w:tblStylePr>
   </w:style>
-  <w:style w:type="table" w:styleId="788">
+  <w:style w:type="table" w:styleId="778">
     <w:name w:val="Grid Table 5 Dark - Accent 6"/>
-    <w:basedOn w:val="916"/>
+    <w:basedOn w:val="906"/>
     <w:uiPriority w:val="99"/>
     <w:pPr>
       <w:pBdr/>
@@ -17599,9 +18722,9 @@
       </w:tcPr>
     </w:tblStylePr>
   </w:style>
-  <w:style w:type="table" w:styleId="789">
+  <w:style w:type="table" w:styleId="779">
     <w:name w:val="Grid Table 6 Colorful"/>
-    <w:basedOn w:val="916"/>
+    <w:basedOn w:val="906"/>
     <w:uiPriority w:val="99"/>
     <w:pPr>
       <w:pBdr/>
@@ -17829,9 +18952,9 @@
       </w:tcPr>
     </w:tblStylePr>
   </w:style>
-  <w:style w:type="table" w:styleId="790">
+  <w:style w:type="table" w:styleId="780">
     <w:name w:val="Grid Table 6 Colorful - Accent 1"/>
-    <w:basedOn w:val="916"/>
+    <w:basedOn w:val="906"/>
     <w:uiPriority w:val="99"/>
     <w:pPr>
       <w:pBdr/>
@@ -18059,9 +19182,9 @@
       </w:tcPr>
     </w:tblStylePr>
   </w:style>
-  <w:style w:type="table" w:styleId="791">
+  <w:style w:type="table" w:styleId="781">
     <w:name w:val="Grid Table 6 Colorful - Accent 2"/>
-    <w:basedOn w:val="916"/>
+    <w:basedOn w:val="906"/>
     <w:uiPriority w:val="99"/>
     <w:pPr>
       <w:pBdr/>
@@ -18289,9 +19412,9 @@
       </w:tcPr>
     </w:tblStylePr>
   </w:style>
-  <w:style w:type="table" w:styleId="792">
+  <w:style w:type="table" w:styleId="782">
     <w:name w:val="Grid Table 6 Colorful - Accent 3"/>
-    <w:basedOn w:val="916"/>
+    <w:basedOn w:val="906"/>
     <w:uiPriority w:val="99"/>
     <w:pPr>
       <w:pBdr/>
@@ -18519,9 +19642,9 @@
       </w:tcPr>
     </w:tblStylePr>
   </w:style>
-  <w:style w:type="table" w:styleId="793">
+  <w:style w:type="table" w:styleId="783">
     <w:name w:val="Grid Table 6 Colorful - Accent 4"/>
-    <w:basedOn w:val="916"/>
+    <w:basedOn w:val="906"/>
     <w:uiPriority w:val="99"/>
     <w:pPr>
       <w:pBdr/>
@@ -18749,9 +19872,9 @@
       </w:tcPr>
     </w:tblStylePr>
   </w:style>
-  <w:style w:type="table" w:styleId="794">
+  <w:style w:type="table" w:styleId="784">
     <w:name w:val="Grid Table 6 Colorful - Accent 5"/>
-    <w:basedOn w:val="916"/>
+    <w:basedOn w:val="906"/>
     <w:uiPriority w:val="99"/>
     <w:pPr>
       <w:pBdr/>
@@ -18979,9 +20102,9 @@
       </w:tcPr>
     </w:tblStylePr>
   </w:style>
-  <w:style w:type="table" w:styleId="795">
+  <w:style w:type="table" w:styleId="785">
     <w:name w:val="Grid Table 6 Colorful - Accent 6"/>
-    <w:basedOn w:val="916"/>
+    <w:basedOn w:val="906"/>
     <w:uiPriority w:val="99"/>
     <w:pPr>
       <w:pBdr/>
@@ -19209,9 +20332,9 @@
       </w:tcPr>
     </w:tblStylePr>
   </w:style>
-  <w:style w:type="table" w:styleId="796">
+  <w:style w:type="table" w:styleId="786">
     <w:name w:val="Grid Table 7 Colorful"/>
-    <w:basedOn w:val="916"/>
+    <w:basedOn w:val="906"/>
     <w:uiPriority w:val="99"/>
     <w:pPr>
       <w:pBdr/>
@@ -19463,9 +20586,9 @@
       </w:tcPr>
     </w:tblStylePr>
   </w:style>
-  <w:style w:type="table" w:styleId="797">
+  <w:style w:type="table" w:styleId="787">
     <w:name w:val="Grid Table 7 Colorful - Accent 1"/>
-    <w:basedOn w:val="916"/>
+    <w:basedOn w:val="906"/>
     <w:uiPriority w:val="99"/>
     <w:pPr>
       <w:pBdr/>
@@ -19717,9 +20840,9 @@
       </w:tcPr>
     </w:tblStylePr>
   </w:style>
-  <w:style w:type="table" w:styleId="798">
+  <w:style w:type="table" w:styleId="788">
     <w:name w:val="Grid Table 7 Colorful - Accent 2"/>
-    <w:basedOn w:val="916"/>
+    <w:basedOn w:val="906"/>
     <w:uiPriority w:val="99"/>
     <w:pPr>
       <w:pBdr/>
@@ -19971,9 +21094,9 @@
       </w:tcPr>
     </w:tblStylePr>
   </w:style>
-  <w:style w:type="table" w:styleId="799">
+  <w:style w:type="table" w:styleId="789">
     <w:name w:val="Grid Table 7 Colorful - Accent 3"/>
-    <w:basedOn w:val="916"/>
+    <w:basedOn w:val="906"/>
     <w:uiPriority w:val="99"/>
     <w:pPr>
       <w:pBdr/>
@@ -20225,9 +21348,9 @@
       </w:tcPr>
     </w:tblStylePr>
   </w:style>
-  <w:style w:type="table" w:styleId="800">
+  <w:style w:type="table" w:styleId="790">
     <w:name w:val="Grid Table 7 Colorful - Accent 4"/>
-    <w:basedOn w:val="916"/>
+    <w:basedOn w:val="906"/>
     <w:uiPriority w:val="99"/>
     <w:pPr>
       <w:pBdr/>
@@ -20479,9 +21602,9 @@
       </w:tcPr>
     </w:tblStylePr>
   </w:style>
-  <w:style w:type="table" w:styleId="801">
+  <w:style w:type="table" w:styleId="791">
     <w:name w:val="Grid Table 7 Colorful - Accent 5"/>
-    <w:basedOn w:val="916"/>
+    <w:basedOn w:val="906"/>
     <w:uiPriority w:val="99"/>
     <w:pPr>
       <w:pBdr/>
@@ -20733,9 +21856,9 @@
       </w:tcPr>
     </w:tblStylePr>
   </w:style>
-  <w:style w:type="table" w:styleId="802">
+  <w:style w:type="table" w:styleId="792">
     <w:name w:val="Grid Table 7 Colorful - Accent 6"/>
-    <w:basedOn w:val="916"/>
+    <w:basedOn w:val="906"/>
     <w:uiPriority w:val="99"/>
     <w:pPr>
       <w:pBdr/>
@@ -20987,9 +22110,9 @@
       </w:tcPr>
     </w:tblStylePr>
   </w:style>
-  <w:style w:type="table" w:styleId="803">
+  <w:style w:type="table" w:styleId="793">
     <w:name w:val="List Table 1 Light"/>
-    <w:basedOn w:val="916"/>
+    <w:basedOn w:val="906"/>
     <w:uiPriority w:val="99"/>
     <w:pPr>
       <w:pBdr/>
@@ -21203,9 +22326,9 @@
       </w:tcPr>
     </w:tblStylePr>
   </w:style>
-  <w:style w:type="table" w:styleId="804">
+  <w:style w:type="table" w:styleId="794">
     <w:name w:val="List Table 1 Light - Accent 1"/>
-    <w:basedOn w:val="916"/>
+    <w:basedOn w:val="906"/>
     <w:uiPriority w:val="99"/>
     <w:pPr>
       <w:pBdr/>
@@ -21419,9 +22542,9 @@
       </w:tcPr>
     </w:tblStylePr>
   </w:style>
-  <w:style w:type="table" w:styleId="805">
+  <w:style w:type="table" w:styleId="795">
     <w:name w:val="List Table 1 Light - Accent 2"/>
-    <w:basedOn w:val="916"/>
+    <w:basedOn w:val="906"/>
     <w:uiPriority w:val="99"/>
     <w:pPr>
       <w:pBdr/>
@@ -21635,9 +22758,9 @@
       </w:tcPr>
     </w:tblStylePr>
   </w:style>
-  <w:style w:type="table" w:styleId="806">
+  <w:style w:type="table" w:styleId="796">
     <w:name w:val="List Table 1 Light - Accent 3"/>
-    <w:basedOn w:val="916"/>
+    <w:basedOn w:val="906"/>
     <w:uiPriority w:val="99"/>
     <w:pPr>
       <w:pBdr/>
@@ -21851,9 +22974,9 @@
       </w:tcPr>
     </w:tblStylePr>
   </w:style>
-  <w:style w:type="table" w:styleId="807">
+  <w:style w:type="table" w:styleId="797">
     <w:name w:val="List Table 1 Light - Accent 4"/>
-    <w:basedOn w:val="916"/>
+    <w:basedOn w:val="906"/>
     <w:uiPriority w:val="99"/>
     <w:pPr>
       <w:pBdr/>
@@ -22067,9 +23190,9 @@
       </w:tcPr>
     </w:tblStylePr>
   </w:style>
-  <w:style w:type="table" w:styleId="808">
+  <w:style w:type="table" w:styleId="798">
     <w:name w:val="List Table 1 Light - Accent 5"/>
-    <w:basedOn w:val="916"/>
+    <w:basedOn w:val="906"/>
     <w:uiPriority w:val="99"/>
     <w:pPr>
       <w:pBdr/>
@@ -22283,9 +23406,9 @@
       </w:tcPr>
     </w:tblStylePr>
   </w:style>
-  <w:style w:type="table" w:styleId="809">
+  <w:style w:type="table" w:styleId="799">
     <w:name w:val="List Table 1 Light - Accent 6"/>
-    <w:basedOn w:val="916"/>
+    <w:basedOn w:val="906"/>
     <w:uiPriority w:val="99"/>
     <w:pPr>
       <w:pBdr/>
@@ -22499,9 +23622,9 @@
       </w:tcPr>
     </w:tblStylePr>
   </w:style>
-  <w:style w:type="table" w:styleId="810">
+  <w:style w:type="table" w:styleId="800">
     <w:name w:val="List Table 2"/>
-    <w:basedOn w:val="916"/>
+    <w:basedOn w:val="906"/>
     <w:uiPriority w:val="99"/>
     <w:pPr>
       <w:pBdr/>
@@ -22737,9 +23860,9 @@
       </w:tcPr>
     </w:tblStylePr>
   </w:style>
-  <w:style w:type="table" w:styleId="811">
+  <w:style w:type="table" w:styleId="801">
     <w:name w:val="List Table 2 - Accent 1"/>
-    <w:basedOn w:val="916"/>
+    <w:basedOn w:val="906"/>
     <w:uiPriority w:val="99"/>
     <w:pPr>
       <w:pBdr/>
@@ -22975,9 +24098,9 @@
       </w:tcPr>
     </w:tblStylePr>
   </w:style>
-  <w:style w:type="table" w:styleId="812">
+  <w:style w:type="table" w:styleId="802">
     <w:name w:val="List Table 2 - Accent 2"/>
-    <w:basedOn w:val="916"/>
+    <w:basedOn w:val="906"/>
     <w:uiPriority w:val="99"/>
     <w:pPr>
       <w:pBdr/>
@@ -23213,9 +24336,9 @@
       </w:tcPr>
     </w:tblStylePr>
   </w:style>
-  <w:style w:type="table" w:styleId="813">
+  <w:style w:type="table" w:styleId="803">
     <w:name w:val="List Table 2 - Accent 3"/>
-    <w:basedOn w:val="916"/>
+    <w:basedOn w:val="906"/>
     <w:uiPriority w:val="99"/>
     <w:pPr>
       <w:pBdr/>
@@ -23451,9 +24574,9 @@
       </w:tcPr>
     </w:tblStylePr>
   </w:style>
-  <w:style w:type="table" w:styleId="814">
+  <w:style w:type="table" w:styleId="804">
     <w:name w:val="List Table 2 - Accent 4"/>
-    <w:basedOn w:val="916"/>
+    <w:basedOn w:val="906"/>
     <w:uiPriority w:val="99"/>
     <w:pPr>
       <w:pBdr/>
@@ -23689,9 +24812,9 @@
       </w:tcPr>
     </w:tblStylePr>
   </w:style>
-  <w:style w:type="table" w:styleId="815">
+  <w:style w:type="table" w:styleId="805">
     <w:name w:val="List Table 2 - Accent 5"/>
-    <w:basedOn w:val="916"/>
+    <w:basedOn w:val="906"/>
     <w:uiPriority w:val="99"/>
     <w:pPr>
       <w:pBdr/>
@@ -23927,9 +25050,9 @@
       </w:tcPr>
     </w:tblStylePr>
   </w:style>
-  <w:style w:type="table" w:styleId="816">
+  <w:style w:type="table" w:styleId="806">
     <w:name w:val="List Table 2 - Accent 6"/>
-    <w:basedOn w:val="916"/>
+    <w:basedOn w:val="906"/>
     <w:uiPriority w:val="99"/>
     <w:pPr>
       <w:pBdr/>
@@ -24165,9 +25288,9 @@
       </w:tcPr>
     </w:tblStylePr>
   </w:style>
-  <w:style w:type="table" w:styleId="817">
+  <w:style w:type="table" w:styleId="807">
     <w:name w:val="List Table 3"/>
-    <w:basedOn w:val="916"/>
+    <w:basedOn w:val="906"/>
     <w:uiPriority w:val="99"/>
     <w:pPr>
       <w:pBdr/>
@@ -24393,9 +25516,9 @@
       </w:tcPr>
     </w:tblStylePr>
   </w:style>
-  <w:style w:type="table" w:styleId="818">
+  <w:style w:type="table" w:styleId="808">
     <w:name w:val="List Table 3 - Accent 1"/>
-    <w:basedOn w:val="916"/>
+    <w:basedOn w:val="906"/>
     <w:uiPriority w:val="99"/>
     <w:pPr>
       <w:pBdr/>
@@ -24621,9 +25744,9 @@
       </w:tcPr>
     </w:tblStylePr>
   </w:style>
-  <w:style w:type="table" w:styleId="819">
+  <w:style w:type="table" w:styleId="809">
     <w:name w:val="List Table 3 - Accent 2"/>
-    <w:basedOn w:val="916"/>
+    <w:basedOn w:val="906"/>
     <w:uiPriority w:val="99"/>
     <w:pPr>
       <w:pBdr/>
@@ -24849,9 +25972,9 @@
       </w:tcPr>
     </w:tblStylePr>
   </w:style>
-  <w:style w:type="table" w:styleId="820">
+  <w:style w:type="table" w:styleId="810">
     <w:name w:val="List Table 3 - Accent 3"/>
-    <w:basedOn w:val="916"/>
+    <w:basedOn w:val="906"/>
     <w:uiPriority w:val="99"/>
     <w:pPr>
       <w:pBdr/>
@@ -25077,9 +26200,9 @@
       </w:tcPr>
     </w:tblStylePr>
   </w:style>
-  <w:style w:type="table" w:styleId="821">
+  <w:style w:type="table" w:styleId="811">
     <w:name w:val="List Table 3 - Accent 4"/>
-    <w:basedOn w:val="916"/>
+    <w:basedOn w:val="906"/>
     <w:uiPriority w:val="99"/>
     <w:pPr>
       <w:pBdr/>
@@ -25305,9 +26428,9 @@
       </w:tcPr>
     </w:tblStylePr>
   </w:style>
-  <w:style w:type="table" w:styleId="822">
+  <w:style w:type="table" w:styleId="812">
     <w:name w:val="List Table 3 - Accent 5"/>
-    <w:basedOn w:val="916"/>
+    <w:basedOn w:val="906"/>
     <w:uiPriority w:val="99"/>
     <w:pPr>
       <w:pBdr/>
@@ -25533,9 +26656,9 @@
       </w:tcPr>
     </w:tblStylePr>
   </w:style>
-  <w:style w:type="table" w:styleId="823">
+  <w:style w:type="table" w:styleId="813">
     <w:name w:val="List Table 3 - Accent 6"/>
-    <w:basedOn w:val="916"/>
+    <w:basedOn w:val="906"/>
     <w:uiPriority w:val="99"/>
     <w:pPr>
       <w:pBdr/>
@@ -25761,9 +26884,9 @@
       </w:tcPr>
     </w:tblStylePr>
   </w:style>
-  <w:style w:type="table" w:styleId="824">
+  <w:style w:type="table" w:styleId="814">
     <w:name w:val="List Table 4"/>
-    <w:basedOn w:val="916"/>
+    <w:basedOn w:val="906"/>
     <w:uiPriority w:val="99"/>
     <w:pPr>
       <w:pBdr/>
@@ -25986,9 +27109,9 @@
       </w:tcPr>
     </w:tblStylePr>
   </w:style>
-  <w:style w:type="table" w:styleId="825">
+  <w:style w:type="table" w:styleId="815">
     <w:name w:val="List Table 4 - Accent 1"/>
-    <w:basedOn w:val="916"/>
+    <w:basedOn w:val="906"/>
     <w:uiPriority w:val="99"/>
     <w:pPr>
       <w:pBdr/>
@@ -26211,9 +27334,9 @@
       </w:tcPr>
     </w:tblStylePr>
   </w:style>
-  <w:style w:type="table" w:styleId="826">
+  <w:style w:type="table" w:styleId="816">
     <w:name w:val="List Table 4 - Accent 2"/>
-    <w:basedOn w:val="916"/>
+    <w:basedOn w:val="906"/>
     <w:uiPriority w:val="99"/>
     <w:pPr>
       <w:pBdr/>
@@ -26436,9 +27559,9 @@
       </w:tcPr>
     </w:tblStylePr>
   </w:style>
-  <w:style w:type="table" w:styleId="827">
+  <w:style w:type="table" w:styleId="817">
     <w:name w:val="List Table 4 - Accent 3"/>
-    <w:basedOn w:val="916"/>
+    <w:basedOn w:val="906"/>
     <w:uiPriority w:val="99"/>
     <w:pPr>
       <w:pBdr/>
@@ -26661,9 +27784,9 @@
       </w:tcPr>
     </w:tblStylePr>
   </w:style>
-  <w:style w:type="table" w:styleId="828">
+  <w:style w:type="table" w:styleId="818">
     <w:name w:val="List Table 4 - Accent 4"/>
-    <w:basedOn w:val="916"/>
+    <w:basedOn w:val="906"/>
     <w:uiPriority w:val="99"/>
     <w:pPr>
       <w:pBdr/>
@@ -26886,9 +28009,9 @@
       </w:tcPr>
     </w:tblStylePr>
   </w:style>
-  <w:style w:type="table" w:styleId="829">
+  <w:style w:type="table" w:styleId="819">
     <w:name w:val="List Table 4 - Accent 5"/>
-    <w:basedOn w:val="916"/>
+    <w:basedOn w:val="906"/>
     <w:uiPriority w:val="99"/>
     <w:pPr>
       <w:pBdr/>
@@ -27111,9 +28234,9 @@
       </w:tcPr>
     </w:tblStylePr>
   </w:style>
-  <w:style w:type="table" w:styleId="830">
+  <w:style w:type="table" w:styleId="820">
     <w:name w:val="List Table 4 - Accent 6"/>
-    <w:basedOn w:val="916"/>
+    <w:basedOn w:val="906"/>
     <w:uiPriority w:val="99"/>
     <w:pPr>
       <w:pBdr/>
@@ -27336,9 +28459,9 @@
       </w:tcPr>
     </w:tblStylePr>
   </w:style>
-  <w:style w:type="table" w:styleId="831">
+  <w:style w:type="table" w:styleId="821">
     <w:name w:val="List Table 5 Dark"/>
-    <w:basedOn w:val="916"/>
+    <w:basedOn w:val="906"/>
     <w:uiPriority w:val="99"/>
     <w:pPr>
       <w:pBdr/>
@@ -27578,9 +28701,9 @@
       </w:tcPr>
     </w:tblStylePr>
   </w:style>
-  <w:style w:type="table" w:styleId="832">
+  <w:style w:type="table" w:styleId="822">
     <w:name w:val="List Table 5 Dark - Accent 1"/>
-    <w:basedOn w:val="916"/>
+    <w:basedOn w:val="906"/>
     <w:uiPriority w:val="99"/>
     <w:pPr>
       <w:pBdr/>
@@ -27820,9 +28943,9 @@
       </w:tcPr>
     </w:tblStylePr>
   </w:style>
-  <w:style w:type="table" w:styleId="833">
+  <w:style w:type="table" w:styleId="823">
     <w:name w:val="List Table 5 Dark - Accent 2"/>
-    <w:basedOn w:val="916"/>
+    <w:basedOn w:val="906"/>
     <w:uiPriority w:val="99"/>
     <w:pPr>
       <w:pBdr/>
@@ -28062,9 +29185,9 @@
       </w:tcPr>
     </w:tblStylePr>
   </w:style>
-  <w:style w:type="table" w:styleId="834">
+  <w:style w:type="table" w:styleId="824">
     <w:name w:val="List Table 5 Dark - Accent 3"/>
-    <w:basedOn w:val="916"/>
+    <w:basedOn w:val="906"/>
     <w:uiPriority w:val="99"/>
     <w:pPr>
       <w:pBdr/>
@@ -28304,9 +29427,9 @@
       </w:tcPr>
     </w:tblStylePr>
   </w:style>
-  <w:style w:type="table" w:styleId="835">
+  <w:style w:type="table" w:styleId="825">
     <w:name w:val="List Table 5 Dark - Accent 4"/>
-    <w:basedOn w:val="916"/>
+    <w:basedOn w:val="906"/>
     <w:uiPriority w:val="99"/>
     <w:pPr>
       <w:pBdr/>
@@ -28546,9 +29669,9 @@
       </w:tcPr>
     </w:tblStylePr>
   </w:style>
-  <w:style w:type="table" w:styleId="836">
+  <w:style w:type="table" w:styleId="826">
     <w:name w:val="List Table 5 Dark - Accent 5"/>
-    <w:basedOn w:val="916"/>
+    <w:basedOn w:val="906"/>
     <w:uiPriority w:val="99"/>
     <w:pPr>
       <w:pBdr/>
@@ -28788,9 +29911,9 @@
       </w:tcPr>
     </w:tblStylePr>
   </w:style>
-  <w:style w:type="table" w:styleId="837">
+  <w:style w:type="table" w:styleId="827">
     <w:name w:val="List Table 5 Dark - Accent 6"/>
-    <w:basedOn w:val="916"/>
+    <w:basedOn w:val="906"/>
     <w:uiPriority w:val="99"/>
     <w:pPr>
       <w:pBdr/>
@@ -29030,9 +30153,9 @@
       </w:tcPr>
     </w:tblStylePr>
   </w:style>
-  <w:style w:type="table" w:styleId="838">
+  <w:style w:type="table" w:styleId="828">
     <w:name w:val="List Table 6 Colorful"/>
-    <w:basedOn w:val="916"/>
+    <w:basedOn w:val="906"/>
     <w:uiPriority w:val="99"/>
     <w:pPr>
       <w:pBdr/>
@@ -29253,9 +30376,9 @@
       </w:tcPr>
     </w:tblStylePr>
   </w:style>
-  <w:style w:type="table" w:styleId="839">
+  <w:style w:type="table" w:styleId="829">
     <w:name w:val="List Table 6 Colorful - Accent 1"/>
-    <w:basedOn w:val="916"/>
+    <w:basedOn w:val="906"/>
     <w:uiPriority w:val="99"/>
     <w:pPr>
       <w:pBdr/>
@@ -29476,9 +30599,9 @@
       </w:tcPr>
     </w:tblStylePr>
   </w:style>
-  <w:style w:type="table" w:styleId="840">
+  <w:style w:type="table" w:styleId="830">
     <w:name w:val="List Table 6 Colorful - Accent 2"/>
-    <w:basedOn w:val="916"/>
+    <w:basedOn w:val="906"/>
     <w:uiPriority w:val="99"/>
     <w:pPr>
       <w:pBdr/>
@@ -29699,9 +30822,9 @@
       </w:tcPr>
     </w:tblStylePr>
   </w:style>
-  <w:style w:type="table" w:styleId="841">
+  <w:style w:type="table" w:styleId="831">
     <w:name w:val="List Table 6 Colorful - Accent 3"/>
-    <w:basedOn w:val="916"/>
+    <w:basedOn w:val="906"/>
     <w:uiPriority w:val="99"/>
     <w:pPr>
       <w:pBdr/>
@@ -29922,9 +31045,9 @@
       </w:tcPr>
     </w:tblStylePr>
   </w:style>
-  <w:style w:type="table" w:styleId="842">
+  <w:style w:type="table" w:styleId="832">
     <w:name w:val="List Table 6 Colorful - Accent 4"/>
-    <w:basedOn w:val="916"/>
+    <w:basedOn w:val="906"/>
     <w:uiPriority w:val="99"/>
     <w:pPr>
       <w:pBdr/>
@@ -30145,9 +31268,9 @@
       </w:tcPr>
     </w:tblStylePr>
   </w:style>
-  <w:style w:type="table" w:styleId="843">
+  <w:style w:type="table" w:styleId="833">
     <w:name w:val="List Table 6 Colorful - Accent 5"/>
-    <w:basedOn w:val="916"/>
+    <w:basedOn w:val="906"/>
     <w:uiPriority w:val="99"/>
     <w:pPr>
       <w:pBdr/>
@@ -30368,9 +31491,9 @@
       </w:tcPr>
     </w:tblStylePr>
   </w:style>
-  <w:style w:type="table" w:styleId="844">
+  <w:style w:type="table" w:styleId="834">
     <w:name w:val="List Table 6 Colorful - Accent 6"/>
-    <w:basedOn w:val="916"/>
+    <w:basedOn w:val="906"/>
     <w:uiPriority w:val="99"/>
     <w:pPr>
       <w:pBdr/>
@@ -30591,9 +31714,9 @@
       </w:tcPr>
     </w:tblStylePr>
   </w:style>
-  <w:style w:type="table" w:styleId="845">
+  <w:style w:type="table" w:styleId="835">
     <w:name w:val="List Table 7 Colorful"/>
-    <w:basedOn w:val="916"/>
+    <w:basedOn w:val="906"/>
     <w:uiPriority w:val="99"/>
     <w:pPr>
       <w:pBdr/>
@@ -30847,9 +31970,9 @@
       </w:tcPr>
     </w:tblStylePr>
   </w:style>
-  <w:style w:type="table" w:styleId="846">
+  <w:style w:type="table" w:styleId="836">
     <w:name w:val="List Table 7 Colorful - Accent 1"/>
-    <w:basedOn w:val="916"/>
+    <w:basedOn w:val="906"/>
     <w:uiPriority w:val="99"/>
     <w:pPr>
       <w:pBdr/>
@@ -31103,9 +32226,9 @@
       </w:tcPr>
     </w:tblStylePr>
   </w:style>
-  <w:style w:type="table" w:styleId="847">
+  <w:style w:type="table" w:styleId="837">
     <w:name w:val="List Table 7 Colorful - Accent 2"/>
-    <w:basedOn w:val="916"/>
+    <w:basedOn w:val="906"/>
     <w:uiPriority w:val="99"/>
     <w:pPr>
       <w:pBdr/>
@@ -31359,9 +32482,9 @@
       </w:tcPr>
     </w:tblStylePr>
   </w:style>
-  <w:style w:type="table" w:styleId="848">
+  <w:style w:type="table" w:styleId="838">
     <w:name w:val="List Table 7 Colorful - Accent 3"/>
-    <w:basedOn w:val="916"/>
+    <w:basedOn w:val="906"/>
     <w:uiPriority w:val="99"/>
     <w:pPr>
       <w:pBdr/>
@@ -31615,9 +32738,9 @@
       </w:tcPr>
     </w:tblStylePr>
   </w:style>
-  <w:style w:type="table" w:styleId="849">
+  <w:style w:type="table" w:styleId="839">
     <w:name w:val="List Table 7 Colorful - Accent 4"/>
-    <w:basedOn w:val="916"/>
+    <w:basedOn w:val="906"/>
     <w:uiPriority w:val="99"/>
     <w:pPr>
       <w:pBdr/>
@@ -31871,9 +32994,9 @@
       </w:tcPr>
     </w:tblStylePr>
   </w:style>
-  <w:style w:type="table" w:styleId="850">
+  <w:style w:type="table" w:styleId="840">
     <w:name w:val="List Table 7 Colorful - Accent 5"/>
-    <w:basedOn w:val="916"/>
+    <w:basedOn w:val="906"/>
     <w:uiPriority w:val="99"/>
     <w:pPr>
       <w:pBdr/>
@@ -32127,9 +33250,9 @@
       </w:tcPr>
     </w:tblStylePr>
   </w:style>
-  <w:style w:type="table" w:styleId="851">
+  <w:style w:type="table" w:styleId="841">
     <w:name w:val="List Table 7 Colorful - Accent 6"/>
-    <w:basedOn w:val="916"/>
+    <w:basedOn w:val="906"/>
     <w:uiPriority w:val="99"/>
     <w:pPr>
       <w:pBdr/>
@@ -32383,9 +33506,9 @@
       </w:tcPr>
     </w:tblStylePr>
   </w:style>
-  <w:style w:type="table" w:styleId="852">
+  <w:style w:type="table" w:styleId="842">
     <w:name w:val="Lined - Accent"/>
-    <w:basedOn w:val="916"/>
+    <w:basedOn w:val="906"/>
     <w:uiPriority w:val="99"/>
     <w:pPr>
       <w:pBdr/>
@@ -32620,9 +33743,9 @@
       </w:tcPr>
     </w:tblStylePr>
   </w:style>
-  <w:style w:type="table" w:styleId="853">
+  <w:style w:type="table" w:styleId="843">
     <w:name w:val="Lined - Accent 1"/>
-    <w:basedOn w:val="916"/>
+    <w:basedOn w:val="906"/>
     <w:uiPriority w:val="99"/>
     <w:pPr>
       <w:pBdr/>
@@ -32857,9 +33980,9 @@
       </w:tcPr>
     </w:tblStylePr>
   </w:style>
-  <w:style w:type="table" w:styleId="854">
+  <w:style w:type="table" w:styleId="844">
     <w:name w:val="Lined - Accent 2"/>
-    <w:basedOn w:val="916"/>
+    <w:basedOn w:val="906"/>
     <w:uiPriority w:val="99"/>
     <w:pPr>
       <w:pBdr/>
@@ -33094,9 +34217,9 @@
       </w:tcPr>
     </w:tblStylePr>
   </w:style>
-  <w:style w:type="table" w:styleId="855">
+  <w:style w:type="table" w:styleId="845">
     <w:name w:val="Lined - Accent 3"/>
-    <w:basedOn w:val="916"/>
+    <w:basedOn w:val="906"/>
     <w:uiPriority w:val="99"/>
     <w:pPr>
       <w:pBdr/>
@@ -33331,9 +34454,9 @@
       </w:tcPr>
     </w:tblStylePr>
   </w:style>
-  <w:style w:type="table" w:styleId="856">
+  <w:style w:type="table" w:styleId="846">
     <w:name w:val="Lined - Accent 4"/>
-    <w:basedOn w:val="916"/>
+    <w:basedOn w:val="906"/>
     <w:uiPriority w:val="99"/>
     <w:pPr>
       <w:pBdr/>
@@ -33568,9 +34691,9 @@
       </w:tcPr>
     </w:tblStylePr>
   </w:style>
-  <w:style w:type="table" w:styleId="857">
+  <w:style w:type="table" w:styleId="847">
     <w:name w:val="Lined - Accent 5"/>
-    <w:basedOn w:val="916"/>
+    <w:basedOn w:val="906"/>
     <w:uiPriority w:val="99"/>
     <w:pPr>
       <w:pBdr/>
@@ -33805,9 +34928,9 @@
       </w:tcPr>
     </w:tblStylePr>
   </w:style>
-  <w:style w:type="table" w:styleId="858">
+  <w:style w:type="table" w:styleId="848">
     <w:name w:val="Lined - Accent 6"/>
-    <w:basedOn w:val="916"/>
+    <w:basedOn w:val="906"/>
     <w:uiPriority w:val="99"/>
     <w:pPr>
       <w:pBdr/>
@@ -34042,9 +35165,9 @@
       </w:tcPr>
     </w:tblStylePr>
   </w:style>
-  <w:style w:type="table" w:styleId="859">
+  <w:style w:type="table" w:styleId="849">
     <w:name w:val="Bordered &amp; Lined - Accent"/>
-    <w:basedOn w:val="916"/>
+    <w:basedOn w:val="906"/>
     <w:uiPriority w:val="99"/>
     <w:pPr>
       <w:pBdr/>
@@ -34286,9 +35409,9 @@
       </w:tcPr>
     </w:tblStylePr>
   </w:style>
-  <w:style w:type="table" w:styleId="860">
+  <w:style w:type="table" w:styleId="850">
     <w:name w:val="Bordered &amp; Lined - Accent 1"/>
-    <w:basedOn w:val="916"/>
+    <w:basedOn w:val="906"/>
     <w:uiPriority w:val="99"/>
     <w:pPr>
       <w:pBdr/>
@@ -34530,9 +35653,9 @@
       </w:tcPr>
     </w:tblStylePr>
   </w:style>
-  <w:style w:type="table" w:styleId="861">
+  <w:style w:type="table" w:styleId="851">
     <w:name w:val="Bordered &amp; Lined - Accent 2"/>
-    <w:basedOn w:val="916"/>
+    <w:basedOn w:val="906"/>
     <w:uiPriority w:val="99"/>
     <w:pPr>
       <w:pBdr/>
@@ -34774,9 +35897,9 @@
       </w:tcPr>
     </w:tblStylePr>
   </w:style>
-  <w:style w:type="table" w:styleId="862">
+  <w:style w:type="table" w:styleId="852">
     <w:name w:val="Bordered &amp; Lined - Accent 3"/>
-    <w:basedOn w:val="916"/>
+    <w:basedOn w:val="906"/>
     <w:uiPriority w:val="99"/>
     <w:pPr>
       <w:pBdr/>
@@ -35018,9 +36141,9 @@
       </w:tcPr>
     </w:tblStylePr>
   </w:style>
-  <w:style w:type="table" w:styleId="863">
+  <w:style w:type="table" w:styleId="853">
     <w:name w:val="Bordered &amp; Lined - Accent 4"/>
-    <w:basedOn w:val="916"/>
+    <w:basedOn w:val="906"/>
     <w:uiPriority w:val="99"/>
     <w:pPr>
       <w:pBdr/>
@@ -35262,9 +36385,9 @@
       </w:tcPr>
     </w:tblStylePr>
   </w:style>
-  <w:style w:type="table" w:styleId="864">
+  <w:style w:type="table" w:styleId="854">
     <w:name w:val="Bordered &amp; Lined - Accent 5"/>
-    <w:basedOn w:val="916"/>
+    <w:basedOn w:val="906"/>
     <w:uiPriority w:val="99"/>
     <w:pPr>
       <w:pBdr/>
@@ -35506,9 +36629,9 @@
       </w:tcPr>
     </w:tblStylePr>
   </w:style>
-  <w:style w:type="table" w:styleId="865">
+  <w:style w:type="table" w:styleId="855">
     <w:name w:val="Bordered &amp; Lined - Accent 6"/>
-    <w:basedOn w:val="916"/>
+    <w:basedOn w:val="906"/>
     <w:uiPriority w:val="99"/>
     <w:pPr>
       <w:pBdr/>
@@ -35750,9 +36873,9 @@
       </w:tcPr>
     </w:tblStylePr>
   </w:style>
-  <w:style w:type="table" w:styleId="866">
+  <w:style w:type="table" w:styleId="856">
     <w:name w:val="Bordered"/>
-    <w:basedOn w:val="916"/>
+    <w:basedOn w:val="906"/>
     <w:uiPriority w:val="99"/>
     <w:pPr>
       <w:pBdr/>
@@ -35981,9 +37104,9 @@
       </w:tcPr>
     </w:tblStylePr>
   </w:style>
-  <w:style w:type="table" w:styleId="867">
+  <w:style w:type="table" w:styleId="857">
     <w:name w:val="Bordered - Accent 1"/>
-    <w:basedOn w:val="916"/>
+    <w:basedOn w:val="906"/>
     <w:uiPriority w:val="99"/>
     <w:pPr>
       <w:pBdr/>
@@ -36212,9 +37335,9 @@
       </w:tcPr>
     </w:tblStylePr>
   </w:style>
-  <w:style w:type="table" w:styleId="868">
+  <w:style w:type="table" w:styleId="858">
     <w:name w:val="Bordered - Accent 2"/>
-    <w:basedOn w:val="916"/>
+    <w:basedOn w:val="906"/>
     <w:uiPriority w:val="99"/>
     <w:pPr>
       <w:pBdr/>
@@ -36443,9 +37566,9 @@
       </w:tcPr>
     </w:tblStylePr>
   </w:style>
-  <w:style w:type="table" w:styleId="869">
+  <w:style w:type="table" w:styleId="859">
     <w:name w:val="Bordered - Accent 3"/>
-    <w:basedOn w:val="916"/>
+    <w:basedOn w:val="906"/>
     <w:uiPriority w:val="99"/>
     <w:pPr>
       <w:pBdr/>
@@ -36674,9 +37797,9 @@
       </w:tcPr>
     </w:tblStylePr>
   </w:style>
-  <w:style w:type="table" w:styleId="870">
+  <w:style w:type="table" w:styleId="860">
     <w:name w:val="Bordered - Accent 4"/>
-    <w:basedOn w:val="916"/>
+    <w:basedOn w:val="906"/>
     <w:uiPriority w:val="99"/>
     <w:pPr>
       <w:pBdr/>
@@ -36905,9 +38028,9 @@
       </w:tcPr>
     </w:tblStylePr>
   </w:style>
-  <w:style w:type="table" w:styleId="871">
+  <w:style w:type="table" w:styleId="861">
     <w:name w:val="Bordered - Accent 5"/>
-    <w:basedOn w:val="916"/>
+    <w:basedOn w:val="906"/>
     <w:uiPriority w:val="99"/>
     <w:pPr>
       <w:pBdr/>
@@ -37136,9 +38259,9 @@
       </w:tcPr>
     </w:tblStylePr>
   </w:style>
-  <w:style w:type="table" w:styleId="872">
+  <w:style w:type="table" w:styleId="862">
     <w:name w:val="Bordered - Accent 6"/>
-    <w:basedOn w:val="916"/>
+    <w:basedOn w:val="906"/>
     <w:uiPriority w:val="99"/>
     <w:pPr>
       <w:pBdr/>
@@ -37367,11 +38490,11 @@
       </w:tcPr>
     </w:tblStylePr>
   </w:style>
-  <w:style w:type="paragraph" w:styleId="873">
+  <w:style w:type="paragraph" w:styleId="863">
     <w:name w:val="Heading 7"/>
-    <w:basedOn w:val="908"/>
-    <w:next w:val="908"/>
-    <w:link w:val="879"/>
+    <w:basedOn w:val="898"/>
+    <w:next w:val="898"/>
+    <w:link w:val="869"/>
     <w:uiPriority w:val="9"/>
     <w:unhideWhenUsed/>
     <w:qFormat/>
@@ -37388,11 +38511,11 @@
       <w:color w:val="595959" w:themeColor="text1" w:themeTint="A6"/>
     </w:rPr>
   </w:style>
-  <w:style w:type="paragraph" w:styleId="874">
+  <w:style w:type="paragraph" w:styleId="864">
     <w:name w:val="Heading 8"/>
-    <w:basedOn w:val="908"/>
-    <w:next w:val="908"/>
-    <w:link w:val="880"/>
+    <w:basedOn w:val="898"/>
+    <w:next w:val="898"/>
+    <w:link w:val="870"/>
     <w:uiPriority w:val="9"/>
     <w:unhideWhenUsed/>
     <w:qFormat/>
@@ -37411,11 +38534,11 @@
       <w:color w:val="272727" w:themeColor="text1" w:themeTint="D8"/>
     </w:rPr>
   </w:style>
-  <w:style w:type="paragraph" w:styleId="875">
+  <w:style w:type="paragraph" w:styleId="865">
     <w:name w:val="Heading 9"/>
-    <w:basedOn w:val="908"/>
-    <w:next w:val="908"/>
-    <w:link w:val="881"/>
+    <w:basedOn w:val="898"/>
+    <w:next w:val="898"/>
+    <w:link w:val="871"/>
     <w:uiPriority w:val="9"/>
     <w:unhideWhenUsed/>
     <w:qFormat/>
@@ -37434,10 +38557,10 @@
       <w:color w:val="272727" w:themeColor="text1" w:themeTint="D8"/>
     </w:rPr>
   </w:style>
-  <w:style w:type="character" w:styleId="876">
+  <w:style w:type="character" w:styleId="866">
     <w:name w:val="Heading 4 Char"/>
-    <w:basedOn w:val="915"/>
-    <w:link w:val="912"/>
+    <w:basedOn w:val="905"/>
+    <w:link w:val="902"/>
     <w:uiPriority w:val="9"/>
     <w:pPr>
       <w:pBdr/>
@@ -37451,10 +38574,10 @@
       <w:color w:val="0f4761" w:themeColor="accent1" w:themeShade="BF"/>
     </w:rPr>
   </w:style>
-  <w:style w:type="character" w:styleId="877">
+  <w:style w:type="character" w:styleId="867">
     <w:name w:val="Heading 5 Char"/>
-    <w:basedOn w:val="915"/>
-    <w:link w:val="913"/>
+    <w:basedOn w:val="905"/>
+    <w:link w:val="903"/>
     <w:uiPriority w:val="9"/>
     <w:pPr>
       <w:pBdr/>
@@ -37466,10 +38589,10 @@
       <w:color w:val="0f4761" w:themeColor="accent1" w:themeShade="BF"/>
     </w:rPr>
   </w:style>
-  <w:style w:type="character" w:styleId="878">
+  <w:style w:type="character" w:styleId="868">
     <w:name w:val="Heading 6 Char"/>
-    <w:basedOn w:val="915"/>
-    <w:link w:val="914"/>
+    <w:basedOn w:val="905"/>
+    <w:link w:val="904"/>
     <w:uiPriority w:val="9"/>
     <w:pPr>
       <w:pBdr/>
@@ -37483,10 +38606,10 @@
       <w:color w:val="595959" w:themeColor="text1" w:themeTint="A6"/>
     </w:rPr>
   </w:style>
-  <w:style w:type="character" w:styleId="879">
+  <w:style w:type="character" w:styleId="869">
     <w:name w:val="Heading 7 Char"/>
-    <w:basedOn w:val="915"/>
-    <w:link w:val="873"/>
+    <w:basedOn w:val="905"/>
+    <w:link w:val="863"/>
     <w:uiPriority w:val="9"/>
     <w:pPr>
       <w:pBdr/>
@@ -37498,10 +38621,10 @@
       <w:color w:val="595959" w:themeColor="text1" w:themeTint="A6"/>
     </w:rPr>
   </w:style>
-  <w:style w:type="character" w:styleId="880">
+  <w:style w:type="character" w:styleId="870">
     <w:name w:val="Heading 8 Char"/>
-    <w:basedOn w:val="915"/>
-    <w:link w:val="874"/>
+    <w:basedOn w:val="905"/>
+    <w:link w:val="864"/>
     <w:uiPriority w:val="9"/>
     <w:pPr>
       <w:pBdr/>
@@ -37515,10 +38638,10 @@
       <w:color w:val="272727" w:themeColor="text1" w:themeTint="D8"/>
     </w:rPr>
   </w:style>
-  <w:style w:type="character" w:styleId="881">
+  <w:style w:type="character" w:styleId="871">
     <w:name w:val="Heading 9 Char"/>
-    <w:basedOn w:val="915"/>
-    <w:link w:val="875"/>
+    <w:basedOn w:val="905"/>
+    <w:link w:val="865"/>
     <w:uiPriority w:val="9"/>
     <w:pPr>
       <w:pBdr/>
@@ -37532,10 +38655,10 @@
       <w:color w:val="272727" w:themeColor="text1" w:themeTint="D8"/>
     </w:rPr>
   </w:style>
-  <w:style w:type="character" w:styleId="882">
+  <w:style w:type="character" w:styleId="872">
     <w:name w:val="Title Char"/>
-    <w:basedOn w:val="915"/>
-    <w:link w:val="918"/>
+    <w:basedOn w:val="905"/>
+    <w:link w:val="908"/>
     <w:uiPriority w:val="10"/>
     <w:pPr>
       <w:pBdr/>
@@ -37549,10 +38672,10 @@
       <w:szCs w:val="56"/>
     </w:rPr>
   </w:style>
-  <w:style w:type="character" w:styleId="883">
+  <w:style w:type="character" w:styleId="873">
     <w:name w:val="Subtitle Char"/>
-    <w:basedOn w:val="915"/>
-    <w:link w:val="933"/>
+    <w:basedOn w:val="905"/>
+    <w:link w:val="923"/>
     <w:uiPriority w:val="11"/>
     <w:pPr>
       <w:pBdr/>
@@ -37566,11 +38689,11 @@
       <w:szCs w:val="28"/>
     </w:rPr>
   </w:style>
-  <w:style w:type="paragraph" w:styleId="884">
+  <w:style w:type="paragraph" w:styleId="874">
     <w:name w:val="Quote"/>
-    <w:basedOn w:val="908"/>
-    <w:next w:val="908"/>
-    <w:link w:val="885"/>
+    <w:basedOn w:val="898"/>
+    <w:next w:val="898"/>
+    <w:link w:val="875"/>
     <w:uiPriority w:val="29"/>
     <w:qFormat/>
     <w:pPr>
@@ -37585,10 +38708,10 @@
       <w:color w:val="404040" w:themeColor="text1" w:themeTint="BF"/>
     </w:rPr>
   </w:style>
-  <w:style w:type="character" w:styleId="885">
+  <w:style w:type="character" w:styleId="875">
     <w:name w:val="Quote Char"/>
-    <w:basedOn w:val="915"/>
-    <w:link w:val="884"/>
+    <w:basedOn w:val="905"/>
+    <w:link w:val="874"/>
     <w:uiPriority w:val="29"/>
     <w:pPr>
       <w:pBdr/>
@@ -37601,9 +38724,9 @@
       <w:color w:val="404040" w:themeColor="text1" w:themeTint="BF"/>
     </w:rPr>
   </w:style>
-  <w:style w:type="character" w:styleId="886">
+  <w:style w:type="character" w:styleId="876">
     <w:name w:val="Intense Emphasis"/>
-    <w:basedOn w:val="915"/>
+    <w:basedOn w:val="905"/>
     <w:uiPriority w:val="21"/>
     <w:qFormat/>
     <w:pPr>
@@ -37617,11 +38740,11 @@
       <w:color w:val="0f4761" w:themeColor="accent1" w:themeShade="BF"/>
     </w:rPr>
   </w:style>
-  <w:style w:type="paragraph" w:styleId="887">
+  <w:style w:type="paragraph" w:styleId="877">
     <w:name w:val="Intense Quote"/>
-    <w:basedOn w:val="908"/>
-    <w:next w:val="908"/>
-    <w:link w:val="888"/>
+    <w:basedOn w:val="898"/>
+    <w:next w:val="898"/>
+    <w:link w:val="878"/>
     <w:uiPriority w:val="30"/>
     <w:qFormat/>
     <w:pPr>
@@ -37639,10 +38762,10 @@
       <w:color w:val="0f4761" w:themeColor="accent1" w:themeShade="BF"/>
     </w:rPr>
   </w:style>
-  <w:style w:type="character" w:styleId="888">
+  <w:style w:type="character" w:styleId="878">
     <w:name w:val="Intense Quote Char"/>
-    <w:basedOn w:val="915"/>
-    <w:link w:val="887"/>
+    <w:basedOn w:val="905"/>
+    <w:link w:val="877"/>
     <w:uiPriority w:val="30"/>
     <w:pPr>
       <w:pBdr/>
@@ -37655,9 +38778,9 @@
       <w:color w:val="0f4761" w:themeColor="accent1" w:themeShade="BF"/>
     </w:rPr>
   </w:style>
-  <w:style w:type="character" w:styleId="889">
+  <w:style w:type="character" w:styleId="879">
     <w:name w:val="Intense Reference"/>
-    <w:basedOn w:val="915"/>
+    <w:basedOn w:val="905"/>
     <w:uiPriority w:val="32"/>
     <w:qFormat/>
     <w:pPr>
@@ -37673,9 +38796,9 @@
       <w:spacing w:val="5"/>
     </w:rPr>
   </w:style>
-  <w:style w:type="paragraph" w:styleId="890">
+  <w:style w:type="paragraph" w:styleId="880">
     <w:name w:val="No Spacing"/>
-    <w:basedOn w:val="908"/>
+    <w:basedOn w:val="898"/>
     <w:uiPriority w:val="1"/>
     <w:qFormat/>
     <w:pPr>
@@ -37684,9 +38807,9 @@
       <w:ind/>
     </w:pPr>
   </w:style>
-  <w:style w:type="character" w:styleId="891">
+  <w:style w:type="character" w:styleId="881">
     <w:name w:val="Subtle Emphasis"/>
-    <w:basedOn w:val="915"/>
+    <w:basedOn w:val="905"/>
     <w:uiPriority w:val="19"/>
     <w:qFormat/>
     <w:pPr>
@@ -37700,9 +38823,9 @@
       <w:color w:val="404040" w:themeColor="text1" w:themeTint="BF"/>
     </w:rPr>
   </w:style>
-  <w:style w:type="character" w:styleId="892">
+  <w:style w:type="character" w:styleId="882">
     <w:name w:val="Emphasis"/>
-    <w:basedOn w:val="915"/>
+    <w:basedOn w:val="905"/>
     <w:uiPriority w:val="20"/>
     <w:qFormat/>
     <w:pPr>
@@ -37715,9 +38838,9 @@
       <w:iCs/>
     </w:rPr>
   </w:style>
-  <w:style w:type="character" w:styleId="893">
+  <w:style w:type="character" w:styleId="883">
     <w:name w:val="Strong"/>
-    <w:basedOn w:val="915"/>
+    <w:basedOn w:val="905"/>
     <w:uiPriority w:val="22"/>
     <w:qFormat/>
     <w:pPr>
@@ -37730,9 +38853,9 @@
       <w:bCs/>
     </w:rPr>
   </w:style>
-  <w:style w:type="character" w:styleId="894">
+  <w:style w:type="character" w:styleId="884">
     <w:name w:val="Subtle Reference"/>
-    <w:basedOn w:val="915"/>
+    <w:basedOn w:val="905"/>
     <w:uiPriority w:val="31"/>
     <w:qFormat/>
     <w:pPr>
@@ -37745,9 +38868,9 @@
       <w:color w:val="5a5a5a" w:themeColor="text1" w:themeTint="A5"/>
     </w:rPr>
   </w:style>
-  <w:style w:type="character" w:styleId="895">
+  <w:style w:type="character" w:styleId="885">
     <w:name w:val="Book Title"/>
-    <w:basedOn w:val="915"/>
+    <w:basedOn w:val="905"/>
     <w:uiPriority w:val="33"/>
     <w:qFormat/>
     <w:pPr>
@@ -37763,10 +38886,10 @@
       <w:spacing w:val="5"/>
     </w:rPr>
   </w:style>
-  <w:style w:type="paragraph" w:styleId="896">
+  <w:style w:type="paragraph" w:styleId="886">
     <w:name w:val="Caption"/>
-    <w:basedOn w:val="908"/>
-    <w:next w:val="908"/>
+    <w:basedOn w:val="898"/>
+    <w:next w:val="898"/>
     <w:uiPriority w:val="35"/>
     <w:unhideWhenUsed/>
     <w:qFormat/>
@@ -37783,10 +38906,10 @@
       <w:szCs w:val="18"/>
     </w:rPr>
   </w:style>
-  <w:style w:type="paragraph" w:styleId="897">
+  <w:style w:type="paragraph" w:styleId="887">
     <w:name w:val="footnote text"/>
-    <w:basedOn w:val="908"/>
-    <w:link w:val="898"/>
+    <w:basedOn w:val="898"/>
+    <w:link w:val="888"/>
     <w:uiPriority w:val="99"/>
     <w:semiHidden/>
     <w:unhideWhenUsed/>
@@ -37800,10 +38923,10 @@
       <w:szCs w:val="20"/>
     </w:rPr>
   </w:style>
-  <w:style w:type="character" w:styleId="898">
+  <w:style w:type="character" w:styleId="888">
     <w:name w:val="Footnote Text Char"/>
-    <w:basedOn w:val="915"/>
-    <w:link w:val="897"/>
+    <w:basedOn w:val="905"/>
+    <w:link w:val="887"/>
     <w:uiPriority w:val="99"/>
     <w:semiHidden/>
     <w:pPr>
@@ -37816,9 +38939,9 @@
       <w:szCs w:val="20"/>
     </w:rPr>
   </w:style>
-  <w:style w:type="character" w:styleId="899">
+  <w:style w:type="character" w:styleId="889">
     <w:name w:val="footnote reference"/>
-    <w:basedOn w:val="915"/>
+    <w:basedOn w:val="905"/>
     <w:uiPriority w:val="99"/>
     <w:semiHidden/>
     <w:unhideWhenUsed/>
@@ -37831,9 +38954,9 @@
       <w:vertAlign w:val="superscript"/>
     </w:rPr>
   </w:style>
-  <w:style w:type="character" w:styleId="900">
+  <w:style w:type="character" w:styleId="890">
     <w:name w:val="FollowedHyperlink"/>
-    <w:basedOn w:val="915"/>
+    <w:basedOn w:val="905"/>
     <w:uiPriority w:val="99"/>
     <w:semiHidden/>
     <w:unhideWhenUsed/>
@@ -37847,10 +38970,10 @@
       <w:u w:val="single"/>
     </w:rPr>
   </w:style>
-  <w:style w:type="paragraph" w:styleId="901">
+  <w:style w:type="paragraph" w:styleId="891">
     <w:name w:val="toc 4"/>
-    <w:basedOn w:val="908"/>
-    <w:next w:val="908"/>
+    <w:basedOn w:val="898"/>
+    <w:next w:val="898"/>
     <w:uiPriority w:val="39"/>
     <w:unhideWhenUsed/>
     <w:pPr>
@@ -37859,10 +38982,10 @@
       <w:ind w:left="660"/>
     </w:pPr>
   </w:style>
-  <w:style w:type="paragraph" w:styleId="902">
+  <w:style w:type="paragraph" w:styleId="892">
     <w:name w:val="toc 5"/>
-    <w:basedOn w:val="908"/>
-    <w:next w:val="908"/>
+    <w:basedOn w:val="898"/>
+    <w:next w:val="898"/>
     <w:uiPriority w:val="39"/>
     <w:unhideWhenUsed/>
     <w:pPr>
@@ -37871,10 +38994,10 @@
       <w:ind w:left="880"/>
     </w:pPr>
   </w:style>
-  <w:style w:type="paragraph" w:styleId="903">
+  <w:style w:type="paragraph" w:styleId="893">
     <w:name w:val="toc 6"/>
-    <w:basedOn w:val="908"/>
-    <w:next w:val="908"/>
+    <w:basedOn w:val="898"/>
+    <w:next w:val="898"/>
     <w:uiPriority w:val="39"/>
     <w:unhideWhenUsed/>
     <w:pPr>
@@ -37883,10 +39006,10 @@
       <w:ind w:left="1100"/>
     </w:pPr>
   </w:style>
-  <w:style w:type="paragraph" w:styleId="904">
+  <w:style w:type="paragraph" w:styleId="894">
     <w:name w:val="toc 7"/>
-    <w:basedOn w:val="908"/>
-    <w:next w:val="908"/>
+    <w:basedOn w:val="898"/>
+    <w:next w:val="898"/>
     <w:uiPriority w:val="39"/>
     <w:unhideWhenUsed/>
     <w:pPr>
@@ -37895,10 +39018,10 @@
       <w:ind w:left="1320"/>
     </w:pPr>
   </w:style>
-  <w:style w:type="paragraph" w:styleId="905">
+  <w:style w:type="paragraph" w:styleId="895">
     <w:name w:val="toc 8"/>
-    <w:basedOn w:val="908"/>
-    <w:next w:val="908"/>
+    <w:basedOn w:val="898"/>
+    <w:next w:val="898"/>
     <w:uiPriority w:val="39"/>
     <w:unhideWhenUsed/>
     <w:pPr>
@@ -37907,10 +39030,10 @@
       <w:ind w:left="1540"/>
     </w:pPr>
   </w:style>
-  <w:style w:type="paragraph" w:styleId="906">
+  <w:style w:type="paragraph" w:styleId="896">
     <w:name w:val="toc 9"/>
-    <w:basedOn w:val="908"/>
-    <w:next w:val="908"/>
+    <w:basedOn w:val="898"/>
+    <w:next w:val="898"/>
     <w:uiPriority w:val="39"/>
     <w:unhideWhenUsed/>
     <w:pPr>
@@ -37919,10 +39042,10 @@
       <w:ind w:left="1760"/>
     </w:pPr>
   </w:style>
-  <w:style w:type="paragraph" w:styleId="907">
+  <w:style w:type="paragraph" w:styleId="897">
     <w:name w:val="table of figures"/>
-    <w:basedOn w:val="908"/>
-    <w:next w:val="908"/>
+    <w:basedOn w:val="898"/>
+    <w:next w:val="898"/>
     <w:uiPriority w:val="99"/>
     <w:unhideWhenUsed/>
     <w:pPr>
@@ -37931,7 +39054,7 @@
       <w:ind/>
     </w:pPr>
   </w:style>
-  <w:style w:type="paragraph" w:styleId="908" w:default="1">
+  <w:style w:type="paragraph" w:styleId="898" w:default="1">
     <w:name w:val="Normal"/>
     <w:qFormat/>
     <w:pPr>
@@ -37940,11 +39063,11 @@
       <w:ind/>
     </w:pPr>
   </w:style>
-  <w:style w:type="paragraph" w:styleId="909">
+  <w:style w:type="paragraph" w:styleId="899">
     <w:name w:val="Heading 1"/>
-    <w:basedOn w:val="908"/>
-    <w:next w:val="908"/>
-    <w:link w:val="920"/>
+    <w:basedOn w:val="898"/>
+    <w:next w:val="898"/>
+    <w:link w:val="910"/>
     <w:uiPriority w:val="9"/>
     <w:qFormat/>
     <w:pPr>
@@ -37963,11 +39086,11 @@
       <w:szCs w:val="32"/>
     </w:rPr>
   </w:style>
-  <w:style w:type="paragraph" w:styleId="910">
+  <w:style w:type="paragraph" w:styleId="900">
     <w:name w:val="Heading 2"/>
-    <w:basedOn w:val="908"/>
-    <w:next w:val="908"/>
-    <w:link w:val="921"/>
+    <w:basedOn w:val="898"/>
+    <w:next w:val="898"/>
+    <w:link w:val="911"/>
     <w:uiPriority w:val="9"/>
     <w:unhideWhenUsed/>
     <w:qFormat/>
@@ -37986,11 +39109,11 @@
       <w:szCs w:val="26"/>
     </w:rPr>
   </w:style>
-  <w:style w:type="paragraph" w:styleId="911">
+  <w:style w:type="paragraph" w:styleId="901">
     <w:name w:val="Heading 3"/>
-    <w:basedOn w:val="908"/>
-    <w:next w:val="908"/>
-    <w:link w:val="931"/>
+    <w:basedOn w:val="898"/>
+    <w:next w:val="898"/>
+    <w:link w:val="921"/>
     <w:uiPriority w:val="9"/>
     <w:unhideWhenUsed/>
     <w:qFormat/>
@@ -38007,10 +39130,10 @@
       <w:b/>
     </w:rPr>
   </w:style>
-  <w:style w:type="paragraph" w:styleId="912">
+  <w:style w:type="paragraph" w:styleId="902">
     <w:name w:val="Heading 4"/>
-    <w:basedOn w:val="908"/>
-    <w:next w:val="908"/>
+    <w:basedOn w:val="898"/>
+    <w:next w:val="898"/>
     <w:uiPriority w:val="9"/>
     <w:semiHidden/>
     <w:unhideWhenUsed/>
@@ -38027,10 +39150,10 @@
       <w:b/>
     </w:rPr>
   </w:style>
-  <w:style w:type="paragraph" w:styleId="913">
+  <w:style w:type="paragraph" w:styleId="903">
     <w:name w:val="Heading 5"/>
-    <w:basedOn w:val="908"/>
-    <w:next w:val="908"/>
+    <w:basedOn w:val="898"/>
+    <w:next w:val="898"/>
     <w:uiPriority w:val="9"/>
     <w:semiHidden/>
     <w:unhideWhenUsed/>
@@ -38049,10 +39172,10 @@
       <w:szCs w:val="22"/>
     </w:rPr>
   </w:style>
-  <w:style w:type="paragraph" w:styleId="914">
+  <w:style w:type="paragraph" w:styleId="904">
     <w:name w:val="Heading 6"/>
-    <w:basedOn w:val="908"/>
-    <w:next w:val="908"/>
+    <w:basedOn w:val="898"/>
+    <w:next w:val="898"/>
     <w:uiPriority w:val="9"/>
     <w:semiHidden/>
     <w:unhideWhenUsed/>
@@ -38071,7 +39194,7 @@
       <w:szCs w:val="20"/>
     </w:rPr>
   </w:style>
-  <w:style w:type="character" w:styleId="915" w:default="1">
+  <w:style w:type="character" w:styleId="905" w:default="1">
     <w:name w:val="Default Paragraph Font"/>
     <w:uiPriority w:val="1"/>
     <w:semiHidden/>
@@ -38082,7 +39205,7 @@
       <w:ind/>
     </w:pPr>
   </w:style>
-  <w:style w:type="table" w:styleId="916" w:default="1">
+  <w:style w:type="table" w:styleId="906" w:default="1">
     <w:name w:val="Normal Table"/>
     <w:uiPriority w:val="99"/>
     <w:semiHidden/>
@@ -38275,7 +39398,7 @@
       </w:tcPr>
     </w:tblStylePr>
   </w:style>
-  <w:style w:type="numbering" w:styleId="917" w:default="1">
+  <w:style w:type="numbering" w:styleId="907" w:default="1">
     <w:name w:val="No List"/>
     <w:uiPriority w:val="99"/>
     <w:semiHidden/>
@@ -38286,10 +39409,10 @@
       <w:ind/>
     </w:pPr>
   </w:style>
-  <w:style w:type="paragraph" w:styleId="918">
+  <w:style w:type="paragraph" w:styleId="908">
     <w:name w:val="Title"/>
-    <w:basedOn w:val="908"/>
-    <w:next w:val="908"/>
+    <w:basedOn w:val="898"/>
+    <w:next w:val="898"/>
     <w:uiPriority w:val="10"/>
     <w:qFormat/>
     <w:pPr>
@@ -38305,9 +39428,9 @@
       <w:szCs w:val="72"/>
     </w:rPr>
   </w:style>
-  <w:style w:type="table" w:styleId="919">
+  <w:style w:type="table" w:styleId="909">
     <w:name w:val="Table Grid"/>
-    <w:basedOn w:val="916"/>
+    <w:basedOn w:val="906"/>
     <w:uiPriority w:val="39"/>
     <w:pPr>
       <w:pBdr/>
@@ -38497,10 +39620,10 @@
       </w:tcPr>
     </w:tblStylePr>
   </w:style>
-  <w:style w:type="character" w:styleId="920" w:customStyle="1">
+  <w:style w:type="character" w:styleId="910" w:customStyle="1">
     <w:name w:val="Heading 1 Char"/>
-    <w:basedOn w:val="915"/>
-    <w:link w:val="909"/>
+    <w:basedOn w:val="905"/>
+    <w:link w:val="899"/>
     <w:uiPriority w:val="9"/>
     <w:pPr>
       <w:pBdr/>
@@ -38516,10 +39639,10 @@
       <w:lang w:val="en-GB"/>
     </w:rPr>
   </w:style>
-  <w:style w:type="character" w:styleId="921" w:customStyle="1">
+  <w:style w:type="character" w:styleId="911" w:customStyle="1">
     <w:name w:val="Heading 2 Char"/>
-    <w:basedOn w:val="915"/>
-    <w:link w:val="910"/>
+    <w:basedOn w:val="905"/>
+    <w:link w:val="900"/>
     <w:uiPriority w:val="9"/>
     <w:pPr>
       <w:pBdr/>
@@ -38534,9 +39657,9 @@
       <w:lang w:val="en-GB"/>
     </w:rPr>
   </w:style>
-  <w:style w:type="paragraph" w:styleId="922">
+  <w:style w:type="paragraph" w:styleId="912">
     <w:name w:val="List Paragraph"/>
-    <w:basedOn w:val="908"/>
+    <w:basedOn w:val="898"/>
     <w:uiPriority w:val="34"/>
     <w:qFormat/>
     <w:pPr>
@@ -38546,10 +39669,10 @@
       <w:contextualSpacing w:val="true"/>
     </w:pPr>
   </w:style>
-  <w:style w:type="paragraph" w:styleId="923">
+  <w:style w:type="paragraph" w:styleId="913">
     <w:name w:val="TOC Heading"/>
-    <w:basedOn w:val="909"/>
-    <w:next w:val="908"/>
+    <w:basedOn w:val="899"/>
+    <w:next w:val="898"/>
     <w:uiPriority w:val="39"/>
     <w:unhideWhenUsed/>
     <w:qFormat/>
@@ -38567,10 +39690,10 @@
       <w:lang w:val="en-US"/>
     </w:rPr>
   </w:style>
-  <w:style w:type="paragraph" w:styleId="924">
+  <w:style w:type="paragraph" w:styleId="914">
     <w:name w:val="toc 1"/>
-    <w:basedOn w:val="908"/>
-    <w:next w:val="908"/>
+    <w:basedOn w:val="898"/>
+    <w:next w:val="898"/>
     <w:uiPriority w:val="39"/>
     <w:unhideWhenUsed/>
     <w:pPr>
@@ -38579,10 +39702,10 @@
       <w:ind/>
     </w:pPr>
   </w:style>
-  <w:style w:type="paragraph" w:styleId="925">
+  <w:style w:type="paragraph" w:styleId="915">
     <w:name w:val="toc 2"/>
-    <w:basedOn w:val="908"/>
-    <w:next w:val="908"/>
+    <w:basedOn w:val="898"/>
+    <w:next w:val="898"/>
     <w:uiPriority w:val="39"/>
     <w:unhideWhenUsed/>
     <w:pPr>
@@ -38591,9 +39714,9 @@
       <w:ind w:left="240"/>
     </w:pPr>
   </w:style>
-  <w:style w:type="character" w:styleId="926">
+  <w:style w:type="character" w:styleId="916">
     <w:name w:val="Hyperlink"/>
-    <w:basedOn w:val="915"/>
+    <w:basedOn w:val="905"/>
     <w:uiPriority w:val="99"/>
     <w:unhideWhenUsed/>
     <w:pPr>
@@ -38606,10 +39729,10 @@
       <w:u w:val="single"/>
     </w:rPr>
   </w:style>
-  <w:style w:type="paragraph" w:styleId="927">
+  <w:style w:type="paragraph" w:styleId="917">
     <w:name w:val="Header"/>
-    <w:basedOn w:val="908"/>
-    <w:link w:val="928"/>
+    <w:basedOn w:val="898"/>
+    <w:link w:val="918"/>
     <w:uiPriority w:val="99"/>
     <w:unhideWhenUsed/>
     <w:pPr>
@@ -38622,10 +39745,10 @@
       <w:ind/>
     </w:pPr>
   </w:style>
-  <w:style w:type="character" w:styleId="928" w:customStyle="1">
+  <w:style w:type="character" w:styleId="918" w:customStyle="1">
     <w:name w:val="Header Char"/>
-    <w:basedOn w:val="915"/>
-    <w:link w:val="927"/>
+    <w:basedOn w:val="905"/>
+    <w:link w:val="917"/>
     <w:uiPriority w:val="99"/>
     <w:pPr>
       <w:pBdr/>
@@ -38638,10 +39761,10 @@
       <w:lang w:val="en-GB"/>
     </w:rPr>
   </w:style>
-  <w:style w:type="paragraph" w:styleId="929">
+  <w:style w:type="paragraph" w:styleId="919">
     <w:name w:val="Footer"/>
-    <w:basedOn w:val="908"/>
-    <w:link w:val="930"/>
+    <w:basedOn w:val="898"/>
+    <w:link w:val="920"/>
     <w:uiPriority w:val="99"/>
     <w:unhideWhenUsed/>
     <w:pPr>
@@ -38654,10 +39777,10 @@
       <w:ind/>
     </w:pPr>
   </w:style>
-  <w:style w:type="character" w:styleId="930" w:customStyle="1">
+  <w:style w:type="character" w:styleId="920" w:customStyle="1">
     <w:name w:val="Footer Char"/>
-    <w:basedOn w:val="915"/>
-    <w:link w:val="929"/>
+    <w:basedOn w:val="905"/>
+    <w:link w:val="919"/>
     <w:uiPriority w:val="99"/>
     <w:pPr>
       <w:pBdr/>
@@ -38670,10 +39793,10 @@
       <w:lang w:val="en-GB"/>
     </w:rPr>
   </w:style>
-  <w:style w:type="character" w:styleId="931" w:customStyle="1">
+  <w:style w:type="character" w:styleId="921" w:customStyle="1">
     <w:name w:val="Heading 3 Char"/>
-    <w:basedOn w:val="915"/>
-    <w:link w:val="911"/>
+    <w:basedOn w:val="905"/>
+    <w:link w:val="901"/>
     <w:uiPriority w:val="9"/>
     <w:pPr>
       <w:pBdr/>
@@ -38688,10 +39811,10 @@
       <w:lang w:val="en-GB"/>
     </w:rPr>
   </w:style>
-  <w:style w:type="paragraph" w:styleId="932">
+  <w:style w:type="paragraph" w:styleId="922">
     <w:name w:val="toc 3"/>
-    <w:basedOn w:val="908"/>
-    <w:next w:val="908"/>
+    <w:basedOn w:val="898"/>
+    <w:next w:val="898"/>
     <w:uiPriority w:val="39"/>
     <w:unhideWhenUsed/>
     <w:pPr>
@@ -38700,10 +39823,10 @@
       <w:ind w:left="480"/>
     </w:pPr>
   </w:style>
-  <w:style w:type="paragraph" w:styleId="933">
+  <w:style w:type="paragraph" w:styleId="923">
     <w:name w:val="Subtitle"/>
-    <w:basedOn w:val="908"/>
-    <w:next w:val="908"/>
+    <w:basedOn w:val="898"/>
+    <w:next w:val="898"/>
     <w:uiPriority w:val="11"/>
     <w:qFormat/>
     <w:pPr>
@@ -38721,10 +39844,10 @@
       <w:szCs w:val="48"/>
     </w:rPr>
   </w:style>
-  <w:style w:type="paragraph" w:styleId="934">
+  <w:style w:type="paragraph" w:styleId="924">
     <w:name w:val="endnote text"/>
-    <w:basedOn w:val="908"/>
-    <w:link w:val="935"/>
+    <w:basedOn w:val="898"/>
+    <w:link w:val="925"/>
     <w:uiPriority w:val="99"/>
     <w:semiHidden/>
     <w:unhideWhenUsed/>
@@ -38738,10 +39861,10 @@
       <w:szCs w:val="20"/>
     </w:rPr>
   </w:style>
-  <w:style w:type="character" w:styleId="935" w:customStyle="1">
+  <w:style w:type="character" w:styleId="925" w:customStyle="1">
     <w:name w:val="Endnote Text Char"/>
-    <w:basedOn w:val="915"/>
-    <w:link w:val="934"/>
+    <w:basedOn w:val="905"/>
+    <w:link w:val="924"/>
     <w:uiPriority w:val="99"/>
     <w:semiHidden/>
     <w:pPr>
@@ -38754,9 +39877,9 @@
       <w:szCs w:val="20"/>
     </w:rPr>
   </w:style>
-  <w:style w:type="character" w:styleId="936">
+  <w:style w:type="character" w:styleId="926">
     <w:name w:val="endnote reference"/>
-    <w:basedOn w:val="915"/>
+    <w:basedOn w:val="905"/>
     <w:uiPriority w:val="99"/>
     <w:semiHidden/>
     <w:unhideWhenUsed/>
@@ -38769,7 +39892,7 @@
       <w:vertAlign w:val="superscript"/>
     </w:rPr>
   </w:style>
-  <w:style w:type="paragraph" w:styleId="937">
+  <w:style w:type="paragraph" w:styleId="927">
     <w:name w:val="Revision"/>
     <w:hidden/>
     <w:uiPriority w:val="99"/>
@@ -38780,9 +39903,9 @@
       <w:ind/>
     </w:pPr>
   </w:style>
-  <w:style w:type="character" w:styleId="938">
+  <w:style w:type="character" w:styleId="928">
     <w:name w:val="Placeholder Text"/>
-    <w:basedOn w:val="915"/>
+    <w:basedOn w:val="905"/>
     <w:uiPriority w:val="99"/>
     <w:semiHidden/>
     <w:pPr>
@@ -38818,7 +39941,7 @@
       <w:docPartBody>
         <w:p>
           <w:pPr>
-            <w:pStyle w:val="1636"/>
+            <w:pStyle w:val="1626"/>
             <w:pBdr/>
             <w:spacing/>
             <w:ind/>
@@ -38826,7 +39949,7 @@
           </w:pPr>
           <w:r>
             <w:rPr>
-              <w:rStyle w:val="1635"/>
+              <w:rStyle w:val="1625"/>
             </w:rPr>
             <w:t xml:space="preserve">Choose an item.</w:t>
           </w:r>
@@ -38852,7 +39975,7 @@
       <w:docPartBody>
         <w:p>
           <w:pPr>
-            <w:pStyle w:val="1637"/>
+            <w:pStyle w:val="1627"/>
             <w:pBdr/>
             <w:spacing/>
             <w:ind/>
@@ -38860,7 +39983,7 @@
           </w:pPr>
           <w:r>
             <w:rPr>
-              <w:rStyle w:val="1635"/>
+              <w:rStyle w:val="1625"/>
             </w:rPr>
             <w:t xml:space="preserve">Enter your Full Name Here</w:t>
           </w:r>
@@ -38886,7 +40009,7 @@
       <w:docPartBody>
         <w:p>
           <w:pPr>
-            <w:pStyle w:val="1638"/>
+            <w:pStyle w:val="1628"/>
             <w:pBdr/>
             <w:spacing/>
             <w:ind/>
@@ -38894,7 +40017,7 @@
           </w:pPr>
           <w:r>
             <w:rPr>
-              <w:rStyle w:val="1635"/>
+              <w:rStyle w:val="1625"/>
             </w:rPr>
             <w:t xml:space="preserve">E.g. 18053646</w:t>
           </w:r>
@@ -38920,7 +40043,7 @@
       <w:docPartBody>
         <w:p>
           <w:pPr>
-            <w:pStyle w:val="1639"/>
+            <w:pStyle w:val="1629"/>
             <w:pBdr/>
             <w:spacing/>
             <w:ind/>
@@ -38928,7 +40051,7 @@
           </w:pPr>
           <w:r>
             <w:rPr>
-              <w:rStyle w:val="1635"/>
+              <w:rStyle w:val="1625"/>
             </w:rPr>
             <w:t xml:space="preserve">E.g. NP01MM0474747</w:t>
           </w:r>
@@ -38954,7 +40077,7 @@
       <w:docPartBody>
         <w:p>
           <w:pPr>
-            <w:pStyle w:val="1640"/>
+            <w:pStyle w:val="1630"/>
             <w:pBdr/>
             <w:spacing/>
             <w:ind/>
@@ -38962,7 +40085,7 @@
           </w:pPr>
           <w:r>
             <w:rPr>
-              <w:rStyle w:val="1635"/>
+              <w:rStyle w:val="1625"/>
             </w:rPr>
             <w:t xml:space="preserve">Click or tap to enter a date.</w:t>
           </w:r>
@@ -38988,7 +40111,7 @@
       <w:docPartBody>
         <w:p>
           <w:pPr>
-            <w:pStyle w:val="1641"/>
+            <w:pStyle w:val="1631"/>
             <w:pBdr/>
             <w:spacing/>
             <w:ind/>
@@ -38996,7 +40119,7 @@
           </w:pPr>
           <w:r>
             <w:rPr>
-              <w:rStyle w:val="1635"/>
+              <w:rStyle w:val="1625"/>
             </w:rPr>
             <w:t xml:space="preserve">Click or tap to enter a date.</w:t>
           </w:r>
@@ -39303,9 +40426,9 @@
     <w:lsdException w:name="Bibliography" w:uiPriority="37"/>
     <w:lsdException w:name="TOC Heading" w:uiPriority="39" w:qFormat="1"/>
   </w:latentStyles>
-  <w:style w:type="table" w:styleId="1446">
+  <w:style w:type="table" w:styleId="1436">
     <w:name w:val="Table Grid"/>
-    <w:basedOn w:val="1633"/>
+    <w:basedOn w:val="1623"/>
     <w:uiPriority w:val="59"/>
     <w:pPr>
       <w:pBdr/>
@@ -39502,9 +40625,9 @@
       </w:tcPr>
     </w:tblStylePr>
   </w:style>
-  <w:style w:type="table" w:styleId="1447">
+  <w:style w:type="table" w:styleId="1437">
     <w:name w:val="Table Grid Light"/>
-    <w:basedOn w:val="1633"/>
+    <w:basedOn w:val="1623"/>
     <w:uiPriority w:val="59"/>
     <w:pPr>
       <w:pBdr/>
@@ -39701,9 +40824,9 @@
       </w:tcPr>
     </w:tblStylePr>
   </w:style>
-  <w:style w:type="table" w:styleId="1448">
+  <w:style w:type="table" w:styleId="1438">
     <w:name w:val="Plain Table 1"/>
-    <w:basedOn w:val="1633"/>
+    <w:basedOn w:val="1623"/>
     <w:uiPriority w:val="59"/>
     <w:pPr>
       <w:pBdr/>
@@ -39926,9 +41049,9 @@
       </w:tcPr>
     </w:tblStylePr>
   </w:style>
-  <w:style w:type="table" w:styleId="1449">
+  <w:style w:type="table" w:styleId="1439">
     <w:name w:val="Plain Table 2"/>
-    <w:basedOn w:val="1633"/>
+    <w:basedOn w:val="1623"/>
     <w:uiPriority w:val="59"/>
     <w:pPr>
       <w:pBdr/>
@@ -40159,9 +41282,9 @@
       </w:tcPr>
     </w:tblStylePr>
   </w:style>
-  <w:style w:type="table" w:styleId="1450">
+  <w:style w:type="table" w:styleId="1440">
     <w:name w:val="Plain Table 3"/>
-    <w:basedOn w:val="1633"/>
+    <w:basedOn w:val="1623"/>
     <w:uiPriority w:val="99"/>
     <w:pPr>
       <w:pBdr/>
@@ -40389,9 +41512,9 @@
       </w:tcPr>
     </w:tblStylePr>
   </w:style>
-  <w:style w:type="table" w:styleId="1451">
+  <w:style w:type="table" w:styleId="1441">
     <w:name w:val="Plain Table 4"/>
-    <w:basedOn w:val="1633"/>
+    <w:basedOn w:val="1623"/>
     <w:uiPriority w:val="99"/>
     <w:pPr>
       <w:pBdr/>
@@ -40605,9 +41728,9 @@
       </w:tcPr>
     </w:tblStylePr>
   </w:style>
-  <w:style w:type="table" w:styleId="1452">
+  <w:style w:type="table" w:styleId="1442">
     <w:name w:val="Plain Table 5"/>
-    <w:basedOn w:val="1633"/>
+    <w:basedOn w:val="1623"/>
     <w:uiPriority w:val="99"/>
     <w:pPr>
       <w:pBdr/>
@@ -40838,9 +41961,9 @@
       </w:tcPr>
     </w:tblStylePr>
   </w:style>
-  <w:style w:type="table" w:styleId="1453">
+  <w:style w:type="table" w:styleId="1443">
     <w:name w:val="Grid Table 1 Light"/>
-    <w:basedOn w:val="1633"/>
+    <w:basedOn w:val="1623"/>
     <w:uiPriority w:val="99"/>
     <w:pPr>
       <w:pBdr/>
@@ -41061,9 +42184,9 @@
       </w:tcPr>
     </w:tblStylePr>
   </w:style>
-  <w:style w:type="table" w:styleId="1454">
+  <w:style w:type="table" w:styleId="1444">
     <w:name w:val="Grid Table 1 Light - Accent 1"/>
-    <w:basedOn w:val="1633"/>
+    <w:basedOn w:val="1623"/>
     <w:uiPriority w:val="99"/>
     <w:pPr>
       <w:pBdr/>
@@ -41284,9 +42407,9 @@
       </w:tcPr>
     </w:tblStylePr>
   </w:style>
-  <w:style w:type="table" w:styleId="1455">
+  <w:style w:type="table" w:styleId="1445">
     <w:name w:val="Grid Table 1 Light - Accent 2"/>
-    <w:basedOn w:val="1633"/>
+    <w:basedOn w:val="1623"/>
     <w:uiPriority w:val="99"/>
     <w:pPr>
       <w:pBdr/>
@@ -41507,9 +42630,9 @@
       </w:tcPr>
     </w:tblStylePr>
   </w:style>
-  <w:style w:type="table" w:styleId="1456">
+  <w:style w:type="table" w:styleId="1446">
     <w:name w:val="Grid Table 1 Light - Accent 3"/>
-    <w:basedOn w:val="1633"/>
+    <w:basedOn w:val="1623"/>
     <w:uiPriority w:val="99"/>
     <w:pPr>
       <w:pBdr/>
@@ -41730,9 +42853,9 @@
       </w:tcPr>
     </w:tblStylePr>
   </w:style>
-  <w:style w:type="table" w:styleId="1457">
+  <w:style w:type="table" w:styleId="1447">
     <w:name w:val="Grid Table 1 Light - Accent 4"/>
-    <w:basedOn w:val="1633"/>
+    <w:basedOn w:val="1623"/>
     <w:uiPriority w:val="99"/>
     <w:pPr>
       <w:pBdr/>
@@ -41953,9 +43076,9 @@
       </w:tcPr>
     </w:tblStylePr>
   </w:style>
-  <w:style w:type="table" w:styleId="1458">
+  <w:style w:type="table" w:styleId="1448">
     <w:name w:val="Grid Table 1 Light - Accent 5"/>
-    <w:basedOn w:val="1633"/>
+    <w:basedOn w:val="1623"/>
     <w:uiPriority w:val="99"/>
     <w:pPr>
       <w:pBdr/>
@@ -42176,9 +43299,9 @@
       </w:tcPr>
     </w:tblStylePr>
   </w:style>
-  <w:style w:type="table" w:styleId="1459">
+  <w:style w:type="table" w:styleId="1449">
     <w:name w:val="Grid Table 1 Light - Accent 6"/>
-    <w:basedOn w:val="1633"/>
+    <w:basedOn w:val="1623"/>
     <w:uiPriority w:val="99"/>
     <w:pPr>
       <w:pBdr/>
@@ -42399,9 +43522,9 @@
       </w:tcPr>
     </w:tblStylePr>
   </w:style>
-  <w:style w:type="table" w:styleId="1460">
+  <w:style w:type="table" w:styleId="1450">
     <w:name w:val="Grid Table 2"/>
-    <w:basedOn w:val="1633"/>
+    <w:basedOn w:val="1623"/>
     <w:uiPriority w:val="99"/>
     <w:pPr>
       <w:pBdr/>
@@ -42631,9 +43754,9 @@
       </w:tcPr>
     </w:tblStylePr>
   </w:style>
-  <w:style w:type="table" w:styleId="1461">
+  <w:style w:type="table" w:styleId="1451">
     <w:name w:val="Grid Table 2 - Accent 1"/>
-    <w:basedOn w:val="1633"/>
+    <w:basedOn w:val="1623"/>
     <w:uiPriority w:val="99"/>
     <w:pPr>
       <w:pBdr/>
@@ -42863,9 +43986,9 @@
       </w:tcPr>
     </w:tblStylePr>
   </w:style>
-  <w:style w:type="table" w:styleId="1462">
+  <w:style w:type="table" w:styleId="1452">
     <w:name w:val="Grid Table 2 - Accent 2"/>
-    <w:basedOn w:val="1633"/>
+    <w:basedOn w:val="1623"/>
     <w:uiPriority w:val="99"/>
     <w:pPr>
       <w:pBdr/>
@@ -43095,9 +44218,9 @@
       </w:tcPr>
     </w:tblStylePr>
   </w:style>
-  <w:style w:type="table" w:styleId="1463">
+  <w:style w:type="table" w:styleId="1453">
     <w:name w:val="Grid Table 2 - Accent 3"/>
-    <w:basedOn w:val="1633"/>
+    <w:basedOn w:val="1623"/>
     <w:uiPriority w:val="99"/>
     <w:pPr>
       <w:pBdr/>
@@ -43327,9 +44450,9 @@
       </w:tcPr>
     </w:tblStylePr>
   </w:style>
-  <w:style w:type="table" w:styleId="1464">
+  <w:style w:type="table" w:styleId="1454">
     <w:name w:val="Grid Table 2 - Accent 4"/>
-    <w:basedOn w:val="1633"/>
+    <w:basedOn w:val="1623"/>
     <w:uiPriority w:val="99"/>
     <w:pPr>
       <w:pBdr/>
@@ -43559,9 +44682,9 @@
       </w:tcPr>
     </w:tblStylePr>
   </w:style>
-  <w:style w:type="table" w:styleId="1465">
+  <w:style w:type="table" w:styleId="1455">
     <w:name w:val="Grid Table 2 - Accent 5"/>
-    <w:basedOn w:val="1633"/>
+    <w:basedOn w:val="1623"/>
     <w:uiPriority w:val="99"/>
     <w:pPr>
       <w:pBdr/>
@@ -43791,9 +44914,9 @@
       </w:tcPr>
     </w:tblStylePr>
   </w:style>
-  <w:style w:type="table" w:styleId="1466">
+  <w:style w:type="table" w:styleId="1456">
     <w:name w:val="Grid Table 2 - Accent 6"/>
-    <w:basedOn w:val="1633"/>
+    <w:basedOn w:val="1623"/>
     <w:uiPriority w:val="99"/>
     <w:pPr>
       <w:pBdr/>
@@ -44023,9 +45146,9 @@
       </w:tcPr>
     </w:tblStylePr>
   </w:style>
-  <w:style w:type="table" w:styleId="1467">
+  <w:style w:type="table" w:styleId="1457">
     <w:name w:val="Grid Table 3"/>
-    <w:basedOn w:val="1633"/>
+    <w:basedOn w:val="1623"/>
     <w:uiPriority w:val="99"/>
     <w:pPr>
       <w:pBdr/>
@@ -44268,9 +45391,9 @@
       </w:tcPr>
     </w:tblStylePr>
   </w:style>
-  <w:style w:type="table" w:styleId="1468">
+  <w:style w:type="table" w:styleId="1458">
     <w:name w:val="Grid Table 3 - Accent 1"/>
-    <w:basedOn w:val="1633"/>
+    <w:basedOn w:val="1623"/>
     <w:uiPriority w:val="99"/>
     <w:pPr>
       <w:pBdr/>
@@ -44513,9 +45636,9 @@
       </w:tcPr>
     </w:tblStylePr>
   </w:style>
-  <w:style w:type="table" w:styleId="1469">
+  <w:style w:type="table" w:styleId="1459">
     <w:name w:val="Grid Table 3 - Accent 2"/>
-    <w:basedOn w:val="1633"/>
+    <w:basedOn w:val="1623"/>
     <w:uiPriority w:val="99"/>
     <w:pPr>
       <w:pBdr/>
@@ -44758,9 +45881,9 @@
       </w:tcPr>
     </w:tblStylePr>
   </w:style>
-  <w:style w:type="table" w:styleId="1470">
+  <w:style w:type="table" w:styleId="1460">
     <w:name w:val="Grid Table 3 - Accent 3"/>
-    <w:basedOn w:val="1633"/>
+    <w:basedOn w:val="1623"/>
     <w:uiPriority w:val="99"/>
     <w:pPr>
       <w:pBdr/>
@@ -45003,9 +46126,9 @@
       </w:tcPr>
     </w:tblStylePr>
   </w:style>
-  <w:style w:type="table" w:styleId="1471">
+  <w:style w:type="table" w:styleId="1461">
     <w:name w:val="Grid Table 3 - Accent 4"/>
-    <w:basedOn w:val="1633"/>
+    <w:basedOn w:val="1623"/>
     <w:uiPriority w:val="99"/>
     <w:pPr>
       <w:pBdr/>
@@ -45248,9 +46371,9 @@
       </w:tcPr>
     </w:tblStylePr>
   </w:style>
-  <w:style w:type="table" w:styleId="1472">
+  <w:style w:type="table" w:styleId="1462">
     <w:name w:val="Grid Table 3 - Accent 5"/>
-    <w:basedOn w:val="1633"/>
+    <w:basedOn w:val="1623"/>
     <w:uiPriority w:val="99"/>
     <w:pPr>
       <w:pBdr/>
@@ -45493,9 +46616,9 @@
       </w:tcPr>
     </w:tblStylePr>
   </w:style>
-  <w:style w:type="table" w:styleId="1473">
+  <w:style w:type="table" w:styleId="1463">
     <w:name w:val="Grid Table 3 - Accent 6"/>
-    <w:basedOn w:val="1633"/>
+    <w:basedOn w:val="1623"/>
     <w:uiPriority w:val="99"/>
     <w:pPr>
       <w:pBdr/>
@@ -45738,9 +46861,9 @@
       </w:tcPr>
     </w:tblStylePr>
   </w:style>
-  <w:style w:type="table" w:styleId="1474">
+  <w:style w:type="table" w:styleId="1464">
     <w:name w:val="Grid Table 4"/>
-    <w:basedOn w:val="1633"/>
+    <w:basedOn w:val="1623"/>
     <w:uiPriority w:val="59"/>
     <w:pPr>
       <w:pBdr/>
@@ -45971,9 +47094,9 @@
       </w:tcPr>
     </w:tblStylePr>
   </w:style>
-  <w:style w:type="table" w:styleId="1475">
+  <w:style w:type="table" w:styleId="1465">
     <w:name w:val="Grid Table 4 - Accent 1"/>
-    <w:basedOn w:val="1633"/>
+    <w:basedOn w:val="1623"/>
     <w:uiPriority w:val="59"/>
     <w:pPr>
       <w:pBdr/>
@@ -46204,9 +47327,9 @@
       </w:tcPr>
     </w:tblStylePr>
   </w:style>
-  <w:style w:type="table" w:styleId="1476">
+  <w:style w:type="table" w:styleId="1466">
     <w:name w:val="Grid Table 4 - Accent 2"/>
-    <w:basedOn w:val="1633"/>
+    <w:basedOn w:val="1623"/>
     <w:uiPriority w:val="59"/>
     <w:pPr>
       <w:pBdr/>
@@ -46437,9 +47560,9 @@
       </w:tcPr>
     </w:tblStylePr>
   </w:style>
-  <w:style w:type="table" w:styleId="1477">
+  <w:style w:type="table" w:styleId="1467">
     <w:name w:val="Grid Table 4 - Accent 3"/>
-    <w:basedOn w:val="1633"/>
+    <w:basedOn w:val="1623"/>
     <w:uiPriority w:val="59"/>
     <w:pPr>
       <w:pBdr/>
@@ -46670,9 +47793,9 @@
       </w:tcPr>
     </w:tblStylePr>
   </w:style>
-  <w:style w:type="table" w:styleId="1478">
+  <w:style w:type="table" w:styleId="1468">
     <w:name w:val="Grid Table 4 - Accent 4"/>
-    <w:basedOn w:val="1633"/>
+    <w:basedOn w:val="1623"/>
     <w:uiPriority w:val="59"/>
     <w:pPr>
       <w:pBdr/>
@@ -46903,9 +48026,9 @@
       </w:tcPr>
     </w:tblStylePr>
   </w:style>
-  <w:style w:type="table" w:styleId="1479">
+  <w:style w:type="table" w:styleId="1469">
     <w:name w:val="Grid Table 4 - Accent 5"/>
-    <w:basedOn w:val="1633"/>
+    <w:basedOn w:val="1623"/>
     <w:uiPriority w:val="59"/>
     <w:pPr>
       <w:pBdr/>
@@ -47136,9 +48259,9 @@
       </w:tcPr>
     </w:tblStylePr>
   </w:style>
-  <w:style w:type="table" w:styleId="1480">
+  <w:style w:type="table" w:styleId="1470">
     <w:name w:val="Grid Table 4 - Accent 6"/>
-    <w:basedOn w:val="1633"/>
+    <w:basedOn w:val="1623"/>
     <w:uiPriority w:val="59"/>
     <w:pPr>
       <w:pBdr/>
@@ -47369,9 +48492,9 @@
       </w:tcPr>
     </w:tblStylePr>
   </w:style>
-  <w:style w:type="table" w:styleId="1481">
+  <w:style w:type="table" w:styleId="1471">
     <w:name w:val="Grid Table 5 Dark"/>
-    <w:basedOn w:val="1633"/>
+    <w:basedOn w:val="1623"/>
     <w:uiPriority w:val="99"/>
     <w:pPr>
       <w:pBdr/>
@@ -47597,9 +48720,9 @@
       </w:tcPr>
     </w:tblStylePr>
   </w:style>
-  <w:style w:type="table" w:styleId="1482">
+  <w:style w:type="table" w:styleId="1472">
     <w:name w:val="Grid Table 5 Dark- Accent 1"/>
-    <w:basedOn w:val="1633"/>
+    <w:basedOn w:val="1623"/>
     <w:uiPriority w:val="99"/>
     <w:pPr>
       <w:pBdr/>
@@ -47825,9 +48948,9 @@
       </w:tcPr>
     </w:tblStylePr>
   </w:style>
-  <w:style w:type="table" w:styleId="1483">
+  <w:style w:type="table" w:styleId="1473">
     <w:name w:val="Grid Table 5 Dark - Accent 2"/>
-    <w:basedOn w:val="1633"/>
+    <w:basedOn w:val="1623"/>
     <w:uiPriority w:val="99"/>
     <w:pPr>
       <w:pBdr/>
@@ -48053,9 +49176,9 @@
       </w:tcPr>
     </w:tblStylePr>
   </w:style>
-  <w:style w:type="table" w:styleId="1484">
+  <w:style w:type="table" w:styleId="1474">
     <w:name w:val="Grid Table 5 Dark - Accent 3"/>
-    <w:basedOn w:val="1633"/>
+    <w:basedOn w:val="1623"/>
     <w:uiPriority w:val="99"/>
     <w:pPr>
       <w:pBdr/>
@@ -48281,9 +49404,9 @@
       </w:tcPr>
     </w:tblStylePr>
   </w:style>
-  <w:style w:type="table" w:styleId="1485">
+  <w:style w:type="table" w:styleId="1475">
     <w:name w:val="Grid Table 5 Dark- Accent 4"/>
-    <w:basedOn w:val="1633"/>
+    <w:basedOn w:val="1623"/>
     <w:uiPriority w:val="99"/>
     <w:pPr>
       <w:pBdr/>
@@ -48509,9 +49632,9 @@
       </w:tcPr>
     </w:tblStylePr>
   </w:style>
-  <w:style w:type="table" w:styleId="1486">
+  <w:style w:type="table" w:styleId="1476">
     <w:name w:val="Grid Table 5 Dark - Accent 5"/>
-    <w:basedOn w:val="1633"/>
+    <w:basedOn w:val="1623"/>
     <w:uiPriority w:val="99"/>
     <w:pPr>
       <w:pBdr/>
@@ -48737,9 +49860,9 @@
       </w:tcPr>
     </w:tblStylePr>
   </w:style>
-  <w:style w:type="table" w:styleId="1487">
+  <w:style w:type="table" w:styleId="1477">
     <w:name w:val="Grid Table 5 Dark - Accent 6"/>
-    <w:basedOn w:val="1633"/>
+    <w:basedOn w:val="1623"/>
     <w:uiPriority w:val="99"/>
     <w:pPr>
       <w:pBdr/>
@@ -48965,9 +50088,9 @@
       </w:tcPr>
     </w:tblStylePr>
   </w:style>
-  <w:style w:type="table" w:styleId="1488">
+  <w:style w:type="table" w:styleId="1478">
     <w:name w:val="Grid Table 6 Colorful"/>
-    <w:basedOn w:val="1633"/>
+    <w:basedOn w:val="1623"/>
     <w:uiPriority w:val="99"/>
     <w:pPr>
       <w:pBdr/>
@@ -49195,9 +50318,9 @@
       </w:tcPr>
     </w:tblStylePr>
   </w:style>
-  <w:style w:type="table" w:styleId="1489">
+  <w:style w:type="table" w:styleId="1479">
     <w:name w:val="Grid Table 6 Colorful - Accent 1"/>
-    <w:basedOn w:val="1633"/>
+    <w:basedOn w:val="1623"/>
     <w:uiPriority w:val="99"/>
     <w:pPr>
       <w:pBdr/>
@@ -49425,9 +50548,9 @@
       </w:tcPr>
     </w:tblStylePr>
   </w:style>
-  <w:style w:type="table" w:styleId="1490">
+  <w:style w:type="table" w:styleId="1480">
     <w:name w:val="Grid Table 6 Colorful - Accent 2"/>
-    <w:basedOn w:val="1633"/>
+    <w:basedOn w:val="1623"/>
     <w:uiPriority w:val="99"/>
     <w:pPr>
       <w:pBdr/>
@@ -49655,9 +50778,9 @@
       </w:tcPr>
     </w:tblStylePr>
   </w:style>
-  <w:style w:type="table" w:styleId="1491">
+  <w:style w:type="table" w:styleId="1481">
     <w:name w:val="Grid Table 6 Colorful - Accent 3"/>
-    <w:basedOn w:val="1633"/>
+    <w:basedOn w:val="1623"/>
     <w:uiPriority w:val="99"/>
     <w:pPr>
       <w:pBdr/>
@@ -49885,9 +51008,9 @@
       </w:tcPr>
     </w:tblStylePr>
   </w:style>
-  <w:style w:type="table" w:styleId="1492">
+  <w:style w:type="table" w:styleId="1482">
     <w:name w:val="Grid Table 6 Colorful - Accent 4"/>
-    <w:basedOn w:val="1633"/>
+    <w:basedOn w:val="1623"/>
     <w:uiPriority w:val="99"/>
     <w:pPr>
       <w:pBdr/>
@@ -50115,9 +51238,9 @@
       </w:tcPr>
     </w:tblStylePr>
   </w:style>
-  <w:style w:type="table" w:styleId="1493">
+  <w:style w:type="table" w:styleId="1483">
     <w:name w:val="Grid Table 6 Colorful - Accent 5"/>
-    <w:basedOn w:val="1633"/>
+    <w:basedOn w:val="1623"/>
     <w:uiPriority w:val="99"/>
     <w:pPr>
       <w:pBdr/>
@@ -50345,9 +51468,9 @@
       </w:tcPr>
     </w:tblStylePr>
   </w:style>
-  <w:style w:type="table" w:styleId="1494">
+  <w:style w:type="table" w:styleId="1484">
     <w:name w:val="Grid Table 6 Colorful - Accent 6"/>
-    <w:basedOn w:val="1633"/>
+    <w:basedOn w:val="1623"/>
     <w:uiPriority w:val="99"/>
     <w:pPr>
       <w:pBdr/>
@@ -50575,9 +51698,9 @@
       </w:tcPr>
     </w:tblStylePr>
   </w:style>
-  <w:style w:type="table" w:styleId="1495">
+  <w:style w:type="table" w:styleId="1485">
     <w:name w:val="Grid Table 7 Colorful"/>
-    <w:basedOn w:val="1633"/>
+    <w:basedOn w:val="1623"/>
     <w:uiPriority w:val="99"/>
     <w:pPr>
       <w:pBdr/>
@@ -50829,9 +51952,9 @@
       </w:tcPr>
     </w:tblStylePr>
   </w:style>
-  <w:style w:type="table" w:styleId="1496">
+  <w:style w:type="table" w:styleId="1486">
     <w:name w:val="Grid Table 7 Colorful - Accent 1"/>
-    <w:basedOn w:val="1633"/>
+    <w:basedOn w:val="1623"/>
     <w:uiPriority w:val="99"/>
     <w:pPr>
       <w:pBdr/>
@@ -51083,9 +52206,9 @@
       </w:tcPr>
     </w:tblStylePr>
   </w:style>
-  <w:style w:type="table" w:styleId="1497">
+  <w:style w:type="table" w:styleId="1487">
     <w:name w:val="Grid Table 7 Colorful - Accent 2"/>
-    <w:basedOn w:val="1633"/>
+    <w:basedOn w:val="1623"/>
     <w:uiPriority w:val="99"/>
     <w:pPr>
       <w:pBdr/>
@@ -51337,9 +52460,9 @@
       </w:tcPr>
     </w:tblStylePr>
   </w:style>
-  <w:style w:type="table" w:styleId="1498">
+  <w:style w:type="table" w:styleId="1488">
     <w:name w:val="Grid Table 7 Colorful - Accent 3"/>
-    <w:basedOn w:val="1633"/>
+    <w:basedOn w:val="1623"/>
     <w:uiPriority w:val="99"/>
     <w:pPr>
       <w:pBdr/>
@@ -51591,9 +52714,9 @@
       </w:tcPr>
     </w:tblStylePr>
   </w:style>
-  <w:style w:type="table" w:styleId="1499">
+  <w:style w:type="table" w:styleId="1489">
     <w:name w:val="Grid Table 7 Colorful - Accent 4"/>
-    <w:basedOn w:val="1633"/>
+    <w:basedOn w:val="1623"/>
     <w:uiPriority w:val="99"/>
     <w:pPr>
       <w:pBdr/>
@@ -51845,9 +52968,9 @@
       </w:tcPr>
     </w:tblStylePr>
   </w:style>
-  <w:style w:type="table" w:styleId="1500">
+  <w:style w:type="table" w:styleId="1490">
     <w:name w:val="Grid Table 7 Colorful - Accent 5"/>
-    <w:basedOn w:val="1633"/>
+    <w:basedOn w:val="1623"/>
     <w:uiPriority w:val="99"/>
     <w:pPr>
       <w:pBdr/>
@@ -52099,9 +53222,9 @@
       </w:tcPr>
     </w:tblStylePr>
   </w:style>
-  <w:style w:type="table" w:styleId="1501">
+  <w:style w:type="table" w:styleId="1491">
     <w:name w:val="Grid Table 7 Colorful - Accent 6"/>
-    <w:basedOn w:val="1633"/>
+    <w:basedOn w:val="1623"/>
     <w:uiPriority w:val="99"/>
     <w:pPr>
       <w:pBdr/>
@@ -52353,9 +53476,9 @@
       </w:tcPr>
     </w:tblStylePr>
   </w:style>
-  <w:style w:type="table" w:styleId="1502">
+  <w:style w:type="table" w:styleId="1492">
     <w:name w:val="List Table 1 Light"/>
-    <w:basedOn w:val="1633"/>
+    <w:basedOn w:val="1623"/>
     <w:uiPriority w:val="99"/>
     <w:pPr>
       <w:pBdr/>
@@ -52569,9 +53692,9 @@
       </w:tcPr>
     </w:tblStylePr>
   </w:style>
-  <w:style w:type="table" w:styleId="1503">
+  <w:style w:type="table" w:styleId="1493">
     <w:name w:val="List Table 1 Light - Accent 1"/>
-    <w:basedOn w:val="1633"/>
+    <w:basedOn w:val="1623"/>
     <w:uiPriority w:val="99"/>
     <w:pPr>
       <w:pBdr/>
@@ -52785,9 +53908,9 @@
       </w:tcPr>
     </w:tblStylePr>
   </w:style>
-  <w:style w:type="table" w:styleId="1504">
+  <w:style w:type="table" w:styleId="1494">
     <w:name w:val="List Table 1 Light - Accent 2"/>
-    <w:basedOn w:val="1633"/>
+    <w:basedOn w:val="1623"/>
     <w:uiPriority w:val="99"/>
     <w:pPr>
       <w:pBdr/>
@@ -53001,9 +54124,9 @@
       </w:tcPr>
     </w:tblStylePr>
   </w:style>
-  <w:style w:type="table" w:styleId="1505">
+  <w:style w:type="table" w:styleId="1495">
     <w:name w:val="List Table 1 Light - Accent 3"/>
-    <w:basedOn w:val="1633"/>
+    <w:basedOn w:val="1623"/>
     <w:uiPriority w:val="99"/>
     <w:pPr>
       <w:pBdr/>
@@ -53217,9 +54340,9 @@
       </w:tcPr>
     </w:tblStylePr>
   </w:style>
-  <w:style w:type="table" w:styleId="1506">
+  <w:style w:type="table" w:styleId="1496">
     <w:name w:val="List Table 1 Light - Accent 4"/>
-    <w:basedOn w:val="1633"/>
+    <w:basedOn w:val="1623"/>
     <w:uiPriority w:val="99"/>
     <w:pPr>
       <w:pBdr/>
@@ -53433,9 +54556,9 @@
       </w:tcPr>
     </w:tblStylePr>
   </w:style>
-  <w:style w:type="table" w:styleId="1507">
+  <w:style w:type="table" w:styleId="1497">
     <w:name w:val="List Table 1 Light - Accent 5"/>
-    <w:basedOn w:val="1633"/>
+    <w:basedOn w:val="1623"/>
     <w:uiPriority w:val="99"/>
     <w:pPr>
       <w:pBdr/>
@@ -53649,9 +54772,9 @@
       </w:tcPr>
     </w:tblStylePr>
   </w:style>
-  <w:style w:type="table" w:styleId="1508">
+  <w:style w:type="table" w:styleId="1498">
     <w:name w:val="List Table 1 Light - Accent 6"/>
-    <w:basedOn w:val="1633"/>
+    <w:basedOn w:val="1623"/>
     <w:uiPriority w:val="99"/>
     <w:pPr>
       <w:pBdr/>
@@ -53865,9 +54988,9 @@
       </w:tcPr>
     </w:tblStylePr>
   </w:style>
-  <w:style w:type="table" w:styleId="1509">
+  <w:style w:type="table" w:styleId="1499">
     <w:name w:val="List Table 2"/>
-    <w:basedOn w:val="1633"/>
+    <w:basedOn w:val="1623"/>
     <w:uiPriority w:val="99"/>
     <w:pPr>
       <w:pBdr/>
@@ -54103,9 +55226,9 @@
       </w:tcPr>
     </w:tblStylePr>
   </w:style>
-  <w:style w:type="table" w:styleId="1510">
+  <w:style w:type="table" w:styleId="1500">
     <w:name w:val="List Table 2 - Accent 1"/>
-    <w:basedOn w:val="1633"/>
+    <w:basedOn w:val="1623"/>
     <w:uiPriority w:val="99"/>
     <w:pPr>
       <w:pBdr/>
@@ -54341,9 +55464,9 @@
       </w:tcPr>
     </w:tblStylePr>
   </w:style>
-  <w:style w:type="table" w:styleId="1511">
+  <w:style w:type="table" w:styleId="1501">
     <w:name w:val="List Table 2 - Accent 2"/>
-    <w:basedOn w:val="1633"/>
+    <w:basedOn w:val="1623"/>
     <w:uiPriority w:val="99"/>
     <w:pPr>
       <w:pBdr/>
@@ -54579,9 +55702,9 @@
       </w:tcPr>
     </w:tblStylePr>
   </w:style>
-  <w:style w:type="table" w:styleId="1512">
+  <w:style w:type="table" w:styleId="1502">
     <w:name w:val="List Table 2 - Accent 3"/>
-    <w:basedOn w:val="1633"/>
+    <w:basedOn w:val="1623"/>
     <w:uiPriority w:val="99"/>
     <w:pPr>
       <w:pBdr/>
@@ -54817,9 +55940,9 @@
       </w:tcPr>
     </w:tblStylePr>
   </w:style>
-  <w:style w:type="table" w:styleId="1513">
+  <w:style w:type="table" w:styleId="1503">
     <w:name w:val="List Table 2 - Accent 4"/>
-    <w:basedOn w:val="1633"/>
+    <w:basedOn w:val="1623"/>
     <w:uiPriority w:val="99"/>
     <w:pPr>
       <w:pBdr/>
@@ -55055,9 +56178,9 @@
       </w:tcPr>
     </w:tblStylePr>
   </w:style>
-  <w:style w:type="table" w:styleId="1514">
+  <w:style w:type="table" w:styleId="1504">
     <w:name w:val="List Table 2 - Accent 5"/>
-    <w:basedOn w:val="1633"/>
+    <w:basedOn w:val="1623"/>
     <w:uiPriority w:val="99"/>
     <w:pPr>
       <w:pBdr/>
@@ -55293,9 +56416,9 @@
       </w:tcPr>
     </w:tblStylePr>
   </w:style>
-  <w:style w:type="table" w:styleId="1515">
+  <w:style w:type="table" w:styleId="1505">
     <w:name w:val="List Table 2 - Accent 6"/>
-    <w:basedOn w:val="1633"/>
+    <w:basedOn w:val="1623"/>
     <w:uiPriority w:val="99"/>
     <w:pPr>
       <w:pBdr/>
@@ -55531,9 +56654,9 @@
       </w:tcPr>
     </w:tblStylePr>
   </w:style>
-  <w:style w:type="table" w:styleId="1516">
+  <w:style w:type="table" w:styleId="1506">
     <w:name w:val="List Table 3"/>
-    <w:basedOn w:val="1633"/>
+    <w:basedOn w:val="1623"/>
     <w:uiPriority w:val="99"/>
     <w:pPr>
       <w:pBdr/>
@@ -55759,9 +56882,9 @@
       </w:tcPr>
     </w:tblStylePr>
   </w:style>
-  <w:style w:type="table" w:styleId="1517">
+  <w:style w:type="table" w:styleId="1507">
     <w:name w:val="List Table 3 - Accent 1"/>
-    <w:basedOn w:val="1633"/>
+    <w:basedOn w:val="1623"/>
     <w:uiPriority w:val="99"/>
     <w:pPr>
       <w:pBdr/>
@@ -55987,9 +57110,9 @@
       </w:tcPr>
     </w:tblStylePr>
   </w:style>
-  <w:style w:type="table" w:styleId="1518">
+  <w:style w:type="table" w:styleId="1508">
     <w:name w:val="List Table 3 - Accent 2"/>
-    <w:basedOn w:val="1633"/>
+    <w:basedOn w:val="1623"/>
     <w:uiPriority w:val="99"/>
     <w:pPr>
       <w:pBdr/>
@@ -56215,9 +57338,9 @@
       </w:tcPr>
     </w:tblStylePr>
   </w:style>
-  <w:style w:type="table" w:styleId="1519">
+  <w:style w:type="table" w:styleId="1509">
     <w:name w:val="List Table 3 - Accent 3"/>
-    <w:basedOn w:val="1633"/>
+    <w:basedOn w:val="1623"/>
     <w:uiPriority w:val="99"/>
     <w:pPr>
       <w:pBdr/>
@@ -56443,9 +57566,9 @@
       </w:tcPr>
     </w:tblStylePr>
   </w:style>
-  <w:style w:type="table" w:styleId="1520">
+  <w:style w:type="table" w:styleId="1510">
     <w:name w:val="List Table 3 - Accent 4"/>
-    <w:basedOn w:val="1633"/>
+    <w:basedOn w:val="1623"/>
     <w:uiPriority w:val="99"/>
     <w:pPr>
       <w:pBdr/>
@@ -56671,9 +57794,9 @@
       </w:tcPr>
     </w:tblStylePr>
   </w:style>
-  <w:style w:type="table" w:styleId="1521">
+  <w:style w:type="table" w:styleId="1511">
     <w:name w:val="List Table 3 - Accent 5"/>
-    <w:basedOn w:val="1633"/>
+    <w:basedOn w:val="1623"/>
     <w:uiPriority w:val="99"/>
     <w:pPr>
       <w:pBdr/>
@@ -56899,9 +58022,9 @@
       </w:tcPr>
     </w:tblStylePr>
   </w:style>
-  <w:style w:type="table" w:styleId="1522">
+  <w:style w:type="table" w:styleId="1512">
     <w:name w:val="List Table 3 - Accent 6"/>
-    <w:basedOn w:val="1633"/>
+    <w:basedOn w:val="1623"/>
     <w:uiPriority w:val="99"/>
     <w:pPr>
       <w:pBdr/>
@@ -57127,9 +58250,9 @@
       </w:tcPr>
     </w:tblStylePr>
   </w:style>
-  <w:style w:type="table" w:styleId="1523">
+  <w:style w:type="table" w:styleId="1513">
     <w:name w:val="List Table 4"/>
-    <w:basedOn w:val="1633"/>
+    <w:basedOn w:val="1623"/>
     <w:uiPriority w:val="99"/>
     <w:pPr>
       <w:pBdr/>
@@ -57352,9 +58475,9 @@
       </w:tcPr>
     </w:tblStylePr>
   </w:style>
-  <w:style w:type="table" w:styleId="1524">
+  <w:style w:type="table" w:styleId="1514">
     <w:name w:val="List Table 4 - Accent 1"/>
-    <w:basedOn w:val="1633"/>
+    <w:basedOn w:val="1623"/>
     <w:uiPriority w:val="99"/>
     <w:pPr>
       <w:pBdr/>
@@ -57577,9 +58700,9 @@
       </w:tcPr>
     </w:tblStylePr>
   </w:style>
-  <w:style w:type="table" w:styleId="1525">
+  <w:style w:type="table" w:styleId="1515">
     <w:name w:val="List Table 4 - Accent 2"/>
-    <w:basedOn w:val="1633"/>
+    <w:basedOn w:val="1623"/>
     <w:uiPriority w:val="99"/>
     <w:pPr>
       <w:pBdr/>
@@ -57802,9 +58925,9 @@
       </w:tcPr>
     </w:tblStylePr>
   </w:style>
-  <w:style w:type="table" w:styleId="1526">
+  <w:style w:type="table" w:styleId="1516">
     <w:name w:val="List Table 4 - Accent 3"/>
-    <w:basedOn w:val="1633"/>
+    <w:basedOn w:val="1623"/>
     <w:uiPriority w:val="99"/>
     <w:pPr>
       <w:pBdr/>
@@ -58027,9 +59150,9 @@
       </w:tcPr>
     </w:tblStylePr>
   </w:style>
-  <w:style w:type="table" w:styleId="1527">
+  <w:style w:type="table" w:styleId="1517">
     <w:name w:val="List Table 4 - Accent 4"/>
-    <w:basedOn w:val="1633"/>
+    <w:basedOn w:val="1623"/>
     <w:uiPriority w:val="99"/>
     <w:pPr>
       <w:pBdr/>
@@ -58252,9 +59375,9 @@
       </w:tcPr>
     </w:tblStylePr>
   </w:style>
-  <w:style w:type="table" w:styleId="1528">
+  <w:style w:type="table" w:styleId="1518">
     <w:name w:val="List Table 4 - Accent 5"/>
-    <w:basedOn w:val="1633"/>
+    <w:basedOn w:val="1623"/>
     <w:uiPriority w:val="99"/>
     <w:pPr>
       <w:pBdr/>
@@ -58477,9 +59600,9 @@
       </w:tcPr>
     </w:tblStylePr>
   </w:style>
-  <w:style w:type="table" w:styleId="1529">
+  <w:style w:type="table" w:styleId="1519">
     <w:name w:val="List Table 4 - Accent 6"/>
-    <w:basedOn w:val="1633"/>
+    <w:basedOn w:val="1623"/>
     <w:uiPriority w:val="99"/>
     <w:pPr>
       <w:pBdr/>
@@ -58702,9 +59825,9 @@
       </w:tcPr>
     </w:tblStylePr>
   </w:style>
-  <w:style w:type="table" w:styleId="1530">
+  <w:style w:type="table" w:styleId="1520">
     <w:name w:val="List Table 5 Dark"/>
-    <w:basedOn w:val="1633"/>
+    <w:basedOn w:val="1623"/>
     <w:uiPriority w:val="99"/>
     <w:pPr>
       <w:pBdr/>
@@ -58944,9 +60067,9 @@
       </w:tcPr>
     </w:tblStylePr>
   </w:style>
-  <w:style w:type="table" w:styleId="1531">
+  <w:style w:type="table" w:styleId="1521">
     <w:name w:val="List Table 5 Dark - Accent 1"/>
-    <w:basedOn w:val="1633"/>
+    <w:basedOn w:val="1623"/>
     <w:uiPriority w:val="99"/>
     <w:pPr>
       <w:pBdr/>
@@ -59186,9 +60309,9 @@
       </w:tcPr>
     </w:tblStylePr>
   </w:style>
-  <w:style w:type="table" w:styleId="1532">
+  <w:style w:type="table" w:styleId="1522">
     <w:name w:val="List Table 5 Dark - Accent 2"/>
-    <w:basedOn w:val="1633"/>
+    <w:basedOn w:val="1623"/>
     <w:uiPriority w:val="99"/>
     <w:pPr>
       <w:pBdr/>
@@ -59428,9 +60551,9 @@
       </w:tcPr>
     </w:tblStylePr>
   </w:style>
-  <w:style w:type="table" w:styleId="1533">
+  <w:style w:type="table" w:styleId="1523">
     <w:name w:val="List Table 5 Dark - Accent 3"/>
-    <w:basedOn w:val="1633"/>
+    <w:basedOn w:val="1623"/>
     <w:uiPriority w:val="99"/>
     <w:pPr>
       <w:pBdr/>
@@ -59670,9 +60793,9 @@
       </w:tcPr>
     </w:tblStylePr>
   </w:style>
-  <w:style w:type="table" w:styleId="1534">
+  <w:style w:type="table" w:styleId="1524">
     <w:name w:val="List Table 5 Dark - Accent 4"/>
-    <w:basedOn w:val="1633"/>
+    <w:basedOn w:val="1623"/>
     <w:uiPriority w:val="99"/>
     <w:pPr>
       <w:pBdr/>
@@ -59912,9 +61035,9 @@
       </w:tcPr>
     </w:tblStylePr>
   </w:style>
-  <w:style w:type="table" w:styleId="1535">
+  <w:style w:type="table" w:styleId="1525">
     <w:name w:val="List Table 5 Dark - Accent 5"/>
-    <w:basedOn w:val="1633"/>
+    <w:basedOn w:val="1623"/>
     <w:uiPriority w:val="99"/>
     <w:pPr>
       <w:pBdr/>
@@ -60154,9 +61277,9 @@
       </w:tcPr>
     </w:tblStylePr>
   </w:style>
-  <w:style w:type="table" w:styleId="1536">
+  <w:style w:type="table" w:styleId="1526">
     <w:name w:val="List Table 5 Dark - Accent 6"/>
-    <w:basedOn w:val="1633"/>
+    <w:basedOn w:val="1623"/>
     <w:uiPriority w:val="99"/>
     <w:pPr>
       <w:pBdr/>
@@ -60396,9 +61519,9 @@
       </w:tcPr>
     </w:tblStylePr>
   </w:style>
-  <w:style w:type="table" w:styleId="1537">
+  <w:style w:type="table" w:styleId="1527">
     <w:name w:val="List Table 6 Colorful"/>
-    <w:basedOn w:val="1633"/>
+    <w:basedOn w:val="1623"/>
     <w:uiPriority w:val="99"/>
     <w:pPr>
       <w:pBdr/>
@@ -60619,9 +61742,9 @@
       </w:tcPr>
     </w:tblStylePr>
   </w:style>
-  <w:style w:type="table" w:styleId="1538">
+  <w:style w:type="table" w:styleId="1528">
     <w:name w:val="List Table 6 Colorful - Accent 1"/>
-    <w:basedOn w:val="1633"/>
+    <w:basedOn w:val="1623"/>
     <w:uiPriority w:val="99"/>
     <w:pPr>
       <w:pBdr/>
@@ -60842,9 +61965,9 @@
       </w:tcPr>
     </w:tblStylePr>
   </w:style>
-  <w:style w:type="table" w:styleId="1539">
+  <w:style w:type="table" w:styleId="1529">
     <w:name w:val="List Table 6 Colorful - Accent 2"/>
-    <w:basedOn w:val="1633"/>
+    <w:basedOn w:val="1623"/>
     <w:uiPriority w:val="99"/>
     <w:pPr>
       <w:pBdr/>
@@ -61065,9 +62188,9 @@
       </w:tcPr>
     </w:tblStylePr>
   </w:style>
-  <w:style w:type="table" w:styleId="1540">
+  <w:style w:type="table" w:styleId="1530">
     <w:name w:val="List Table 6 Colorful - Accent 3"/>
-    <w:basedOn w:val="1633"/>
+    <w:basedOn w:val="1623"/>
     <w:uiPriority w:val="99"/>
     <w:pPr>
       <w:pBdr/>
@@ -61288,9 +62411,9 @@
       </w:tcPr>
     </w:tblStylePr>
   </w:style>
-  <w:style w:type="table" w:styleId="1541">
+  <w:style w:type="table" w:styleId="1531">
     <w:name w:val="List Table 6 Colorful - Accent 4"/>
-    <w:basedOn w:val="1633"/>
+    <w:basedOn w:val="1623"/>
     <w:uiPriority w:val="99"/>
     <w:pPr>
       <w:pBdr/>
@@ -61511,9 +62634,9 @@
       </w:tcPr>
     </w:tblStylePr>
   </w:style>
-  <w:style w:type="table" w:styleId="1542">
+  <w:style w:type="table" w:styleId="1532">
     <w:name w:val="List Table 6 Colorful - Accent 5"/>
-    <w:basedOn w:val="1633"/>
+    <w:basedOn w:val="1623"/>
     <w:uiPriority w:val="99"/>
     <w:pPr>
       <w:pBdr/>
@@ -61734,9 +62857,9 @@
       </w:tcPr>
     </w:tblStylePr>
   </w:style>
-  <w:style w:type="table" w:styleId="1543">
+  <w:style w:type="table" w:styleId="1533">
     <w:name w:val="List Table 6 Colorful - Accent 6"/>
-    <w:basedOn w:val="1633"/>
+    <w:basedOn w:val="1623"/>
     <w:uiPriority w:val="99"/>
     <w:pPr>
       <w:pBdr/>
@@ -61957,9 +63080,9 @@
       </w:tcPr>
     </w:tblStylePr>
   </w:style>
-  <w:style w:type="table" w:styleId="1544">
+  <w:style w:type="table" w:styleId="1534">
     <w:name w:val="List Table 7 Colorful"/>
-    <w:basedOn w:val="1633"/>
+    <w:basedOn w:val="1623"/>
     <w:uiPriority w:val="99"/>
     <w:pPr>
       <w:pBdr/>
@@ -62213,9 +63336,9 @@
       </w:tcPr>
     </w:tblStylePr>
   </w:style>
-  <w:style w:type="table" w:styleId="1545">
+  <w:style w:type="table" w:styleId="1535">
     <w:name w:val="List Table 7 Colorful - Accent 1"/>
-    <w:basedOn w:val="1633"/>
+    <w:basedOn w:val="1623"/>
     <w:uiPriority w:val="99"/>
     <w:pPr>
       <w:pBdr/>
@@ -62469,9 +63592,9 @@
       </w:tcPr>
     </w:tblStylePr>
   </w:style>
-  <w:style w:type="table" w:styleId="1546">
+  <w:style w:type="table" w:styleId="1536">
     <w:name w:val="List Table 7 Colorful - Accent 2"/>
-    <w:basedOn w:val="1633"/>
+    <w:basedOn w:val="1623"/>
     <w:uiPriority w:val="99"/>
     <w:pPr>
       <w:pBdr/>
@@ -62725,9 +63848,9 @@
       </w:tcPr>
     </w:tblStylePr>
   </w:style>
-  <w:style w:type="table" w:styleId="1547">
+  <w:style w:type="table" w:styleId="1537">
     <w:name w:val="List Table 7 Colorful - Accent 3"/>
-    <w:basedOn w:val="1633"/>
+    <w:basedOn w:val="1623"/>
     <w:uiPriority w:val="99"/>
     <w:pPr>
       <w:pBdr/>
@@ -62981,9 +64104,9 @@
       </w:tcPr>
     </w:tblStylePr>
   </w:style>
-  <w:style w:type="table" w:styleId="1548">
+  <w:style w:type="table" w:styleId="1538">
     <w:name w:val="List Table 7 Colorful - Accent 4"/>
-    <w:basedOn w:val="1633"/>
+    <w:basedOn w:val="1623"/>
     <w:uiPriority w:val="99"/>
     <w:pPr>
       <w:pBdr/>
@@ -63237,9 +64360,9 @@
       </w:tcPr>
     </w:tblStylePr>
   </w:style>
-  <w:style w:type="table" w:styleId="1549">
+  <w:style w:type="table" w:styleId="1539">
     <w:name w:val="List Table 7 Colorful - Accent 5"/>
-    <w:basedOn w:val="1633"/>
+    <w:basedOn w:val="1623"/>
     <w:uiPriority w:val="99"/>
     <w:pPr>
       <w:pBdr/>
@@ -63493,9 +64616,9 @@
       </w:tcPr>
     </w:tblStylePr>
   </w:style>
-  <w:style w:type="table" w:styleId="1550">
+  <w:style w:type="table" w:styleId="1540">
     <w:name w:val="List Table 7 Colorful - Accent 6"/>
-    <w:basedOn w:val="1633"/>
+    <w:basedOn w:val="1623"/>
     <w:uiPriority w:val="99"/>
     <w:pPr>
       <w:pBdr/>
@@ -63749,9 +64872,9 @@
       </w:tcPr>
     </w:tblStylePr>
   </w:style>
-  <w:style w:type="table" w:styleId="1551">
+  <w:style w:type="table" w:styleId="1541">
     <w:name w:val="Lined - Accent"/>
-    <w:basedOn w:val="1633"/>
+    <w:basedOn w:val="1623"/>
     <w:uiPriority w:val="99"/>
     <w:pPr>
       <w:pBdr/>
@@ -63986,9 +65109,9 @@
       </w:tcPr>
     </w:tblStylePr>
   </w:style>
-  <w:style w:type="table" w:styleId="1552">
+  <w:style w:type="table" w:styleId="1542">
     <w:name w:val="Lined - Accent 1"/>
-    <w:basedOn w:val="1633"/>
+    <w:basedOn w:val="1623"/>
     <w:uiPriority w:val="99"/>
     <w:pPr>
       <w:pBdr/>
@@ -64223,9 +65346,9 @@
       </w:tcPr>
     </w:tblStylePr>
   </w:style>
-  <w:style w:type="table" w:styleId="1553">
+  <w:style w:type="table" w:styleId="1543">
     <w:name w:val="Lined - Accent 2"/>
-    <w:basedOn w:val="1633"/>
+    <w:basedOn w:val="1623"/>
     <w:uiPriority w:val="99"/>
     <w:pPr>
       <w:pBdr/>
@@ -64460,9 +65583,9 @@
       </w:tcPr>
     </w:tblStylePr>
   </w:style>
-  <w:style w:type="table" w:styleId="1554">
+  <w:style w:type="table" w:styleId="1544">
     <w:name w:val="Lined - Accent 3"/>
-    <w:basedOn w:val="1633"/>
+    <w:basedOn w:val="1623"/>
     <w:uiPriority w:val="99"/>
     <w:pPr>
       <w:pBdr/>
@@ -64697,9 +65820,9 @@
       </w:tcPr>
     </w:tblStylePr>
   </w:style>
-  <w:style w:type="table" w:styleId="1555">
+  <w:style w:type="table" w:styleId="1545">
     <w:name w:val="Lined - Accent 4"/>
-    <w:basedOn w:val="1633"/>
+    <w:basedOn w:val="1623"/>
     <w:uiPriority w:val="99"/>
     <w:pPr>
       <w:pBdr/>
@@ -64934,9 +66057,9 @@
       </w:tcPr>
     </w:tblStylePr>
   </w:style>
-  <w:style w:type="table" w:styleId="1556">
+  <w:style w:type="table" w:styleId="1546">
     <w:name w:val="Lined - Accent 5"/>
-    <w:basedOn w:val="1633"/>
+    <w:basedOn w:val="1623"/>
     <w:uiPriority w:val="99"/>
     <w:pPr>
       <w:pBdr/>
@@ -65171,9 +66294,9 @@
       </w:tcPr>
     </w:tblStylePr>
   </w:style>
-  <w:style w:type="table" w:styleId="1557">
+  <w:style w:type="table" w:styleId="1547">
     <w:name w:val="Lined - Accent 6"/>
-    <w:basedOn w:val="1633"/>
+    <w:basedOn w:val="1623"/>
     <w:uiPriority w:val="99"/>
     <w:pPr>
       <w:pBdr/>
@@ -65408,9 +66531,9 @@
       </w:tcPr>
     </w:tblStylePr>
   </w:style>
-  <w:style w:type="table" w:styleId="1558">
+  <w:style w:type="table" w:styleId="1548">
     <w:name w:val="Bordered &amp; Lined - Accent"/>
-    <w:basedOn w:val="1633"/>
+    <w:basedOn w:val="1623"/>
     <w:uiPriority w:val="99"/>
     <w:pPr>
       <w:pBdr/>
@@ -65652,9 +66775,9 @@
       </w:tcPr>
     </w:tblStylePr>
   </w:style>
-  <w:style w:type="table" w:styleId="1559">
+  <w:style w:type="table" w:styleId="1549">
     <w:name w:val="Bordered &amp; Lined - Accent 1"/>
-    <w:basedOn w:val="1633"/>
+    <w:basedOn w:val="1623"/>
     <w:uiPriority w:val="99"/>
     <w:pPr>
       <w:pBdr/>
@@ -65896,9 +67019,9 @@
       </w:tcPr>
     </w:tblStylePr>
   </w:style>
-  <w:style w:type="table" w:styleId="1560">
+  <w:style w:type="table" w:styleId="1550">
     <w:name w:val="Bordered &amp; Lined - Accent 2"/>
-    <w:basedOn w:val="1633"/>
+    <w:basedOn w:val="1623"/>
     <w:uiPriority w:val="99"/>
     <w:pPr>
       <w:pBdr/>
@@ -66140,9 +67263,9 @@
       </w:tcPr>
     </w:tblStylePr>
   </w:style>
-  <w:style w:type="table" w:styleId="1561">
+  <w:style w:type="table" w:styleId="1551">
     <w:name w:val="Bordered &amp; Lined - Accent 3"/>
-    <w:basedOn w:val="1633"/>
+    <w:basedOn w:val="1623"/>
     <w:uiPriority w:val="99"/>
     <w:pPr>
       <w:pBdr/>
@@ -66384,9 +67507,9 @@
       </w:tcPr>
     </w:tblStylePr>
   </w:style>
-  <w:style w:type="table" w:styleId="1562">
+  <w:style w:type="table" w:styleId="1552">
     <w:name w:val="Bordered &amp; Lined - Accent 4"/>
-    <w:basedOn w:val="1633"/>
+    <w:basedOn w:val="1623"/>
     <w:uiPriority w:val="99"/>
     <w:pPr>
       <w:pBdr/>
@@ -66628,9 +67751,9 @@
       </w:tcPr>
     </w:tblStylePr>
   </w:style>
-  <w:style w:type="table" w:styleId="1563">
+  <w:style w:type="table" w:styleId="1553">
     <w:name w:val="Bordered &amp; Lined - Accent 5"/>
-    <w:basedOn w:val="1633"/>
+    <w:basedOn w:val="1623"/>
     <w:uiPriority w:val="99"/>
     <w:pPr>
       <w:pBdr/>
@@ -66872,9 +67995,9 @@
       </w:tcPr>
     </w:tblStylePr>
   </w:style>
-  <w:style w:type="table" w:styleId="1564">
+  <w:style w:type="table" w:styleId="1554">
     <w:name w:val="Bordered &amp; Lined - Accent 6"/>
-    <w:basedOn w:val="1633"/>
+    <w:basedOn w:val="1623"/>
     <w:uiPriority w:val="99"/>
     <w:pPr>
       <w:pBdr/>
@@ -67116,9 +68239,9 @@
       </w:tcPr>
     </w:tblStylePr>
   </w:style>
-  <w:style w:type="table" w:styleId="1565">
+  <w:style w:type="table" w:styleId="1555">
     <w:name w:val="Bordered"/>
-    <w:basedOn w:val="1633"/>
+    <w:basedOn w:val="1623"/>
     <w:uiPriority w:val="99"/>
     <w:pPr>
       <w:pBdr/>
@@ -67347,9 +68470,9 @@
       </w:tcPr>
     </w:tblStylePr>
   </w:style>
-  <w:style w:type="table" w:styleId="1566">
+  <w:style w:type="table" w:styleId="1556">
     <w:name w:val="Bordered - Accent 1"/>
-    <w:basedOn w:val="1633"/>
+    <w:basedOn w:val="1623"/>
     <w:uiPriority w:val="99"/>
     <w:pPr>
       <w:pBdr/>
@@ -67578,9 +68701,9 @@
       </w:tcPr>
     </w:tblStylePr>
   </w:style>
-  <w:style w:type="table" w:styleId="1567">
+  <w:style w:type="table" w:styleId="1557">
     <w:name w:val="Bordered - Accent 2"/>
-    <w:basedOn w:val="1633"/>
+    <w:basedOn w:val="1623"/>
     <w:uiPriority w:val="99"/>
     <w:pPr>
       <w:pBdr/>
@@ -67809,9 +68932,9 @@
       </w:tcPr>
     </w:tblStylePr>
   </w:style>
-  <w:style w:type="table" w:styleId="1568">
+  <w:style w:type="table" w:styleId="1558">
     <w:name w:val="Bordered - Accent 3"/>
-    <w:basedOn w:val="1633"/>
+    <w:basedOn w:val="1623"/>
     <w:uiPriority w:val="99"/>
     <w:pPr>
       <w:pBdr/>
@@ -68040,9 +69163,9 @@
       </w:tcPr>
     </w:tblStylePr>
   </w:style>
-  <w:style w:type="table" w:styleId="1569">
+  <w:style w:type="table" w:styleId="1559">
     <w:name w:val="Bordered - Accent 4"/>
-    <w:basedOn w:val="1633"/>
+    <w:basedOn w:val="1623"/>
     <w:uiPriority w:val="99"/>
     <w:pPr>
       <w:pBdr/>
@@ -68271,9 +69394,9 @@
       </w:tcPr>
     </w:tblStylePr>
   </w:style>
-  <w:style w:type="table" w:styleId="1570">
+  <w:style w:type="table" w:styleId="1560">
     <w:name w:val="Bordered - Accent 5"/>
-    <w:basedOn w:val="1633"/>
+    <w:basedOn w:val="1623"/>
     <w:uiPriority w:val="99"/>
     <w:pPr>
       <w:pBdr/>
@@ -68502,9 +69625,9 @@
       </w:tcPr>
     </w:tblStylePr>
   </w:style>
-  <w:style w:type="table" w:styleId="1571">
+  <w:style w:type="table" w:styleId="1561">
     <w:name w:val="Bordered - Accent 6"/>
-    <w:basedOn w:val="1633"/>
+    <w:basedOn w:val="1623"/>
     <w:uiPriority w:val="99"/>
     <w:pPr>
       <w:pBdr/>
@@ -68733,11 +69856,11 @@
       </w:tcPr>
     </w:tblStylePr>
   </w:style>
-  <w:style w:type="paragraph" w:styleId="1572">
+  <w:style w:type="paragraph" w:styleId="1562">
     <w:name w:val="Heading 1"/>
-    <w:basedOn w:val="1631"/>
-    <w:next w:val="1631"/>
-    <w:link w:val="1581"/>
+    <w:basedOn w:val="1621"/>
+    <w:next w:val="1621"/>
+    <w:link w:val="1571"/>
     <w:uiPriority w:val="9"/>
     <w:qFormat/>
     <w:pPr>
@@ -68755,11 +69878,11 @@
       <w:szCs w:val="40"/>
     </w:rPr>
   </w:style>
-  <w:style w:type="paragraph" w:styleId="1573">
+  <w:style w:type="paragraph" w:styleId="1563">
     <w:name w:val="Heading 2"/>
-    <w:basedOn w:val="1631"/>
-    <w:next w:val="1631"/>
-    <w:link w:val="1582"/>
+    <w:basedOn w:val="1621"/>
+    <w:next w:val="1621"/>
+    <w:link w:val="1572"/>
     <w:uiPriority w:val="9"/>
     <w:unhideWhenUsed/>
     <w:qFormat/>
@@ -68778,11 +69901,11 @@
       <w:szCs w:val="32"/>
     </w:rPr>
   </w:style>
-  <w:style w:type="paragraph" w:styleId="1574">
+  <w:style w:type="paragraph" w:styleId="1564">
     <w:name w:val="Heading 3"/>
-    <w:basedOn w:val="1631"/>
-    <w:next w:val="1631"/>
-    <w:link w:val="1583"/>
+    <w:basedOn w:val="1621"/>
+    <w:next w:val="1621"/>
+    <w:link w:val="1573"/>
     <w:uiPriority w:val="9"/>
     <w:unhideWhenUsed/>
     <w:qFormat/>
@@ -68801,11 +69924,11 @@
       <w:szCs w:val="28"/>
     </w:rPr>
   </w:style>
-  <w:style w:type="paragraph" w:styleId="1575">
+  <w:style w:type="paragraph" w:styleId="1565">
     <w:name w:val="Heading 4"/>
-    <w:basedOn w:val="1631"/>
-    <w:next w:val="1631"/>
-    <w:link w:val="1584"/>
+    <w:basedOn w:val="1621"/>
+    <w:next w:val="1621"/>
+    <w:link w:val="1574"/>
     <w:uiPriority w:val="9"/>
     <w:unhideWhenUsed/>
     <w:qFormat/>
@@ -68824,11 +69947,11 @@
       <w:color w:val="0f4761" w:themeColor="accent1" w:themeShade="BF"/>
     </w:rPr>
   </w:style>
-  <w:style w:type="paragraph" w:styleId="1576">
+  <w:style w:type="paragraph" w:styleId="1566">
     <w:name w:val="Heading 5"/>
-    <w:basedOn w:val="1631"/>
-    <w:next w:val="1631"/>
-    <w:link w:val="1585"/>
+    <w:basedOn w:val="1621"/>
+    <w:next w:val="1621"/>
+    <w:link w:val="1575"/>
     <w:uiPriority w:val="9"/>
     <w:unhideWhenUsed/>
     <w:qFormat/>
@@ -68845,11 +69968,11 @@
       <w:color w:val="0f4761" w:themeColor="accent1" w:themeShade="BF"/>
     </w:rPr>
   </w:style>
-  <w:style w:type="paragraph" w:styleId="1577">
+  <w:style w:type="paragraph" w:styleId="1567">
     <w:name w:val="Heading 6"/>
-    <w:basedOn w:val="1631"/>
-    <w:next w:val="1631"/>
-    <w:link w:val="1586"/>
+    <w:basedOn w:val="1621"/>
+    <w:next w:val="1621"/>
+    <w:link w:val="1576"/>
     <w:uiPriority w:val="9"/>
     <w:unhideWhenUsed/>
     <w:qFormat/>
@@ -68868,11 +69991,11 @@
       <w:color w:val="595959" w:themeColor="text1" w:themeTint="A6"/>
     </w:rPr>
   </w:style>
-  <w:style w:type="paragraph" w:styleId="1578">
+  <w:style w:type="paragraph" w:styleId="1568">
     <w:name w:val="Heading 7"/>
-    <w:basedOn w:val="1631"/>
-    <w:next w:val="1631"/>
-    <w:link w:val="1587"/>
+    <w:basedOn w:val="1621"/>
+    <w:next w:val="1621"/>
+    <w:link w:val="1577"/>
     <w:uiPriority w:val="9"/>
     <w:unhideWhenUsed/>
     <w:qFormat/>
@@ -68889,11 +70012,11 @@
       <w:color w:val="595959" w:themeColor="text1" w:themeTint="A6"/>
     </w:rPr>
   </w:style>
-  <w:style w:type="paragraph" w:styleId="1579">
+  <w:style w:type="paragraph" w:styleId="1569">
     <w:name w:val="Heading 8"/>
-    <w:basedOn w:val="1631"/>
-    <w:next w:val="1631"/>
-    <w:link w:val="1588"/>
+    <w:basedOn w:val="1621"/>
+    <w:next w:val="1621"/>
+    <w:link w:val="1578"/>
     <w:uiPriority w:val="9"/>
     <w:unhideWhenUsed/>
     <w:qFormat/>
@@ -68912,11 +70035,11 @@
       <w:color w:val="272727" w:themeColor="text1" w:themeTint="D8"/>
     </w:rPr>
   </w:style>
-  <w:style w:type="paragraph" w:styleId="1580">
+  <w:style w:type="paragraph" w:styleId="1570">
     <w:name w:val="Heading 9"/>
-    <w:basedOn w:val="1631"/>
-    <w:next w:val="1631"/>
-    <w:link w:val="1589"/>
+    <w:basedOn w:val="1621"/>
+    <w:next w:val="1621"/>
+    <w:link w:val="1579"/>
     <w:uiPriority w:val="9"/>
     <w:unhideWhenUsed/>
     <w:qFormat/>
@@ -68935,10 +70058,10 @@
       <w:color w:val="272727" w:themeColor="text1" w:themeTint="D8"/>
     </w:rPr>
   </w:style>
-  <w:style w:type="character" w:styleId="1581">
+  <w:style w:type="character" w:styleId="1571">
     <w:name w:val="Heading 1 Char"/>
-    <w:basedOn w:val="1632"/>
-    <w:link w:val="1572"/>
+    <w:basedOn w:val="1622"/>
+    <w:link w:val="1562"/>
     <w:uiPriority w:val="9"/>
     <w:pPr>
       <w:pBdr/>
@@ -68952,10 +70075,10 @@
       <w:szCs w:val="40"/>
     </w:rPr>
   </w:style>
-  <w:style w:type="character" w:styleId="1582">
+  <w:style w:type="character" w:styleId="1572">
     <w:name w:val="Heading 2 Char"/>
-    <w:basedOn w:val="1632"/>
-    <w:link w:val="1573"/>
+    <w:basedOn w:val="1622"/>
+    <w:link w:val="1563"/>
     <w:uiPriority w:val="9"/>
     <w:pPr>
       <w:pBdr/>
@@ -68969,10 +70092,10 @@
       <w:szCs w:val="32"/>
     </w:rPr>
   </w:style>
-  <w:style w:type="character" w:styleId="1583">
+  <w:style w:type="character" w:styleId="1573">
     <w:name w:val="Heading 3 Char"/>
-    <w:basedOn w:val="1632"/>
-    <w:link w:val="1574"/>
+    <w:basedOn w:val="1622"/>
+    <w:link w:val="1564"/>
     <w:uiPriority w:val="9"/>
     <w:pPr>
       <w:pBdr/>
@@ -68986,10 +70109,10 @@
       <w:szCs w:val="28"/>
     </w:rPr>
   </w:style>
-  <w:style w:type="character" w:styleId="1584">
+  <w:style w:type="character" w:styleId="1574">
     <w:name w:val="Heading 4 Char"/>
-    <w:basedOn w:val="1632"/>
-    <w:link w:val="1575"/>
+    <w:basedOn w:val="1622"/>
+    <w:link w:val="1565"/>
     <w:uiPriority w:val="9"/>
     <w:pPr>
       <w:pBdr/>
@@ -69003,10 +70126,10 @@
       <w:color w:val="0f4761" w:themeColor="accent1" w:themeShade="BF"/>
     </w:rPr>
   </w:style>
-  <w:style w:type="character" w:styleId="1585">
+  <w:style w:type="character" w:styleId="1575">
     <w:name w:val="Heading 5 Char"/>
-    <w:basedOn w:val="1632"/>
-    <w:link w:val="1576"/>
+    <w:basedOn w:val="1622"/>
+    <w:link w:val="1566"/>
     <w:uiPriority w:val="9"/>
     <w:pPr>
       <w:pBdr/>
@@ -69018,10 +70141,10 @@
       <w:color w:val="0f4761" w:themeColor="accent1" w:themeShade="BF"/>
     </w:rPr>
   </w:style>
-  <w:style w:type="character" w:styleId="1586">
+  <w:style w:type="character" w:styleId="1576">
     <w:name w:val="Heading 6 Char"/>
-    <w:basedOn w:val="1632"/>
-    <w:link w:val="1577"/>
+    <w:basedOn w:val="1622"/>
+    <w:link w:val="1567"/>
     <w:uiPriority w:val="9"/>
     <w:pPr>
       <w:pBdr/>
@@ -69035,10 +70158,10 @@
       <w:color w:val="595959" w:themeColor="text1" w:themeTint="A6"/>
     </w:rPr>
   </w:style>
-  <w:style w:type="character" w:styleId="1587">
+  <w:style w:type="character" w:styleId="1577">
     <w:name w:val="Heading 7 Char"/>
-    <w:basedOn w:val="1632"/>
-    <w:link w:val="1578"/>
+    <w:basedOn w:val="1622"/>
+    <w:link w:val="1568"/>
     <w:uiPriority w:val="9"/>
     <w:pPr>
       <w:pBdr/>
@@ -69050,10 +70173,10 @@
       <w:color w:val="595959" w:themeColor="text1" w:themeTint="A6"/>
     </w:rPr>
   </w:style>
-  <w:style w:type="character" w:styleId="1588">
+  <w:style w:type="character" w:styleId="1578">
     <w:name w:val="Heading 8 Char"/>
-    <w:basedOn w:val="1632"/>
-    <w:link w:val="1579"/>
+    <w:basedOn w:val="1622"/>
+    <w:link w:val="1569"/>
     <w:uiPriority w:val="9"/>
     <w:pPr>
       <w:pBdr/>
@@ -69067,10 +70190,10 @@
       <w:color w:val="272727" w:themeColor="text1" w:themeTint="D8"/>
     </w:rPr>
   </w:style>
-  <w:style w:type="character" w:styleId="1589">
+  <w:style w:type="character" w:styleId="1579">
     <w:name w:val="Heading 9 Char"/>
-    <w:basedOn w:val="1632"/>
-    <w:link w:val="1580"/>
+    <w:basedOn w:val="1622"/>
+    <w:link w:val="1570"/>
     <w:uiPriority w:val="9"/>
     <w:pPr>
       <w:pBdr/>
@@ -69084,11 +70207,11 @@
       <w:color w:val="272727" w:themeColor="text1" w:themeTint="D8"/>
     </w:rPr>
   </w:style>
-  <w:style w:type="paragraph" w:styleId="1590">
+  <w:style w:type="paragraph" w:styleId="1580">
     <w:name w:val="Title"/>
-    <w:basedOn w:val="1631"/>
-    <w:next w:val="1631"/>
-    <w:link w:val="1591"/>
+    <w:basedOn w:val="1621"/>
+    <w:next w:val="1621"/>
+    <w:link w:val="1581"/>
     <w:uiPriority w:val="10"/>
     <w:qFormat/>
     <w:pPr>
@@ -69104,10 +70227,10 @@
       <w:szCs w:val="56"/>
     </w:rPr>
   </w:style>
-  <w:style w:type="character" w:styleId="1591">
+  <w:style w:type="character" w:styleId="1581">
     <w:name w:val="Title Char"/>
-    <w:basedOn w:val="1632"/>
-    <w:link w:val="1590"/>
+    <w:basedOn w:val="1622"/>
+    <w:link w:val="1580"/>
     <w:uiPriority w:val="10"/>
     <w:pPr>
       <w:pBdr/>
@@ -69121,11 +70244,11 @@
       <w:szCs w:val="56"/>
     </w:rPr>
   </w:style>
-  <w:style w:type="paragraph" w:styleId="1592">
+  <w:style w:type="paragraph" w:styleId="1582">
     <w:name w:val="Subtitle"/>
-    <w:basedOn w:val="1631"/>
-    <w:next w:val="1631"/>
-    <w:link w:val="1593"/>
+    <w:basedOn w:val="1621"/>
+    <w:next w:val="1621"/>
+    <w:link w:val="1583"/>
     <w:uiPriority w:val="11"/>
     <w:qFormat/>
     <w:pPr>
@@ -69143,10 +70266,10 @@
       <w:szCs w:val="28"/>
     </w:rPr>
   </w:style>
-  <w:style w:type="character" w:styleId="1593">
+  <w:style w:type="character" w:styleId="1583">
     <w:name w:val="Subtitle Char"/>
-    <w:basedOn w:val="1632"/>
-    <w:link w:val="1592"/>
+    <w:basedOn w:val="1622"/>
+    <w:link w:val="1582"/>
     <w:uiPriority w:val="11"/>
     <w:pPr>
       <w:pBdr/>
@@ -69160,11 +70283,11 @@
       <w:szCs w:val="28"/>
     </w:rPr>
   </w:style>
-  <w:style w:type="paragraph" w:styleId="1594">
+  <w:style w:type="paragraph" w:styleId="1584">
     <w:name w:val="Quote"/>
-    <w:basedOn w:val="1631"/>
-    <w:next w:val="1631"/>
-    <w:link w:val="1595"/>
+    <w:basedOn w:val="1621"/>
+    <w:next w:val="1621"/>
+    <w:link w:val="1585"/>
     <w:uiPriority w:val="29"/>
     <w:qFormat/>
     <w:pPr>
@@ -69179,10 +70302,10 @@
       <w:color w:val="404040" w:themeColor="text1" w:themeTint="BF"/>
     </w:rPr>
   </w:style>
-  <w:style w:type="character" w:styleId="1595">
+  <w:style w:type="character" w:styleId="1585">
     <w:name w:val="Quote Char"/>
-    <w:basedOn w:val="1632"/>
-    <w:link w:val="1594"/>
+    <w:basedOn w:val="1622"/>
+    <w:link w:val="1584"/>
     <w:uiPriority w:val="29"/>
     <w:pPr>
       <w:pBdr/>
@@ -69195,9 +70318,9 @@
       <w:color w:val="404040" w:themeColor="text1" w:themeTint="BF"/>
     </w:rPr>
   </w:style>
-  <w:style w:type="paragraph" w:styleId="1596">
+  <w:style w:type="paragraph" w:styleId="1586">
     <w:name w:val="List Paragraph"/>
-    <w:basedOn w:val="1631"/>
+    <w:basedOn w:val="1621"/>
     <w:uiPriority w:val="34"/>
     <w:qFormat/>
     <w:pPr>
@@ -69207,9 +70330,9 @@
       <w:contextualSpacing w:val="true"/>
     </w:pPr>
   </w:style>
-  <w:style w:type="character" w:styleId="1597">
+  <w:style w:type="character" w:styleId="1587">
     <w:name w:val="Intense Emphasis"/>
-    <w:basedOn w:val="1632"/>
+    <w:basedOn w:val="1622"/>
     <w:uiPriority w:val="21"/>
     <w:qFormat/>
     <w:pPr>
@@ -69223,11 +70346,11 @@
       <w:color w:val="0f4761" w:themeColor="accent1" w:themeShade="BF"/>
     </w:rPr>
   </w:style>
-  <w:style w:type="paragraph" w:styleId="1598">
+  <w:style w:type="paragraph" w:styleId="1588">
     <w:name w:val="Intense Quote"/>
-    <w:basedOn w:val="1631"/>
-    <w:next w:val="1631"/>
-    <w:link w:val="1599"/>
+    <w:basedOn w:val="1621"/>
+    <w:next w:val="1621"/>
+    <w:link w:val="1589"/>
     <w:uiPriority w:val="30"/>
     <w:qFormat/>
     <w:pPr>
@@ -69245,10 +70368,10 @@
       <w:color w:val="0f4761" w:themeColor="accent1" w:themeShade="BF"/>
     </w:rPr>
   </w:style>
-  <w:style w:type="character" w:styleId="1599">
+  <w:style w:type="character" w:styleId="1589">
     <w:name w:val="Intense Quote Char"/>
-    <w:basedOn w:val="1632"/>
-    <w:link w:val="1598"/>
+    <w:basedOn w:val="1622"/>
+    <w:link w:val="1588"/>
     <w:uiPriority w:val="30"/>
     <w:pPr>
       <w:pBdr/>
@@ -69261,9 +70384,9 @@
       <w:color w:val="0f4761" w:themeColor="accent1" w:themeShade="BF"/>
     </w:rPr>
   </w:style>
-  <w:style w:type="character" w:styleId="1600">
+  <w:style w:type="character" w:styleId="1590">
     <w:name w:val="Intense Reference"/>
-    <w:basedOn w:val="1632"/>
+    <w:basedOn w:val="1622"/>
     <w:uiPriority w:val="32"/>
     <w:qFormat/>
     <w:pPr>
@@ -69279,9 +70402,9 @@
       <w:spacing w:val="5"/>
     </w:rPr>
   </w:style>
-  <w:style w:type="paragraph" w:styleId="1601">
+  <w:style w:type="paragraph" w:styleId="1591">
     <w:name w:val="No Spacing"/>
-    <w:basedOn w:val="1631"/>
+    <w:basedOn w:val="1621"/>
     <w:uiPriority w:val="1"/>
     <w:qFormat/>
     <w:pPr>
@@ -69290,9 +70413,9 @@
       <w:ind/>
     </w:pPr>
   </w:style>
-  <w:style w:type="character" w:styleId="1602">
+  <w:style w:type="character" w:styleId="1592">
     <w:name w:val="Subtle Emphasis"/>
-    <w:basedOn w:val="1632"/>
+    <w:basedOn w:val="1622"/>
     <w:uiPriority w:val="19"/>
     <w:qFormat/>
     <w:pPr>
@@ -69306,9 +70429,9 @@
       <w:color w:val="404040" w:themeColor="text1" w:themeTint="BF"/>
     </w:rPr>
   </w:style>
-  <w:style w:type="character" w:styleId="1603">
+  <w:style w:type="character" w:styleId="1593">
     <w:name w:val="Emphasis"/>
-    <w:basedOn w:val="1632"/>
+    <w:basedOn w:val="1622"/>
     <w:uiPriority w:val="20"/>
     <w:qFormat/>
     <w:pPr>
@@ -69321,9 +70444,9 @@
       <w:iCs/>
     </w:rPr>
   </w:style>
-  <w:style w:type="character" w:styleId="1604">
+  <w:style w:type="character" w:styleId="1594">
     <w:name w:val="Strong"/>
-    <w:basedOn w:val="1632"/>
+    <w:basedOn w:val="1622"/>
     <w:uiPriority w:val="22"/>
     <w:qFormat/>
     <w:pPr>
@@ -69336,9 +70459,9 @@
       <w:bCs/>
     </w:rPr>
   </w:style>
-  <w:style w:type="character" w:styleId="1605">
+  <w:style w:type="character" w:styleId="1595">
     <w:name w:val="Subtle Reference"/>
-    <w:basedOn w:val="1632"/>
+    <w:basedOn w:val="1622"/>
     <w:uiPriority w:val="31"/>
     <w:qFormat/>
     <w:pPr>
@@ -69351,9 +70474,9 @@
       <w:color w:val="5a5a5a" w:themeColor="text1" w:themeTint="A5"/>
     </w:rPr>
   </w:style>
-  <w:style w:type="character" w:styleId="1606">
+  <w:style w:type="character" w:styleId="1596">
     <w:name w:val="Book Title"/>
-    <w:basedOn w:val="1632"/>
+    <w:basedOn w:val="1622"/>
     <w:uiPriority w:val="33"/>
     <w:qFormat/>
     <w:pPr>
@@ -69369,10 +70492,10 @@
       <w:spacing w:val="5"/>
     </w:rPr>
   </w:style>
-  <w:style w:type="paragraph" w:styleId="1607">
+  <w:style w:type="paragraph" w:styleId="1597">
     <w:name w:val="Header"/>
-    <w:basedOn w:val="1631"/>
-    <w:link w:val="1608"/>
+    <w:basedOn w:val="1621"/>
+    <w:link w:val="1598"/>
     <w:uiPriority w:val="99"/>
     <w:unhideWhenUsed/>
     <w:pPr>
@@ -69385,10 +70508,10 @@
       <w:ind/>
     </w:pPr>
   </w:style>
-  <w:style w:type="character" w:styleId="1608">
+  <w:style w:type="character" w:styleId="1598">
     <w:name w:val="Header Char"/>
-    <w:basedOn w:val="1632"/>
-    <w:link w:val="1607"/>
+    <w:basedOn w:val="1622"/>
+    <w:link w:val="1597"/>
     <w:uiPriority w:val="99"/>
     <w:pPr>
       <w:pBdr/>
@@ -69396,10 +70519,10 @@
       <w:ind/>
     </w:pPr>
   </w:style>
-  <w:style w:type="paragraph" w:styleId="1609">
+  <w:style w:type="paragraph" w:styleId="1599">
     <w:name w:val="Footer"/>
-    <w:basedOn w:val="1631"/>
-    <w:link w:val="1610"/>
+    <w:basedOn w:val="1621"/>
+    <w:link w:val="1600"/>
     <w:uiPriority w:val="99"/>
     <w:unhideWhenUsed/>
     <w:pPr>
@@ -69412,10 +70535,10 @@
       <w:ind/>
     </w:pPr>
   </w:style>
-  <w:style w:type="character" w:styleId="1610">
+  <w:style w:type="character" w:styleId="1600">
     <w:name w:val="Footer Char"/>
-    <w:basedOn w:val="1632"/>
-    <w:link w:val="1609"/>
+    <w:basedOn w:val="1622"/>
+    <w:link w:val="1599"/>
     <w:uiPriority w:val="99"/>
     <w:pPr>
       <w:pBdr/>
@@ -69423,10 +70546,10 @@
       <w:ind/>
     </w:pPr>
   </w:style>
-  <w:style w:type="paragraph" w:styleId="1611">
+  <w:style w:type="paragraph" w:styleId="1601">
     <w:name w:val="Caption"/>
-    <w:basedOn w:val="1631"/>
-    <w:next w:val="1631"/>
+    <w:basedOn w:val="1621"/>
+    <w:next w:val="1621"/>
     <w:uiPriority w:val="35"/>
     <w:unhideWhenUsed/>
     <w:qFormat/>
@@ -69443,10 +70566,10 @@
       <w:szCs w:val="18"/>
     </w:rPr>
   </w:style>
-  <w:style w:type="paragraph" w:styleId="1612">
+  <w:style w:type="paragraph" w:styleId="1602">
     <w:name w:val="footnote text"/>
-    <w:basedOn w:val="1631"/>
-    <w:link w:val="1613"/>
+    <w:basedOn w:val="1621"/>
+    <w:link w:val="1603"/>
     <w:uiPriority w:val="99"/>
     <w:semiHidden/>
     <w:unhideWhenUsed/>
@@ -69460,10 +70583,10 @@
       <w:szCs w:val="20"/>
     </w:rPr>
   </w:style>
-  <w:style w:type="character" w:styleId="1613">
+  <w:style w:type="character" w:styleId="1603">
     <w:name w:val="Footnote Text Char"/>
-    <w:basedOn w:val="1632"/>
-    <w:link w:val="1612"/>
+    <w:basedOn w:val="1622"/>
+    <w:link w:val="1602"/>
     <w:uiPriority w:val="99"/>
     <w:semiHidden/>
     <w:pPr>
@@ -69476,9 +70599,9 @@
       <w:szCs w:val="20"/>
     </w:rPr>
   </w:style>
-  <w:style w:type="character" w:styleId="1614">
+  <w:style w:type="character" w:styleId="1604">
     <w:name w:val="footnote reference"/>
-    <w:basedOn w:val="1632"/>
+    <w:basedOn w:val="1622"/>
     <w:uiPriority w:val="99"/>
     <w:semiHidden/>
     <w:unhideWhenUsed/>
@@ -69491,10 +70614,10 @@
       <w:vertAlign w:val="superscript"/>
     </w:rPr>
   </w:style>
-  <w:style w:type="paragraph" w:styleId="1615">
+  <w:style w:type="paragraph" w:styleId="1605">
     <w:name w:val="endnote text"/>
-    <w:basedOn w:val="1631"/>
-    <w:link w:val="1616"/>
+    <w:basedOn w:val="1621"/>
+    <w:link w:val="1606"/>
     <w:uiPriority w:val="99"/>
     <w:semiHidden/>
     <w:unhideWhenUsed/>
@@ -69508,10 +70631,10 @@
       <w:szCs w:val="20"/>
     </w:rPr>
   </w:style>
-  <w:style w:type="character" w:styleId="1616">
+  <w:style w:type="character" w:styleId="1606">
     <w:name w:val="Endnote Text Char"/>
-    <w:basedOn w:val="1632"/>
-    <w:link w:val="1615"/>
+    <w:basedOn w:val="1622"/>
+    <w:link w:val="1605"/>
     <w:uiPriority w:val="99"/>
     <w:semiHidden/>
     <w:pPr>
@@ -69524,9 +70647,9 @@
       <w:szCs w:val="20"/>
     </w:rPr>
   </w:style>
-  <w:style w:type="character" w:styleId="1617">
+  <w:style w:type="character" w:styleId="1607">
     <w:name w:val="endnote reference"/>
-    <w:basedOn w:val="1632"/>
+    <w:basedOn w:val="1622"/>
     <w:uiPriority w:val="99"/>
     <w:semiHidden/>
     <w:unhideWhenUsed/>
@@ -69539,9 +70662,9 @@
       <w:vertAlign w:val="superscript"/>
     </w:rPr>
   </w:style>
-  <w:style w:type="character" w:styleId="1618">
+  <w:style w:type="character" w:styleId="1608">
     <w:name w:val="Hyperlink"/>
-    <w:basedOn w:val="1632"/>
+    <w:basedOn w:val="1622"/>
     <w:uiPriority w:val="99"/>
     <w:unhideWhenUsed/>
     <w:pPr>
@@ -69554,9 +70677,9 @@
       <w:u w:val="single"/>
     </w:rPr>
   </w:style>
-  <w:style w:type="character" w:styleId="1619">
+  <w:style w:type="character" w:styleId="1609">
     <w:name w:val="FollowedHyperlink"/>
-    <w:basedOn w:val="1632"/>
+    <w:basedOn w:val="1622"/>
     <w:uiPriority w:val="99"/>
     <w:semiHidden/>
     <w:unhideWhenUsed/>
@@ -69570,10 +70693,10 @@
       <w:u w:val="single"/>
     </w:rPr>
   </w:style>
-  <w:style w:type="paragraph" w:styleId="1620">
+  <w:style w:type="paragraph" w:styleId="1610">
     <w:name w:val="toc 1"/>
-    <w:basedOn w:val="1631"/>
-    <w:next w:val="1631"/>
+    <w:basedOn w:val="1621"/>
+    <w:next w:val="1621"/>
     <w:uiPriority w:val="39"/>
     <w:unhideWhenUsed/>
     <w:pPr>
@@ -69582,10 +70705,10 @@
       <w:ind/>
     </w:pPr>
   </w:style>
-  <w:style w:type="paragraph" w:styleId="1621">
+  <w:style w:type="paragraph" w:styleId="1611">
     <w:name w:val="toc 2"/>
-    <w:basedOn w:val="1631"/>
-    <w:next w:val="1631"/>
+    <w:basedOn w:val="1621"/>
+    <w:next w:val="1621"/>
     <w:uiPriority w:val="39"/>
     <w:unhideWhenUsed/>
     <w:pPr>
@@ -69594,10 +70717,10 @@
       <w:ind w:left="220"/>
     </w:pPr>
   </w:style>
-  <w:style w:type="paragraph" w:styleId="1622">
+  <w:style w:type="paragraph" w:styleId="1612">
     <w:name w:val="toc 3"/>
-    <w:basedOn w:val="1631"/>
-    <w:next w:val="1631"/>
+    <w:basedOn w:val="1621"/>
+    <w:next w:val="1621"/>
     <w:uiPriority w:val="39"/>
     <w:unhideWhenUsed/>
     <w:pPr>
@@ -69606,10 +70729,10 @@
       <w:ind w:left="440"/>
     </w:pPr>
   </w:style>
-  <w:style w:type="paragraph" w:styleId="1623">
+  <w:style w:type="paragraph" w:styleId="1613">
     <w:name w:val="toc 4"/>
-    <w:basedOn w:val="1631"/>
-    <w:next w:val="1631"/>
+    <w:basedOn w:val="1621"/>
+    <w:next w:val="1621"/>
     <w:uiPriority w:val="39"/>
     <w:unhideWhenUsed/>
     <w:pPr>
@@ -69618,10 +70741,10 @@
       <w:ind w:left="660"/>
     </w:pPr>
   </w:style>
-  <w:style w:type="paragraph" w:styleId="1624">
+  <w:style w:type="paragraph" w:styleId="1614">
     <w:name w:val="toc 5"/>
-    <w:basedOn w:val="1631"/>
-    <w:next w:val="1631"/>
+    <w:basedOn w:val="1621"/>
+    <w:next w:val="1621"/>
     <w:uiPriority w:val="39"/>
     <w:unhideWhenUsed/>
     <w:pPr>
@@ -69630,10 +70753,10 @@
       <w:ind w:left="880"/>
     </w:pPr>
   </w:style>
-  <w:style w:type="paragraph" w:styleId="1625">
+  <w:style w:type="paragraph" w:styleId="1615">
     <w:name w:val="toc 6"/>
-    <w:basedOn w:val="1631"/>
-    <w:next w:val="1631"/>
+    <w:basedOn w:val="1621"/>
+    <w:next w:val="1621"/>
     <w:uiPriority w:val="39"/>
     <w:unhideWhenUsed/>
     <w:pPr>
@@ -69642,10 +70765,10 @@
       <w:ind w:left="1100"/>
     </w:pPr>
   </w:style>
-  <w:style w:type="paragraph" w:styleId="1626">
+  <w:style w:type="paragraph" w:styleId="1616">
     <w:name w:val="toc 7"/>
-    <w:basedOn w:val="1631"/>
-    <w:next w:val="1631"/>
+    <w:basedOn w:val="1621"/>
+    <w:next w:val="1621"/>
     <w:uiPriority w:val="39"/>
     <w:unhideWhenUsed/>
     <w:pPr>
@@ -69654,10 +70777,10 @@
       <w:ind w:left="1320"/>
     </w:pPr>
   </w:style>
-  <w:style w:type="paragraph" w:styleId="1627">
+  <w:style w:type="paragraph" w:styleId="1617">
     <w:name w:val="toc 8"/>
-    <w:basedOn w:val="1631"/>
-    <w:next w:val="1631"/>
+    <w:basedOn w:val="1621"/>
+    <w:next w:val="1621"/>
     <w:uiPriority w:val="39"/>
     <w:unhideWhenUsed/>
     <w:pPr>
@@ -69666,10 +70789,10 @@
       <w:ind w:left="1540"/>
     </w:pPr>
   </w:style>
-  <w:style w:type="paragraph" w:styleId="1628">
+  <w:style w:type="paragraph" w:styleId="1618">
     <w:name w:val="toc 9"/>
-    <w:basedOn w:val="1631"/>
-    <w:next w:val="1631"/>
+    <w:basedOn w:val="1621"/>
+    <w:next w:val="1621"/>
     <w:uiPriority w:val="39"/>
     <w:unhideWhenUsed/>
     <w:pPr>
@@ -69678,7 +70801,7 @@
       <w:ind w:left="1760"/>
     </w:pPr>
   </w:style>
-  <w:style w:type="paragraph" w:styleId="1629">
+  <w:style w:type="paragraph" w:styleId="1619">
     <w:name w:val="TOC Heading"/>
     <w:uiPriority w:val="39"/>
     <w:unhideWhenUsed/>
@@ -69688,10 +70811,10 @@
       <w:ind/>
     </w:pPr>
   </w:style>
-  <w:style w:type="paragraph" w:styleId="1630">
+  <w:style w:type="paragraph" w:styleId="1620">
     <w:name w:val="table of figures"/>
-    <w:basedOn w:val="1631"/>
-    <w:next w:val="1631"/>
+    <w:basedOn w:val="1621"/>
+    <w:next w:val="1621"/>
     <w:uiPriority w:val="99"/>
     <w:unhideWhenUsed/>
     <w:pPr>
@@ -69700,7 +70823,7 @@
       <w:ind/>
     </w:pPr>
   </w:style>
-  <w:style w:type="paragraph" w:styleId="1631" w:default="1">
+  <w:style w:type="paragraph" w:styleId="1621" w:default="1">
     <w:name w:val="Normal"/>
     <w:qFormat/>
     <w:pPr>
@@ -69709,7 +70832,7 @@
       <w:ind/>
     </w:pPr>
   </w:style>
-  <w:style w:type="character" w:styleId="1632" w:default="1">
+  <w:style w:type="character" w:styleId="1622" w:default="1">
     <w:name w:val="Default Paragraph Font"/>
     <w:uiPriority w:val="1"/>
     <w:semiHidden/>
@@ -69720,7 +70843,7 @@
       <w:ind/>
     </w:pPr>
   </w:style>
-  <w:style w:type="table" w:styleId="1633" w:default="1">
+  <w:style w:type="table" w:styleId="1623" w:default="1">
     <w:name w:val="Normal Table"/>
     <w:uiPriority w:val="99"/>
     <w:semiHidden/>
@@ -69913,7 +71036,7 @@
       </w:tcPr>
     </w:tblStylePr>
   </w:style>
-  <w:style w:type="numbering" w:styleId="1634" w:default="1">
+  <w:style w:type="numbering" w:styleId="1624" w:default="1">
     <w:name w:val="No List"/>
     <w:uiPriority w:val="99"/>
     <w:semiHidden/>
@@ -69924,9 +71047,9 @@
       <w:ind/>
     </w:pPr>
   </w:style>
-  <w:style w:type="character" w:styleId="1635">
+  <w:style w:type="character" w:styleId="1625">
     <w:name w:val="Placeholder Text"/>
-    <w:basedOn w:val="1632"/>
+    <w:basedOn w:val="1622"/>
     <w:uiPriority w:val="99"/>
     <w:semiHidden/>
     <w:pPr>
@@ -69938,7 +71061,7 @@
       <w:color w:val="808080"/>
     </w:rPr>
   </w:style>
-  <w:style w:type="paragraph" w:styleId="1636" w:customStyle="1">
+  <w:style w:type="paragraph" w:styleId="1626" w:customStyle="1">
     <w:name w:val="2FF252604C5D4915B999E089D5A133C6"/>
     <w:pPr>
       <w:pBdr/>
@@ -69952,7 +71075,7 @@
       <w14:ligatures w14:val="none"/>
     </w:rPr>
   </w:style>
-  <w:style w:type="paragraph" w:styleId="1637" w:customStyle="1">
+  <w:style w:type="paragraph" w:styleId="1627" w:customStyle="1">
     <w:name w:val="01C0F4CA251B49B7BED6DA115772F8421"/>
     <w:pPr>
       <w:pBdr/>
@@ -69966,7 +71089,7 @@
       <w14:ligatures w14:val="none"/>
     </w:rPr>
   </w:style>
-  <w:style w:type="paragraph" w:styleId="1638" w:customStyle="1">
+  <w:style w:type="paragraph" w:styleId="1628" w:customStyle="1">
     <w:name w:val="82C87999A27B40B99F46D5DFD7C8CA501"/>
     <w:pPr>
       <w:pBdr/>
@@ -69980,7 +71103,7 @@
       <w14:ligatures w14:val="none"/>
     </w:rPr>
   </w:style>
-  <w:style w:type="paragraph" w:styleId="1639" w:customStyle="1">
+  <w:style w:type="paragraph" w:styleId="1629" w:customStyle="1">
     <w:name w:val="E274F68663FA494DB61654881F0F150D1"/>
     <w:pPr>
       <w:pBdr/>
@@ -69994,7 +71117,7 @@
       <w14:ligatures w14:val="none"/>
     </w:rPr>
   </w:style>
-  <w:style w:type="paragraph" w:styleId="1640" w:customStyle="1">
+  <w:style w:type="paragraph" w:styleId="1630" w:customStyle="1">
     <w:name w:val="E4950A3565384CEEACFD7D264EA6B81B"/>
     <w:pPr>
       <w:pBdr/>
@@ -70007,7 +71130,7 @@
       <w:lang w:val="en-US" w:eastAsia="en-US"/>
     </w:rPr>
   </w:style>
-  <w:style w:type="paragraph" w:styleId="1641" w:customStyle="1">
+  <w:style w:type="paragraph" w:styleId="1631" w:customStyle="1">
     <w:name w:val="754095EAFBE64AC1B2F19A33A9013E80"/>
     <w:pPr>
       <w:pBdr/>
